--- a/Project_template.docx
+++ b/Project_template.docx
@@ -207,7 +207,7 @@
         <mc:AlternateContent>
           <mc:Choice Requires="wpi">
             <w:drawing>
-              <wp:anchor distT="0" distB="0" distL="114300" distR="114300" simplePos="0" relativeHeight="251660288" behindDoc="0" locked="0" layoutInCell="1" allowOverlap="1" wp14:anchorId="4E67C96F" wp14:editId="7EA77E03">
+              <wp:anchor distT="0" distB="0" distL="114300" distR="114300" simplePos="0" relativeHeight="251641856" behindDoc="0" locked="0" layoutInCell="1" allowOverlap="1" wp14:anchorId="4E67C96F" wp14:editId="52FED387">
                 <wp:simplePos x="0" y="0"/>
                 <wp:positionH relativeFrom="column">
                   <wp:posOffset>1657985</wp:posOffset>
@@ -224,7 +224,7 @@
                 </wp:cNvGraphicFramePr>
                 <a:graphic xmlns:a="http://schemas.openxmlformats.org/drawingml/2006/main">
                   <a:graphicData uri="http://schemas.microsoft.com/office/word/2010/wordprocessingInk">
-                    <w14:contentPart bwMode="auto" r:id="rId8">
+                    <w14:contentPart bwMode="auto" r:id="rId9">
                       <w14:nvContentPartPr>
                         <w14:cNvContentPartPr>
                           <a14:cpLocks xmlns:a14="http://schemas.microsoft.com/office/drawing/2010/main" noRot="1" noChangeAspect="1" noEditPoints="1" noChangeArrowheads="1" noChangeShapeType="1"/>
@@ -246,33 +246,6 @@
               </wp:anchor>
             </w:drawing>
           </mc:Choice>
-          <mc:Fallback>
-            <w:pict>
-              <v:shapetype w14:anchorId="54E3CB15" id="_x0000_t75" coordsize="21600,21600" o:spt="75" o:preferrelative="t" path="m@4@5l@4@11@9@11@9@5xe" filled="f" stroked="f">
-                <v:stroke joinstyle="miter"/>
-                <v:formulas>
-                  <v:f eqn="if lineDrawn pixelLineWidth 0"/>
-                  <v:f eqn="sum @0 1 0"/>
-                  <v:f eqn="sum 0 0 @1"/>
-                  <v:f eqn="prod @2 1 2"/>
-                  <v:f eqn="prod @3 21600 pixelWidth"/>
-                  <v:f eqn="prod @3 21600 pixelHeight"/>
-                  <v:f eqn="sum @0 0 1"/>
-                  <v:f eqn="prod @6 1 2"/>
-                  <v:f eqn="prod @7 21600 pixelWidth"/>
-                  <v:f eqn="sum @8 21600 0"/>
-                  <v:f eqn="prod @7 21600 pixelHeight"/>
-                  <v:f eqn="sum @10 21600 0"/>
-                </v:formulas>
-                <v:path o:extrusionok="f" gradientshapeok="t" o:connecttype="rect"/>
-                <o:lock v:ext="edit" aspectratio="t"/>
-              </v:shapetype>
-              <v:shape id="Ink 12" o:spid="_x0000_s1026" type="#_x0000_t75" style="position:absolute;margin-left:130.55pt;margin-top:-4.05pt;width:28.3pt;height:33.15pt;z-index:251660288;visibility:visible;mso-wrap-style:square;mso-width-percent:0;mso-height-percent:0;mso-wrap-distance-left:9pt;mso-wrap-distance-top:0;mso-wrap-distance-right:9pt;mso-wrap-distance-bottom:0;mso-position-horizontal:absolute;mso-position-horizontal-relative:text;mso-position-vertical:absolute;mso-position-vertical-relative:text;mso-width-percent:0;mso-height-percent:0;mso-width-relative:page;mso-height-relative:page" o:gfxdata="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">
-                <v:imagedata r:id="rId9" o:title=""/>
-                <o:lock v:ext="edit" rotation="t" verticies="t" shapetype="t"/>
-              </v:shape>
-            </w:pict>
-          </mc:Fallback>
         </mc:AlternateContent>
       </w:r>
     </w:p>
@@ -1481,7 +1454,21 @@
         <w:rPr>
           <w:rFonts w:eastAsia="Times New Roman"/>
         </w:rPr>
-        <w:t>, and top-level board interface. By completing the project in stages, the design process reinforced how individual digital system components work together to form a functioning processor. The final processor was verified through ModelSim simulations and then tested on the DE10 board using manual clock stepping, synchronous reset, switch-controlled debug output, and seven-segment displays.</w:t>
+        <w:t xml:space="preserve">, and top-level board interface. By completing the project in stages, the design process reinforced how individual digital system components work together to form a functioning processor. The final processor was verified through </w:t>
+      </w:r>
+      <w:proofErr w:type="spellStart"/>
+      <w:r>
+        <w:rPr>
+          <w:rFonts w:eastAsia="Times New Roman"/>
+        </w:rPr>
+        <w:t>ModelSim</w:t>
+      </w:r>
+      <w:proofErr w:type="spellEnd"/>
+      <w:r>
+        <w:rPr>
+          <w:rFonts w:eastAsia="Times New Roman"/>
+        </w:rPr>
+        <w:t xml:space="preserve"> simulations and then tested on the DE10 board using manual clock stepping, synchronous reset, switch-controlled debug output, and seven-segment displays.</w:t>
       </w:r>
     </w:p>
     <w:p>
@@ -1747,7 +1734,7 @@
         <mc:AlternateContent>
           <mc:Choice Requires="wps">
             <w:drawing>
-              <wp:anchor distT="0" distB="0" distL="114300" distR="114300" simplePos="0" relativeHeight="251743232" behindDoc="0" locked="0" layoutInCell="1" allowOverlap="1" wp14:anchorId="5571B245" wp14:editId="0C787E75">
+              <wp:anchor distT="0" distB="0" distL="114300" distR="114300" simplePos="0" relativeHeight="251724800" behindDoc="0" locked="0" layoutInCell="1" allowOverlap="1" wp14:anchorId="5571B245" wp14:editId="1505C34E">
                 <wp:simplePos x="0" y="0"/>
                 <wp:positionH relativeFrom="column">
                   <wp:posOffset>1095375</wp:posOffset>
@@ -1809,7 +1796,7 @@
           </mc:Choice>
           <mc:Fallback>
             <w:pict>
-              <v:rect w14:anchorId="4C5C39E4" id="Rectangle 58" o:spid="_x0000_s1026" style="position:absolute;margin-left:86.25pt;margin-top:2.1pt;width:290.25pt;height:81.75pt;z-index:251743232;visibility:visible;mso-wrap-style:square;mso-width-percent:0;mso-height-percent:0;mso-wrap-distance-left:9pt;mso-wrap-distance-top:0;mso-wrap-distance-right:9pt;mso-wrap-distance-bottom:0;mso-position-horizontal:absolute;mso-position-horizontal-relative:text;mso-position-vertical:absolute;mso-position-vertical-relative:text;mso-width-percent:0;mso-height-percent:0;mso-width-relative:margin;mso-height-relative:margin;v-text-anchor:middle" o:gfxdata="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" fillcolor="#ddd [3204]" strokecolor="#6e6e6e [1604]" strokeweight="1pt"/>
+              <v:rect w14:anchorId="159044C1" id="Rectangle 58" o:spid="_x0000_s1026" style="position:absolute;margin-left:86.25pt;margin-top:2.1pt;width:290.25pt;height:81.75pt;z-index:251724800;visibility:visible;mso-wrap-style:square;mso-width-percent:0;mso-height-percent:0;mso-wrap-distance-left:9pt;mso-wrap-distance-top:0;mso-wrap-distance-right:9pt;mso-wrap-distance-bottom:0;mso-position-horizontal:absolute;mso-position-horizontal-relative:text;mso-position-vertical:absolute;mso-position-vertical-relative:text;mso-width-percent:0;mso-height-percent:0;mso-width-relative:margin;mso-height-relative:margin;v-text-anchor:middle" o:gfxdata="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" fillcolor="#ddd [3204]" strokecolor="#6e6e6e [1604]" strokeweight="1pt"/>
             </w:pict>
           </mc:Fallback>
         </mc:AlternateContent>
@@ -1823,7 +1810,7 @@
         <mc:AlternateContent>
           <mc:Choice Requires="wps">
             <w:drawing>
-              <wp:anchor distT="45720" distB="45720" distL="114300" distR="114300" simplePos="0" relativeHeight="251745280" behindDoc="0" locked="0" layoutInCell="1" allowOverlap="1" wp14:anchorId="3C9F592F" wp14:editId="5A4C79A6">
+              <wp:anchor distT="45720" distB="45720" distL="114300" distR="114300" simplePos="0" relativeHeight="251726848" behindDoc="0" locked="0" layoutInCell="1" allowOverlap="1" wp14:anchorId="3C9F592F" wp14:editId="192231F9">
                 <wp:simplePos x="0" y="0"/>
                 <wp:positionH relativeFrom="column">
                   <wp:posOffset>1095375</wp:posOffset>
@@ -1910,7 +1897,7 @@
                 <v:stroke joinstyle="miter"/>
                 <v:path gradientshapeok="t" o:connecttype="rect"/>
               </v:shapetype>
-              <v:shape id="Text Box 2" o:spid="_x0000_s1026" type="#_x0000_t202" style="position:absolute;margin-left:86.25pt;margin-top:2.1pt;width:290.25pt;height:81.75pt;z-index:251745280;visibility:visible;mso-wrap-style:square;mso-width-percent:0;mso-height-percent:0;mso-wrap-distance-left:9pt;mso-wrap-distance-top:3.6pt;mso-wrap-distance-right:9pt;mso-wrap-distance-bottom:3.6pt;mso-position-horizontal:absolute;mso-position-horizontal-relative:text;mso-position-vertical:absolute;mso-position-vertical-relative:text;mso-width-percent:0;mso-height-percent:0;mso-width-relative:margin;mso-height-relative:margin;v-text-anchor:top" o:gfxdata="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">
+              <v:shape id="Text Box 2" o:spid="_x0000_s1026" type="#_x0000_t202" style="position:absolute;margin-left:86.25pt;margin-top:2.1pt;width:290.25pt;height:81.75pt;z-index:251726848;visibility:visible;mso-wrap-style:square;mso-width-percent:0;mso-height-percent:0;mso-wrap-distance-left:9pt;mso-wrap-distance-top:3.6pt;mso-wrap-distance-right:9pt;mso-wrap-distance-bottom:3.6pt;mso-position-horizontal:absolute;mso-position-horizontal-relative:text;mso-position-vertical:absolute;mso-position-vertical-relative:text;mso-width-percent:0;mso-height-percent:0;mso-width-relative:margin;mso-height-relative:margin;v-text-anchor:top" o:gfxdata="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">
                 <v:textbox>
                   <w:txbxContent>
                     <w:p>
@@ -2184,10 +2171,2538 @@
         </w:tabs>
         <w:spacing w:line="360" w:lineRule="auto"/>
         <w:ind w:firstLine="0"/>
-        <w:rPr>
-          <w:rFonts w:ascii="Times New Roman" w:eastAsia="SimSun" w:hAnsi="Times New Roman" w:cs="Times New Roman"/>
-        </w:rPr>
-      </w:pPr>
+        <w:jc w:val="both"/>
+        <w:rPr>
+          <w:rFonts w:ascii="Times New Roman" w:eastAsia="SimSun" w:hAnsi="Times New Roman" w:cs="Times New Roman"/>
+        </w:rPr>
+      </w:pPr>
+    </w:p>
+    <w:p>
+      <w:pPr>
+        <w:tabs>
+          <w:tab w:val="left" w:pos="2979"/>
+        </w:tabs>
+        <w:spacing w:line="360" w:lineRule="auto"/>
+        <w:ind w:firstLine="0"/>
+        <w:rPr>
+          <w:rFonts w:ascii="Times New Roman" w:eastAsia="SimSun" w:hAnsi="Times New Roman" w:cs="Times New Roman"/>
+        </w:rPr>
+      </w:pPr>
+      <w:r>
+        <w:rPr>
+          <w:rFonts w:ascii="Times New Roman" w:eastAsia="SimSun" w:hAnsi="Times New Roman" w:cs="Times New Roman"/>
+          <w:noProof/>
+        </w:rPr>
+        <mc:AlternateContent>
+          <mc:Choice Requires="wpg">
+            <w:drawing>
+              <wp:anchor distT="0" distB="0" distL="114300" distR="114300" simplePos="0" relativeHeight="251839488" behindDoc="0" locked="0" layoutInCell="1" allowOverlap="1" wp14:anchorId="224996B5" wp14:editId="5B7B5EDD">
+                <wp:simplePos x="0" y="0"/>
+                <wp:positionH relativeFrom="column">
+                  <wp:posOffset>273050</wp:posOffset>
+                </wp:positionH>
+                <wp:positionV relativeFrom="paragraph">
+                  <wp:posOffset>41275</wp:posOffset>
+                </wp:positionV>
+                <wp:extent cx="5387340" cy="3590925"/>
+                <wp:effectExtent l="0" t="0" r="0" b="9525"/>
+                <wp:wrapNone/>
+                <wp:docPr id="2060270032" name="Group 83"/>
+                <wp:cNvGraphicFramePr/>
+                <a:graphic xmlns:a="http://schemas.openxmlformats.org/drawingml/2006/main">
+                  <a:graphicData uri="http://schemas.microsoft.com/office/word/2010/wordprocessingGroup">
+                    <wpg:wgp>
+                      <wpg:cNvGrpSpPr/>
+                      <wpg:grpSpPr>
+                        <a:xfrm>
+                          <a:off x="0" y="0"/>
+                          <a:ext cx="5387340" cy="3590925"/>
+                          <a:chOff x="0" y="0"/>
+                          <a:chExt cx="5387340" cy="3590925"/>
+                        </a:xfrm>
+                      </wpg:grpSpPr>
+                      <wpg:grpSp>
+                        <wpg:cNvPr id="1132456097" name="Group 82"/>
+                        <wpg:cNvGrpSpPr/>
+                        <wpg:grpSpPr>
+                          <a:xfrm>
+                            <a:off x="0" y="0"/>
+                            <a:ext cx="4347210" cy="3556000"/>
+                            <a:chOff x="0" y="0"/>
+                            <a:chExt cx="4347210" cy="3556000"/>
+                          </a:xfrm>
+                        </wpg:grpSpPr>
+                        <wps:wsp>
+                          <wps:cNvPr id="965501662" name="Shape 491"/>
+                          <wps:cNvSpPr/>
+                          <wps:spPr>
+                            <a:xfrm rot="5400000">
+                              <a:off x="1441450" y="238125"/>
+                              <a:ext cx="156177" cy="160655"/>
+                            </a:xfrm>
+                            <a:custGeom>
+                              <a:avLst/>
+                              <a:gdLst/>
+                              <a:ahLst/>
+                              <a:cxnLst/>
+                              <a:rect l="0" t="0" r="0" b="0"/>
+                              <a:pathLst>
+                                <a:path w="152400" h="152400">
+                                  <a:moveTo>
+                                    <a:pt x="0" y="0"/>
+                                  </a:moveTo>
+                                  <a:lnTo>
+                                    <a:pt x="152400" y="152400"/>
+                                  </a:lnTo>
+                                </a:path>
+                              </a:pathLst>
+                            </a:custGeom>
+                            <a:ln w="9525" cap="flat">
+                              <a:solidFill>
+                                <a:schemeClr val="tx1"/>
+                              </a:solidFill>
+                              <a:round/>
+                            </a:ln>
+                          </wps:spPr>
+                          <wps:style>
+                            <a:lnRef idx="1">
+                              <a:srgbClr val="000000"/>
+                            </a:lnRef>
+                            <a:fillRef idx="0">
+                              <a:srgbClr val="000000">
+                                <a:alpha val="0"/>
+                              </a:srgbClr>
+                            </a:fillRef>
+                            <a:effectRef idx="0">
+                              <a:scrgbClr r="0" g="0" b="0"/>
+                            </a:effectRef>
+                            <a:fontRef idx="none"/>
+                          </wps:style>
+                          <wps:bodyPr/>
+                        </wps:wsp>
+                        <wpg:grpSp>
+                          <wpg:cNvPr id="1501461376" name="Group 81"/>
+                          <wpg:cNvGrpSpPr/>
+                          <wpg:grpSpPr>
+                            <a:xfrm>
+                              <a:off x="0" y="0"/>
+                              <a:ext cx="4347210" cy="3556000"/>
+                              <a:chOff x="0" y="0"/>
+                              <a:chExt cx="4347210" cy="3556000"/>
+                            </a:xfrm>
+                          </wpg:grpSpPr>
+                          <wps:wsp>
+                            <wps:cNvPr id="738659175" name="Shape 487"/>
+                            <wps:cNvSpPr/>
+                            <wps:spPr>
+                              <a:xfrm>
+                                <a:off x="3352799" y="2311400"/>
+                                <a:ext cx="987425" cy="69850"/>
+                              </a:xfrm>
+                              <a:custGeom>
+                                <a:avLst/>
+                                <a:gdLst/>
+                                <a:ahLst/>
+                                <a:cxnLst/>
+                                <a:rect l="0" t="0" r="0" b="0"/>
+                                <a:pathLst>
+                                  <a:path w="1371600" h="76200">
+                                    <a:moveTo>
+                                      <a:pt x="1295400" y="0"/>
+                                    </a:moveTo>
+                                    <a:lnTo>
+                                      <a:pt x="1371600" y="38100"/>
+                                    </a:lnTo>
+                                    <a:lnTo>
+                                      <a:pt x="1295400" y="76200"/>
+                                    </a:lnTo>
+                                    <a:lnTo>
+                                      <a:pt x="1295400" y="42799"/>
+                                    </a:lnTo>
+                                    <a:lnTo>
+                                      <a:pt x="0" y="42799"/>
+                                    </a:lnTo>
+                                    <a:lnTo>
+                                      <a:pt x="0" y="33274"/>
+                                    </a:lnTo>
+                                    <a:lnTo>
+                                      <a:pt x="1295400" y="33274"/>
+                                    </a:lnTo>
+                                    <a:lnTo>
+                                      <a:pt x="1295400" y="0"/>
+                                    </a:lnTo>
+                                    <a:close/>
+                                  </a:path>
+                                </a:pathLst>
+                              </a:custGeom>
+                              <a:ln w="0" cap="flat">
+                                <a:solidFill>
+                                  <a:schemeClr val="tx1"/>
+                                </a:solidFill>
+                                <a:miter lim="127000"/>
+                              </a:ln>
+                            </wps:spPr>
+                            <wps:style>
+                              <a:lnRef idx="0">
+                                <a:srgbClr val="000000">
+                                  <a:alpha val="0"/>
+                                </a:srgbClr>
+                              </a:lnRef>
+                              <a:fillRef idx="1">
+                                <a:srgbClr val="000000"/>
+                              </a:fillRef>
+                              <a:effectRef idx="0">
+                                <a:scrgbClr r="0" g="0" b="0"/>
+                              </a:effectRef>
+                              <a:fontRef idx="none"/>
+                            </wps:style>
+                            <wps:bodyPr/>
+                          </wps:wsp>
+                          <wps:wsp>
+                            <wps:cNvPr id="590347062" name="Shape 492"/>
+                            <wps:cNvSpPr/>
+                            <wps:spPr>
+                              <a:xfrm>
+                                <a:off x="3371850" y="3168650"/>
+                                <a:ext cx="962025" cy="88900"/>
+                              </a:xfrm>
+                              <a:custGeom>
+                                <a:avLst/>
+                                <a:gdLst/>
+                                <a:ahLst/>
+                                <a:cxnLst/>
+                                <a:rect l="0" t="0" r="0" b="0"/>
+                                <a:pathLst>
+                                  <a:path w="1371600" h="76200">
+                                    <a:moveTo>
+                                      <a:pt x="1295400" y="0"/>
+                                    </a:moveTo>
+                                    <a:lnTo>
+                                      <a:pt x="1371600" y="38100"/>
+                                    </a:lnTo>
+                                    <a:lnTo>
+                                      <a:pt x="1295400" y="76200"/>
+                                    </a:lnTo>
+                                    <a:lnTo>
+                                      <a:pt x="1295400" y="42799"/>
+                                    </a:lnTo>
+                                    <a:lnTo>
+                                      <a:pt x="0" y="42799"/>
+                                    </a:lnTo>
+                                    <a:lnTo>
+                                      <a:pt x="0" y="33274"/>
+                                    </a:lnTo>
+                                    <a:lnTo>
+                                      <a:pt x="1295400" y="33274"/>
+                                    </a:lnTo>
+                                    <a:lnTo>
+                                      <a:pt x="1295400" y="0"/>
+                                    </a:lnTo>
+                                    <a:close/>
+                                  </a:path>
+                                </a:pathLst>
+                              </a:custGeom>
+                              <a:ln w="0" cap="flat">
+                                <a:solidFill>
+                                  <a:schemeClr val="tx1"/>
+                                </a:solidFill>
+                                <a:miter lim="127000"/>
+                              </a:ln>
+                            </wps:spPr>
+                            <wps:style>
+                              <a:lnRef idx="0">
+                                <a:srgbClr val="000000">
+                                  <a:alpha val="0"/>
+                                </a:srgbClr>
+                              </a:lnRef>
+                              <a:fillRef idx="1">
+                                <a:srgbClr val="000000"/>
+                              </a:fillRef>
+                              <a:effectRef idx="0">
+                                <a:scrgbClr r="0" g="0" b="0"/>
+                              </a:effectRef>
+                              <a:fontRef idx="none"/>
+                            </wps:style>
+                            <wps:bodyPr/>
+                          </wps:wsp>
+                          <wps:wsp>
+                            <wps:cNvPr id="835260491" name="Rectangle 74"/>
+                            <wps:cNvSpPr/>
+                            <wps:spPr>
+                              <a:xfrm>
+                                <a:off x="101600" y="2692400"/>
+                                <a:ext cx="1435100" cy="863600"/>
+                              </a:xfrm>
+                              <a:prstGeom prst="rect">
+                                <a:avLst/>
+                              </a:prstGeom>
+                              <a:noFill/>
+                              <a:ln>
+                                <a:solidFill>
+                                  <a:srgbClr val="0070C0"/>
+                                </a:solidFill>
+                              </a:ln>
+                            </wps:spPr>
+                            <wps:style>
+                              <a:lnRef idx="2">
+                                <a:schemeClr val="accent1">
+                                  <a:shade val="15000"/>
+                                </a:schemeClr>
+                              </a:lnRef>
+                              <a:fillRef idx="1">
+                                <a:schemeClr val="accent1"/>
+                              </a:fillRef>
+                              <a:effectRef idx="0">
+                                <a:schemeClr val="accent1"/>
+                              </a:effectRef>
+                              <a:fontRef idx="minor">
+                                <a:schemeClr val="lt1"/>
+                              </a:fontRef>
+                            </wps:style>
+                            <wps:bodyPr rot="0" spcFirstLastPara="0" vertOverflow="overflow" horzOverflow="overflow" vert="horz" wrap="square" lIns="91440" tIns="45720" rIns="91440" bIns="45720" numCol="1" spcCol="0" rtlCol="0" fromWordArt="0" anchor="ctr" anchorCtr="0" forceAA="0" compatLnSpc="1">
+                              <a:prstTxWarp prst="textNoShape">
+                                <a:avLst/>
+                              </a:prstTxWarp>
+                              <a:noAutofit/>
+                            </wps:bodyPr>
+                          </wps:wsp>
+                          <wps:wsp>
+                            <wps:cNvPr id="1790212594" name="Rectangle 75"/>
+                            <wps:cNvSpPr/>
+                            <wps:spPr>
+                              <a:xfrm>
+                                <a:off x="63500" y="241300"/>
+                                <a:ext cx="1181100" cy="914400"/>
+                              </a:xfrm>
+                              <a:prstGeom prst="rect">
+                                <a:avLst/>
+                              </a:prstGeom>
+                              <a:noFill/>
+                              <a:ln>
+                                <a:solidFill>
+                                  <a:srgbClr val="0070C0"/>
+                                </a:solidFill>
+                              </a:ln>
+                            </wps:spPr>
+                            <wps:style>
+                              <a:lnRef idx="2">
+                                <a:schemeClr val="accent1">
+                                  <a:shade val="15000"/>
+                                </a:schemeClr>
+                              </a:lnRef>
+                              <a:fillRef idx="1">
+                                <a:schemeClr val="accent1"/>
+                              </a:fillRef>
+                              <a:effectRef idx="0">
+                                <a:schemeClr val="accent1"/>
+                              </a:effectRef>
+                              <a:fontRef idx="minor">
+                                <a:schemeClr val="lt1"/>
+                              </a:fontRef>
+                            </wps:style>
+                            <wps:bodyPr rot="0" spcFirstLastPara="0" vertOverflow="overflow" horzOverflow="overflow" vert="horz" wrap="square" lIns="91440" tIns="45720" rIns="91440" bIns="45720" numCol="1" spcCol="0" rtlCol="0" fromWordArt="0" anchor="ctr" anchorCtr="0" forceAA="0" compatLnSpc="1">
+                              <a:prstTxWarp prst="textNoShape">
+                                <a:avLst/>
+                              </a:prstTxWarp>
+                              <a:noAutofit/>
+                            </wps:bodyPr>
+                          </wps:wsp>
+                          <wps:wsp>
+                            <wps:cNvPr id="61558454" name="Rectangle 76"/>
+                            <wps:cNvSpPr/>
+                            <wps:spPr>
+                              <a:xfrm>
+                                <a:off x="495300" y="1377950"/>
+                                <a:ext cx="749300" cy="692150"/>
+                              </a:xfrm>
+                              <a:prstGeom prst="rect">
+                                <a:avLst/>
+                              </a:prstGeom>
+                              <a:noFill/>
+                              <a:ln>
+                                <a:solidFill>
+                                  <a:srgbClr val="0070C0"/>
+                                </a:solidFill>
+                              </a:ln>
+                            </wps:spPr>
+                            <wps:style>
+                              <a:lnRef idx="2">
+                                <a:schemeClr val="accent1">
+                                  <a:shade val="15000"/>
+                                </a:schemeClr>
+                              </a:lnRef>
+                              <a:fillRef idx="1">
+                                <a:schemeClr val="accent1"/>
+                              </a:fillRef>
+                              <a:effectRef idx="0">
+                                <a:schemeClr val="accent1"/>
+                              </a:effectRef>
+                              <a:fontRef idx="minor">
+                                <a:schemeClr val="lt1"/>
+                              </a:fontRef>
+                            </wps:style>
+                            <wps:bodyPr rot="0" spcFirstLastPara="0" vertOverflow="overflow" horzOverflow="overflow" vert="horz" wrap="square" lIns="91440" tIns="45720" rIns="91440" bIns="45720" numCol="1" spcCol="0" rtlCol="0" fromWordArt="0" anchor="ctr" anchorCtr="0" forceAA="0" compatLnSpc="1">
+                              <a:prstTxWarp prst="textNoShape">
+                                <a:avLst/>
+                              </a:prstTxWarp>
+                              <a:noAutofit/>
+                            </wps:bodyPr>
+                          </wps:wsp>
+                          <wps:wsp>
+                            <wps:cNvPr id="723962226" name="Rectangle 77"/>
+                            <wps:cNvSpPr/>
+                            <wps:spPr>
+                              <a:xfrm>
+                                <a:off x="1746250" y="196850"/>
+                                <a:ext cx="1606550" cy="3359150"/>
+                              </a:xfrm>
+                              <a:prstGeom prst="rect">
+                                <a:avLst/>
+                              </a:prstGeom>
+                              <a:noFill/>
+                              <a:ln>
+                                <a:solidFill>
+                                  <a:srgbClr val="0070C0"/>
+                                </a:solidFill>
+                              </a:ln>
+                            </wps:spPr>
+                            <wps:style>
+                              <a:lnRef idx="2">
+                                <a:schemeClr val="accent1">
+                                  <a:shade val="15000"/>
+                                </a:schemeClr>
+                              </a:lnRef>
+                              <a:fillRef idx="1">
+                                <a:schemeClr val="accent1"/>
+                              </a:fillRef>
+                              <a:effectRef idx="0">
+                                <a:schemeClr val="accent1"/>
+                              </a:effectRef>
+                              <a:fontRef idx="minor">
+                                <a:schemeClr val="lt1"/>
+                              </a:fontRef>
+                            </wps:style>
+                            <wps:bodyPr rot="0" spcFirstLastPara="0" vertOverflow="overflow" horzOverflow="overflow" vert="horz" wrap="square" lIns="91440" tIns="45720" rIns="91440" bIns="45720" numCol="1" spcCol="0" rtlCol="0" fromWordArt="0" anchor="ctr" anchorCtr="0" forceAA="0" compatLnSpc="1">
+                              <a:prstTxWarp prst="textNoShape">
+                                <a:avLst/>
+                              </a:prstTxWarp>
+                              <a:noAutofit/>
+                            </wps:bodyPr>
+                          </wps:wsp>
+                          <wps:wsp>
+                            <wps:cNvPr id="210578073" name="Shape 492"/>
+                            <wps:cNvSpPr/>
+                            <wps:spPr>
+                              <a:xfrm rot="10800000">
+                                <a:off x="3362325" y="3362324"/>
+                                <a:ext cx="958850" cy="66675"/>
+                              </a:xfrm>
+                              <a:custGeom>
+                                <a:avLst/>
+                                <a:gdLst/>
+                                <a:ahLst/>
+                                <a:cxnLst/>
+                                <a:rect l="0" t="0" r="0" b="0"/>
+                                <a:pathLst>
+                                  <a:path w="1371600" h="76200">
+                                    <a:moveTo>
+                                      <a:pt x="1295400" y="0"/>
+                                    </a:moveTo>
+                                    <a:lnTo>
+                                      <a:pt x="1371600" y="38100"/>
+                                    </a:lnTo>
+                                    <a:lnTo>
+                                      <a:pt x="1295400" y="76200"/>
+                                    </a:lnTo>
+                                    <a:lnTo>
+                                      <a:pt x="1295400" y="42799"/>
+                                    </a:lnTo>
+                                    <a:lnTo>
+                                      <a:pt x="0" y="42799"/>
+                                    </a:lnTo>
+                                    <a:lnTo>
+                                      <a:pt x="0" y="33274"/>
+                                    </a:lnTo>
+                                    <a:lnTo>
+                                      <a:pt x="1295400" y="33274"/>
+                                    </a:lnTo>
+                                    <a:lnTo>
+                                      <a:pt x="1295400" y="0"/>
+                                    </a:lnTo>
+                                    <a:close/>
+                                  </a:path>
+                                </a:pathLst>
+                              </a:custGeom>
+                              <a:ln w="0" cap="flat">
+                                <a:solidFill>
+                                  <a:schemeClr val="tx1"/>
+                                </a:solidFill>
+                                <a:miter lim="127000"/>
+                              </a:ln>
+                            </wps:spPr>
+                            <wps:style>
+                              <a:lnRef idx="0">
+                                <a:srgbClr val="000000">
+                                  <a:alpha val="0"/>
+                                </a:srgbClr>
+                              </a:lnRef>
+                              <a:fillRef idx="1">
+                                <a:srgbClr val="000000"/>
+                              </a:fillRef>
+                              <a:effectRef idx="0">
+                                <a:scrgbClr r="0" g="0" b="0"/>
+                              </a:effectRef>
+                              <a:fontRef idx="none"/>
+                            </wps:style>
+                            <wps:bodyPr/>
+                          </wps:wsp>
+                          <wps:wsp>
+                            <wps:cNvPr id="1586243174" name="Shape 483"/>
+                            <wps:cNvSpPr/>
+                            <wps:spPr>
+                              <a:xfrm>
+                                <a:off x="3359150" y="457200"/>
+                                <a:ext cx="988060" cy="88900"/>
+                              </a:xfrm>
+                              <a:custGeom>
+                                <a:avLst/>
+                                <a:gdLst/>
+                                <a:ahLst/>
+                                <a:cxnLst/>
+                                <a:rect l="0" t="0" r="0" b="0"/>
+                                <a:pathLst>
+                                  <a:path w="838200" h="76200">
+                                    <a:moveTo>
+                                      <a:pt x="762000" y="0"/>
+                                    </a:moveTo>
+                                    <a:lnTo>
+                                      <a:pt x="838200" y="38100"/>
+                                    </a:lnTo>
+                                    <a:lnTo>
+                                      <a:pt x="762000" y="76200"/>
+                                    </a:lnTo>
+                                    <a:lnTo>
+                                      <a:pt x="762000" y="42799"/>
+                                    </a:lnTo>
+                                    <a:lnTo>
+                                      <a:pt x="0" y="42799"/>
+                                    </a:lnTo>
+                                    <a:lnTo>
+                                      <a:pt x="0" y="33274"/>
+                                    </a:lnTo>
+                                    <a:lnTo>
+                                      <a:pt x="762000" y="33274"/>
+                                    </a:lnTo>
+                                    <a:lnTo>
+                                      <a:pt x="762000" y="0"/>
+                                    </a:lnTo>
+                                    <a:close/>
+                                  </a:path>
+                                </a:pathLst>
+                              </a:custGeom>
+                              <a:ln w="0" cap="flat">
+                                <a:solidFill>
+                                  <a:schemeClr val="tx1"/>
+                                </a:solidFill>
+                                <a:miter lim="127000"/>
+                              </a:ln>
+                            </wps:spPr>
+                            <wps:style>
+                              <a:lnRef idx="0">
+                                <a:srgbClr val="000000">
+                                  <a:alpha val="0"/>
+                                </a:srgbClr>
+                              </a:lnRef>
+                              <a:fillRef idx="1">
+                                <a:srgbClr val="000000"/>
+                              </a:fillRef>
+                              <a:effectRef idx="0">
+                                <a:scrgbClr r="0" g="0" b="0"/>
+                              </a:effectRef>
+                              <a:fontRef idx="none"/>
+                            </wps:style>
+                            <wps:bodyPr/>
+                          </wps:wsp>
+                          <wps:wsp>
+                            <wps:cNvPr id="1693834947" name="Shape 485"/>
+                            <wps:cNvSpPr/>
+                            <wps:spPr>
+                              <a:xfrm>
+                                <a:off x="3352800" y="1587500"/>
+                                <a:ext cx="939800" cy="85725"/>
+                              </a:xfrm>
+                              <a:custGeom>
+                                <a:avLst/>
+                                <a:gdLst/>
+                                <a:ahLst/>
+                                <a:cxnLst/>
+                                <a:rect l="0" t="0" r="0" b="0"/>
+                                <a:pathLst>
+                                  <a:path w="1371600" h="76200">
+                                    <a:moveTo>
+                                      <a:pt x="1295400" y="0"/>
+                                    </a:moveTo>
+                                    <a:lnTo>
+                                      <a:pt x="1371600" y="38100"/>
+                                    </a:lnTo>
+                                    <a:lnTo>
+                                      <a:pt x="1295400" y="76200"/>
+                                    </a:lnTo>
+                                    <a:lnTo>
+                                      <a:pt x="1295400" y="42799"/>
+                                    </a:lnTo>
+                                    <a:lnTo>
+                                      <a:pt x="0" y="42799"/>
+                                    </a:lnTo>
+                                    <a:lnTo>
+                                      <a:pt x="0" y="33274"/>
+                                    </a:lnTo>
+                                    <a:lnTo>
+                                      <a:pt x="1295400" y="33274"/>
+                                    </a:lnTo>
+                                    <a:lnTo>
+                                      <a:pt x="1295400" y="0"/>
+                                    </a:lnTo>
+                                    <a:close/>
+                                  </a:path>
+                                </a:pathLst>
+                              </a:custGeom>
+                              <a:ln w="0" cap="flat">
+                                <a:solidFill>
+                                  <a:schemeClr val="tx1"/>
+                                </a:solidFill>
+                                <a:miter lim="127000"/>
+                              </a:ln>
+                            </wps:spPr>
+                            <wps:style>
+                              <a:lnRef idx="0">
+                                <a:srgbClr val="000000">
+                                  <a:alpha val="0"/>
+                                </a:srgbClr>
+                              </a:lnRef>
+                              <a:fillRef idx="1">
+                                <a:srgbClr val="000000"/>
+                              </a:fillRef>
+                              <a:effectRef idx="0">
+                                <a:scrgbClr r="0" g="0" b="0"/>
+                              </a:effectRef>
+                              <a:fontRef idx="none"/>
+                            </wps:style>
+                            <wps:bodyPr/>
+                          </wps:wsp>
+                          <wps:wsp>
+                            <wps:cNvPr id="139907059" name="Shape 490"/>
+                            <wps:cNvSpPr/>
+                            <wps:spPr>
+                              <a:xfrm>
+                                <a:off x="3562350" y="2270125"/>
+                                <a:ext cx="156210" cy="160655"/>
+                              </a:xfrm>
+                              <a:custGeom>
+                                <a:avLst/>
+                                <a:gdLst/>
+                                <a:ahLst/>
+                                <a:cxnLst/>
+                                <a:rect l="0" t="0" r="0" b="0"/>
+                                <a:pathLst>
+                                  <a:path w="152400" h="152400">
+                                    <a:moveTo>
+                                      <a:pt x="0" y="0"/>
+                                    </a:moveTo>
+                                    <a:lnTo>
+                                      <a:pt x="152400" y="152400"/>
+                                    </a:lnTo>
+                                  </a:path>
+                                </a:pathLst>
+                              </a:custGeom>
+                              <a:ln w="9525" cap="flat">
+                                <a:solidFill>
+                                  <a:schemeClr val="tx1"/>
+                                </a:solidFill>
+                                <a:round/>
+                              </a:ln>
+                            </wps:spPr>
+                            <wps:style>
+                              <a:lnRef idx="1">
+                                <a:srgbClr val="000000"/>
+                              </a:lnRef>
+                              <a:fillRef idx="0">
+                                <a:srgbClr val="000000">
+                                  <a:alpha val="0"/>
+                                </a:srgbClr>
+                              </a:fillRef>
+                              <a:effectRef idx="0">
+                                <a:scrgbClr r="0" g="0" b="0"/>
+                              </a:effectRef>
+                              <a:fontRef idx="none"/>
+                            </wps:style>
+                            <wps:bodyPr/>
+                          </wps:wsp>
+                          <wpg:grpSp>
+                            <wpg:cNvPr id="985071872" name="Group 79"/>
+                            <wpg:cNvGrpSpPr/>
+                            <wpg:grpSpPr>
+                              <a:xfrm>
+                                <a:off x="3359150" y="257175"/>
+                                <a:ext cx="988060" cy="160655"/>
+                                <a:chOff x="0" y="0"/>
+                                <a:chExt cx="988060" cy="160655"/>
+                              </a:xfrm>
+                            </wpg:grpSpPr>
+                            <wps:wsp>
+                              <wps:cNvPr id="195613455" name="Shape 481"/>
+                              <wps:cNvSpPr/>
+                              <wps:spPr>
+                                <a:xfrm>
+                                  <a:off x="0" y="41275"/>
+                                  <a:ext cx="988060" cy="88900"/>
+                                </a:xfrm>
+                                <a:custGeom>
+                                  <a:avLst/>
+                                  <a:gdLst/>
+                                  <a:ahLst/>
+                                  <a:cxnLst/>
+                                  <a:rect l="0" t="0" r="0" b="0"/>
+                                  <a:pathLst>
+                                    <a:path w="838200" h="76200">
+                                      <a:moveTo>
+                                        <a:pt x="762000" y="0"/>
+                                      </a:moveTo>
+                                      <a:lnTo>
+                                        <a:pt x="838200" y="38100"/>
+                                      </a:lnTo>
+                                      <a:lnTo>
+                                        <a:pt x="762000" y="76200"/>
+                                      </a:lnTo>
+                                      <a:lnTo>
+                                        <a:pt x="762000" y="42799"/>
+                                      </a:lnTo>
+                                      <a:lnTo>
+                                        <a:pt x="0" y="42799"/>
+                                      </a:lnTo>
+                                      <a:lnTo>
+                                        <a:pt x="0" y="33274"/>
+                                      </a:lnTo>
+                                      <a:lnTo>
+                                        <a:pt x="762000" y="33274"/>
+                                      </a:lnTo>
+                                      <a:lnTo>
+                                        <a:pt x="762000" y="0"/>
+                                      </a:lnTo>
+                                      <a:close/>
+                                    </a:path>
+                                  </a:pathLst>
+                                </a:custGeom>
+                                <a:ln w="0" cap="flat">
+                                  <a:solidFill>
+                                    <a:schemeClr val="tx1"/>
+                                  </a:solidFill>
+                                  <a:miter lim="127000"/>
+                                </a:ln>
+                              </wps:spPr>
+                              <wps:style>
+                                <a:lnRef idx="0">
+                                  <a:srgbClr val="000000">
+                                    <a:alpha val="0"/>
+                                  </a:srgbClr>
+                                </a:lnRef>
+                                <a:fillRef idx="1">
+                                  <a:srgbClr val="000000"/>
+                                </a:fillRef>
+                                <a:effectRef idx="0">
+                                  <a:scrgbClr r="0" g="0" b="0"/>
+                                </a:effectRef>
+                                <a:fontRef idx="none"/>
+                              </wps:style>
+                              <wps:bodyPr/>
+                            </wps:wsp>
+                            <wps:wsp>
+                              <wps:cNvPr id="1624592397" name="Shape 491"/>
+                              <wps:cNvSpPr/>
+                              <wps:spPr>
+                                <a:xfrm>
+                                  <a:off x="282575" y="0"/>
+                                  <a:ext cx="156210" cy="160655"/>
+                                </a:xfrm>
+                                <a:custGeom>
+                                  <a:avLst/>
+                                  <a:gdLst/>
+                                  <a:ahLst/>
+                                  <a:cxnLst/>
+                                  <a:rect l="0" t="0" r="0" b="0"/>
+                                  <a:pathLst>
+                                    <a:path w="152400" h="152400">
+                                      <a:moveTo>
+                                        <a:pt x="0" y="0"/>
+                                      </a:moveTo>
+                                      <a:lnTo>
+                                        <a:pt x="152400" y="152400"/>
+                                      </a:lnTo>
+                                    </a:path>
+                                  </a:pathLst>
+                                </a:custGeom>
+                                <a:ln w="9525" cap="flat">
+                                  <a:solidFill>
+                                    <a:schemeClr val="tx1"/>
+                                  </a:solidFill>
+                                  <a:round/>
+                                </a:ln>
+                              </wps:spPr>
+                              <wps:style>
+                                <a:lnRef idx="1">
+                                  <a:srgbClr val="000000"/>
+                                </a:lnRef>
+                                <a:fillRef idx="0">
+                                  <a:srgbClr val="000000">
+                                    <a:alpha val="0"/>
+                                  </a:srgbClr>
+                                </a:fillRef>
+                                <a:effectRef idx="0">
+                                  <a:scrgbClr r="0" g="0" b="0"/>
+                                </a:effectRef>
+                                <a:fontRef idx="none"/>
+                              </wps:style>
+                              <wps:bodyPr/>
+                            </wps:wsp>
+                          </wpg:grpSp>
+                          <wps:wsp>
+                            <wps:cNvPr id="494292746" name="Shape 495"/>
+                            <wps:cNvSpPr/>
+                            <wps:spPr>
+                              <a:xfrm>
+                                <a:off x="3641725" y="3130550"/>
+                                <a:ext cx="156608" cy="161092"/>
+                              </a:xfrm>
+                              <a:custGeom>
+                                <a:avLst/>
+                                <a:gdLst/>
+                                <a:ahLst/>
+                                <a:cxnLst/>
+                                <a:rect l="0" t="0" r="0" b="0"/>
+                                <a:pathLst>
+                                  <a:path w="152400" h="152400">
+                                    <a:moveTo>
+                                      <a:pt x="0" y="0"/>
+                                    </a:moveTo>
+                                    <a:lnTo>
+                                      <a:pt x="152400" y="152400"/>
+                                    </a:lnTo>
+                                  </a:path>
+                                </a:pathLst>
+                              </a:custGeom>
+                              <a:ln w="9525" cap="flat">
+                                <a:solidFill>
+                                  <a:schemeClr val="tx1"/>
+                                </a:solidFill>
+                                <a:round/>
+                              </a:ln>
+                            </wps:spPr>
+                            <wps:style>
+                              <a:lnRef idx="1">
+                                <a:srgbClr val="000000"/>
+                              </a:lnRef>
+                              <a:fillRef idx="0">
+                                <a:srgbClr val="000000">
+                                  <a:alpha val="0"/>
+                                </a:srgbClr>
+                              </a:fillRef>
+                              <a:effectRef idx="0">
+                                <a:scrgbClr r="0" g="0" b="0"/>
+                              </a:effectRef>
+                              <a:fontRef idx="none"/>
+                            </wps:style>
+                            <wps:bodyPr/>
+                          </wps:wsp>
+                          <wps:wsp>
+                            <wps:cNvPr id="1675797971" name="Shape 483"/>
+                            <wps:cNvSpPr/>
+                            <wps:spPr>
+                              <a:xfrm rot="10800000" flipH="1">
+                                <a:off x="1244600" y="1835150"/>
+                                <a:ext cx="508000" cy="88900"/>
+                              </a:xfrm>
+                              <a:custGeom>
+                                <a:avLst/>
+                                <a:gdLst/>
+                                <a:ahLst/>
+                                <a:cxnLst/>
+                                <a:rect l="0" t="0" r="0" b="0"/>
+                                <a:pathLst>
+                                  <a:path w="838200" h="76200">
+                                    <a:moveTo>
+                                      <a:pt x="762000" y="0"/>
+                                    </a:moveTo>
+                                    <a:lnTo>
+                                      <a:pt x="838200" y="38100"/>
+                                    </a:lnTo>
+                                    <a:lnTo>
+                                      <a:pt x="762000" y="76200"/>
+                                    </a:lnTo>
+                                    <a:lnTo>
+                                      <a:pt x="762000" y="42799"/>
+                                    </a:lnTo>
+                                    <a:lnTo>
+                                      <a:pt x="0" y="42799"/>
+                                    </a:lnTo>
+                                    <a:lnTo>
+                                      <a:pt x="0" y="33274"/>
+                                    </a:lnTo>
+                                    <a:lnTo>
+                                      <a:pt x="762000" y="33274"/>
+                                    </a:lnTo>
+                                    <a:lnTo>
+                                      <a:pt x="762000" y="0"/>
+                                    </a:lnTo>
+                                    <a:close/>
+                                  </a:path>
+                                </a:pathLst>
+                              </a:custGeom>
+                              <a:ln w="0" cap="flat">
+                                <a:solidFill>
+                                  <a:schemeClr val="tx1"/>
+                                </a:solidFill>
+                                <a:miter lim="127000"/>
+                              </a:ln>
+                            </wps:spPr>
+                            <wps:style>
+                              <a:lnRef idx="0">
+                                <a:srgbClr val="000000">
+                                  <a:alpha val="0"/>
+                                </a:srgbClr>
+                              </a:lnRef>
+                              <a:fillRef idx="1">
+                                <a:srgbClr val="000000"/>
+                              </a:fillRef>
+                              <a:effectRef idx="0">
+                                <a:scrgbClr r="0" g="0" b="0"/>
+                              </a:effectRef>
+                              <a:fontRef idx="none"/>
+                            </wps:style>
+                            <wps:bodyPr/>
+                          </wps:wsp>
+                          <wps:wsp>
+                            <wps:cNvPr id="321801107" name="Shape 483"/>
+                            <wps:cNvSpPr/>
+                            <wps:spPr>
+                              <a:xfrm flipH="1">
+                                <a:off x="1238250" y="1479550"/>
+                                <a:ext cx="488950" cy="82550"/>
+                              </a:xfrm>
+                              <a:custGeom>
+                                <a:avLst/>
+                                <a:gdLst/>
+                                <a:ahLst/>
+                                <a:cxnLst/>
+                                <a:rect l="0" t="0" r="0" b="0"/>
+                                <a:pathLst>
+                                  <a:path w="838200" h="76200">
+                                    <a:moveTo>
+                                      <a:pt x="762000" y="0"/>
+                                    </a:moveTo>
+                                    <a:lnTo>
+                                      <a:pt x="838200" y="38100"/>
+                                    </a:lnTo>
+                                    <a:lnTo>
+                                      <a:pt x="762000" y="76200"/>
+                                    </a:lnTo>
+                                    <a:lnTo>
+                                      <a:pt x="762000" y="42799"/>
+                                    </a:lnTo>
+                                    <a:lnTo>
+                                      <a:pt x="0" y="42799"/>
+                                    </a:lnTo>
+                                    <a:lnTo>
+                                      <a:pt x="0" y="33274"/>
+                                    </a:lnTo>
+                                    <a:lnTo>
+                                      <a:pt x="762000" y="33274"/>
+                                    </a:lnTo>
+                                    <a:lnTo>
+                                      <a:pt x="762000" y="0"/>
+                                    </a:lnTo>
+                                    <a:close/>
+                                  </a:path>
+                                </a:pathLst>
+                              </a:custGeom>
+                              <a:ln w="0" cap="flat">
+                                <a:solidFill>
+                                  <a:schemeClr val="tx1"/>
+                                </a:solidFill>
+                                <a:miter lim="127000"/>
+                              </a:ln>
+                            </wps:spPr>
+                            <wps:style>
+                              <a:lnRef idx="0">
+                                <a:srgbClr val="000000">
+                                  <a:alpha val="0"/>
+                                </a:srgbClr>
+                              </a:lnRef>
+                              <a:fillRef idx="1">
+                                <a:srgbClr val="000000"/>
+                              </a:fillRef>
+                              <a:effectRef idx="0">
+                                <a:scrgbClr r="0" g="0" b="0"/>
+                              </a:effectRef>
+                              <a:fontRef idx="none"/>
+                            </wps:style>
+                            <wps:bodyPr/>
+                          </wps:wsp>
+                          <wps:wsp>
+                            <wps:cNvPr id="1933692752" name="Shape 414"/>
+                            <wps:cNvSpPr/>
+                            <wps:spPr>
+                              <a:xfrm>
+                                <a:off x="1752600" y="3346450"/>
+                                <a:ext cx="132203" cy="135989"/>
+                              </a:xfrm>
+                              <a:custGeom>
+                                <a:avLst/>
+                                <a:gdLst/>
+                                <a:ahLst/>
+                                <a:cxnLst/>
+                                <a:rect l="0" t="0" r="0" b="0"/>
+                                <a:pathLst>
+                                  <a:path w="128651" h="128651">
+                                    <a:moveTo>
+                                      <a:pt x="0" y="128651"/>
+                                    </a:moveTo>
+                                    <a:lnTo>
+                                      <a:pt x="128651" y="63500"/>
+                                    </a:lnTo>
+                                    <a:lnTo>
+                                      <a:pt x="0" y="0"/>
+                                    </a:lnTo>
+                                  </a:path>
+                                </a:pathLst>
+                              </a:custGeom>
+                              <a:ln w="11113" cap="flat">
+                                <a:solidFill>
+                                  <a:schemeClr val="tx1"/>
+                                </a:solidFill>
+                                <a:miter lim="127000"/>
+                              </a:ln>
+                            </wps:spPr>
+                            <wps:style>
+                              <a:lnRef idx="1">
+                                <a:srgbClr val="0078C1"/>
+                              </a:lnRef>
+                              <a:fillRef idx="0">
+                                <a:srgbClr val="000000">
+                                  <a:alpha val="0"/>
+                                </a:srgbClr>
+                              </a:fillRef>
+                              <a:effectRef idx="0">
+                                <a:scrgbClr r="0" g="0" b="0"/>
+                              </a:effectRef>
+                              <a:fontRef idx="none"/>
+                            </wps:style>
+                            <wps:bodyPr/>
+                          </wps:wsp>
+                          <wps:wsp>
+                            <wps:cNvPr id="99178213" name="Shape 414"/>
+                            <wps:cNvSpPr/>
+                            <wps:spPr>
+                              <a:xfrm>
+                                <a:off x="488950" y="1876425"/>
+                                <a:ext cx="132203" cy="135989"/>
+                              </a:xfrm>
+                              <a:custGeom>
+                                <a:avLst/>
+                                <a:gdLst/>
+                                <a:ahLst/>
+                                <a:cxnLst/>
+                                <a:rect l="0" t="0" r="0" b="0"/>
+                                <a:pathLst>
+                                  <a:path w="128651" h="128651">
+                                    <a:moveTo>
+                                      <a:pt x="0" y="128651"/>
+                                    </a:moveTo>
+                                    <a:lnTo>
+                                      <a:pt x="128651" y="63500"/>
+                                    </a:lnTo>
+                                    <a:lnTo>
+                                      <a:pt x="0" y="0"/>
+                                    </a:lnTo>
+                                  </a:path>
+                                </a:pathLst>
+                              </a:custGeom>
+                              <a:ln w="11113" cap="flat">
+                                <a:solidFill>
+                                  <a:schemeClr val="tx1"/>
+                                </a:solidFill>
+                                <a:miter lim="127000"/>
+                              </a:ln>
+                            </wps:spPr>
+                            <wps:style>
+                              <a:lnRef idx="1">
+                                <a:srgbClr val="0078C1"/>
+                              </a:lnRef>
+                              <a:fillRef idx="0">
+                                <a:srgbClr val="000000">
+                                  <a:alpha val="0"/>
+                                </a:srgbClr>
+                              </a:fillRef>
+                              <a:effectRef idx="0">
+                                <a:scrgbClr r="0" g="0" b="0"/>
+                              </a:effectRef>
+                              <a:fontRef idx="none"/>
+                            </wps:style>
+                            <wps:bodyPr/>
+                          </wps:wsp>
+                          <wps:wsp>
+                            <wps:cNvPr id="434255065" name="Shape 414"/>
+                            <wps:cNvSpPr/>
+                            <wps:spPr>
+                              <a:xfrm>
+                                <a:off x="63500" y="962025"/>
+                                <a:ext cx="132203" cy="135989"/>
+                              </a:xfrm>
+                              <a:custGeom>
+                                <a:avLst/>
+                                <a:gdLst/>
+                                <a:ahLst/>
+                                <a:cxnLst/>
+                                <a:rect l="0" t="0" r="0" b="0"/>
+                                <a:pathLst>
+                                  <a:path w="128651" h="128651">
+                                    <a:moveTo>
+                                      <a:pt x="0" y="128651"/>
+                                    </a:moveTo>
+                                    <a:lnTo>
+                                      <a:pt x="128651" y="63500"/>
+                                    </a:lnTo>
+                                    <a:lnTo>
+                                      <a:pt x="0" y="0"/>
+                                    </a:lnTo>
+                                  </a:path>
+                                </a:pathLst>
+                              </a:custGeom>
+                              <a:ln w="11113" cap="flat">
+                                <a:solidFill>
+                                  <a:schemeClr val="tx1"/>
+                                </a:solidFill>
+                                <a:miter lim="127000"/>
+                              </a:ln>
+                            </wps:spPr>
+                            <wps:style>
+                              <a:lnRef idx="1">
+                                <a:srgbClr val="0078C1"/>
+                              </a:lnRef>
+                              <a:fillRef idx="0">
+                                <a:srgbClr val="000000">
+                                  <a:alpha val="0"/>
+                                </a:srgbClr>
+                              </a:fillRef>
+                              <a:effectRef idx="0">
+                                <a:scrgbClr r="0" g="0" b="0"/>
+                              </a:effectRef>
+                              <a:fontRef idx="none"/>
+                            </wps:style>
+                            <wps:bodyPr/>
+                          </wps:wsp>
+                          <wps:wsp>
+                            <wps:cNvPr id="780972530" name="Text Box 69"/>
+                            <wps:cNvSpPr txBox="1"/>
+                            <wps:spPr>
+                              <a:xfrm>
+                                <a:off x="1006475" y="2260600"/>
+                                <a:ext cx="349250" cy="291298"/>
+                              </a:xfrm>
+                              <a:prstGeom prst="rect">
+                                <a:avLst/>
+                              </a:prstGeom>
+                              <a:noFill/>
+                              <a:ln w="6350">
+                                <a:noFill/>
+                              </a:ln>
+                            </wps:spPr>
+                            <wps:txbx>
+                              <w:txbxContent>
+                                <w:p>
+                                  <w:pPr>
+                                    <w:ind w:firstLine="0"/>
+                                  </w:pPr>
+                                  <w:r>
+                                    <w:t>16</w:t>
+                                  </w:r>
+                                </w:p>
+                              </w:txbxContent>
+                            </wps:txbx>
+                            <wps:bodyPr rot="0" spcFirstLastPara="0" vertOverflow="overflow" horzOverflow="overflow" vert="horz" wrap="square" lIns="91440" tIns="45720" rIns="91440" bIns="45720" numCol="1" spcCol="0" rtlCol="0" fromWordArt="0" anchor="t" anchorCtr="0" forceAA="0" compatLnSpc="1">
+                              <a:prstTxWarp prst="textNoShape">
+                                <a:avLst/>
+                              </a:prstTxWarp>
+                              <a:noAutofit/>
+                            </wps:bodyPr>
+                          </wps:wsp>
+                          <wpg:grpSp>
+                            <wpg:cNvPr id="719740343" name="Group 79"/>
+                            <wpg:cNvGrpSpPr/>
+                            <wpg:grpSpPr>
+                              <a:xfrm rot="5400000">
+                                <a:off x="-483870" y="1837690"/>
+                                <a:ext cx="1523048" cy="160655"/>
+                                <a:chOff x="-534988" y="0"/>
+                                <a:chExt cx="1523048" cy="160655"/>
+                              </a:xfrm>
+                            </wpg:grpSpPr>
+                            <wps:wsp>
+                              <wps:cNvPr id="341612163" name="Shape 481"/>
+                              <wps:cNvSpPr/>
+                              <wps:spPr>
+                                <a:xfrm>
+                                  <a:off x="-534988" y="51752"/>
+                                  <a:ext cx="1523048" cy="58103"/>
+                                </a:xfrm>
+                                <a:custGeom>
+                                  <a:avLst/>
+                                  <a:gdLst/>
+                                  <a:ahLst/>
+                                  <a:cxnLst/>
+                                  <a:rect l="0" t="0" r="0" b="0"/>
+                                  <a:pathLst>
+                                    <a:path w="838200" h="76200">
+                                      <a:moveTo>
+                                        <a:pt x="762000" y="0"/>
+                                      </a:moveTo>
+                                      <a:lnTo>
+                                        <a:pt x="838200" y="38100"/>
+                                      </a:lnTo>
+                                      <a:lnTo>
+                                        <a:pt x="762000" y="76200"/>
+                                      </a:lnTo>
+                                      <a:lnTo>
+                                        <a:pt x="762000" y="42799"/>
+                                      </a:lnTo>
+                                      <a:lnTo>
+                                        <a:pt x="0" y="42799"/>
+                                      </a:lnTo>
+                                      <a:lnTo>
+                                        <a:pt x="0" y="33274"/>
+                                      </a:lnTo>
+                                      <a:lnTo>
+                                        <a:pt x="762000" y="33274"/>
+                                      </a:lnTo>
+                                      <a:lnTo>
+                                        <a:pt x="762000" y="0"/>
+                                      </a:lnTo>
+                                      <a:close/>
+                                    </a:path>
+                                  </a:pathLst>
+                                </a:custGeom>
+                                <a:ln w="0" cap="flat">
+                                  <a:solidFill>
+                                    <a:schemeClr val="tx1"/>
+                                  </a:solidFill>
+                                  <a:miter lim="127000"/>
+                                </a:ln>
+                              </wps:spPr>
+                              <wps:style>
+                                <a:lnRef idx="0">
+                                  <a:srgbClr val="000000">
+                                    <a:alpha val="0"/>
+                                  </a:srgbClr>
+                                </a:lnRef>
+                                <a:fillRef idx="1">
+                                  <a:srgbClr val="000000"/>
+                                </a:fillRef>
+                                <a:effectRef idx="0">
+                                  <a:scrgbClr r="0" g="0" b="0"/>
+                                </a:effectRef>
+                                <a:fontRef idx="none"/>
+                              </wps:style>
+                              <wps:bodyPr/>
+                            </wps:wsp>
+                            <wps:wsp>
+                              <wps:cNvPr id="1128415900" name="Shape 491"/>
+                              <wps:cNvSpPr/>
+                              <wps:spPr>
+                                <a:xfrm>
+                                  <a:off x="149225" y="0"/>
+                                  <a:ext cx="156210" cy="160655"/>
+                                </a:xfrm>
+                                <a:custGeom>
+                                  <a:avLst/>
+                                  <a:gdLst/>
+                                  <a:ahLst/>
+                                  <a:cxnLst/>
+                                  <a:rect l="0" t="0" r="0" b="0"/>
+                                  <a:pathLst>
+                                    <a:path w="152400" h="152400">
+                                      <a:moveTo>
+                                        <a:pt x="0" y="0"/>
+                                      </a:moveTo>
+                                      <a:lnTo>
+                                        <a:pt x="152400" y="152400"/>
+                                      </a:lnTo>
+                                    </a:path>
+                                  </a:pathLst>
+                                </a:custGeom>
+                                <a:ln w="9525" cap="flat">
+                                  <a:solidFill>
+                                    <a:schemeClr val="tx1"/>
+                                  </a:solidFill>
+                                  <a:round/>
+                                </a:ln>
+                              </wps:spPr>
+                              <wps:style>
+                                <a:lnRef idx="1">
+                                  <a:srgbClr val="000000"/>
+                                </a:lnRef>
+                                <a:fillRef idx="0">
+                                  <a:srgbClr val="000000">
+                                    <a:alpha val="0"/>
+                                  </a:srgbClr>
+                                </a:fillRef>
+                                <a:effectRef idx="0">
+                                  <a:scrgbClr r="0" g="0" b="0"/>
+                                </a:effectRef>
+                                <a:fontRef idx="none"/>
+                              </wps:style>
+                              <wps:bodyPr/>
+                            </wps:wsp>
+                          </wpg:grpSp>
+                          <wpg:grpSp>
+                            <wpg:cNvPr id="80286821" name="Group 79"/>
+                            <wpg:cNvGrpSpPr/>
+                            <wpg:grpSpPr>
+                              <a:xfrm rot="16200000">
+                                <a:off x="695642" y="2311718"/>
+                                <a:ext cx="609917" cy="160655"/>
+                                <a:chOff x="-2" y="-6348"/>
+                                <a:chExt cx="988060" cy="160655"/>
+                              </a:xfrm>
+                            </wpg:grpSpPr>
+                            <wps:wsp>
+                              <wps:cNvPr id="1058551090" name="Shape 481"/>
+                              <wps:cNvSpPr/>
+                              <wps:spPr>
+                                <a:xfrm>
+                                  <a:off x="-2" y="29847"/>
+                                  <a:ext cx="988060" cy="88900"/>
+                                </a:xfrm>
+                                <a:custGeom>
+                                  <a:avLst/>
+                                  <a:gdLst/>
+                                  <a:ahLst/>
+                                  <a:cxnLst/>
+                                  <a:rect l="0" t="0" r="0" b="0"/>
+                                  <a:pathLst>
+                                    <a:path w="838200" h="76200">
+                                      <a:moveTo>
+                                        <a:pt x="762000" y="0"/>
+                                      </a:moveTo>
+                                      <a:lnTo>
+                                        <a:pt x="838200" y="38100"/>
+                                      </a:lnTo>
+                                      <a:lnTo>
+                                        <a:pt x="762000" y="76200"/>
+                                      </a:lnTo>
+                                      <a:lnTo>
+                                        <a:pt x="762000" y="42799"/>
+                                      </a:lnTo>
+                                      <a:lnTo>
+                                        <a:pt x="0" y="42799"/>
+                                      </a:lnTo>
+                                      <a:lnTo>
+                                        <a:pt x="0" y="33274"/>
+                                      </a:lnTo>
+                                      <a:lnTo>
+                                        <a:pt x="762000" y="33274"/>
+                                      </a:lnTo>
+                                      <a:lnTo>
+                                        <a:pt x="762000" y="0"/>
+                                      </a:lnTo>
+                                      <a:close/>
+                                    </a:path>
+                                  </a:pathLst>
+                                </a:custGeom>
+                                <a:ln w="0" cap="flat">
+                                  <a:solidFill>
+                                    <a:schemeClr val="tx1"/>
+                                  </a:solidFill>
+                                  <a:miter lim="127000"/>
+                                </a:ln>
+                              </wps:spPr>
+                              <wps:style>
+                                <a:lnRef idx="0">
+                                  <a:srgbClr val="000000">
+                                    <a:alpha val="0"/>
+                                  </a:srgbClr>
+                                </a:lnRef>
+                                <a:fillRef idx="1">
+                                  <a:srgbClr val="000000"/>
+                                </a:fillRef>
+                                <a:effectRef idx="0">
+                                  <a:scrgbClr r="0" g="0" b="0"/>
+                                </a:effectRef>
+                                <a:fontRef idx="none"/>
+                              </wps:style>
+                              <wps:bodyPr/>
+                            </wps:wsp>
+                            <wps:wsp>
+                              <wps:cNvPr id="1025005780" name="Shape 491"/>
+                              <wps:cNvSpPr/>
+                              <wps:spPr>
+                                <a:xfrm>
+                                  <a:off x="415989" y="-6348"/>
+                                  <a:ext cx="156209" cy="160655"/>
+                                </a:xfrm>
+                                <a:custGeom>
+                                  <a:avLst/>
+                                  <a:gdLst/>
+                                  <a:ahLst/>
+                                  <a:cxnLst/>
+                                  <a:rect l="0" t="0" r="0" b="0"/>
+                                  <a:pathLst>
+                                    <a:path w="152400" h="152400">
+                                      <a:moveTo>
+                                        <a:pt x="0" y="0"/>
+                                      </a:moveTo>
+                                      <a:lnTo>
+                                        <a:pt x="152400" y="152400"/>
+                                      </a:lnTo>
+                                    </a:path>
+                                  </a:pathLst>
+                                </a:custGeom>
+                                <a:ln w="9525" cap="flat">
+                                  <a:solidFill>
+                                    <a:schemeClr val="tx1"/>
+                                  </a:solidFill>
+                                  <a:round/>
+                                </a:ln>
+                              </wps:spPr>
+                              <wps:style>
+                                <a:lnRef idx="1">
+                                  <a:srgbClr val="000000"/>
+                                </a:lnRef>
+                                <a:fillRef idx="0">
+                                  <a:srgbClr val="000000">
+                                    <a:alpha val="0"/>
+                                  </a:srgbClr>
+                                </a:fillRef>
+                                <a:effectRef idx="0">
+                                  <a:scrgbClr r="0" g="0" b="0"/>
+                                </a:effectRef>
+                                <a:fontRef idx="none"/>
+                              </wps:style>
+                              <wps:bodyPr/>
+                            </wps:wsp>
+                          </wpg:grpSp>
+                          <wps:wsp>
+                            <wps:cNvPr id="1299895390" name="Text Box 69"/>
+                            <wps:cNvSpPr txBox="1"/>
+                            <wps:spPr>
+                              <a:xfrm>
+                                <a:off x="0" y="1793875"/>
+                                <a:ext cx="288925" cy="273050"/>
+                              </a:xfrm>
+                              <a:prstGeom prst="rect">
+                                <a:avLst/>
+                              </a:prstGeom>
+                              <a:noFill/>
+                              <a:ln w="6350">
+                                <a:noFill/>
+                              </a:ln>
+                            </wps:spPr>
+                            <wps:txbx>
+                              <w:txbxContent>
+                                <w:p>
+                                  <w:pPr>
+                                    <w:ind w:firstLine="0"/>
+                                  </w:pPr>
+                                  <w:r>
+                                    <w:t>8</w:t>
+                                  </w:r>
+                                </w:p>
+                              </w:txbxContent>
+                            </wps:txbx>
+                            <wps:bodyPr rot="0" spcFirstLastPara="0" vertOverflow="overflow" horzOverflow="overflow" vert="horz" wrap="square" lIns="91440" tIns="45720" rIns="91440" bIns="45720" numCol="1" spcCol="0" rtlCol="0" fromWordArt="0" anchor="t" anchorCtr="0" forceAA="0" compatLnSpc="1">
+                              <a:prstTxWarp prst="textNoShape">
+                                <a:avLst/>
+                              </a:prstTxWarp>
+                              <a:noAutofit/>
+                            </wps:bodyPr>
+                          </wps:wsp>
+                          <wps:wsp>
+                            <wps:cNvPr id="1151721313" name="Shape 483"/>
+                            <wps:cNvSpPr/>
+                            <wps:spPr>
+                              <a:xfrm flipH="1">
+                                <a:off x="1247775" y="511175"/>
+                                <a:ext cx="508000" cy="88900"/>
+                              </a:xfrm>
+                              <a:custGeom>
+                                <a:avLst/>
+                                <a:gdLst/>
+                                <a:ahLst/>
+                                <a:cxnLst/>
+                                <a:rect l="0" t="0" r="0" b="0"/>
+                                <a:pathLst>
+                                  <a:path w="838200" h="76200">
+                                    <a:moveTo>
+                                      <a:pt x="762000" y="0"/>
+                                    </a:moveTo>
+                                    <a:lnTo>
+                                      <a:pt x="838200" y="38100"/>
+                                    </a:lnTo>
+                                    <a:lnTo>
+                                      <a:pt x="762000" y="76200"/>
+                                    </a:lnTo>
+                                    <a:lnTo>
+                                      <a:pt x="762000" y="42799"/>
+                                    </a:lnTo>
+                                    <a:lnTo>
+                                      <a:pt x="0" y="42799"/>
+                                    </a:lnTo>
+                                    <a:lnTo>
+                                      <a:pt x="0" y="33274"/>
+                                    </a:lnTo>
+                                    <a:lnTo>
+                                      <a:pt x="762000" y="33274"/>
+                                    </a:lnTo>
+                                    <a:lnTo>
+                                      <a:pt x="762000" y="0"/>
+                                    </a:lnTo>
+                                    <a:close/>
+                                  </a:path>
+                                </a:pathLst>
+                              </a:custGeom>
+                              <a:ln w="0" cap="flat">
+                                <a:solidFill>
+                                  <a:schemeClr val="tx1"/>
+                                </a:solidFill>
+                                <a:miter lim="127000"/>
+                              </a:ln>
+                            </wps:spPr>
+                            <wps:style>
+                              <a:lnRef idx="0">
+                                <a:srgbClr val="000000">
+                                  <a:alpha val="0"/>
+                                </a:srgbClr>
+                              </a:lnRef>
+                              <a:fillRef idx="1">
+                                <a:srgbClr val="000000"/>
+                              </a:fillRef>
+                              <a:effectRef idx="0">
+                                <a:scrgbClr r="0" g="0" b="0"/>
+                              </a:effectRef>
+                              <a:fontRef idx="none"/>
+                            </wps:style>
+                            <wps:bodyPr/>
+                          </wps:wsp>
+                          <wps:wsp>
+                            <wps:cNvPr id="859788719" name="Shape 483"/>
+                            <wps:cNvSpPr/>
+                            <wps:spPr>
+                              <a:xfrm flipH="1">
+                                <a:off x="1257300" y="279400"/>
+                                <a:ext cx="488950" cy="82550"/>
+                              </a:xfrm>
+                              <a:custGeom>
+                                <a:avLst/>
+                                <a:gdLst/>
+                                <a:ahLst/>
+                                <a:cxnLst/>
+                                <a:rect l="0" t="0" r="0" b="0"/>
+                                <a:pathLst>
+                                  <a:path w="838200" h="76200">
+                                    <a:moveTo>
+                                      <a:pt x="762000" y="0"/>
+                                    </a:moveTo>
+                                    <a:lnTo>
+                                      <a:pt x="838200" y="38100"/>
+                                    </a:lnTo>
+                                    <a:lnTo>
+                                      <a:pt x="762000" y="76200"/>
+                                    </a:lnTo>
+                                    <a:lnTo>
+                                      <a:pt x="762000" y="42799"/>
+                                    </a:lnTo>
+                                    <a:lnTo>
+                                      <a:pt x="0" y="42799"/>
+                                    </a:lnTo>
+                                    <a:lnTo>
+                                      <a:pt x="0" y="33274"/>
+                                    </a:lnTo>
+                                    <a:lnTo>
+                                      <a:pt x="762000" y="33274"/>
+                                    </a:lnTo>
+                                    <a:lnTo>
+                                      <a:pt x="762000" y="0"/>
+                                    </a:lnTo>
+                                    <a:close/>
+                                  </a:path>
+                                </a:pathLst>
+                              </a:custGeom>
+                              <a:ln w="0" cap="flat">
+                                <a:solidFill>
+                                  <a:schemeClr val="tx1"/>
+                                </a:solidFill>
+                                <a:miter lim="127000"/>
+                              </a:ln>
+                            </wps:spPr>
+                            <wps:style>
+                              <a:lnRef idx="0">
+                                <a:srgbClr val="000000">
+                                  <a:alpha val="0"/>
+                                </a:srgbClr>
+                              </a:lnRef>
+                              <a:fillRef idx="1">
+                                <a:srgbClr val="000000"/>
+                              </a:fillRef>
+                              <a:effectRef idx="0">
+                                <a:scrgbClr r="0" g="0" b="0"/>
+                              </a:effectRef>
+                              <a:fontRef idx="none"/>
+                            </wps:style>
+                            <wps:bodyPr/>
+                          </wps:wsp>
+                          <wps:wsp>
+                            <wps:cNvPr id="1914376481" name="Shape 483"/>
+                            <wps:cNvSpPr/>
+                            <wps:spPr>
+                              <a:xfrm flipH="1">
+                                <a:off x="1250950" y="981075"/>
+                                <a:ext cx="508000" cy="88900"/>
+                              </a:xfrm>
+                              <a:custGeom>
+                                <a:avLst/>
+                                <a:gdLst/>
+                                <a:ahLst/>
+                                <a:cxnLst/>
+                                <a:rect l="0" t="0" r="0" b="0"/>
+                                <a:pathLst>
+                                  <a:path w="838200" h="76200">
+                                    <a:moveTo>
+                                      <a:pt x="762000" y="0"/>
+                                    </a:moveTo>
+                                    <a:lnTo>
+                                      <a:pt x="838200" y="38100"/>
+                                    </a:lnTo>
+                                    <a:lnTo>
+                                      <a:pt x="762000" y="76200"/>
+                                    </a:lnTo>
+                                    <a:lnTo>
+                                      <a:pt x="762000" y="42799"/>
+                                    </a:lnTo>
+                                    <a:lnTo>
+                                      <a:pt x="0" y="42799"/>
+                                    </a:lnTo>
+                                    <a:lnTo>
+                                      <a:pt x="0" y="33274"/>
+                                    </a:lnTo>
+                                    <a:lnTo>
+                                      <a:pt x="762000" y="33274"/>
+                                    </a:lnTo>
+                                    <a:lnTo>
+                                      <a:pt x="762000" y="0"/>
+                                    </a:lnTo>
+                                    <a:close/>
+                                  </a:path>
+                                </a:pathLst>
+                              </a:custGeom>
+                              <a:ln w="0" cap="flat">
+                                <a:solidFill>
+                                  <a:schemeClr val="tx1"/>
+                                </a:solidFill>
+                                <a:miter lim="127000"/>
+                              </a:ln>
+                            </wps:spPr>
+                            <wps:style>
+                              <a:lnRef idx="0">
+                                <a:srgbClr val="000000">
+                                  <a:alpha val="0"/>
+                                </a:srgbClr>
+                              </a:lnRef>
+                              <a:fillRef idx="1">
+                                <a:srgbClr val="000000"/>
+                              </a:fillRef>
+                              <a:effectRef idx="0">
+                                <a:scrgbClr r="0" g="0" b="0"/>
+                              </a:effectRef>
+                              <a:fontRef idx="none"/>
+                            </wps:style>
+                            <wps:bodyPr/>
+                          </wps:wsp>
+                          <wps:wsp>
+                            <wps:cNvPr id="404366841" name="Shape 483"/>
+                            <wps:cNvSpPr/>
+                            <wps:spPr>
+                              <a:xfrm flipH="1">
+                                <a:off x="1257300" y="749300"/>
+                                <a:ext cx="488950" cy="82550"/>
+                              </a:xfrm>
+                              <a:custGeom>
+                                <a:avLst/>
+                                <a:gdLst/>
+                                <a:ahLst/>
+                                <a:cxnLst/>
+                                <a:rect l="0" t="0" r="0" b="0"/>
+                                <a:pathLst>
+                                  <a:path w="838200" h="76200">
+                                    <a:moveTo>
+                                      <a:pt x="762000" y="0"/>
+                                    </a:moveTo>
+                                    <a:lnTo>
+                                      <a:pt x="838200" y="38100"/>
+                                    </a:lnTo>
+                                    <a:lnTo>
+                                      <a:pt x="762000" y="76200"/>
+                                    </a:lnTo>
+                                    <a:lnTo>
+                                      <a:pt x="762000" y="42799"/>
+                                    </a:lnTo>
+                                    <a:lnTo>
+                                      <a:pt x="0" y="42799"/>
+                                    </a:lnTo>
+                                    <a:lnTo>
+                                      <a:pt x="0" y="33274"/>
+                                    </a:lnTo>
+                                    <a:lnTo>
+                                      <a:pt x="762000" y="33274"/>
+                                    </a:lnTo>
+                                    <a:lnTo>
+                                      <a:pt x="762000" y="0"/>
+                                    </a:lnTo>
+                                    <a:close/>
+                                  </a:path>
+                                </a:pathLst>
+                              </a:custGeom>
+                              <a:ln w="0" cap="flat">
+                                <a:solidFill>
+                                  <a:schemeClr val="tx1"/>
+                                </a:solidFill>
+                                <a:miter lim="127000"/>
+                              </a:ln>
+                            </wps:spPr>
+                            <wps:style>
+                              <a:lnRef idx="0">
+                                <a:srgbClr val="000000">
+                                  <a:alpha val="0"/>
+                                </a:srgbClr>
+                              </a:lnRef>
+                              <a:fillRef idx="1">
+                                <a:srgbClr val="000000"/>
+                              </a:fillRef>
+                              <a:effectRef idx="0">
+                                <a:scrgbClr r="0" g="0" b="0"/>
+                              </a:effectRef>
+                              <a:fontRef idx="none"/>
+                            </wps:style>
+                            <wps:bodyPr/>
+                          </wps:wsp>
+                          <wps:wsp>
+                            <wps:cNvPr id="334640103" name="Text Box 69"/>
+                            <wps:cNvSpPr txBox="1"/>
+                            <wps:spPr>
+                              <a:xfrm>
+                                <a:off x="1416050" y="0"/>
+                                <a:ext cx="288925" cy="273050"/>
+                              </a:xfrm>
+                              <a:prstGeom prst="rect">
+                                <a:avLst/>
+                              </a:prstGeom>
+                              <a:noFill/>
+                              <a:ln w="6350">
+                                <a:noFill/>
+                              </a:ln>
+                            </wps:spPr>
+                            <wps:txbx>
+                              <w:txbxContent>
+                                <w:p>
+                                  <w:pPr>
+                                    <w:ind w:firstLine="0"/>
+                                  </w:pPr>
+                                  <w:r>
+                                    <w:t>8</w:t>
+                                  </w:r>
+                                </w:p>
+                              </w:txbxContent>
+                            </wps:txbx>
+                            <wps:bodyPr rot="0" spcFirstLastPara="0" vertOverflow="overflow" horzOverflow="overflow" vert="horz" wrap="square" lIns="91440" tIns="45720" rIns="91440" bIns="45720" numCol="1" spcCol="0" rtlCol="0" fromWordArt="0" anchor="t" anchorCtr="0" forceAA="0" compatLnSpc="1">
+                              <a:prstTxWarp prst="textNoShape">
+                                <a:avLst/>
+                              </a:prstTxWarp>
+                              <a:noAutofit/>
+                            </wps:bodyPr>
+                          </wps:wsp>
+                          <wps:wsp>
+                            <wps:cNvPr id="792355352" name="Text Box 80"/>
+                            <wps:cNvSpPr txBox="1"/>
+                            <wps:spPr>
+                              <a:xfrm>
+                                <a:off x="447675" y="552450"/>
+                                <a:ext cx="393700" cy="295275"/>
+                              </a:xfrm>
+                              <a:prstGeom prst="rect">
+                                <a:avLst/>
+                              </a:prstGeom>
+                              <a:noFill/>
+                              <a:ln w="6350">
+                                <a:noFill/>
+                              </a:ln>
+                            </wps:spPr>
+                            <wps:txbx>
+                              <w:txbxContent>
+                                <w:p>
+                                  <w:pPr>
+                                    <w:ind w:firstLine="0"/>
+                                  </w:pPr>
+                                  <w:r>
+                                    <w:t>PC</w:t>
+                                  </w:r>
+                                </w:p>
+                              </w:txbxContent>
+                            </wps:txbx>
+                            <wps:bodyPr rot="0" spcFirstLastPara="0" vertOverflow="overflow" horzOverflow="overflow" vert="horz" wrap="square" lIns="91440" tIns="45720" rIns="91440" bIns="45720" numCol="1" spcCol="0" rtlCol="0" fromWordArt="0" anchor="t" anchorCtr="0" forceAA="0" compatLnSpc="1">
+                              <a:prstTxWarp prst="textNoShape">
+                                <a:avLst/>
+                              </a:prstTxWarp>
+                              <a:noAutofit/>
+                            </wps:bodyPr>
+                          </wps:wsp>
+                          <wps:wsp>
+                            <wps:cNvPr id="1780409511" name="Text Box 80"/>
+                            <wps:cNvSpPr txBox="1"/>
+                            <wps:spPr>
+                              <a:xfrm>
+                                <a:off x="2095500" y="1625600"/>
+                                <a:ext cx="825500" cy="498475"/>
+                              </a:xfrm>
+                              <a:prstGeom prst="rect">
+                                <a:avLst/>
+                              </a:prstGeom>
+                              <a:noFill/>
+                              <a:ln w="6350">
+                                <a:noFill/>
+                              </a:ln>
+                            </wps:spPr>
+                            <wps:txbx>
+                              <w:txbxContent>
+                                <w:p>
+                                  <w:pPr>
+                                    <w:spacing w:line="240" w:lineRule="auto"/>
+                                    <w:ind w:firstLine="0"/>
+                                    <w:jc w:val="center"/>
+                                  </w:pPr>
+                                  <w:r>
+                                    <w:t>State Machine</w:t>
+                                  </w:r>
+                                </w:p>
+                              </w:txbxContent>
+                            </wps:txbx>
+                            <wps:bodyPr rot="0" spcFirstLastPara="0" vertOverflow="overflow" horzOverflow="overflow" vert="horz" wrap="square" lIns="91440" tIns="45720" rIns="91440" bIns="45720" numCol="1" spcCol="0" rtlCol="0" fromWordArt="0" anchor="t" anchorCtr="0" forceAA="0" compatLnSpc="1">
+                              <a:prstTxWarp prst="textNoShape">
+                                <a:avLst/>
+                              </a:prstTxWarp>
+                              <a:noAutofit/>
+                            </wps:bodyPr>
+                          </wps:wsp>
+                          <wps:wsp>
+                            <wps:cNvPr id="30697801" name="Text Box 80"/>
+                            <wps:cNvSpPr txBox="1"/>
+                            <wps:spPr>
+                              <a:xfrm>
+                                <a:off x="698500" y="1565275"/>
+                                <a:ext cx="393700" cy="295275"/>
+                              </a:xfrm>
+                              <a:prstGeom prst="rect">
+                                <a:avLst/>
+                              </a:prstGeom>
+                              <a:noFill/>
+                              <a:ln w="6350">
+                                <a:noFill/>
+                              </a:ln>
+                            </wps:spPr>
+                            <wps:txbx>
+                              <w:txbxContent>
+                                <w:p>
+                                  <w:pPr>
+                                    <w:ind w:firstLine="0"/>
+                                  </w:pPr>
+                                  <w:r>
+                                    <w:t>IR</w:t>
+                                  </w:r>
+                                </w:p>
+                              </w:txbxContent>
+                            </wps:txbx>
+                            <wps:bodyPr rot="0" spcFirstLastPara="0" vertOverflow="overflow" horzOverflow="overflow" vert="horz" wrap="square" lIns="91440" tIns="45720" rIns="91440" bIns="45720" numCol="1" spcCol="0" rtlCol="0" fromWordArt="0" anchor="t" anchorCtr="0" forceAA="0" compatLnSpc="1">
+                              <a:prstTxWarp prst="textNoShape">
+                                <a:avLst/>
+                              </a:prstTxWarp>
+                              <a:noAutofit/>
+                            </wps:bodyPr>
+                          </wps:wsp>
+                          <wps:wsp>
+                            <wps:cNvPr id="1876062731" name="Text Box 80"/>
+                            <wps:cNvSpPr txBox="1"/>
+                            <wps:spPr>
+                              <a:xfrm>
+                                <a:off x="85725" y="2905125"/>
+                                <a:ext cx="1450975" cy="479425"/>
+                              </a:xfrm>
+                              <a:prstGeom prst="rect">
+                                <a:avLst/>
+                              </a:prstGeom>
+                              <a:noFill/>
+                              <a:ln w="6350">
+                                <a:noFill/>
+                              </a:ln>
+                            </wps:spPr>
+                            <wps:txbx>
+                              <w:txbxContent>
+                                <w:p>
+                                  <w:pPr>
+                                    <w:spacing w:line="240" w:lineRule="auto"/>
+                                    <w:ind w:firstLine="0"/>
+                                    <w:jc w:val="center"/>
+                                  </w:pPr>
+                                  <w:r>
+                                    <w:t>Instruction memory (ROM)</w:t>
+                                  </w:r>
+                                </w:p>
+                              </w:txbxContent>
+                            </wps:txbx>
+                            <wps:bodyPr rot="0" spcFirstLastPara="0" vertOverflow="overflow" horzOverflow="overflow" vert="horz" wrap="square" lIns="91440" tIns="45720" rIns="91440" bIns="45720" numCol="1" spcCol="0" rtlCol="0" fromWordArt="0" anchor="t" anchorCtr="0" forceAA="0" compatLnSpc="1">
+                              <a:prstTxWarp prst="textNoShape">
+                                <a:avLst/>
+                              </a:prstTxWarp>
+                              <a:noAutofit/>
+                            </wps:bodyPr>
+                          </wps:wsp>
+                          <wps:wsp>
+                            <wps:cNvPr id="251253289" name="Shape 491"/>
+                            <wps:cNvSpPr/>
+                            <wps:spPr>
+                              <a:xfrm rot="5400000">
+                                <a:off x="1400175" y="1800225"/>
+                                <a:ext cx="156177" cy="160655"/>
+                              </a:xfrm>
+                              <a:custGeom>
+                                <a:avLst/>
+                                <a:gdLst/>
+                                <a:ahLst/>
+                                <a:cxnLst/>
+                                <a:rect l="0" t="0" r="0" b="0"/>
+                                <a:pathLst>
+                                  <a:path w="152400" h="152400">
+                                    <a:moveTo>
+                                      <a:pt x="0" y="0"/>
+                                    </a:moveTo>
+                                    <a:lnTo>
+                                      <a:pt x="152400" y="152400"/>
+                                    </a:lnTo>
+                                  </a:path>
+                                </a:pathLst>
+                              </a:custGeom>
+                              <a:ln w="9525" cap="flat">
+                                <a:solidFill>
+                                  <a:schemeClr val="tx1"/>
+                                </a:solidFill>
+                                <a:round/>
+                              </a:ln>
+                            </wps:spPr>
+                            <wps:style>
+                              <a:lnRef idx="1">
+                                <a:srgbClr val="000000"/>
+                              </a:lnRef>
+                              <a:fillRef idx="0">
+                                <a:srgbClr val="000000">
+                                  <a:alpha val="0"/>
+                                </a:srgbClr>
+                              </a:fillRef>
+                              <a:effectRef idx="0">
+                                <a:scrgbClr r="0" g="0" b="0"/>
+                              </a:effectRef>
+                              <a:fontRef idx="none"/>
+                            </wps:style>
+                            <wps:bodyPr/>
+                          </wps:wsp>
+                        </wpg:grpSp>
+                        <wps:wsp>
+                          <wps:cNvPr id="769621769" name="Text Box 69"/>
+                          <wps:cNvSpPr txBox="1"/>
+                          <wps:spPr>
+                            <a:xfrm>
+                              <a:off x="1279525" y="1911350"/>
+                              <a:ext cx="349250" cy="291298"/>
+                            </a:xfrm>
+                            <a:prstGeom prst="rect">
+                              <a:avLst/>
+                            </a:prstGeom>
+                            <a:noFill/>
+                            <a:ln w="6350">
+                              <a:noFill/>
+                            </a:ln>
+                          </wps:spPr>
+                          <wps:txbx>
+                            <w:txbxContent>
+                              <w:p>
+                                <w:pPr>
+                                  <w:ind w:firstLine="0"/>
+                                </w:pPr>
+                                <w:r>
+                                  <w:t>16</w:t>
+                                </w:r>
+                              </w:p>
+                            </w:txbxContent>
+                          </wps:txbx>
+                          <wps:bodyPr rot="0" spcFirstLastPara="0" vertOverflow="overflow" horzOverflow="overflow" vert="horz" wrap="square" lIns="91440" tIns="45720" rIns="91440" bIns="45720" numCol="1" spcCol="0" rtlCol="0" fromWordArt="0" anchor="t" anchorCtr="0" forceAA="0" compatLnSpc="1">
+                            <a:prstTxWarp prst="textNoShape">
+                              <a:avLst/>
+                            </a:prstTxWarp>
+                            <a:noAutofit/>
+                          </wps:bodyPr>
+                        </wps:wsp>
+                      </wpg:grpSp>
+                      <wps:wsp>
+                        <wps:cNvPr id="538595235" name="Text Box 4"/>
+                        <wps:cNvSpPr txBox="1"/>
+                        <wps:spPr>
+                          <a:xfrm>
+                            <a:off x="4295775" y="180975"/>
+                            <a:ext cx="507365" cy="260350"/>
+                          </a:xfrm>
+                          <a:prstGeom prst="rect">
+                            <a:avLst/>
+                          </a:prstGeom>
+                          <a:noFill/>
+                          <a:ln w="6350">
+                            <a:noFill/>
+                          </a:ln>
+                        </wps:spPr>
+                        <wps:txbx>
+                          <w:txbxContent>
+                            <w:p>
+                              <w:pPr>
+                                <w:ind w:firstLine="0"/>
+                              </w:pPr>
+                              <w:proofErr w:type="spellStart"/>
+                              <w:r>
+                                <w:t>addr</w:t>
+                              </w:r>
+                              <w:proofErr w:type="spellEnd"/>
+                            </w:p>
+                          </w:txbxContent>
+                        </wps:txbx>
+                        <wps:bodyPr rot="0" spcFirstLastPara="0" vertOverflow="overflow" horzOverflow="overflow" vert="horz" wrap="square" lIns="91440" tIns="45720" rIns="91440" bIns="45720" numCol="1" spcCol="0" rtlCol="0" fromWordArt="0" anchor="t" anchorCtr="0" forceAA="0" compatLnSpc="1">
+                          <a:prstTxWarp prst="textNoShape">
+                            <a:avLst/>
+                          </a:prstTxWarp>
+                          <a:noAutofit/>
+                        </wps:bodyPr>
+                      </wps:wsp>
+                      <wps:wsp>
+                        <wps:cNvPr id="617431621" name="Text Box 5"/>
+                        <wps:cNvSpPr txBox="1"/>
+                        <wps:spPr>
+                          <a:xfrm>
+                            <a:off x="4286250" y="355600"/>
+                            <a:ext cx="526415" cy="323850"/>
+                          </a:xfrm>
+                          <a:prstGeom prst="rect">
+                            <a:avLst/>
+                          </a:prstGeom>
+                          <a:noFill/>
+                          <a:ln w="6350">
+                            <a:noFill/>
+                          </a:ln>
+                        </wps:spPr>
+                        <wps:txbx>
+                          <w:txbxContent>
+                            <w:p>
+                              <w:pPr>
+                                <w:ind w:firstLine="0"/>
+                              </w:pPr>
+                              <w:proofErr w:type="spellStart"/>
+                              <w:r>
+                                <w:t>w_en</w:t>
+                              </w:r>
+                              <w:proofErr w:type="spellEnd"/>
+                            </w:p>
+                          </w:txbxContent>
+                        </wps:txbx>
+                        <wps:bodyPr rot="0" spcFirstLastPara="0" vertOverflow="overflow" horzOverflow="overflow" vert="horz" wrap="square" lIns="91440" tIns="45720" rIns="91440" bIns="45720" numCol="1" spcCol="0" rtlCol="0" fromWordArt="0" anchor="t" anchorCtr="0" forceAA="0" compatLnSpc="1">
+                          <a:prstTxWarp prst="textNoShape">
+                            <a:avLst/>
+                          </a:prstTxWarp>
+                          <a:noAutofit/>
+                        </wps:bodyPr>
+                      </wps:wsp>
+                      <wps:wsp>
+                        <wps:cNvPr id="2019422273" name="Text Box 63"/>
+                        <wps:cNvSpPr txBox="1"/>
+                        <wps:spPr>
+                          <a:xfrm>
+                            <a:off x="4295775" y="1463675"/>
+                            <a:ext cx="551815" cy="317500"/>
+                          </a:xfrm>
+                          <a:prstGeom prst="rect">
+                            <a:avLst/>
+                          </a:prstGeom>
+                          <a:noFill/>
+                          <a:ln w="6350">
+                            <a:noFill/>
+                          </a:ln>
+                        </wps:spPr>
+                        <wps:txbx>
+                          <w:txbxContent>
+                            <w:p>
+                              <w:pPr>
+                                <w:ind w:firstLine="0"/>
+                              </w:pPr>
+                              <w:r>
+                                <w:t>select</w:t>
+                              </w:r>
+                            </w:p>
+                          </w:txbxContent>
+                        </wps:txbx>
+                        <wps:bodyPr rot="0" spcFirstLastPara="0" vertOverflow="overflow" horzOverflow="overflow" vert="horz" wrap="square" lIns="91440" tIns="45720" rIns="91440" bIns="45720" numCol="1" spcCol="0" rtlCol="0" fromWordArt="0" anchor="t" anchorCtr="0" forceAA="0" compatLnSpc="1">
+                          <a:prstTxWarp prst="textNoShape">
+                            <a:avLst/>
+                          </a:prstTxWarp>
+                          <a:noAutofit/>
+                        </wps:bodyPr>
+                      </wps:wsp>
+                      <wps:wsp>
+                        <wps:cNvPr id="765094475" name="Text Box 64"/>
+                        <wps:cNvSpPr txBox="1"/>
+                        <wps:spPr>
+                          <a:xfrm>
+                            <a:off x="4295775" y="2212975"/>
+                            <a:ext cx="1009015" cy="298450"/>
+                          </a:xfrm>
+                          <a:prstGeom prst="rect">
+                            <a:avLst/>
+                          </a:prstGeom>
+                          <a:noFill/>
+                          <a:ln w="6350">
+                            <a:noFill/>
+                          </a:ln>
+                        </wps:spPr>
+                        <wps:txbx>
+                          <w:txbxContent>
+                            <w:p>
+                              <w:pPr>
+                                <w:spacing w:line="240" w:lineRule="auto"/>
+                                <w:ind w:firstLine="0"/>
+                              </w:pPr>
+                              <w:r>
+                                <w:t>R/W controls</w:t>
+                              </w:r>
+                            </w:p>
+                          </w:txbxContent>
+                        </wps:txbx>
+                        <wps:bodyPr rot="0" spcFirstLastPara="0" vertOverflow="overflow" horzOverflow="overflow" vert="horz" wrap="square" lIns="91440" tIns="45720" rIns="91440" bIns="45720" numCol="1" spcCol="0" rtlCol="0" fromWordArt="0" anchor="t" anchorCtr="0" forceAA="0" compatLnSpc="1">
+                          <a:prstTxWarp prst="textNoShape">
+                            <a:avLst/>
+                          </a:prstTxWarp>
+                          <a:noAutofit/>
+                        </wps:bodyPr>
+                      </wps:wsp>
+                      <wps:wsp>
+                        <wps:cNvPr id="1368750794" name="Text Box 65"/>
+                        <wps:cNvSpPr txBox="1"/>
+                        <wps:spPr>
+                          <a:xfrm>
+                            <a:off x="4295775" y="3070225"/>
+                            <a:ext cx="1091565" cy="266700"/>
+                          </a:xfrm>
+                          <a:prstGeom prst="rect">
+                            <a:avLst/>
+                          </a:prstGeom>
+                          <a:noFill/>
+                          <a:ln w="6350">
+                            <a:noFill/>
+                          </a:ln>
+                        </wps:spPr>
+                        <wps:txbx>
+                          <w:txbxContent>
+                            <w:p>
+                              <w:pPr>
+                                <w:ind w:firstLine="0"/>
+                              </w:pPr>
+                              <w:r>
+                                <w:t xml:space="preserve">function </w:t>
+                              </w:r>
+                              <w:proofErr w:type="gramStart"/>
+                              <w:r>
+                                <w:t>select</w:t>
+                              </w:r>
+                              <w:proofErr w:type="gramEnd"/>
+                            </w:p>
+                          </w:txbxContent>
+                        </wps:txbx>
+                        <wps:bodyPr rot="0" spcFirstLastPara="0" vertOverflow="overflow" horzOverflow="overflow" vert="horz" wrap="square" lIns="91440" tIns="45720" rIns="91440" bIns="45720" numCol="1" spcCol="0" rtlCol="0" fromWordArt="0" anchor="t" anchorCtr="0" forceAA="0" compatLnSpc="1">
+                          <a:prstTxWarp prst="textNoShape">
+                            <a:avLst/>
+                          </a:prstTxWarp>
+                          <a:noAutofit/>
+                        </wps:bodyPr>
+                      </wps:wsp>
+                      <wps:wsp>
+                        <wps:cNvPr id="813531135" name="Text Box 70"/>
+                        <wps:cNvSpPr txBox="1"/>
+                        <wps:spPr>
+                          <a:xfrm>
+                            <a:off x="4295775" y="3279775"/>
+                            <a:ext cx="838200" cy="311150"/>
+                          </a:xfrm>
+                          <a:prstGeom prst="rect">
+                            <a:avLst/>
+                          </a:prstGeom>
+                          <a:noFill/>
+                          <a:ln w="6350">
+                            <a:noFill/>
+                          </a:ln>
+                        </wps:spPr>
+                        <wps:txbx>
+                          <w:txbxContent>
+                            <w:p>
+                              <w:pPr>
+                                <w:ind w:firstLine="0"/>
+                              </w:pPr>
+                              <w:r>
+                                <w:t>ALU flags</w:t>
+                              </w:r>
+                            </w:p>
+                          </w:txbxContent>
+                        </wps:txbx>
+                        <wps:bodyPr rot="0" spcFirstLastPara="0" vertOverflow="overflow" horzOverflow="overflow" vert="horz" wrap="square" lIns="91440" tIns="45720" rIns="91440" bIns="45720" numCol="1" spcCol="0" rtlCol="0" fromWordArt="0" anchor="t" anchorCtr="0" forceAA="0" compatLnSpc="1">
+                          <a:prstTxWarp prst="textNoShape">
+                            <a:avLst/>
+                          </a:prstTxWarp>
+                          <a:noAutofit/>
+                        </wps:bodyPr>
+                      </wps:wsp>
+                    </wpg:wgp>
+                  </a:graphicData>
+                </a:graphic>
+              </wp:anchor>
+            </w:drawing>
+          </mc:Choice>
+          <mc:Fallback>
+            <w:pict>
+              <v:group w14:anchorId="224996B5" id="Group 83" o:spid="_x0000_s1027" style="position:absolute;margin-left:21.5pt;margin-top:3.25pt;width:424.2pt;height:282.75pt;z-index:251839488" coordsize="53873,35909" o:gfxdata="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">
+                <v:group id="Group 82" o:spid="_x0000_s1028" style="position:absolute;width:43472;height:35560" coordsize="43472,35560" o:gfxdata="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">
+                  <v:shape id="Shape 491" o:spid="_x0000_s1029" style="position:absolute;left:14414;top:2381;width:1562;height:1606;rotation:90;visibility:visible;mso-wrap-style:square;v-text-anchor:top" coordsize="152400,152400" o:gfxdata="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" path="m,l152400,152400e" filled="f" strokecolor="black [3213]">
+                    <v:path arrowok="t" textboxrect="0,0,152400,152400"/>
+                  </v:shape>
+                  <v:group id="Group 81" o:spid="_x0000_s1030" style="position:absolute;width:43472;height:35560" coordsize="43472,35560" o:gfxdata="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">
+                    <v:shape id="Shape 487" o:spid="_x0000_s1031" style="position:absolute;left:33527;top:23114;width:9875;height:698;visibility:visible;mso-wrap-style:square;v-text-anchor:top" coordsize="1371600,76200" o:gfxdata="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" path="m1295400,r76200,38100l1295400,76200r,-33401l,42799,,33274r1295400,l1295400,xe" fillcolor="black" strokecolor="black [3213]" strokeweight="0">
+                      <v:stroke miterlimit="83231f" joinstyle="miter"/>
+                      <v:path arrowok="t" textboxrect="0,0,1371600,76200"/>
+                    </v:shape>
+                    <v:shape id="Shape 492" o:spid="_x0000_s1032" style="position:absolute;left:33718;top:31686;width:9620;height:889;visibility:visible;mso-wrap-style:square;v-text-anchor:top" coordsize="1371600,76200" o:gfxdata="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" path="m1295400,r76200,38100l1295400,76200r,-33401l,42799,,33274r1295400,l1295400,xe" fillcolor="black" strokecolor="black [3213]" strokeweight="0">
+                      <v:stroke miterlimit="83231f" joinstyle="miter"/>
+                      <v:path arrowok="t" textboxrect="0,0,1371600,76200"/>
+                    </v:shape>
+                    <v:rect id="Rectangle 74" o:spid="_x0000_s1033" style="position:absolute;left:1016;top:26924;width:14351;height:8636;visibility:visible;mso-wrap-style:square;v-text-anchor:middle" o:gfxdata="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" filled="f" strokecolor="#0070c0" strokeweight="1pt"/>
+                    <v:rect id="Rectangle 75" o:spid="_x0000_s1034" style="position:absolute;left:635;top:2413;width:11811;height:9144;visibility:visible;mso-wrap-style:square;v-text-anchor:middle" o:gfxdata="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" filled="f" strokecolor="#0070c0" strokeweight="1pt"/>
+                    <v:rect id="Rectangle 76" o:spid="_x0000_s1035" style="position:absolute;left:4953;top:13779;width:7493;height:6922;visibility:visible;mso-wrap-style:square;v-text-anchor:middle" o:gfxdata="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" filled="f" strokecolor="#0070c0" strokeweight="1pt"/>
+                    <v:rect id="Rectangle 77" o:spid="_x0000_s1036" style="position:absolute;left:17462;top:1968;width:16066;height:33592;visibility:visible;mso-wrap-style:square;v-text-anchor:middle" o:gfxdata="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" filled="f" strokecolor="#0070c0" strokeweight="1pt"/>
+                    <v:shape id="Shape 492" o:spid="_x0000_s1037" style="position:absolute;left:33623;top:33623;width:9588;height:666;rotation:180;visibility:visible;mso-wrap-style:square;v-text-anchor:top" coordsize="1371600,76200" o:gfxdata="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" path="m1295400,r76200,38100l1295400,76200r,-33401l,42799,,33274r1295400,l1295400,xe" fillcolor="black" strokecolor="black [3213]" strokeweight="0">
+                      <v:stroke miterlimit="83231f" joinstyle="miter"/>
+                      <v:path arrowok="t" textboxrect="0,0,1371600,76200"/>
+                    </v:shape>
+                    <v:shape id="Shape 483" o:spid="_x0000_s1038" style="position:absolute;left:33591;top:4572;width:9881;height:889;visibility:visible;mso-wrap-style:square;v-text-anchor:top" coordsize="838200,76200" o:gfxdata="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" path="m762000,r76200,38100l762000,76200r,-33401l,42799,,33274r762000,l762000,xe" fillcolor="black" strokecolor="black [3213]" strokeweight="0">
+                      <v:stroke miterlimit="83231f" joinstyle="miter"/>
+                      <v:path arrowok="t" textboxrect="0,0,838200,76200"/>
+                    </v:shape>
+                    <v:shape id="Shape 485" o:spid="_x0000_s1039" style="position:absolute;left:33528;top:15875;width:9398;height:857;visibility:visible;mso-wrap-style:square;v-text-anchor:top" coordsize="1371600,76200" o:gfxdata="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" path="m1295400,r76200,38100l1295400,76200r,-33401l,42799,,33274r1295400,l1295400,xe" fillcolor="black" strokecolor="black [3213]" strokeweight="0">
+                      <v:stroke miterlimit="83231f" joinstyle="miter"/>
+                      <v:path arrowok="t" textboxrect="0,0,1371600,76200"/>
+                    </v:shape>
+                    <v:shape id="Shape 490" o:spid="_x0000_s1040" style="position:absolute;left:35623;top:22701;width:1562;height:1606;visibility:visible;mso-wrap-style:square;v-text-anchor:top" coordsize="152400,152400" o:gfxdata="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" path="m,l152400,152400e" filled="f" strokecolor="black [3213]">
+                      <v:path arrowok="t" textboxrect="0,0,152400,152400"/>
+                    </v:shape>
+                    <v:group id="Group 79" o:spid="_x0000_s1041" style="position:absolute;left:33591;top:2571;width:9881;height:1607" coordsize="9880,1606" o:gfxdata="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">
+                      <v:shape id="Shape 481" o:spid="_x0000_s1042" style="position:absolute;top:412;width:9880;height:889;visibility:visible;mso-wrap-style:square;v-text-anchor:top" coordsize="838200,76200" o:gfxdata="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" path="m762000,r76200,38100l762000,76200r,-33401l,42799,,33274r762000,l762000,xe" fillcolor="black" strokecolor="black [3213]" strokeweight="0">
+                        <v:stroke miterlimit="83231f" joinstyle="miter"/>
+                        <v:path arrowok="t" textboxrect="0,0,838200,76200"/>
+                      </v:shape>
+                      <v:shape id="Shape 491" o:spid="_x0000_s1043" style="position:absolute;left:2825;width:1562;height:1606;visibility:visible;mso-wrap-style:square;v-text-anchor:top" coordsize="152400,152400" o:gfxdata="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" path="m,l152400,152400e" filled="f" strokecolor="black [3213]">
+                        <v:path arrowok="t" textboxrect="0,0,152400,152400"/>
+                      </v:shape>
+                    </v:group>
+                    <v:shape id="Shape 495" o:spid="_x0000_s1044" style="position:absolute;left:36417;top:31305;width:1566;height:1611;visibility:visible;mso-wrap-style:square;v-text-anchor:top" coordsize="152400,152400" o:gfxdata="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" path="m,l152400,152400e" filled="f" strokecolor="black [3213]">
+                      <v:path arrowok="t" textboxrect="0,0,152400,152400"/>
+                    </v:shape>
+                    <v:shape id="Shape 483" o:spid="_x0000_s1045" style="position:absolute;left:12446;top:18351;width:5080;height:889;rotation:180;flip:x;visibility:visible;mso-wrap-style:square;v-text-anchor:top" coordsize="838200,76200" o:gfxdata="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" path="m762000,r76200,38100l762000,76200r,-33401l,42799,,33274r762000,l762000,xe" fillcolor="black" strokecolor="black [3213]" strokeweight="0">
+                      <v:stroke miterlimit="83231f" joinstyle="miter"/>
+                      <v:path arrowok="t" textboxrect="0,0,838200,76200"/>
+                    </v:shape>
+                    <v:shape id="Shape 483" o:spid="_x0000_s1046" style="position:absolute;left:12382;top:14795;width:4890;height:826;flip:x;visibility:visible;mso-wrap-style:square;v-text-anchor:top" coordsize="838200,76200" o:gfxdata="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" path="m762000,r76200,38100l762000,76200r,-33401l,42799,,33274r762000,l762000,xe" fillcolor="black" strokecolor="black [3213]" strokeweight="0">
+                      <v:stroke miterlimit="83231f" joinstyle="miter"/>
+                      <v:path arrowok="t" textboxrect="0,0,838200,76200"/>
+                    </v:shape>
+                    <v:shape id="Shape 414" o:spid="_x0000_s1047" style="position:absolute;left:17526;top:33464;width:1322;height:1360;visibility:visible;mso-wrap-style:square;v-text-anchor:top" coordsize="128651,128651" o:gfxdata="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" path="m,128651l128651,63500,,e" filled="f" strokecolor="black [3213]" strokeweight=".30869mm">
+                      <v:stroke miterlimit="83231f" joinstyle="miter"/>
+                      <v:path arrowok="t" textboxrect="0,0,128651,128651"/>
+                    </v:shape>
+                    <v:shape id="Shape 414" o:spid="_x0000_s1048" style="position:absolute;left:4889;top:18764;width:1322;height:1360;visibility:visible;mso-wrap-style:square;v-text-anchor:top" coordsize="128651,128651" o:gfxdata="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" path="m,128651l128651,63500,,e" filled="f" strokecolor="black [3213]" strokeweight=".30869mm">
+                      <v:stroke miterlimit="83231f" joinstyle="miter"/>
+                      <v:path arrowok="t" textboxrect="0,0,128651,128651"/>
+                    </v:shape>
+                    <v:shape id="Shape 414" o:spid="_x0000_s1049" style="position:absolute;left:635;top:9620;width:1322;height:1360;visibility:visible;mso-wrap-style:square;v-text-anchor:top" coordsize="128651,128651" o:gfxdata="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" path="m,128651l128651,63500,,e" filled="f" strokecolor="black [3213]" strokeweight=".30869mm">
+                      <v:stroke miterlimit="83231f" joinstyle="miter"/>
+                      <v:path arrowok="t" textboxrect="0,0,128651,128651"/>
+                    </v:shape>
+                    <v:shape id="Text Box 69" o:spid="_x0000_s1050" type="#_x0000_t202" style="position:absolute;left:10064;top:22606;width:3493;height:2912;visibility:visible;mso-wrap-style:square;v-text-anchor:top" o:gfxdata="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" filled="f" stroked="f" strokeweight=".5pt">
+                      <v:textbox>
+                        <w:txbxContent>
+                          <w:p>
+                            <w:pPr>
+                              <w:ind w:firstLine="0"/>
+                            </w:pPr>
+                            <w:r>
+                              <w:t>16</w:t>
+                            </w:r>
+                          </w:p>
+                        </w:txbxContent>
+                      </v:textbox>
+                    </v:shape>
+                    <v:group id="Group 79" o:spid="_x0000_s1051" style="position:absolute;left:-4840;top:18377;width:15231;height:1606;rotation:90" coordorigin="-5349" coordsize="15230,1606" o:gfxdata="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">
+                      <v:shape id="Shape 481" o:spid="_x0000_s1052" style="position:absolute;left:-5349;top:517;width:15229;height:581;visibility:visible;mso-wrap-style:square;v-text-anchor:top" coordsize="838200,76200" o:gfxdata="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" path="m762000,r76200,38100l762000,76200r,-33401l,42799,,33274r762000,l762000,xe" fillcolor="black" strokecolor="black [3213]" strokeweight="0">
+                        <v:stroke miterlimit="83231f" joinstyle="miter"/>
+                        <v:path arrowok="t" textboxrect="0,0,838200,76200"/>
+                      </v:shape>
+                      <v:shape id="Shape 491" o:spid="_x0000_s1053" style="position:absolute;left:1492;width:1562;height:1606;visibility:visible;mso-wrap-style:square;v-text-anchor:top" coordsize="152400,152400" o:gfxdata="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" path="m,l152400,152400e" filled="f" strokecolor="black [3213]">
+                        <v:path arrowok="t" textboxrect="0,0,152400,152400"/>
+                      </v:shape>
+                    </v:group>
+                    <v:group id="Group 79" o:spid="_x0000_s1054" style="position:absolute;left:6956;top:23116;width:6100;height:1607;rotation:-90" coordorigin=",-63" coordsize="9880,1606" o:gfxdata="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">
+                      <v:shape id="Shape 481" o:spid="_x0000_s1055" style="position:absolute;top:298;width:9880;height:889;visibility:visible;mso-wrap-style:square;v-text-anchor:top" coordsize="838200,76200" o:gfxdata="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" path="m762000,r76200,38100l762000,76200r,-33401l,42799,,33274r762000,l762000,xe" fillcolor="black" strokecolor="black [3213]" strokeweight="0">
+                        <v:stroke miterlimit="83231f" joinstyle="miter"/>
+                        <v:path arrowok="t" textboxrect="0,0,838200,76200"/>
+                      </v:shape>
+                      <v:shape id="Shape 491" o:spid="_x0000_s1056" style="position:absolute;left:4159;top:-63;width:1562;height:1606;visibility:visible;mso-wrap-style:square;v-text-anchor:top" coordsize="152400,152400" o:gfxdata="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" path="m,l152400,152400e" filled="f" strokecolor="black [3213]">
+                        <v:path arrowok="t" textboxrect="0,0,152400,152400"/>
+                      </v:shape>
+                    </v:group>
+                    <v:shape id="Text Box 69" o:spid="_x0000_s1057" type="#_x0000_t202" style="position:absolute;top:17938;width:2889;height:2731;visibility:visible;mso-wrap-style:square;v-text-anchor:top" o:gfxdata="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" filled="f" stroked="f" strokeweight=".5pt">
+                      <v:textbox>
+                        <w:txbxContent>
+                          <w:p>
+                            <w:pPr>
+                              <w:ind w:firstLine="0"/>
+                            </w:pPr>
+                            <w:r>
+                              <w:t>8</w:t>
+                            </w:r>
+                          </w:p>
+                        </w:txbxContent>
+                      </v:textbox>
+                    </v:shape>
+                    <v:shape id="Shape 483" o:spid="_x0000_s1058" style="position:absolute;left:12477;top:5111;width:5080;height:889;flip:x;visibility:visible;mso-wrap-style:square;v-text-anchor:top" coordsize="838200,76200" o:gfxdata="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" path="m762000,r76200,38100l762000,76200r,-33401l,42799,,33274r762000,l762000,xe" fillcolor="black" strokecolor="black [3213]" strokeweight="0">
+                      <v:stroke miterlimit="83231f" joinstyle="miter"/>
+                      <v:path arrowok="t" textboxrect="0,0,838200,76200"/>
+                    </v:shape>
+                    <v:shape id="Shape 483" o:spid="_x0000_s1059" style="position:absolute;left:12573;top:2794;width:4889;height:825;flip:x;visibility:visible;mso-wrap-style:square;v-text-anchor:top" coordsize="838200,76200" o:gfxdata="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" path="m762000,r76200,38100l762000,76200r,-33401l,42799,,33274r762000,l762000,xe" fillcolor="black" strokecolor="black [3213]" strokeweight="0">
+                      <v:stroke miterlimit="83231f" joinstyle="miter"/>
+                      <v:path arrowok="t" textboxrect="0,0,838200,76200"/>
+                    </v:shape>
+                    <v:shape id="Shape 483" o:spid="_x0000_s1060" style="position:absolute;left:12509;top:9810;width:5080;height:889;flip:x;visibility:visible;mso-wrap-style:square;v-text-anchor:top" coordsize="838200,76200" o:gfxdata="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" path="m762000,r76200,38100l762000,76200r,-33401l,42799,,33274r762000,l762000,xe" fillcolor="black" strokecolor="black [3213]" strokeweight="0">
+                      <v:stroke miterlimit="83231f" joinstyle="miter"/>
+                      <v:path arrowok="t" textboxrect="0,0,838200,76200"/>
+                    </v:shape>
+                    <v:shape id="Shape 483" o:spid="_x0000_s1061" style="position:absolute;left:12573;top:7493;width:4889;height:825;flip:x;visibility:visible;mso-wrap-style:square;v-text-anchor:top" coordsize="838200,76200" o:gfxdata="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" path="m762000,r76200,38100l762000,76200r,-33401l,42799,,33274r762000,l762000,xe" fillcolor="black" strokecolor="black [3213]" strokeweight="0">
+                      <v:stroke miterlimit="83231f" joinstyle="miter"/>
+                      <v:path arrowok="t" textboxrect="0,0,838200,76200"/>
+                    </v:shape>
+                    <v:shape id="Text Box 69" o:spid="_x0000_s1062" type="#_x0000_t202" style="position:absolute;left:14160;width:2889;height:2730;visibility:visible;mso-wrap-style:square;v-text-anchor:top" o:gfxdata="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" filled="f" stroked="f" strokeweight=".5pt">
+                      <v:textbox>
+                        <w:txbxContent>
+                          <w:p>
+                            <w:pPr>
+                              <w:ind w:firstLine="0"/>
+                            </w:pPr>
+                            <w:r>
+                              <w:t>8</w:t>
+                            </w:r>
+                          </w:p>
+                        </w:txbxContent>
+                      </v:textbox>
+                    </v:shape>
+                    <v:shape id="Text Box 80" o:spid="_x0000_s1063" type="#_x0000_t202" style="position:absolute;left:4476;top:5524;width:3937;height:2953;visibility:visible;mso-wrap-style:square;v-text-anchor:top" o:gfxdata="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" filled="f" stroked="f" strokeweight=".5pt">
+                      <v:textbox>
+                        <w:txbxContent>
+                          <w:p>
+                            <w:pPr>
+                              <w:ind w:firstLine="0"/>
+                            </w:pPr>
+                            <w:r>
+                              <w:t>PC</w:t>
+                            </w:r>
+                          </w:p>
+                        </w:txbxContent>
+                      </v:textbox>
+                    </v:shape>
+                    <v:shape id="Text Box 80" o:spid="_x0000_s1064" type="#_x0000_t202" style="position:absolute;left:20955;top:16256;width:8255;height:4984;visibility:visible;mso-wrap-style:square;v-text-anchor:top" o:gfxdata="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" filled="f" stroked="f" strokeweight=".5pt">
+                      <v:textbox>
+                        <w:txbxContent>
+                          <w:p>
+                            <w:pPr>
+                              <w:spacing w:line="240" w:lineRule="auto"/>
+                              <w:ind w:firstLine="0"/>
+                              <w:jc w:val="center"/>
+                            </w:pPr>
+                            <w:r>
+                              <w:t>State Machine</w:t>
+                            </w:r>
+                          </w:p>
+                        </w:txbxContent>
+                      </v:textbox>
+                    </v:shape>
+                    <v:shape id="Text Box 80" o:spid="_x0000_s1065" type="#_x0000_t202" style="position:absolute;left:6985;top:15652;width:3937;height:2953;visibility:visible;mso-wrap-style:square;v-text-anchor:top" o:gfxdata="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" filled="f" stroked="f" strokeweight=".5pt">
+                      <v:textbox>
+                        <w:txbxContent>
+                          <w:p>
+                            <w:pPr>
+                              <w:ind w:firstLine="0"/>
+                            </w:pPr>
+                            <w:r>
+                              <w:t>IR</w:t>
+                            </w:r>
+                          </w:p>
+                        </w:txbxContent>
+                      </v:textbox>
+                    </v:shape>
+                    <v:shape id="Text Box 80" o:spid="_x0000_s1066" type="#_x0000_t202" style="position:absolute;left:857;top:29051;width:14510;height:4794;visibility:visible;mso-wrap-style:square;v-text-anchor:top" o:gfxdata="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" filled="f" stroked="f" strokeweight=".5pt">
+                      <v:textbox>
+                        <w:txbxContent>
+                          <w:p>
+                            <w:pPr>
+                              <w:spacing w:line="240" w:lineRule="auto"/>
+                              <w:ind w:firstLine="0"/>
+                              <w:jc w:val="center"/>
+                            </w:pPr>
+                            <w:r>
+                              <w:t>Instruction memory (ROM)</w:t>
+                            </w:r>
+                          </w:p>
+                        </w:txbxContent>
+                      </v:textbox>
+                    </v:shape>
+                    <v:shape id="Shape 491" o:spid="_x0000_s1067" style="position:absolute;left:14001;top:18002;width:1562;height:1606;rotation:90;visibility:visible;mso-wrap-style:square;v-text-anchor:top" coordsize="152400,152400" o:gfxdata="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" path="m,l152400,152400e" filled="f" strokecolor="black [3213]">
+                      <v:path arrowok="t" textboxrect="0,0,152400,152400"/>
+                    </v:shape>
+                  </v:group>
+                  <v:shape id="Text Box 69" o:spid="_x0000_s1068" type="#_x0000_t202" style="position:absolute;left:12795;top:19113;width:3492;height:2913;visibility:visible;mso-wrap-style:square;v-text-anchor:top" o:gfxdata="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" filled="f" stroked="f" strokeweight=".5pt">
+                    <v:textbox>
+                      <w:txbxContent>
+                        <w:p>
+                          <w:pPr>
+                            <w:ind w:firstLine="0"/>
+                          </w:pPr>
+                          <w:r>
+                            <w:t>16</w:t>
+                          </w:r>
+                        </w:p>
+                      </w:txbxContent>
+                    </v:textbox>
+                  </v:shape>
+                </v:group>
+                <v:shape id="Text Box 4" o:spid="_x0000_s1069" type="#_x0000_t202" style="position:absolute;left:42957;top:1809;width:5074;height:2604;visibility:visible;mso-wrap-style:square;v-text-anchor:top" o:gfxdata="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" filled="f" stroked="f" strokeweight=".5pt">
+                  <v:textbox>
+                    <w:txbxContent>
+                      <w:p>
+                        <w:pPr>
+                          <w:ind w:firstLine="0"/>
+                        </w:pPr>
+                        <w:proofErr w:type="spellStart"/>
+                        <w:r>
+                          <w:t>addr</w:t>
+                        </w:r>
+                        <w:proofErr w:type="spellEnd"/>
+                      </w:p>
+                    </w:txbxContent>
+                  </v:textbox>
+                </v:shape>
+                <v:shape id="Text Box 5" o:spid="_x0000_s1070" type="#_x0000_t202" style="position:absolute;left:42862;top:3556;width:5264;height:3238;visibility:visible;mso-wrap-style:square;v-text-anchor:top" o:gfxdata="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" filled="f" stroked="f" strokeweight=".5pt">
+                  <v:textbox>
+                    <w:txbxContent>
+                      <w:p>
+                        <w:pPr>
+                          <w:ind w:firstLine="0"/>
+                        </w:pPr>
+                        <w:proofErr w:type="spellStart"/>
+                        <w:r>
+                          <w:t>w_en</w:t>
+                        </w:r>
+                        <w:proofErr w:type="spellEnd"/>
+                      </w:p>
+                    </w:txbxContent>
+                  </v:textbox>
+                </v:shape>
+                <v:shape id="Text Box 63" o:spid="_x0000_s1071" type="#_x0000_t202" style="position:absolute;left:42957;top:14636;width:5518;height:3175;visibility:visible;mso-wrap-style:square;v-text-anchor:top" o:gfxdata="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" filled="f" stroked="f" strokeweight=".5pt">
+                  <v:textbox>
+                    <w:txbxContent>
+                      <w:p>
+                        <w:pPr>
+                          <w:ind w:firstLine="0"/>
+                        </w:pPr>
+                        <w:r>
+                          <w:t>select</w:t>
+                        </w:r>
+                      </w:p>
+                    </w:txbxContent>
+                  </v:textbox>
+                </v:shape>
+                <v:shape id="Text Box 64" o:spid="_x0000_s1072" type="#_x0000_t202" style="position:absolute;left:42957;top:22129;width:10090;height:2985;visibility:visible;mso-wrap-style:square;v-text-anchor:top" o:gfxdata="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" filled="f" stroked="f" strokeweight=".5pt">
+                  <v:textbox>
+                    <w:txbxContent>
+                      <w:p>
+                        <w:pPr>
+                          <w:spacing w:line="240" w:lineRule="auto"/>
+                          <w:ind w:firstLine="0"/>
+                        </w:pPr>
+                        <w:r>
+                          <w:t>R/W controls</w:t>
+                        </w:r>
+                      </w:p>
+                    </w:txbxContent>
+                  </v:textbox>
+                </v:shape>
+                <v:shape id="Text Box 65" o:spid="_x0000_s1073" type="#_x0000_t202" style="position:absolute;left:42957;top:30702;width:10916;height:2667;visibility:visible;mso-wrap-style:square;v-text-anchor:top" o:gfxdata="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" filled="f" stroked="f" strokeweight=".5pt">
+                  <v:textbox>
+                    <w:txbxContent>
+                      <w:p>
+                        <w:pPr>
+                          <w:ind w:firstLine="0"/>
+                        </w:pPr>
+                        <w:r>
+                          <w:t xml:space="preserve">function </w:t>
+                        </w:r>
+                        <w:proofErr w:type="gramStart"/>
+                        <w:r>
+                          <w:t>select</w:t>
+                        </w:r>
+                        <w:proofErr w:type="gramEnd"/>
+                      </w:p>
+                    </w:txbxContent>
+                  </v:textbox>
+                </v:shape>
+                <v:shape id="Text Box 70" o:spid="_x0000_s1074" type="#_x0000_t202" style="position:absolute;left:42957;top:32797;width:8382;height:3112;visibility:visible;mso-wrap-style:square;v-text-anchor:top" o:gfxdata="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" filled="f" stroked="f" strokeweight=".5pt">
+                  <v:textbox>
+                    <w:txbxContent>
+                      <w:p>
+                        <w:pPr>
+                          <w:ind w:firstLine="0"/>
+                        </w:pPr>
+                        <w:r>
+                          <w:t>ALU flags</w:t>
+                        </w:r>
+                      </w:p>
+                    </w:txbxContent>
+                  </v:textbox>
+                </v:shape>
+              </v:group>
+            </w:pict>
+          </mc:Fallback>
+        </mc:AlternateContent>
+      </w:r>
     </w:p>
     <w:p>
       <w:pPr>
@@ -2211,6 +4726,3502 @@
           <w:rFonts w:ascii="Times New Roman" w:eastAsia="SimSun" w:hAnsi="Times New Roman" w:cs="Times New Roman"/>
           <w:b/>
           <w:bCs/>
+          <w:noProof/>
+        </w:rPr>
+        <w:lastRenderedPageBreak/>
+        <mc:AlternateContent>
+          <mc:Choice Requires="wpg">
+            <w:drawing>
+              <wp:anchor distT="0" distB="0" distL="114300" distR="114300" simplePos="0" relativeHeight="251769856" behindDoc="0" locked="0" layoutInCell="1" allowOverlap="1" wp14:anchorId="1EDF9D4F" wp14:editId="1ECCBD1F">
+                <wp:simplePos x="0" y="0"/>
+                <wp:positionH relativeFrom="margin">
+                  <wp:align>center</wp:align>
+                </wp:positionH>
+                <wp:positionV relativeFrom="paragraph">
+                  <wp:posOffset>457200</wp:posOffset>
+                </wp:positionV>
+                <wp:extent cx="3943350" cy="4010660"/>
+                <wp:effectExtent l="0" t="0" r="0" b="8890"/>
+                <wp:wrapTopAndBottom/>
+                <wp:docPr id="1370296848" name="Group 73"/>
+                <wp:cNvGraphicFramePr/>
+                <a:graphic xmlns:a="http://schemas.openxmlformats.org/drawingml/2006/main">
+                  <a:graphicData uri="http://schemas.microsoft.com/office/word/2010/wordprocessingGroup">
+                    <wpg:wgp>
+                      <wpg:cNvGrpSpPr/>
+                      <wpg:grpSpPr>
+                        <a:xfrm>
+                          <a:off x="0" y="0"/>
+                          <a:ext cx="3943350" cy="4010660"/>
+                          <a:chOff x="0" y="0"/>
+                          <a:chExt cx="3943350" cy="4010660"/>
+                        </a:xfrm>
+                      </wpg:grpSpPr>
+                      <wps:wsp>
+                        <wps:cNvPr id="1588735212" name="Shape 492"/>
+                        <wps:cNvSpPr/>
+                        <wps:spPr>
+                          <a:xfrm rot="10800000">
+                            <a:off x="1079500" y="3187700"/>
+                            <a:ext cx="1091565" cy="80011"/>
+                          </a:xfrm>
+                          <a:custGeom>
+                            <a:avLst/>
+                            <a:gdLst/>
+                            <a:ahLst/>
+                            <a:cxnLst/>
+                            <a:rect l="0" t="0" r="0" b="0"/>
+                            <a:pathLst>
+                              <a:path w="1371600" h="76200">
+                                <a:moveTo>
+                                  <a:pt x="1295400" y="0"/>
+                                </a:moveTo>
+                                <a:lnTo>
+                                  <a:pt x="1371600" y="38100"/>
+                                </a:lnTo>
+                                <a:lnTo>
+                                  <a:pt x="1295400" y="76200"/>
+                                </a:lnTo>
+                                <a:lnTo>
+                                  <a:pt x="1295400" y="42799"/>
+                                </a:lnTo>
+                                <a:lnTo>
+                                  <a:pt x="0" y="42799"/>
+                                </a:lnTo>
+                                <a:lnTo>
+                                  <a:pt x="0" y="33274"/>
+                                </a:lnTo>
+                                <a:lnTo>
+                                  <a:pt x="1295400" y="33274"/>
+                                </a:lnTo>
+                                <a:lnTo>
+                                  <a:pt x="1295400" y="0"/>
+                                </a:lnTo>
+                                <a:close/>
+                              </a:path>
+                            </a:pathLst>
+                          </a:custGeom>
+                          <a:ln w="0" cap="flat">
+                            <a:solidFill>
+                              <a:schemeClr val="tx1"/>
+                            </a:solidFill>
+                            <a:miter lim="127000"/>
+                          </a:ln>
+                        </wps:spPr>
+                        <wps:style>
+                          <a:lnRef idx="0">
+                            <a:srgbClr val="000000">
+                              <a:alpha val="0"/>
+                            </a:srgbClr>
+                          </a:lnRef>
+                          <a:fillRef idx="1">
+                            <a:srgbClr val="000000"/>
+                          </a:fillRef>
+                          <a:effectRef idx="0">
+                            <a:scrgbClr r="0" g="0" b="0"/>
+                          </a:effectRef>
+                          <a:fontRef idx="none"/>
+                        </wps:style>
+                        <wps:bodyPr/>
+                      </wps:wsp>
+                      <wpg:grpSp>
+                        <wpg:cNvPr id="2144005616" name="Group 72"/>
+                        <wpg:cNvGrpSpPr/>
+                        <wpg:grpSpPr>
+                          <a:xfrm>
+                            <a:off x="0" y="0"/>
+                            <a:ext cx="3943350" cy="4010660"/>
+                            <a:chOff x="0" y="0"/>
+                            <a:chExt cx="3943350" cy="4010660"/>
+                          </a:xfrm>
+                        </wpg:grpSpPr>
+                        <wps:wsp>
+                          <wps:cNvPr id="140710186" name="Text Box 1"/>
+                          <wps:cNvSpPr txBox="1"/>
+                          <wps:spPr>
+                            <a:xfrm>
+                              <a:off x="0" y="3562350"/>
+                              <a:ext cx="3943350" cy="448310"/>
+                            </a:xfrm>
+                            <a:prstGeom prst="rect">
+                              <a:avLst/>
+                            </a:prstGeom>
+                            <a:solidFill>
+                              <a:prstClr val="white"/>
+                            </a:solidFill>
+                            <a:ln>
+                              <a:noFill/>
+                            </a:ln>
+                          </wps:spPr>
+                          <wps:txbx>
+                            <w:txbxContent>
+                              <w:p>
+                                <w:pPr>
+                                  <w:pStyle w:val="Caption"/>
+                                  <w:rPr>
+                                    <w:rFonts w:ascii="Times New Roman" w:eastAsia="SimSun" w:hAnsi="Times New Roman" w:cs="Times New Roman"/>
+                                    <w:noProof/>
+                                  </w:rPr>
+                                </w:pPr>
+                                <w:r>
+                                  <w:t xml:space="preserve">Figure </w:t>
+                                </w:r>
+                                <w:fldSimple w:instr=" SEQ Figure \* ARABIC ">
+                                  <w:r>
+                                    <w:rPr>
+                                      <w:noProof/>
+                                    </w:rPr>
+                                    <w:t>1</w:t>
+                                  </w:r>
+                                </w:fldSimple>
+                                <w:r>
+                                  <w:t>: Datapath module flowchart depicting Data Memory, source mux, Register file, and ALU</w:t>
+                                </w:r>
+                              </w:p>
+                            </w:txbxContent>
+                          </wps:txbx>
+                          <wps:bodyPr rot="0" spcFirstLastPara="0" vertOverflow="overflow" horzOverflow="overflow" vert="horz" wrap="square" lIns="0" tIns="0" rIns="0" bIns="0" numCol="1" spcCol="0" rtlCol="0" fromWordArt="0" anchor="t" anchorCtr="0" forceAA="0" compatLnSpc="1">
+                            <a:prstTxWarp prst="textNoShape">
+                              <a:avLst/>
+                            </a:prstTxWarp>
+                            <a:spAutoFit/>
+                          </wps:bodyPr>
+                        </wps:wsp>
+                        <wpg:grpSp>
+                          <wpg:cNvPr id="1598113211" name="Group 71"/>
+                          <wpg:cNvGrpSpPr/>
+                          <wpg:grpSpPr>
+                            <a:xfrm>
+                              <a:off x="0" y="0"/>
+                              <a:ext cx="3943350" cy="3543300"/>
+                              <a:chOff x="0" y="0"/>
+                              <a:chExt cx="3943350" cy="3543300"/>
+                            </a:xfrm>
+                          </wpg:grpSpPr>
+                          <wpg:grpSp>
+                            <wpg:cNvPr id="534310436" name="Group 70"/>
+                            <wpg:cNvGrpSpPr/>
+                            <wpg:grpSpPr>
+                              <a:xfrm>
+                                <a:off x="0" y="0"/>
+                                <a:ext cx="3943350" cy="3543300"/>
+                                <a:chOff x="0" y="0"/>
+                                <a:chExt cx="3943350" cy="3543300"/>
+                              </a:xfrm>
+                            </wpg:grpSpPr>
+                            <wpg:grpSp>
+                              <wpg:cNvPr id="1694382954" name="Group 68"/>
+                              <wpg:cNvGrpSpPr/>
+                              <wpg:grpSpPr>
+                                <a:xfrm>
+                                  <a:off x="0" y="0"/>
+                                  <a:ext cx="3661410" cy="3543300"/>
+                                  <a:chOff x="0" y="0"/>
+                                  <a:chExt cx="3661645" cy="3543300"/>
+                                </a:xfrm>
+                              </wpg:grpSpPr>
+                              <wpg:grpSp>
+                                <wpg:cNvPr id="2041108919" name="Group 66"/>
+                                <wpg:cNvGrpSpPr/>
+                                <wpg:grpSpPr>
+                                  <a:xfrm>
+                                    <a:off x="0" y="0"/>
+                                    <a:ext cx="3661645" cy="3543300"/>
+                                    <a:chOff x="0" y="0"/>
+                                    <a:chExt cx="3661645" cy="3543300"/>
+                                  </a:xfrm>
+                                </wpg:grpSpPr>
+                                <wpg:grpSp>
+                                  <wpg:cNvPr id="792184356" name="Group 62"/>
+                                  <wpg:cNvGrpSpPr/>
+                                  <wpg:grpSpPr>
+                                    <a:xfrm>
+                                      <a:off x="584200" y="0"/>
+                                      <a:ext cx="3077445" cy="3543300"/>
+                                      <a:chOff x="0" y="0"/>
+                                      <a:chExt cx="3077445" cy="3543300"/>
+                                    </a:xfrm>
+                                  </wpg:grpSpPr>
+                                  <wpg:grpSp>
+                                    <wpg:cNvPr id="844162489" name="Group 844162489"/>
+                                    <wpg:cNvGrpSpPr/>
+                                    <wpg:grpSpPr>
+                                      <a:xfrm>
+                                        <a:off x="215900" y="12700"/>
+                                        <a:ext cx="2861545" cy="3530600"/>
+                                        <a:chOff x="975360" y="0"/>
+                                        <a:chExt cx="2784475" cy="3340100"/>
+                                      </a:xfrm>
+                                    </wpg:grpSpPr>
+                                    <wps:wsp>
+                                      <wps:cNvPr id="1116628799" name="Shape 412"/>
+                                      <wps:cNvSpPr/>
+                                      <wps:spPr>
+                                        <a:xfrm>
+                                          <a:off x="2739136" y="492125"/>
+                                          <a:ext cx="1524" cy="357124"/>
+                                        </a:xfrm>
+                                        <a:custGeom>
+                                          <a:avLst/>
+                                          <a:gdLst/>
+                                          <a:ahLst/>
+                                          <a:cxnLst/>
+                                          <a:rect l="0" t="0" r="0" b="0"/>
+                                          <a:pathLst>
+                                            <a:path w="1524" h="357124">
+                                              <a:moveTo>
+                                                <a:pt x="0" y="0"/>
+                                              </a:moveTo>
+                                              <a:lnTo>
+                                                <a:pt x="1524" y="357124"/>
+                                              </a:lnTo>
+                                            </a:path>
+                                          </a:pathLst>
+                                        </a:custGeom>
+                                        <a:ln w="30163" cap="flat">
+                                          <a:solidFill>
+                                            <a:schemeClr val="tx1"/>
+                                          </a:solidFill>
+                                          <a:miter lim="127000"/>
+                                        </a:ln>
+                                      </wps:spPr>
+                                      <wps:style>
+                                        <a:lnRef idx="1">
+                                          <a:srgbClr val="000000"/>
+                                        </a:lnRef>
+                                        <a:fillRef idx="0">
+                                          <a:srgbClr val="000000">
+                                            <a:alpha val="0"/>
+                                          </a:srgbClr>
+                                        </a:fillRef>
+                                        <a:effectRef idx="0">
+                                          <a:scrgbClr r="0" g="0" b="0"/>
+                                        </a:effectRef>
+                                        <a:fontRef idx="none"/>
+                                      </wps:style>
+                                      <wps:bodyPr/>
+                                    </wps:wsp>
+                                    <wps:wsp>
+                                      <wps:cNvPr id="1527097856" name="Shape 413"/>
+                                      <wps:cNvSpPr/>
+                                      <wps:spPr>
+                                        <a:xfrm>
+                                          <a:off x="2178685" y="307975"/>
+                                          <a:ext cx="123825" cy="128524"/>
+                                        </a:xfrm>
+                                        <a:custGeom>
+                                          <a:avLst/>
+                                          <a:gdLst/>
+                                          <a:ahLst/>
+                                          <a:cxnLst/>
+                                          <a:rect l="0" t="0" r="0" b="0"/>
+                                          <a:pathLst>
+                                            <a:path w="123825" h="128524">
+                                              <a:moveTo>
+                                                <a:pt x="0" y="128524"/>
+                                              </a:moveTo>
+                                              <a:lnTo>
+                                                <a:pt x="123825" y="65024"/>
+                                              </a:lnTo>
+                                              <a:lnTo>
+                                                <a:pt x="0" y="0"/>
+                                              </a:lnTo>
+                                            </a:path>
+                                          </a:pathLst>
+                                        </a:custGeom>
+                                        <a:ln w="11113" cap="flat">
+                                          <a:solidFill>
+                                            <a:schemeClr val="tx1"/>
+                                          </a:solidFill>
+                                          <a:miter lim="127000"/>
+                                        </a:ln>
+                                      </wps:spPr>
+                                      <wps:style>
+                                        <a:lnRef idx="1">
+                                          <a:srgbClr val="0078C1"/>
+                                        </a:lnRef>
+                                        <a:fillRef idx="0">
+                                          <a:srgbClr val="000000">
+                                            <a:alpha val="0"/>
+                                          </a:srgbClr>
+                                        </a:fillRef>
+                                        <a:effectRef idx="0">
+                                          <a:scrgbClr r="0" g="0" b="0"/>
+                                        </a:effectRef>
+                                        <a:fontRef idx="none"/>
+                                      </wps:style>
+                                      <wps:bodyPr/>
+                                    </wps:wsp>
+                                    <wps:wsp>
+                                      <wps:cNvPr id="382477368" name="Shape 414"/>
+                                      <wps:cNvSpPr/>
+                                      <wps:spPr>
+                                        <a:xfrm>
+                                          <a:off x="2337435" y="2154174"/>
+                                          <a:ext cx="128651" cy="128651"/>
+                                        </a:xfrm>
+                                        <a:custGeom>
+                                          <a:avLst/>
+                                          <a:gdLst/>
+                                          <a:ahLst/>
+                                          <a:cxnLst/>
+                                          <a:rect l="0" t="0" r="0" b="0"/>
+                                          <a:pathLst>
+                                            <a:path w="128651" h="128651">
+                                              <a:moveTo>
+                                                <a:pt x="0" y="128651"/>
+                                              </a:moveTo>
+                                              <a:lnTo>
+                                                <a:pt x="128651" y="63500"/>
+                                              </a:lnTo>
+                                              <a:lnTo>
+                                                <a:pt x="0" y="0"/>
+                                              </a:lnTo>
+                                            </a:path>
+                                          </a:pathLst>
+                                        </a:custGeom>
+                                        <a:ln w="11113" cap="flat">
+                                          <a:solidFill>
+                                            <a:schemeClr val="tx1"/>
+                                          </a:solidFill>
+                                          <a:miter lim="127000"/>
+                                        </a:ln>
+                                      </wps:spPr>
+                                      <wps:style>
+                                        <a:lnRef idx="1">
+                                          <a:srgbClr val="0078C1"/>
+                                        </a:lnRef>
+                                        <a:fillRef idx="0">
+                                          <a:srgbClr val="000000">
+                                            <a:alpha val="0"/>
+                                          </a:srgbClr>
+                                        </a:fillRef>
+                                        <a:effectRef idx="0">
+                                          <a:scrgbClr r="0" g="0" b="0"/>
+                                        </a:effectRef>
+                                        <a:fontRef idx="none"/>
+                                      </wps:style>
+                                      <wps:bodyPr/>
+                                    </wps:wsp>
+                                    <wps:wsp>
+                                      <wps:cNvPr id="1751037688" name="Shape 415"/>
+                                      <wps:cNvSpPr/>
+                                      <wps:spPr>
+                                        <a:xfrm>
+                                          <a:off x="2932811" y="625475"/>
+                                          <a:ext cx="758825" cy="2714625"/>
+                                        </a:xfrm>
+                                        <a:custGeom>
+                                          <a:avLst/>
+                                          <a:gdLst/>
+                                          <a:ahLst/>
+                                          <a:cxnLst/>
+                                          <a:rect l="0" t="0" r="0" b="0"/>
+                                          <a:pathLst>
+                                            <a:path w="758825" h="2714625">
+                                              <a:moveTo>
+                                                <a:pt x="187325" y="242824"/>
+                                              </a:moveTo>
+                                              <a:lnTo>
+                                                <a:pt x="187325" y="0"/>
+                                              </a:lnTo>
+                                              <a:lnTo>
+                                                <a:pt x="758825" y="0"/>
+                                              </a:lnTo>
+                                              <a:lnTo>
+                                                <a:pt x="758825" y="2714625"/>
+                                              </a:lnTo>
+                                              <a:lnTo>
+                                                <a:pt x="0" y="2714625"/>
+                                              </a:lnTo>
+                                              <a:lnTo>
+                                                <a:pt x="0" y="2525649"/>
+                                              </a:lnTo>
+                                            </a:path>
+                                          </a:pathLst>
+                                        </a:custGeom>
+                                        <a:ln w="30163" cap="flat">
+                                          <a:solidFill>
+                                            <a:schemeClr val="tx1"/>
+                                          </a:solidFill>
+                                          <a:miter lim="127000"/>
+                                        </a:ln>
+                                      </wps:spPr>
+                                      <wps:style>
+                                        <a:lnRef idx="1">
+                                          <a:srgbClr val="000000"/>
+                                        </a:lnRef>
+                                        <a:fillRef idx="0">
+                                          <a:srgbClr val="000000">
+                                            <a:alpha val="0"/>
+                                          </a:srgbClr>
+                                        </a:fillRef>
+                                        <a:effectRef idx="0">
+                                          <a:scrgbClr r="0" g="0" b="0"/>
+                                        </a:effectRef>
+                                        <a:fontRef idx="none"/>
+                                      </wps:style>
+                                      <wps:bodyPr/>
+                                    </wps:wsp>
+                                    <wps:wsp>
+                                      <wps:cNvPr id="1302188399" name="Shape 416"/>
+                                      <wps:cNvSpPr/>
+                                      <wps:spPr>
+                                        <a:xfrm>
+                                          <a:off x="2183511" y="550799"/>
+                                          <a:ext cx="555625" cy="1860550"/>
+                                        </a:xfrm>
+                                        <a:custGeom>
+                                          <a:avLst/>
+                                          <a:gdLst/>
+                                          <a:ahLst/>
+                                          <a:cxnLst/>
+                                          <a:rect l="0" t="0" r="0" b="0"/>
+                                          <a:pathLst>
+                                            <a:path w="555625" h="1860550">
+                                              <a:moveTo>
+                                                <a:pt x="273050" y="0"/>
+                                              </a:moveTo>
+                                              <a:lnTo>
+                                                <a:pt x="273050" y="368300"/>
+                                              </a:lnTo>
+                                              <a:lnTo>
+                                                <a:pt x="0" y="368300"/>
+                                              </a:lnTo>
+                                              <a:lnTo>
+                                                <a:pt x="0" y="1860550"/>
+                                              </a:lnTo>
+                                              <a:lnTo>
+                                                <a:pt x="555625" y="1860550"/>
+                                              </a:lnTo>
+                                            </a:path>
+                                          </a:pathLst>
+                                        </a:custGeom>
+                                        <a:ln w="30163" cap="flat">
+                                          <a:solidFill>
+                                            <a:schemeClr val="tx1"/>
+                                          </a:solidFill>
+                                          <a:miter lim="127000"/>
+                                        </a:ln>
+                                      </wps:spPr>
+                                      <wps:style>
+                                        <a:lnRef idx="1">
+                                          <a:srgbClr val="000000"/>
+                                        </a:lnRef>
+                                        <a:fillRef idx="0">
+                                          <a:srgbClr val="000000">
+                                            <a:alpha val="0"/>
+                                          </a:srgbClr>
+                                        </a:fillRef>
+                                        <a:effectRef idx="0">
+                                          <a:scrgbClr r="0" g="0" b="0"/>
+                                        </a:effectRef>
+                                        <a:fontRef idx="none"/>
+                                      </wps:style>
+                                      <wps:bodyPr/>
+                                    </wps:wsp>
+                                    <wps:wsp>
+                                      <wps:cNvPr id="1927326904" name="Shape 417"/>
+                                      <wps:cNvSpPr/>
+                                      <wps:spPr>
+                                        <a:xfrm>
+                                          <a:off x="2921635" y="1468374"/>
+                                          <a:ext cx="1651" cy="249301"/>
+                                        </a:xfrm>
+                                        <a:custGeom>
+                                          <a:avLst/>
+                                          <a:gdLst/>
+                                          <a:ahLst/>
+                                          <a:cxnLst/>
+                                          <a:rect l="0" t="0" r="0" b="0"/>
+                                          <a:pathLst>
+                                            <a:path w="1651" h="249301">
+                                              <a:moveTo>
+                                                <a:pt x="0" y="0"/>
+                                              </a:moveTo>
+                                              <a:lnTo>
+                                                <a:pt x="1651" y="249301"/>
+                                              </a:lnTo>
+                                            </a:path>
+                                          </a:pathLst>
+                                        </a:custGeom>
+                                        <a:ln w="30163" cap="flat">
+                                          <a:solidFill>
+                                            <a:schemeClr val="tx1"/>
+                                          </a:solidFill>
+                                          <a:miter lim="127000"/>
+                                        </a:ln>
+                                      </wps:spPr>
+                                      <wps:style>
+                                        <a:lnRef idx="1">
+                                          <a:srgbClr val="000000"/>
+                                        </a:lnRef>
+                                        <a:fillRef idx="0">
+                                          <a:srgbClr val="000000">
+                                            <a:alpha val="0"/>
+                                          </a:srgbClr>
+                                        </a:fillRef>
+                                        <a:effectRef idx="0">
+                                          <a:scrgbClr r="0" g="0" b="0"/>
+                                        </a:effectRef>
+                                        <a:fontRef idx="none"/>
+                                      </wps:style>
+                                      <wps:bodyPr/>
+                                    </wps:wsp>
+                                    <wps:wsp>
+                                      <wps:cNvPr id="1083569289" name="Shape 418"/>
+                                      <wps:cNvSpPr/>
+                                      <wps:spPr>
+                                        <a:xfrm>
+                                          <a:off x="2739136" y="2312924"/>
+                                          <a:ext cx="1524" cy="361950"/>
+                                        </a:xfrm>
+                                        <a:custGeom>
+                                          <a:avLst/>
+                                          <a:gdLst/>
+                                          <a:ahLst/>
+                                          <a:cxnLst/>
+                                          <a:rect l="0" t="0" r="0" b="0"/>
+                                          <a:pathLst>
+                                            <a:path w="1524" h="361950">
+                                              <a:moveTo>
+                                                <a:pt x="0" y="0"/>
+                                              </a:moveTo>
+                                              <a:lnTo>
+                                                <a:pt x="1524" y="361950"/>
+                                              </a:lnTo>
+                                            </a:path>
+                                          </a:pathLst>
+                                        </a:custGeom>
+                                        <a:ln w="30163" cap="flat">
+                                          <a:solidFill>
+                                            <a:schemeClr val="tx1"/>
+                                          </a:solidFill>
+                                          <a:miter lim="127000"/>
+                                        </a:ln>
+                                      </wps:spPr>
+                                      <wps:style>
+                                        <a:lnRef idx="1">
+                                          <a:srgbClr val="000000"/>
+                                        </a:lnRef>
+                                        <a:fillRef idx="0">
+                                          <a:srgbClr val="000000">
+                                            <a:alpha val="0"/>
+                                          </a:srgbClr>
+                                        </a:fillRef>
+                                        <a:effectRef idx="0">
+                                          <a:scrgbClr r="0" g="0" b="0"/>
+                                        </a:effectRef>
+                                        <a:fontRef idx="none"/>
+                                      </wps:style>
+                                      <wps:bodyPr/>
+                                    </wps:wsp>
+                                    <wps:wsp>
+                                      <wps:cNvPr id="804872071" name="Shape 419"/>
+                                      <wps:cNvSpPr/>
+                                      <wps:spPr>
+                                        <a:xfrm>
+                                          <a:off x="2699385" y="2630424"/>
+                                          <a:ext cx="79375" cy="158750"/>
+                                        </a:xfrm>
+                                        <a:custGeom>
+                                          <a:avLst/>
+                                          <a:gdLst/>
+                                          <a:ahLst/>
+                                          <a:cxnLst/>
+                                          <a:rect l="0" t="0" r="0" b="0"/>
+                                          <a:pathLst>
+                                            <a:path w="79375" h="158750">
+                                              <a:moveTo>
+                                                <a:pt x="0" y="0"/>
+                                              </a:moveTo>
+                                              <a:lnTo>
+                                                <a:pt x="79375" y="0"/>
+                                              </a:lnTo>
+                                              <a:lnTo>
+                                                <a:pt x="39751" y="158750"/>
+                                              </a:lnTo>
+                                              <a:lnTo>
+                                                <a:pt x="0" y="0"/>
+                                              </a:lnTo>
+                                              <a:close/>
+                                            </a:path>
+                                          </a:pathLst>
+                                        </a:custGeom>
+                                        <a:ln w="0" cap="flat">
+                                          <a:solidFill>
+                                            <a:schemeClr val="tx1"/>
+                                          </a:solidFill>
+                                          <a:miter lim="127000"/>
+                                        </a:ln>
+                                      </wps:spPr>
+                                      <wps:style>
+                                        <a:lnRef idx="0">
+                                          <a:srgbClr val="000000">
+                                            <a:alpha val="0"/>
+                                          </a:srgbClr>
+                                        </a:lnRef>
+                                        <a:fillRef idx="1">
+                                          <a:srgbClr val="000000"/>
+                                        </a:fillRef>
+                                        <a:effectRef idx="0">
+                                          <a:scrgbClr r="0" g="0" b="0"/>
+                                        </a:effectRef>
+                                        <a:fontRef idx="none"/>
+                                      </wps:style>
+                                      <wps:bodyPr/>
+                                    </wps:wsp>
+                                    <wps:wsp>
+                                      <wps:cNvPr id="2107223296" name="Shape 420"/>
+                                      <wps:cNvSpPr/>
+                                      <wps:spPr>
+                                        <a:xfrm>
+                                          <a:off x="3070860" y="2635250"/>
+                                          <a:ext cx="79375" cy="158750"/>
+                                        </a:xfrm>
+                                        <a:custGeom>
+                                          <a:avLst/>
+                                          <a:gdLst/>
+                                          <a:ahLst/>
+                                          <a:cxnLst/>
+                                          <a:rect l="0" t="0" r="0" b="0"/>
+                                          <a:pathLst>
+                                            <a:path w="79375" h="158750">
+                                              <a:moveTo>
+                                                <a:pt x="0" y="0"/>
+                                              </a:moveTo>
+                                              <a:lnTo>
+                                                <a:pt x="79375" y="0"/>
+                                              </a:lnTo>
+                                              <a:lnTo>
+                                                <a:pt x="39751" y="158750"/>
+                                              </a:lnTo>
+                                              <a:lnTo>
+                                                <a:pt x="0" y="0"/>
+                                              </a:lnTo>
+                                              <a:close/>
+                                            </a:path>
+                                          </a:pathLst>
+                                        </a:custGeom>
+                                        <a:ln w="0" cap="flat">
+                                          <a:solidFill>
+                                            <a:schemeClr val="tx1"/>
+                                          </a:solidFill>
+                                          <a:miter lim="127000"/>
+                                        </a:ln>
+                                      </wps:spPr>
+                                      <wps:style>
+                                        <a:lnRef idx="0">
+                                          <a:srgbClr val="000000">
+                                            <a:alpha val="0"/>
+                                          </a:srgbClr>
+                                        </a:lnRef>
+                                        <a:fillRef idx="1">
+                                          <a:srgbClr val="000000"/>
+                                        </a:fillRef>
+                                        <a:effectRef idx="0">
+                                          <a:scrgbClr r="0" g="0" b="0"/>
+                                        </a:effectRef>
+                                        <a:fontRef idx="none"/>
+                                      </wps:style>
+                                      <wps:bodyPr/>
+                                    </wps:wsp>
+                                    <wps:wsp>
+                                      <wps:cNvPr id="627842774" name="Shape 421"/>
+                                      <wps:cNvSpPr/>
+                                      <wps:spPr>
+                                        <a:xfrm>
+                                          <a:off x="3085211" y="819150"/>
+                                          <a:ext cx="79375" cy="158750"/>
+                                        </a:xfrm>
+                                        <a:custGeom>
+                                          <a:avLst/>
+                                          <a:gdLst/>
+                                          <a:ahLst/>
+                                          <a:cxnLst/>
+                                          <a:rect l="0" t="0" r="0" b="0"/>
+                                          <a:pathLst>
+                                            <a:path w="79375" h="158750">
+                                              <a:moveTo>
+                                                <a:pt x="0" y="0"/>
+                                              </a:moveTo>
+                                              <a:lnTo>
+                                                <a:pt x="79375" y="0"/>
+                                              </a:lnTo>
+                                              <a:lnTo>
+                                                <a:pt x="39624" y="158750"/>
+                                              </a:lnTo>
+                                              <a:lnTo>
+                                                <a:pt x="0" y="0"/>
+                                              </a:lnTo>
+                                              <a:close/>
+                                            </a:path>
+                                          </a:pathLst>
+                                        </a:custGeom>
+                                        <a:ln w="0" cap="flat">
+                                          <a:solidFill>
+                                            <a:schemeClr val="tx1"/>
+                                          </a:solidFill>
+                                          <a:miter lim="127000"/>
+                                        </a:ln>
+                                      </wps:spPr>
+                                      <wps:style>
+                                        <a:lnRef idx="0">
+                                          <a:srgbClr val="000000">
+                                            <a:alpha val="0"/>
+                                          </a:srgbClr>
+                                        </a:lnRef>
+                                        <a:fillRef idx="1">
+                                          <a:srgbClr val="000000"/>
+                                        </a:fillRef>
+                                        <a:effectRef idx="0">
+                                          <a:scrgbClr r="0" g="0" b="0"/>
+                                        </a:effectRef>
+                                        <a:fontRef idx="none"/>
+                                      </wps:style>
+                                      <wps:bodyPr/>
+                                    </wps:wsp>
+                                    <wps:wsp>
+                                      <wps:cNvPr id="1704189734" name="Shape 422"/>
+                                      <wps:cNvSpPr/>
+                                      <wps:spPr>
+                                        <a:xfrm>
+                                          <a:off x="2882011" y="1682750"/>
+                                          <a:ext cx="79375" cy="158750"/>
+                                        </a:xfrm>
+                                        <a:custGeom>
+                                          <a:avLst/>
+                                          <a:gdLst/>
+                                          <a:ahLst/>
+                                          <a:cxnLst/>
+                                          <a:rect l="0" t="0" r="0" b="0"/>
+                                          <a:pathLst>
+                                            <a:path w="79375" h="158750">
+                                              <a:moveTo>
+                                                <a:pt x="0" y="0"/>
+                                              </a:moveTo>
+                                              <a:lnTo>
+                                                <a:pt x="79375" y="0"/>
+                                              </a:lnTo>
+                                              <a:lnTo>
+                                                <a:pt x="39624" y="158750"/>
+                                              </a:lnTo>
+                                              <a:lnTo>
+                                                <a:pt x="0" y="0"/>
+                                              </a:lnTo>
+                                              <a:close/>
+                                            </a:path>
+                                          </a:pathLst>
+                                        </a:custGeom>
+                                        <a:ln w="0" cap="flat">
+                                          <a:solidFill>
+                                            <a:schemeClr val="tx1"/>
+                                          </a:solidFill>
+                                          <a:miter lim="127000"/>
+                                        </a:ln>
+                                      </wps:spPr>
+                                      <wps:style>
+                                        <a:lnRef idx="0">
+                                          <a:srgbClr val="000000">
+                                            <a:alpha val="0"/>
+                                          </a:srgbClr>
+                                        </a:lnRef>
+                                        <a:fillRef idx="1">
+                                          <a:srgbClr val="000000"/>
+                                        </a:fillRef>
+                                        <a:effectRef idx="0">
+                                          <a:scrgbClr r="0" g="0" b="0"/>
+                                        </a:effectRef>
+                                        <a:fontRef idx="none"/>
+                                      </wps:style>
+                                      <wps:bodyPr/>
+                                    </wps:wsp>
+                                    <wps:wsp>
+                                      <wps:cNvPr id="1751054658" name="Shape 423"/>
+                                      <wps:cNvSpPr/>
+                                      <wps:spPr>
+                                        <a:xfrm>
+                                          <a:off x="2699385" y="819150"/>
+                                          <a:ext cx="79375" cy="158750"/>
+                                        </a:xfrm>
+                                        <a:custGeom>
+                                          <a:avLst/>
+                                          <a:gdLst/>
+                                          <a:ahLst/>
+                                          <a:cxnLst/>
+                                          <a:rect l="0" t="0" r="0" b="0"/>
+                                          <a:pathLst>
+                                            <a:path w="79375" h="158750">
+                                              <a:moveTo>
+                                                <a:pt x="0" y="0"/>
+                                              </a:moveTo>
+                                              <a:lnTo>
+                                                <a:pt x="79375" y="0"/>
+                                              </a:lnTo>
+                                              <a:lnTo>
+                                                <a:pt x="39751" y="158750"/>
+                                              </a:lnTo>
+                                              <a:lnTo>
+                                                <a:pt x="0" y="0"/>
+                                              </a:lnTo>
+                                              <a:close/>
+                                            </a:path>
+                                          </a:pathLst>
+                                        </a:custGeom>
+                                        <a:ln w="0" cap="flat">
+                                          <a:solidFill>
+                                            <a:schemeClr val="tx1"/>
+                                          </a:solidFill>
+                                          <a:miter lim="127000"/>
+                                        </a:ln>
+                                      </wps:spPr>
+                                      <wps:style>
+                                        <a:lnRef idx="0">
+                                          <a:srgbClr val="000000">
+                                            <a:alpha val="0"/>
+                                          </a:srgbClr>
+                                        </a:lnRef>
+                                        <a:fillRef idx="1">
+                                          <a:srgbClr val="000000"/>
+                                        </a:fillRef>
+                                        <a:effectRef idx="0">
+                                          <a:scrgbClr r="0" g="0" b="0"/>
+                                        </a:effectRef>
+                                        <a:fontRef idx="none"/>
+                                      </wps:style>
+                                      <wps:bodyPr/>
+                                    </wps:wsp>
+                                    <wps:wsp>
+                                      <wps:cNvPr id="1558102671" name="Shape 424"/>
+                                      <wps:cNvSpPr/>
+                                      <wps:spPr>
+                                        <a:xfrm>
+                                          <a:off x="2416810" y="492125"/>
+                                          <a:ext cx="79375" cy="158750"/>
+                                        </a:xfrm>
+                                        <a:custGeom>
+                                          <a:avLst/>
+                                          <a:gdLst/>
+                                          <a:ahLst/>
+                                          <a:cxnLst/>
+                                          <a:rect l="0" t="0" r="0" b="0"/>
+                                          <a:pathLst>
+                                            <a:path w="79375" h="158750">
+                                              <a:moveTo>
+                                                <a:pt x="39751" y="0"/>
+                                              </a:moveTo>
+                                              <a:lnTo>
+                                                <a:pt x="79375" y="158750"/>
+                                              </a:lnTo>
+                                              <a:lnTo>
+                                                <a:pt x="0" y="158750"/>
+                                              </a:lnTo>
+                                              <a:lnTo>
+                                                <a:pt x="39751" y="0"/>
+                                              </a:lnTo>
+                                              <a:close/>
+                                            </a:path>
+                                          </a:pathLst>
+                                        </a:custGeom>
+                                        <a:ln w="0" cap="flat">
+                                          <a:solidFill>
+                                            <a:schemeClr val="tx1"/>
+                                          </a:solidFill>
+                                          <a:miter lim="127000"/>
+                                        </a:ln>
+                                      </wps:spPr>
+                                      <wps:style>
+                                        <a:lnRef idx="0">
+                                          <a:srgbClr val="000000">
+                                            <a:alpha val="0"/>
+                                          </a:srgbClr>
+                                        </a:lnRef>
+                                        <a:fillRef idx="1">
+                                          <a:srgbClr val="000000"/>
+                                        </a:fillRef>
+                                        <a:effectRef idx="0">
+                                          <a:scrgbClr r="0" g="0" b="0"/>
+                                        </a:effectRef>
+                                        <a:fontRef idx="none"/>
+                                      </wps:style>
+                                      <wps:bodyPr/>
+                                    </wps:wsp>
+                                    <wps:wsp>
+                                      <wps:cNvPr id="812519686" name="Shape 425"/>
+                                      <wps:cNvSpPr/>
+                                      <wps:spPr>
+                                        <a:xfrm>
+                                          <a:off x="3110611" y="2312924"/>
+                                          <a:ext cx="1524" cy="361950"/>
+                                        </a:xfrm>
+                                        <a:custGeom>
+                                          <a:avLst/>
+                                          <a:gdLst/>
+                                          <a:ahLst/>
+                                          <a:cxnLst/>
+                                          <a:rect l="0" t="0" r="0" b="0"/>
+                                          <a:pathLst>
+                                            <a:path w="1524" h="361950">
+                                              <a:moveTo>
+                                                <a:pt x="0" y="0"/>
+                                              </a:moveTo>
+                                              <a:lnTo>
+                                                <a:pt x="1524" y="361950"/>
+                                              </a:lnTo>
+                                            </a:path>
+                                          </a:pathLst>
+                                        </a:custGeom>
+                                        <a:ln w="30163" cap="flat">
+                                          <a:solidFill>
+                                            <a:schemeClr val="tx1"/>
+                                          </a:solidFill>
+                                          <a:miter lim="127000"/>
+                                        </a:ln>
+                                      </wps:spPr>
+                                      <wps:style>
+                                        <a:lnRef idx="1">
+                                          <a:srgbClr val="000000"/>
+                                        </a:lnRef>
+                                        <a:fillRef idx="0">
+                                          <a:srgbClr val="000000">
+                                            <a:alpha val="0"/>
+                                          </a:srgbClr>
+                                        </a:fillRef>
+                                        <a:effectRef idx="0">
+                                          <a:scrgbClr r="0" g="0" b="0"/>
+                                        </a:effectRef>
+                                        <a:fontRef idx="none"/>
+                                      </wps:style>
+                                      <wps:bodyPr/>
+                                    </wps:wsp>
+                                    <wps:wsp>
+                                      <wps:cNvPr id="109718384" name="Shape 426"/>
+                                      <wps:cNvSpPr/>
+                                      <wps:spPr>
+                                        <a:xfrm>
+                                          <a:off x="2669286" y="2471674"/>
+                                          <a:ext cx="133350" cy="128651"/>
+                                        </a:xfrm>
+                                        <a:custGeom>
+                                          <a:avLst/>
+                                          <a:gdLst/>
+                                          <a:ahLst/>
+                                          <a:cxnLst/>
+                                          <a:rect l="0" t="0" r="0" b="0"/>
+                                          <a:pathLst>
+                                            <a:path w="133350" h="128651">
+                                              <a:moveTo>
+                                                <a:pt x="0" y="128651"/>
+                                              </a:moveTo>
+                                              <a:lnTo>
+                                                <a:pt x="133350" y="0"/>
+                                              </a:lnTo>
+                                              <a:close/>
+                                            </a:path>
+                                          </a:pathLst>
+                                        </a:custGeom>
+                                        <a:ln w="0" cap="flat">
+                                          <a:solidFill>
+                                            <a:schemeClr val="tx1"/>
+                                          </a:solidFill>
+                                          <a:miter lim="127000"/>
+                                        </a:ln>
+                                      </wps:spPr>
+                                      <wps:style>
+                                        <a:lnRef idx="0">
+                                          <a:srgbClr val="000000">
+                                            <a:alpha val="0"/>
+                                          </a:srgbClr>
+                                        </a:lnRef>
+                                        <a:fillRef idx="1">
+                                          <a:srgbClr val="FFFFFF"/>
+                                        </a:fillRef>
+                                        <a:effectRef idx="0">
+                                          <a:scrgbClr r="0" g="0" b="0"/>
+                                        </a:effectRef>
+                                        <a:fontRef idx="none"/>
+                                      </wps:style>
+                                      <wps:bodyPr/>
+                                    </wps:wsp>
+                                    <wps:wsp>
+                                      <wps:cNvPr id="1253825796" name="Shape 427"/>
+                                      <wps:cNvSpPr/>
+                                      <wps:spPr>
+                                        <a:xfrm>
+                                          <a:off x="2669286" y="2471674"/>
+                                          <a:ext cx="133350" cy="128651"/>
+                                        </a:xfrm>
+                                        <a:custGeom>
+                                          <a:avLst/>
+                                          <a:gdLst/>
+                                          <a:ahLst/>
+                                          <a:cxnLst/>
+                                          <a:rect l="0" t="0" r="0" b="0"/>
+                                          <a:pathLst>
+                                            <a:path w="133350" h="128651">
+                                              <a:moveTo>
+                                                <a:pt x="133350" y="0"/>
+                                              </a:moveTo>
+                                              <a:lnTo>
+                                                <a:pt x="0" y="128651"/>
+                                              </a:lnTo>
+                                            </a:path>
+                                          </a:pathLst>
+                                        </a:custGeom>
+                                        <a:ln w="11113" cap="flat">
+                                          <a:solidFill>
+                                            <a:schemeClr val="tx1"/>
+                                          </a:solidFill>
+                                          <a:miter lim="127000"/>
+                                        </a:ln>
+                                      </wps:spPr>
+                                      <wps:style>
+                                        <a:lnRef idx="1">
+                                          <a:srgbClr val="000000"/>
+                                        </a:lnRef>
+                                        <a:fillRef idx="0">
+                                          <a:srgbClr val="000000">
+                                            <a:alpha val="0"/>
+                                          </a:srgbClr>
+                                        </a:fillRef>
+                                        <a:effectRef idx="0">
+                                          <a:scrgbClr r="0" g="0" b="0"/>
+                                        </a:effectRef>
+                                        <a:fontRef idx="none"/>
+                                      </wps:style>
+                                      <wps:bodyPr/>
+                                    </wps:wsp>
+                                    <wps:wsp>
+                                      <wps:cNvPr id="1735034632" name="Shape 428"/>
+                                      <wps:cNvSpPr/>
+                                      <wps:spPr>
+                                        <a:xfrm>
+                                          <a:off x="3040761" y="2471674"/>
+                                          <a:ext cx="134874" cy="128651"/>
+                                        </a:xfrm>
+                                        <a:custGeom>
+                                          <a:avLst/>
+                                          <a:gdLst/>
+                                          <a:ahLst/>
+                                          <a:cxnLst/>
+                                          <a:rect l="0" t="0" r="0" b="0"/>
+                                          <a:pathLst>
+                                            <a:path w="134874" h="128651">
+                                              <a:moveTo>
+                                                <a:pt x="0" y="128651"/>
+                                              </a:moveTo>
+                                              <a:lnTo>
+                                                <a:pt x="134874" y="0"/>
+                                              </a:lnTo>
+                                              <a:close/>
+                                            </a:path>
+                                          </a:pathLst>
+                                        </a:custGeom>
+                                        <a:ln w="0" cap="flat">
+                                          <a:solidFill>
+                                            <a:schemeClr val="tx1"/>
+                                          </a:solidFill>
+                                          <a:miter lim="127000"/>
+                                        </a:ln>
+                                      </wps:spPr>
+                                      <wps:style>
+                                        <a:lnRef idx="0">
+                                          <a:srgbClr val="000000">
+                                            <a:alpha val="0"/>
+                                          </a:srgbClr>
+                                        </a:lnRef>
+                                        <a:fillRef idx="1">
+                                          <a:srgbClr val="FFFFFF"/>
+                                        </a:fillRef>
+                                        <a:effectRef idx="0">
+                                          <a:scrgbClr r="0" g="0" b="0"/>
+                                        </a:effectRef>
+                                        <a:fontRef idx="none"/>
+                                      </wps:style>
+                                      <wps:bodyPr/>
+                                    </wps:wsp>
+                                    <wps:wsp>
+                                      <wps:cNvPr id="1664304031" name="Shape 429"/>
+                                      <wps:cNvSpPr/>
+                                      <wps:spPr>
+                                        <a:xfrm>
+                                          <a:off x="3040761" y="2471674"/>
+                                          <a:ext cx="134874" cy="128651"/>
+                                        </a:xfrm>
+                                        <a:custGeom>
+                                          <a:avLst/>
+                                          <a:gdLst/>
+                                          <a:ahLst/>
+                                          <a:cxnLst/>
+                                          <a:rect l="0" t="0" r="0" b="0"/>
+                                          <a:pathLst>
+                                            <a:path w="134874" h="128651">
+                                              <a:moveTo>
+                                                <a:pt x="134874" y="0"/>
+                                              </a:moveTo>
+                                              <a:lnTo>
+                                                <a:pt x="0" y="128651"/>
+                                              </a:lnTo>
+                                            </a:path>
+                                          </a:pathLst>
+                                        </a:custGeom>
+                                        <a:ln w="11113" cap="flat">
+                                          <a:solidFill>
+                                            <a:schemeClr val="tx1"/>
+                                          </a:solidFill>
+                                          <a:miter lim="127000"/>
+                                        </a:ln>
+                                      </wps:spPr>
+                                      <wps:style>
+                                        <a:lnRef idx="1">
+                                          <a:srgbClr val="000000"/>
+                                        </a:lnRef>
+                                        <a:fillRef idx="0">
+                                          <a:srgbClr val="000000">
+                                            <a:alpha val="0"/>
+                                          </a:srgbClr>
+                                        </a:fillRef>
+                                        <a:effectRef idx="0">
+                                          <a:scrgbClr r="0" g="0" b="0"/>
+                                        </a:effectRef>
+                                        <a:fontRef idx="none"/>
+                                      </wps:style>
+                                      <wps:bodyPr/>
+                                    </wps:wsp>
+                                    <wps:wsp>
+                                      <wps:cNvPr id="1921771825" name="Shape 430"/>
+                                      <wps:cNvSpPr/>
+                                      <wps:spPr>
+                                        <a:xfrm>
+                                          <a:off x="3626485" y="1077849"/>
+                                          <a:ext cx="133350" cy="128651"/>
+                                        </a:xfrm>
+                                        <a:custGeom>
+                                          <a:avLst/>
+                                          <a:gdLst/>
+                                          <a:ahLst/>
+                                          <a:cxnLst/>
+                                          <a:rect l="0" t="0" r="0" b="0"/>
+                                          <a:pathLst>
+                                            <a:path w="133350" h="128651">
+                                              <a:moveTo>
+                                                <a:pt x="0" y="128651"/>
+                                              </a:moveTo>
+                                              <a:lnTo>
+                                                <a:pt x="133350" y="0"/>
+                                              </a:lnTo>
+                                              <a:close/>
+                                            </a:path>
+                                          </a:pathLst>
+                                        </a:custGeom>
+                                        <a:ln w="0" cap="flat">
+                                          <a:solidFill>
+                                            <a:schemeClr val="tx1"/>
+                                          </a:solidFill>
+                                          <a:miter lim="127000"/>
+                                        </a:ln>
+                                      </wps:spPr>
+                                      <wps:style>
+                                        <a:lnRef idx="0">
+                                          <a:srgbClr val="000000">
+                                            <a:alpha val="0"/>
+                                          </a:srgbClr>
+                                        </a:lnRef>
+                                        <a:fillRef idx="1">
+                                          <a:srgbClr val="FFFFFF"/>
+                                        </a:fillRef>
+                                        <a:effectRef idx="0">
+                                          <a:scrgbClr r="0" g="0" b="0"/>
+                                        </a:effectRef>
+                                        <a:fontRef idx="none"/>
+                                      </wps:style>
+                                      <wps:bodyPr/>
+                                    </wps:wsp>
+                                    <wps:wsp>
+                                      <wps:cNvPr id="1031050841" name="Shape 431"/>
+                                      <wps:cNvSpPr/>
+                                      <wps:spPr>
+                                        <a:xfrm>
+                                          <a:off x="3626485" y="1077849"/>
+                                          <a:ext cx="133350" cy="128651"/>
+                                        </a:xfrm>
+                                        <a:custGeom>
+                                          <a:avLst/>
+                                          <a:gdLst/>
+                                          <a:ahLst/>
+                                          <a:cxnLst/>
+                                          <a:rect l="0" t="0" r="0" b="0"/>
+                                          <a:pathLst>
+                                            <a:path w="133350" h="128651">
+                                              <a:moveTo>
+                                                <a:pt x="133350" y="0"/>
+                                              </a:moveTo>
+                                              <a:lnTo>
+                                                <a:pt x="0" y="128651"/>
+                                              </a:lnTo>
+                                            </a:path>
+                                          </a:pathLst>
+                                        </a:custGeom>
+                                        <a:ln w="11113" cap="flat">
+                                          <a:solidFill>
+                                            <a:schemeClr val="tx1"/>
+                                          </a:solidFill>
+                                          <a:miter lim="127000"/>
+                                        </a:ln>
+                                      </wps:spPr>
+                                      <wps:style>
+                                        <a:lnRef idx="1">
+                                          <a:srgbClr val="000000"/>
+                                        </a:lnRef>
+                                        <a:fillRef idx="0">
+                                          <a:srgbClr val="000000">
+                                            <a:alpha val="0"/>
+                                          </a:srgbClr>
+                                        </a:fillRef>
+                                        <a:effectRef idx="0">
+                                          <a:scrgbClr r="0" g="0" b="0"/>
+                                        </a:effectRef>
+                                        <a:fontRef idx="none"/>
+                                      </wps:style>
+                                      <wps:bodyPr/>
+                                    </wps:wsp>
+                                    <wps:wsp>
+                                      <wps:cNvPr id="1351247840" name="Shape 432"/>
+                                      <wps:cNvSpPr/>
+                                      <wps:spPr>
+                                        <a:xfrm>
+                                          <a:off x="2118360" y="1077849"/>
+                                          <a:ext cx="133350" cy="128651"/>
+                                        </a:xfrm>
+                                        <a:custGeom>
+                                          <a:avLst/>
+                                          <a:gdLst/>
+                                          <a:ahLst/>
+                                          <a:cxnLst/>
+                                          <a:rect l="0" t="0" r="0" b="0"/>
+                                          <a:pathLst>
+                                            <a:path w="133350" h="128651">
+                                              <a:moveTo>
+                                                <a:pt x="0" y="128651"/>
+                                              </a:moveTo>
+                                              <a:lnTo>
+                                                <a:pt x="133350" y="0"/>
+                                              </a:lnTo>
+                                              <a:close/>
+                                            </a:path>
+                                          </a:pathLst>
+                                        </a:custGeom>
+                                        <a:ln w="0" cap="flat">
+                                          <a:solidFill>
+                                            <a:schemeClr val="tx1"/>
+                                          </a:solidFill>
+                                          <a:miter lim="127000"/>
+                                        </a:ln>
+                                      </wps:spPr>
+                                      <wps:style>
+                                        <a:lnRef idx="0">
+                                          <a:srgbClr val="000000">
+                                            <a:alpha val="0"/>
+                                          </a:srgbClr>
+                                        </a:lnRef>
+                                        <a:fillRef idx="1">
+                                          <a:srgbClr val="FFFFFF"/>
+                                        </a:fillRef>
+                                        <a:effectRef idx="0">
+                                          <a:scrgbClr r="0" g="0" b="0"/>
+                                        </a:effectRef>
+                                        <a:fontRef idx="none"/>
+                                      </wps:style>
+                                      <wps:bodyPr/>
+                                    </wps:wsp>
+                                    <wps:wsp>
+                                      <wps:cNvPr id="1789017495" name="Shape 433"/>
+                                      <wps:cNvSpPr/>
+                                      <wps:spPr>
+                                        <a:xfrm>
+                                          <a:off x="2118360" y="1077849"/>
+                                          <a:ext cx="133350" cy="128651"/>
+                                        </a:xfrm>
+                                        <a:custGeom>
+                                          <a:avLst/>
+                                          <a:gdLst/>
+                                          <a:ahLst/>
+                                          <a:cxnLst/>
+                                          <a:rect l="0" t="0" r="0" b="0"/>
+                                          <a:pathLst>
+                                            <a:path w="133350" h="128651">
+                                              <a:moveTo>
+                                                <a:pt x="133350" y="0"/>
+                                              </a:moveTo>
+                                              <a:lnTo>
+                                                <a:pt x="0" y="128651"/>
+                                              </a:lnTo>
+                                            </a:path>
+                                          </a:pathLst>
+                                        </a:custGeom>
+                                        <a:ln w="11113" cap="flat">
+                                          <a:solidFill>
+                                            <a:schemeClr val="tx1"/>
+                                          </a:solidFill>
+                                          <a:miter lim="127000"/>
+                                        </a:ln>
+                                      </wps:spPr>
+                                      <wps:style>
+                                        <a:lnRef idx="1">
+                                          <a:srgbClr val="000000"/>
+                                        </a:lnRef>
+                                        <a:fillRef idx="0">
+                                          <a:srgbClr val="000000">
+                                            <a:alpha val="0"/>
+                                          </a:srgbClr>
+                                        </a:fillRef>
+                                        <a:effectRef idx="0">
+                                          <a:scrgbClr r="0" g="0" b="0"/>
+                                        </a:effectRef>
+                                        <a:fontRef idx="none"/>
+                                      </wps:style>
+                                      <wps:bodyPr/>
+                                    </wps:wsp>
+                                    <wps:wsp>
+                                      <wps:cNvPr id="266811091" name="Shape 434"/>
+                                      <wps:cNvSpPr/>
+                                      <wps:spPr>
+                                        <a:xfrm>
+                                          <a:off x="2858135" y="1503299"/>
+                                          <a:ext cx="128651" cy="135001"/>
+                                        </a:xfrm>
+                                        <a:custGeom>
+                                          <a:avLst/>
+                                          <a:gdLst/>
+                                          <a:ahLst/>
+                                          <a:cxnLst/>
+                                          <a:rect l="0" t="0" r="0" b="0"/>
+                                          <a:pathLst>
+                                            <a:path w="128651" h="135001">
+                                              <a:moveTo>
+                                                <a:pt x="0" y="135001"/>
+                                              </a:moveTo>
+                                              <a:lnTo>
+                                                <a:pt x="128651" y="0"/>
+                                              </a:lnTo>
+                                              <a:close/>
+                                            </a:path>
+                                          </a:pathLst>
+                                        </a:custGeom>
+                                        <a:ln w="0" cap="flat">
+                                          <a:solidFill>
+                                            <a:schemeClr val="tx1"/>
+                                          </a:solidFill>
+                                          <a:miter lim="127000"/>
+                                        </a:ln>
+                                      </wps:spPr>
+                                      <wps:style>
+                                        <a:lnRef idx="0">
+                                          <a:srgbClr val="000000">
+                                            <a:alpha val="0"/>
+                                          </a:srgbClr>
+                                        </a:lnRef>
+                                        <a:fillRef idx="1">
+                                          <a:srgbClr val="FFFFFF"/>
+                                        </a:fillRef>
+                                        <a:effectRef idx="0">
+                                          <a:scrgbClr r="0" g="0" b="0"/>
+                                        </a:effectRef>
+                                        <a:fontRef idx="none"/>
+                                      </wps:style>
+                                      <wps:bodyPr/>
+                                    </wps:wsp>
+                                    <wps:wsp>
+                                      <wps:cNvPr id="1939572320" name="Shape 435"/>
+                                      <wps:cNvSpPr/>
+                                      <wps:spPr>
+                                        <a:xfrm>
+                                          <a:off x="2858135" y="1503299"/>
+                                          <a:ext cx="128651" cy="135001"/>
+                                        </a:xfrm>
+                                        <a:custGeom>
+                                          <a:avLst/>
+                                          <a:gdLst/>
+                                          <a:ahLst/>
+                                          <a:cxnLst/>
+                                          <a:rect l="0" t="0" r="0" b="0"/>
+                                          <a:pathLst>
+                                            <a:path w="128651" h="135001">
+                                              <a:moveTo>
+                                                <a:pt x="128651" y="0"/>
+                                              </a:moveTo>
+                                              <a:lnTo>
+                                                <a:pt x="0" y="135001"/>
+                                              </a:lnTo>
+                                            </a:path>
+                                          </a:pathLst>
+                                        </a:custGeom>
+                                        <a:ln w="11113" cap="flat">
+                                          <a:solidFill>
+                                            <a:schemeClr val="tx1"/>
+                                          </a:solidFill>
+                                          <a:miter lim="127000"/>
+                                        </a:ln>
+                                      </wps:spPr>
+                                      <wps:style>
+                                        <a:lnRef idx="1">
+                                          <a:srgbClr val="000000"/>
+                                        </a:lnRef>
+                                        <a:fillRef idx="0">
+                                          <a:srgbClr val="000000">
+                                            <a:alpha val="0"/>
+                                          </a:srgbClr>
+                                        </a:fillRef>
+                                        <a:effectRef idx="0">
+                                          <a:scrgbClr r="0" g="0" b="0"/>
+                                        </a:effectRef>
+                                        <a:fontRef idx="none"/>
+                                      </wps:style>
+                                      <wps:bodyPr/>
+                                    </wps:wsp>
+                                    <wps:wsp>
+                                      <wps:cNvPr id="641512006" name="Shape 436"/>
+                                      <wps:cNvSpPr/>
+                                      <wps:spPr>
+                                        <a:xfrm>
+                                          <a:off x="2673985" y="601599"/>
+                                          <a:ext cx="128651" cy="128651"/>
+                                        </a:xfrm>
+                                        <a:custGeom>
+                                          <a:avLst/>
+                                          <a:gdLst/>
+                                          <a:ahLst/>
+                                          <a:cxnLst/>
+                                          <a:rect l="0" t="0" r="0" b="0"/>
+                                          <a:pathLst>
+                                            <a:path w="128651" h="128651">
+                                              <a:moveTo>
+                                                <a:pt x="0" y="128651"/>
+                                              </a:moveTo>
+                                              <a:lnTo>
+                                                <a:pt x="128651" y="0"/>
+                                              </a:lnTo>
+                                              <a:close/>
+                                            </a:path>
+                                          </a:pathLst>
+                                        </a:custGeom>
+                                        <a:ln w="0" cap="flat">
+                                          <a:solidFill>
+                                            <a:schemeClr val="tx1"/>
+                                          </a:solidFill>
+                                          <a:miter lim="127000"/>
+                                        </a:ln>
+                                      </wps:spPr>
+                                      <wps:style>
+                                        <a:lnRef idx="0">
+                                          <a:srgbClr val="000000">
+                                            <a:alpha val="0"/>
+                                          </a:srgbClr>
+                                        </a:lnRef>
+                                        <a:fillRef idx="1">
+                                          <a:srgbClr val="FFFFFF"/>
+                                        </a:fillRef>
+                                        <a:effectRef idx="0">
+                                          <a:scrgbClr r="0" g="0" b="0"/>
+                                        </a:effectRef>
+                                        <a:fontRef idx="none"/>
+                                      </wps:style>
+                                      <wps:bodyPr/>
+                                    </wps:wsp>
+                                    <wps:wsp>
+                                      <wps:cNvPr id="540419123" name="Shape 437"/>
+                                      <wps:cNvSpPr/>
+                                      <wps:spPr>
+                                        <a:xfrm>
+                                          <a:off x="2673985" y="601599"/>
+                                          <a:ext cx="128651" cy="128651"/>
+                                        </a:xfrm>
+                                        <a:custGeom>
+                                          <a:avLst/>
+                                          <a:gdLst/>
+                                          <a:ahLst/>
+                                          <a:cxnLst/>
+                                          <a:rect l="0" t="0" r="0" b="0"/>
+                                          <a:pathLst>
+                                            <a:path w="128651" h="128651">
+                                              <a:moveTo>
+                                                <a:pt x="128651" y="0"/>
+                                              </a:moveTo>
+                                              <a:lnTo>
+                                                <a:pt x="0" y="128651"/>
+                                              </a:lnTo>
+                                            </a:path>
+                                          </a:pathLst>
+                                        </a:custGeom>
+                                        <a:ln w="11113" cap="flat">
+                                          <a:solidFill>
+                                            <a:schemeClr val="tx1"/>
+                                          </a:solidFill>
+                                          <a:miter lim="127000"/>
+                                        </a:ln>
+                                      </wps:spPr>
+                                      <wps:style>
+                                        <a:lnRef idx="1">
+                                          <a:srgbClr val="000000"/>
+                                        </a:lnRef>
+                                        <a:fillRef idx="0">
+                                          <a:srgbClr val="000000">
+                                            <a:alpha val="0"/>
+                                          </a:srgbClr>
+                                        </a:fillRef>
+                                        <a:effectRef idx="0">
+                                          <a:scrgbClr r="0" g="0" b="0"/>
+                                        </a:effectRef>
+                                        <a:fontRef idx="none"/>
+                                      </wps:style>
+                                      <wps:bodyPr/>
+                                    </wps:wsp>
+                                    <wps:wsp>
+                                      <wps:cNvPr id="1006742313" name="Shape 438"/>
+                                      <wps:cNvSpPr/>
+                                      <wps:spPr>
+                                        <a:xfrm>
+                                          <a:off x="2178685" y="0"/>
+                                          <a:ext cx="1512951" cy="492125"/>
+                                        </a:xfrm>
+                                        <a:custGeom>
+                                          <a:avLst/>
+                                          <a:gdLst/>
+                                          <a:ahLst/>
+                                          <a:cxnLst/>
+                                          <a:rect l="0" t="0" r="0" b="0"/>
+                                          <a:pathLst>
+                                            <a:path w="1512951" h="492125">
+                                              <a:moveTo>
+                                                <a:pt x="0" y="492125"/>
+                                              </a:moveTo>
+                                              <a:lnTo>
+                                                <a:pt x="1512951" y="492125"/>
+                                              </a:lnTo>
+                                              <a:lnTo>
+                                                <a:pt x="1512951" y="0"/>
+                                              </a:lnTo>
+                                              <a:lnTo>
+                                                <a:pt x="0" y="0"/>
+                                              </a:lnTo>
+                                              <a:close/>
+                                            </a:path>
+                                          </a:pathLst>
+                                        </a:custGeom>
+                                        <a:ln w="15875" cap="flat">
+                                          <a:solidFill>
+                                            <a:srgbClr val="0070C0"/>
+                                          </a:solidFill>
+                                          <a:miter lim="127000"/>
+                                        </a:ln>
+                                      </wps:spPr>
+                                      <wps:style>
+                                        <a:lnRef idx="1">
+                                          <a:srgbClr val="0078C1"/>
+                                        </a:lnRef>
+                                        <a:fillRef idx="0">
+                                          <a:srgbClr val="000000">
+                                            <a:alpha val="0"/>
+                                          </a:srgbClr>
+                                        </a:fillRef>
+                                        <a:effectRef idx="0">
+                                          <a:scrgbClr r="0" g="0" b="0"/>
+                                        </a:effectRef>
+                                        <a:fontRef idx="none"/>
+                                      </wps:style>
+                                      <wps:bodyPr/>
+                                    </wps:wsp>
+                                    <wps:wsp>
+                                      <wps:cNvPr id="1288072730" name="Rectangle 1288072730"/>
+                                      <wps:cNvSpPr/>
+                                      <wps:spPr>
+                                        <a:xfrm>
+                                          <a:off x="2004551" y="128072"/>
+                                          <a:ext cx="1479474" cy="322482"/>
+                                        </a:xfrm>
+                                        <a:prstGeom prst="rect">
+                                          <a:avLst/>
+                                        </a:prstGeom>
+                                        <a:ln>
+                                          <a:noFill/>
+                                        </a:ln>
+                                      </wps:spPr>
+                                      <wps:txbx>
+                                        <w:txbxContent>
+                                          <w:p>
+                                            <w:pPr>
+                                              <w:rPr>
+                                                <w:rFonts w:ascii="Times New Roman" w:eastAsia="Times New Roman" w:hAnsi="Times New Roman" w:cs="Times New Roman"/>
+                                                <w:sz w:val="28"/>
+                                              </w:rPr>
+                                            </w:pPr>
+                                            <w:r>
+                                              <w:rPr>
+                                                <w:rFonts w:ascii="Times New Roman" w:eastAsia="Times New Roman" w:hAnsi="Times New Roman" w:cs="Times New Roman"/>
+                                                <w:sz w:val="28"/>
+                                              </w:rPr>
+                                              <w:t>Data Memory</w:t>
+                                            </w:r>
+                                            <w:r>
+                                              <w:rPr>
+                                                <w:rFonts w:ascii="Times New Roman" w:eastAsia="Times New Roman" w:hAnsi="Times New Roman" w:cs="Times New Roman"/>
+                                                <w:sz w:val="28"/>
+                                              </w:rPr>
+                                              <w:t xml:space="preserve"> RAM</w:t>
+                                            </w:r>
+                                            <w:r>
+                                              <w:rPr>
+                                                <w:rFonts w:ascii="Times New Roman" w:eastAsia="Times New Roman" w:hAnsi="Times New Roman" w:cs="Times New Roman"/>
+                                                <w:sz w:val="28"/>
+                                              </w:rPr>
+                                              <w:t xml:space="preserve"> </w:t>
+                                            </w:r>
+                                          </w:p>
+                                        </w:txbxContent>
+                                      </wps:txbx>
+                                      <wps:bodyPr horzOverflow="overflow" vert="horz" lIns="0" tIns="0" rIns="0" bIns="0" rtlCol="0">
+                                        <a:noAutofit/>
+                                      </wps:bodyPr>
+                                    </wps:wsp>
+                                    <wps:wsp>
+                                      <wps:cNvPr id="1914242119" name="Shape 441"/>
+                                      <wps:cNvSpPr/>
+                                      <wps:spPr>
+                                        <a:xfrm>
+                                          <a:off x="2559685" y="982663"/>
+                                          <a:ext cx="749300" cy="481013"/>
+                                        </a:xfrm>
+                                        <a:custGeom>
+                                          <a:avLst/>
+                                          <a:gdLst/>
+                                          <a:ahLst/>
+                                          <a:cxnLst/>
+                                          <a:rect l="0" t="0" r="0" b="0"/>
+                                          <a:pathLst>
+                                            <a:path w="749300" h="481013">
+                                              <a:moveTo>
+                                                <a:pt x="0" y="481013"/>
+                                              </a:moveTo>
+                                              <a:lnTo>
+                                                <a:pt x="749300" y="481013"/>
+                                              </a:lnTo>
+                                              <a:lnTo>
+                                                <a:pt x="749300" y="0"/>
+                                              </a:lnTo>
+                                              <a:lnTo>
+                                                <a:pt x="0" y="0"/>
+                                              </a:lnTo>
+                                              <a:close/>
+                                            </a:path>
+                                          </a:pathLst>
+                                        </a:custGeom>
+                                        <a:ln w="15875" cap="flat">
+                                          <a:solidFill>
+                                            <a:srgbClr val="0070C0"/>
+                                          </a:solidFill>
+                                          <a:miter lim="127000"/>
+                                        </a:ln>
+                                      </wps:spPr>
+                                      <wps:style>
+                                        <a:lnRef idx="1">
+                                          <a:srgbClr val="0078C1"/>
+                                        </a:lnRef>
+                                        <a:fillRef idx="0">
+                                          <a:srgbClr val="000000">
+                                            <a:alpha val="0"/>
+                                          </a:srgbClr>
+                                        </a:fillRef>
+                                        <a:effectRef idx="0">
+                                          <a:scrgbClr r="0" g="0" b="0"/>
+                                        </a:effectRef>
+                                        <a:fontRef idx="none"/>
+                                      </wps:style>
+                                      <wps:bodyPr/>
+                                    </wps:wsp>
+                                    <wps:wsp>
+                                      <wps:cNvPr id="2007675259" name="Shape 448"/>
+                                      <wps:cNvSpPr/>
+                                      <wps:spPr>
+                                        <a:xfrm>
+                                          <a:off x="2337435" y="1850962"/>
+                                          <a:ext cx="1200150" cy="471488"/>
+                                        </a:xfrm>
+                                        <a:custGeom>
+                                          <a:avLst/>
+                                          <a:gdLst/>
+                                          <a:ahLst/>
+                                          <a:cxnLst/>
+                                          <a:rect l="0" t="0" r="0" b="0"/>
+                                          <a:pathLst>
+                                            <a:path w="1200150" h="471488">
+                                              <a:moveTo>
+                                                <a:pt x="0" y="471488"/>
+                                              </a:moveTo>
+                                              <a:lnTo>
+                                                <a:pt x="1200150" y="471488"/>
+                                              </a:lnTo>
+                                              <a:lnTo>
+                                                <a:pt x="1200150" y="0"/>
+                                              </a:lnTo>
+                                              <a:lnTo>
+                                                <a:pt x="0" y="0"/>
+                                              </a:lnTo>
+                                              <a:close/>
+                                            </a:path>
+                                          </a:pathLst>
+                                        </a:custGeom>
+                                        <a:ln w="15875" cap="flat">
+                                          <a:solidFill>
+                                            <a:srgbClr val="0070C0"/>
+                                          </a:solidFill>
+                                          <a:miter lim="127000"/>
+                                        </a:ln>
+                                      </wps:spPr>
+                                      <wps:style>
+                                        <a:lnRef idx="1">
+                                          <a:srgbClr val="0078C1"/>
+                                        </a:lnRef>
+                                        <a:fillRef idx="0">
+                                          <a:srgbClr val="000000">
+                                            <a:alpha val="0"/>
+                                          </a:srgbClr>
+                                        </a:fillRef>
+                                        <a:effectRef idx="0">
+                                          <a:scrgbClr r="0" g="0" b="0"/>
+                                        </a:effectRef>
+                                        <a:fontRef idx="none"/>
+                                      </wps:style>
+                                      <wps:bodyPr/>
+                                    </wps:wsp>
+                                    <wps:wsp>
+                                      <wps:cNvPr id="1152089837" name="Rectangle 1152089837"/>
+                                      <wps:cNvSpPr/>
+                                      <wps:spPr>
+                                        <a:xfrm>
+                                          <a:off x="2476997" y="1971675"/>
+                                          <a:ext cx="1044339" cy="313066"/>
+                                        </a:xfrm>
+                                        <a:prstGeom prst="rect">
+                                          <a:avLst/>
+                                        </a:prstGeom>
+                                        <a:ln>
+                                          <a:noFill/>
+                                        </a:ln>
+                                      </wps:spPr>
+                                      <wps:txbx>
+                                        <w:txbxContent>
+                                          <w:p>
+                                            <w:pPr>
+                                              <w:ind w:firstLine="0"/>
+                                            </w:pPr>
+                                            <w:r>
+                                              <w:rPr>
+                                                <w:rFonts w:ascii="Times New Roman" w:eastAsia="Times New Roman" w:hAnsi="Times New Roman" w:cs="Times New Roman"/>
+                                                <w:sz w:val="28"/>
+                                              </w:rPr>
+                                              <w:t>Register File</w:t>
+                                            </w:r>
+                                          </w:p>
+                                        </w:txbxContent>
+                                      </wps:txbx>
+                                      <wps:bodyPr horzOverflow="overflow" vert="horz" lIns="0" tIns="0" rIns="0" bIns="0" rtlCol="0">
+                                        <a:noAutofit/>
+                                      </wps:bodyPr>
+                                    </wps:wsp>
+                                    <wps:wsp>
+                                      <wps:cNvPr id="1563194630" name="Shape 450"/>
+                                      <wps:cNvSpPr/>
+                                      <wps:spPr>
+                                        <a:xfrm>
+                                          <a:off x="2337435" y="2798699"/>
+                                          <a:ext cx="1200150" cy="352425"/>
+                                        </a:xfrm>
+                                        <a:custGeom>
+                                          <a:avLst/>
+                                          <a:gdLst/>
+                                          <a:ahLst/>
+                                          <a:cxnLst/>
+                                          <a:rect l="0" t="0" r="0" b="0"/>
+                                          <a:pathLst>
+                                            <a:path w="1200150" h="352425">
+                                              <a:moveTo>
+                                                <a:pt x="0" y="352425"/>
+                                              </a:moveTo>
+                                              <a:lnTo>
+                                                <a:pt x="1200150" y="352425"/>
+                                              </a:lnTo>
+                                              <a:lnTo>
+                                                <a:pt x="1200150" y="0"/>
+                                              </a:lnTo>
+                                              <a:lnTo>
+                                                <a:pt x="0" y="0"/>
+                                              </a:lnTo>
+                                              <a:close/>
+                                            </a:path>
+                                          </a:pathLst>
+                                        </a:custGeom>
+                                        <a:ln w="15875" cap="flat">
+                                          <a:solidFill>
+                                            <a:srgbClr val="0070C0"/>
+                                          </a:solidFill>
+                                          <a:miter lim="127000"/>
+                                        </a:ln>
+                                      </wps:spPr>
+                                      <wps:style>
+                                        <a:lnRef idx="1">
+                                          <a:srgbClr val="0078C1"/>
+                                        </a:lnRef>
+                                        <a:fillRef idx="0">
+                                          <a:srgbClr val="000000">
+                                            <a:alpha val="0"/>
+                                          </a:srgbClr>
+                                        </a:fillRef>
+                                        <a:effectRef idx="0">
+                                          <a:scrgbClr r="0" g="0" b="0"/>
+                                        </a:effectRef>
+                                        <a:fontRef idx="none"/>
+                                      </wps:style>
+                                      <wps:bodyPr/>
+                                    </wps:wsp>
+                                    <wps:wsp>
+                                      <wps:cNvPr id="1426436975" name="Rectangle 1426436975"/>
+                                      <wps:cNvSpPr/>
+                                      <wps:spPr>
+                                        <a:xfrm>
+                                          <a:off x="2302510" y="2823466"/>
+                                          <a:ext cx="1303848" cy="348150"/>
+                                        </a:xfrm>
+                                        <a:prstGeom prst="rect">
+                                          <a:avLst/>
+                                        </a:prstGeom>
+                                        <a:ln>
+                                          <a:noFill/>
+                                        </a:ln>
+                                      </wps:spPr>
+                                      <wps:txbx>
+                                        <w:txbxContent>
+                                          <w:p>
+                                            <w:pPr>
+                                              <w:spacing w:line="240" w:lineRule="auto"/>
+                                              <w:ind w:firstLine="0"/>
+                                              <w:jc w:val="center"/>
+                                            </w:pPr>
+                                            <w:r>
+                                              <w:t>A</w:t>
+                                            </w:r>
+                                            <w:r>
+                                              <w:t xml:space="preserve">rithmetic </w:t>
+                                            </w:r>
+                                            <w:r>
+                                              <w:t>L</w:t>
+                                            </w:r>
+                                            <w:r>
+                                              <w:t>ogic Unit</w:t>
+                                            </w:r>
+                                          </w:p>
+                                        </w:txbxContent>
+                                      </wps:txbx>
+                                      <wps:bodyPr horzOverflow="overflow" vert="horz" lIns="0" tIns="0" rIns="0" bIns="0" rtlCol="0">
+                                        <a:noAutofit/>
+                                      </wps:bodyPr>
+                                    </wps:wsp>
+                                    <wps:wsp>
+                                      <wps:cNvPr id="43011826" name="Shape 452"/>
+                                      <wps:cNvSpPr/>
+                                      <wps:spPr>
+                                        <a:xfrm>
+                                          <a:off x="2699385" y="2376424"/>
+                                          <a:ext cx="74676" cy="74676"/>
+                                        </a:xfrm>
+                                        <a:custGeom>
+                                          <a:avLst/>
+                                          <a:gdLst/>
+                                          <a:ahLst/>
+                                          <a:cxnLst/>
+                                          <a:rect l="0" t="0" r="0" b="0"/>
+                                          <a:pathLst>
+                                            <a:path w="74676" h="74676">
+                                              <a:moveTo>
+                                                <a:pt x="37338" y="0"/>
+                                              </a:moveTo>
+                                              <a:cubicBezTo>
+                                                <a:pt x="57912" y="0"/>
+                                                <a:pt x="74676" y="16764"/>
+                                                <a:pt x="74676" y="37338"/>
+                                              </a:cubicBezTo>
+                                              <a:cubicBezTo>
+                                                <a:pt x="74676" y="57912"/>
+                                                <a:pt x="57912" y="74676"/>
+                                                <a:pt x="37338" y="74676"/>
+                                              </a:cubicBezTo>
+                                              <a:cubicBezTo>
+                                                <a:pt x="16764" y="74676"/>
+                                                <a:pt x="0" y="57912"/>
+                                                <a:pt x="0" y="37338"/>
+                                              </a:cubicBezTo>
+                                              <a:cubicBezTo>
+                                                <a:pt x="0" y="16764"/>
+                                                <a:pt x="16764" y="0"/>
+                                                <a:pt x="37338" y="0"/>
+                                              </a:cubicBezTo>
+                                              <a:close/>
+                                            </a:path>
+                                          </a:pathLst>
+                                        </a:custGeom>
+                                        <a:ln w="0" cap="flat">
+                                          <a:solidFill>
+                                            <a:schemeClr val="tx1"/>
+                                          </a:solidFill>
+                                          <a:miter lim="127000"/>
+                                        </a:ln>
+                                      </wps:spPr>
+                                      <wps:style>
+                                        <a:lnRef idx="0">
+                                          <a:srgbClr val="000000">
+                                            <a:alpha val="0"/>
+                                          </a:srgbClr>
+                                        </a:lnRef>
+                                        <a:fillRef idx="1">
+                                          <a:srgbClr val="000000"/>
+                                        </a:fillRef>
+                                        <a:effectRef idx="0">
+                                          <a:scrgbClr r="0" g="0" b="0"/>
+                                        </a:effectRef>
+                                        <a:fontRef idx="none"/>
+                                      </wps:style>
+                                      <wps:bodyPr/>
+                                    </wps:wsp>
+                                    <wps:wsp>
+                                      <wps:cNvPr id="1256906111" name="Shape 453"/>
+                                      <wps:cNvSpPr/>
+                                      <wps:spPr>
+                                        <a:xfrm>
+                                          <a:off x="2699385" y="2376424"/>
+                                          <a:ext cx="74676" cy="74676"/>
+                                        </a:xfrm>
+                                        <a:custGeom>
+                                          <a:avLst/>
+                                          <a:gdLst/>
+                                          <a:ahLst/>
+                                          <a:cxnLst/>
+                                          <a:rect l="0" t="0" r="0" b="0"/>
+                                          <a:pathLst>
+                                            <a:path w="74676" h="74676">
+                                              <a:moveTo>
+                                                <a:pt x="0" y="37338"/>
+                                              </a:moveTo>
+                                              <a:cubicBezTo>
+                                                <a:pt x="0" y="16764"/>
+                                                <a:pt x="16764" y="0"/>
+                                                <a:pt x="37338" y="0"/>
+                                              </a:cubicBezTo>
+                                              <a:cubicBezTo>
+                                                <a:pt x="57912" y="0"/>
+                                                <a:pt x="74676" y="16764"/>
+                                                <a:pt x="74676" y="37338"/>
+                                              </a:cubicBezTo>
+                                              <a:cubicBezTo>
+                                                <a:pt x="74676" y="57912"/>
+                                                <a:pt x="57912" y="74676"/>
+                                                <a:pt x="37338" y="74676"/>
+                                              </a:cubicBezTo>
+                                              <a:cubicBezTo>
+                                                <a:pt x="16764" y="74676"/>
+                                                <a:pt x="0" y="57912"/>
+                                                <a:pt x="0" y="37338"/>
+                                              </a:cubicBezTo>
+                                              <a:close/>
+                                            </a:path>
+                                          </a:pathLst>
+                                        </a:custGeom>
+                                        <a:ln w="11113" cap="flat">
+                                          <a:solidFill>
+                                            <a:schemeClr val="tx1"/>
+                                          </a:solidFill>
+                                          <a:miter lim="127000"/>
+                                        </a:ln>
+                                      </wps:spPr>
+                                      <wps:style>
+                                        <a:lnRef idx="1">
+                                          <a:srgbClr val="000000"/>
+                                        </a:lnRef>
+                                        <a:fillRef idx="0">
+                                          <a:srgbClr val="000000">
+                                            <a:alpha val="0"/>
+                                          </a:srgbClr>
+                                        </a:fillRef>
+                                        <a:effectRef idx="0">
+                                          <a:scrgbClr r="0" g="0" b="0"/>
+                                        </a:effectRef>
+                                        <a:fontRef idx="none"/>
+                                      </wps:style>
+                                      <wps:bodyPr/>
+                                    </wps:wsp>
+                                    <wps:wsp>
+                                      <wps:cNvPr id="2084589374" name="Shape 481"/>
+                                      <wps:cNvSpPr/>
+                                      <wps:spPr>
+                                        <a:xfrm>
+                                          <a:off x="1356360" y="104775"/>
+                                          <a:ext cx="838200" cy="76200"/>
+                                        </a:xfrm>
+                                        <a:custGeom>
+                                          <a:avLst/>
+                                          <a:gdLst/>
+                                          <a:ahLst/>
+                                          <a:cxnLst/>
+                                          <a:rect l="0" t="0" r="0" b="0"/>
+                                          <a:pathLst>
+                                            <a:path w="838200" h="76200">
+                                              <a:moveTo>
+                                                <a:pt x="762000" y="0"/>
+                                              </a:moveTo>
+                                              <a:lnTo>
+                                                <a:pt x="838200" y="38100"/>
+                                              </a:lnTo>
+                                              <a:lnTo>
+                                                <a:pt x="762000" y="76200"/>
+                                              </a:lnTo>
+                                              <a:lnTo>
+                                                <a:pt x="762000" y="42799"/>
+                                              </a:lnTo>
+                                              <a:lnTo>
+                                                <a:pt x="0" y="42799"/>
+                                              </a:lnTo>
+                                              <a:lnTo>
+                                                <a:pt x="0" y="33274"/>
+                                              </a:lnTo>
+                                              <a:lnTo>
+                                                <a:pt x="762000" y="33274"/>
+                                              </a:lnTo>
+                                              <a:lnTo>
+                                                <a:pt x="762000" y="0"/>
+                                              </a:lnTo>
+                                              <a:close/>
+                                            </a:path>
+                                          </a:pathLst>
+                                        </a:custGeom>
+                                        <a:ln w="0" cap="flat">
+                                          <a:solidFill>
+                                            <a:schemeClr val="tx1"/>
+                                          </a:solidFill>
+                                          <a:miter lim="127000"/>
+                                        </a:ln>
+                                      </wps:spPr>
+                                      <wps:style>
+                                        <a:lnRef idx="0">
+                                          <a:srgbClr val="000000">
+                                            <a:alpha val="0"/>
+                                          </a:srgbClr>
+                                        </a:lnRef>
+                                        <a:fillRef idx="1">
+                                          <a:srgbClr val="000000"/>
+                                        </a:fillRef>
+                                        <a:effectRef idx="0">
+                                          <a:scrgbClr r="0" g="0" b="0"/>
+                                        </a:effectRef>
+                                        <a:fontRef idx="none"/>
+                                      </wps:style>
+                                      <wps:bodyPr/>
+                                    </wps:wsp>
+                                    <wps:wsp>
+                                      <wps:cNvPr id="198032721" name="Shape 483"/>
+                                      <wps:cNvSpPr/>
+                                      <wps:spPr>
+                                        <a:xfrm>
+                                          <a:off x="1356360" y="257175"/>
+                                          <a:ext cx="838200" cy="76200"/>
+                                        </a:xfrm>
+                                        <a:custGeom>
+                                          <a:avLst/>
+                                          <a:gdLst/>
+                                          <a:ahLst/>
+                                          <a:cxnLst/>
+                                          <a:rect l="0" t="0" r="0" b="0"/>
+                                          <a:pathLst>
+                                            <a:path w="838200" h="76200">
+                                              <a:moveTo>
+                                                <a:pt x="762000" y="0"/>
+                                              </a:moveTo>
+                                              <a:lnTo>
+                                                <a:pt x="838200" y="38100"/>
+                                              </a:lnTo>
+                                              <a:lnTo>
+                                                <a:pt x="762000" y="76200"/>
+                                              </a:lnTo>
+                                              <a:lnTo>
+                                                <a:pt x="762000" y="42799"/>
+                                              </a:lnTo>
+                                              <a:lnTo>
+                                                <a:pt x="0" y="42799"/>
+                                              </a:lnTo>
+                                              <a:lnTo>
+                                                <a:pt x="0" y="33274"/>
+                                              </a:lnTo>
+                                              <a:lnTo>
+                                                <a:pt x="762000" y="33274"/>
+                                              </a:lnTo>
+                                              <a:lnTo>
+                                                <a:pt x="762000" y="0"/>
+                                              </a:lnTo>
+                                              <a:close/>
+                                            </a:path>
+                                          </a:pathLst>
+                                        </a:custGeom>
+                                        <a:ln w="0" cap="flat">
+                                          <a:solidFill>
+                                            <a:schemeClr val="tx1"/>
+                                          </a:solidFill>
+                                          <a:miter lim="127000"/>
+                                        </a:ln>
+                                      </wps:spPr>
+                                      <wps:style>
+                                        <a:lnRef idx="0">
+                                          <a:srgbClr val="000000">
+                                            <a:alpha val="0"/>
+                                          </a:srgbClr>
+                                        </a:lnRef>
+                                        <a:fillRef idx="1">
+                                          <a:srgbClr val="000000"/>
+                                        </a:fillRef>
+                                        <a:effectRef idx="0">
+                                          <a:scrgbClr r="0" g="0" b="0"/>
+                                        </a:effectRef>
+                                        <a:fontRef idx="none"/>
+                                      </wps:style>
+                                      <wps:bodyPr/>
+                                    </wps:wsp>
+                                    <wps:wsp>
+                                      <wps:cNvPr id="1195752082" name="Shape 485"/>
+                                      <wps:cNvSpPr/>
+                                      <wps:spPr>
+                                        <a:xfrm>
+                                          <a:off x="1185422" y="1323975"/>
+                                          <a:ext cx="1371600" cy="76200"/>
+                                        </a:xfrm>
+                                        <a:custGeom>
+                                          <a:avLst/>
+                                          <a:gdLst/>
+                                          <a:ahLst/>
+                                          <a:cxnLst/>
+                                          <a:rect l="0" t="0" r="0" b="0"/>
+                                          <a:pathLst>
+                                            <a:path w="1371600" h="76200">
+                                              <a:moveTo>
+                                                <a:pt x="1295400" y="0"/>
+                                              </a:moveTo>
+                                              <a:lnTo>
+                                                <a:pt x="1371600" y="38100"/>
+                                              </a:lnTo>
+                                              <a:lnTo>
+                                                <a:pt x="1295400" y="76200"/>
+                                              </a:lnTo>
+                                              <a:lnTo>
+                                                <a:pt x="1295400" y="42799"/>
+                                              </a:lnTo>
+                                              <a:lnTo>
+                                                <a:pt x="0" y="42799"/>
+                                              </a:lnTo>
+                                              <a:lnTo>
+                                                <a:pt x="0" y="33274"/>
+                                              </a:lnTo>
+                                              <a:lnTo>
+                                                <a:pt x="1295400" y="33274"/>
+                                              </a:lnTo>
+                                              <a:lnTo>
+                                                <a:pt x="1295400" y="0"/>
+                                              </a:lnTo>
+                                              <a:close/>
+                                            </a:path>
+                                          </a:pathLst>
+                                        </a:custGeom>
+                                        <a:ln w="0" cap="flat">
+                                          <a:solidFill>
+                                            <a:schemeClr val="tx1"/>
+                                          </a:solidFill>
+                                          <a:miter lim="127000"/>
+                                        </a:ln>
+                                      </wps:spPr>
+                                      <wps:style>
+                                        <a:lnRef idx="0">
+                                          <a:srgbClr val="000000">
+                                            <a:alpha val="0"/>
+                                          </a:srgbClr>
+                                        </a:lnRef>
+                                        <a:fillRef idx="1">
+                                          <a:srgbClr val="000000"/>
+                                        </a:fillRef>
+                                        <a:effectRef idx="0">
+                                          <a:scrgbClr r="0" g="0" b="0"/>
+                                        </a:effectRef>
+                                        <a:fontRef idx="none"/>
+                                      </wps:style>
+                                      <wps:bodyPr/>
+                                    </wps:wsp>
+                                    <wps:wsp>
+                                      <wps:cNvPr id="309633012" name="Shape 487"/>
+                                      <wps:cNvSpPr/>
+                                      <wps:spPr>
+                                        <a:xfrm>
+                                          <a:off x="975360" y="2009775"/>
+                                          <a:ext cx="1371600" cy="76200"/>
+                                        </a:xfrm>
+                                        <a:custGeom>
+                                          <a:avLst/>
+                                          <a:gdLst/>
+                                          <a:ahLst/>
+                                          <a:cxnLst/>
+                                          <a:rect l="0" t="0" r="0" b="0"/>
+                                          <a:pathLst>
+                                            <a:path w="1371600" h="76200">
+                                              <a:moveTo>
+                                                <a:pt x="1295400" y="0"/>
+                                              </a:moveTo>
+                                              <a:lnTo>
+                                                <a:pt x="1371600" y="38100"/>
+                                              </a:lnTo>
+                                              <a:lnTo>
+                                                <a:pt x="1295400" y="76200"/>
+                                              </a:lnTo>
+                                              <a:lnTo>
+                                                <a:pt x="1295400" y="42799"/>
+                                              </a:lnTo>
+                                              <a:lnTo>
+                                                <a:pt x="0" y="42799"/>
+                                              </a:lnTo>
+                                              <a:lnTo>
+                                                <a:pt x="0" y="33274"/>
+                                              </a:lnTo>
+                                              <a:lnTo>
+                                                <a:pt x="1295400" y="33274"/>
+                                              </a:lnTo>
+                                              <a:lnTo>
+                                                <a:pt x="1295400" y="0"/>
+                                              </a:lnTo>
+                                              <a:close/>
+                                            </a:path>
+                                          </a:pathLst>
+                                        </a:custGeom>
+                                        <a:ln w="0" cap="flat">
+                                          <a:solidFill>
+                                            <a:schemeClr val="tx1"/>
+                                          </a:solidFill>
+                                          <a:miter lim="127000"/>
+                                        </a:ln>
+                                      </wps:spPr>
+                                      <wps:style>
+                                        <a:lnRef idx="0">
+                                          <a:srgbClr val="000000">
+                                            <a:alpha val="0"/>
+                                          </a:srgbClr>
+                                        </a:lnRef>
+                                        <a:fillRef idx="1">
+                                          <a:srgbClr val="000000"/>
+                                        </a:fillRef>
+                                        <a:effectRef idx="0">
+                                          <a:scrgbClr r="0" g="0" b="0"/>
+                                        </a:effectRef>
+                                        <a:fontRef idx="none"/>
+                                      </wps:style>
+                                      <wps:bodyPr/>
+                                    </wps:wsp>
+                                    <wps:wsp>
+                                      <wps:cNvPr id="1904645978" name="Shape 490"/>
+                                      <wps:cNvSpPr/>
+                                      <wps:spPr>
+                                        <a:xfrm>
+                                          <a:off x="1432560" y="1971675"/>
+                                          <a:ext cx="152400" cy="152400"/>
+                                        </a:xfrm>
+                                        <a:custGeom>
+                                          <a:avLst/>
+                                          <a:gdLst/>
+                                          <a:ahLst/>
+                                          <a:cxnLst/>
+                                          <a:rect l="0" t="0" r="0" b="0"/>
+                                          <a:pathLst>
+                                            <a:path w="152400" h="152400">
+                                              <a:moveTo>
+                                                <a:pt x="0" y="0"/>
+                                              </a:moveTo>
+                                              <a:lnTo>
+                                                <a:pt x="152400" y="152400"/>
+                                              </a:lnTo>
+                                            </a:path>
+                                          </a:pathLst>
+                                        </a:custGeom>
+                                        <a:ln w="9525" cap="flat">
+                                          <a:solidFill>
+                                            <a:schemeClr val="tx1"/>
+                                          </a:solidFill>
+                                          <a:round/>
+                                        </a:ln>
+                                      </wps:spPr>
+                                      <wps:style>
+                                        <a:lnRef idx="1">
+                                          <a:srgbClr val="000000"/>
+                                        </a:lnRef>
+                                        <a:fillRef idx="0">
+                                          <a:srgbClr val="000000">
+                                            <a:alpha val="0"/>
+                                          </a:srgbClr>
+                                        </a:fillRef>
+                                        <a:effectRef idx="0">
+                                          <a:scrgbClr r="0" g="0" b="0"/>
+                                        </a:effectRef>
+                                        <a:fontRef idx="none"/>
+                                      </wps:style>
+                                      <wps:bodyPr/>
+                                    </wps:wsp>
+                                    <wps:wsp>
+                                      <wps:cNvPr id="957147058" name="Shape 491"/>
+                                      <wps:cNvSpPr/>
+                                      <wps:spPr>
+                                        <a:xfrm>
+                                          <a:off x="1508760" y="66675"/>
+                                          <a:ext cx="152400" cy="152400"/>
+                                        </a:xfrm>
+                                        <a:custGeom>
+                                          <a:avLst/>
+                                          <a:gdLst/>
+                                          <a:ahLst/>
+                                          <a:cxnLst/>
+                                          <a:rect l="0" t="0" r="0" b="0"/>
+                                          <a:pathLst>
+                                            <a:path w="152400" h="152400">
+                                              <a:moveTo>
+                                                <a:pt x="0" y="0"/>
+                                              </a:moveTo>
+                                              <a:lnTo>
+                                                <a:pt x="152400" y="152400"/>
+                                              </a:lnTo>
+                                            </a:path>
+                                          </a:pathLst>
+                                        </a:custGeom>
+                                        <a:ln w="9525" cap="flat">
+                                          <a:solidFill>
+                                            <a:schemeClr val="tx1"/>
+                                          </a:solidFill>
+                                          <a:round/>
+                                        </a:ln>
+                                      </wps:spPr>
+                                      <wps:style>
+                                        <a:lnRef idx="1">
+                                          <a:srgbClr val="000000"/>
+                                        </a:lnRef>
+                                        <a:fillRef idx="0">
+                                          <a:srgbClr val="000000">
+                                            <a:alpha val="0"/>
+                                          </a:srgbClr>
+                                        </a:fillRef>
+                                        <a:effectRef idx="0">
+                                          <a:scrgbClr r="0" g="0" b="0"/>
+                                        </a:effectRef>
+                                        <a:fontRef idx="none"/>
+                                      </wps:style>
+                                      <wps:bodyPr/>
+                                    </wps:wsp>
+                                    <wps:wsp>
+                                      <wps:cNvPr id="967013415" name="Shape 492"/>
+                                      <wps:cNvSpPr/>
+                                      <wps:spPr>
+                                        <a:xfrm>
+                                          <a:off x="975360" y="2822050"/>
+                                          <a:ext cx="1371600" cy="76200"/>
+                                        </a:xfrm>
+                                        <a:custGeom>
+                                          <a:avLst/>
+                                          <a:gdLst/>
+                                          <a:ahLst/>
+                                          <a:cxnLst/>
+                                          <a:rect l="0" t="0" r="0" b="0"/>
+                                          <a:pathLst>
+                                            <a:path w="1371600" h="76200">
+                                              <a:moveTo>
+                                                <a:pt x="1295400" y="0"/>
+                                              </a:moveTo>
+                                              <a:lnTo>
+                                                <a:pt x="1371600" y="38100"/>
+                                              </a:lnTo>
+                                              <a:lnTo>
+                                                <a:pt x="1295400" y="76200"/>
+                                              </a:lnTo>
+                                              <a:lnTo>
+                                                <a:pt x="1295400" y="42799"/>
+                                              </a:lnTo>
+                                              <a:lnTo>
+                                                <a:pt x="0" y="42799"/>
+                                              </a:lnTo>
+                                              <a:lnTo>
+                                                <a:pt x="0" y="33274"/>
+                                              </a:lnTo>
+                                              <a:lnTo>
+                                                <a:pt x="1295400" y="33274"/>
+                                              </a:lnTo>
+                                              <a:lnTo>
+                                                <a:pt x="1295400" y="0"/>
+                                              </a:lnTo>
+                                              <a:close/>
+                                            </a:path>
+                                          </a:pathLst>
+                                        </a:custGeom>
+                                        <a:ln w="0" cap="flat">
+                                          <a:solidFill>
+                                            <a:schemeClr val="tx1"/>
+                                          </a:solidFill>
+                                          <a:miter lim="127000"/>
+                                        </a:ln>
+                                      </wps:spPr>
+                                      <wps:style>
+                                        <a:lnRef idx="0">
+                                          <a:srgbClr val="000000">
+                                            <a:alpha val="0"/>
+                                          </a:srgbClr>
+                                        </a:lnRef>
+                                        <a:fillRef idx="1">
+                                          <a:srgbClr val="000000"/>
+                                        </a:fillRef>
+                                        <a:effectRef idx="0">
+                                          <a:scrgbClr r="0" g="0" b="0"/>
+                                        </a:effectRef>
+                                        <a:fontRef idx="none"/>
+                                      </wps:style>
+                                      <wps:bodyPr/>
+                                    </wps:wsp>
+                                    <wps:wsp>
+                                      <wps:cNvPr id="970942880" name="Shape 495"/>
+                                      <wps:cNvSpPr/>
+                                      <wps:spPr>
+                                        <a:xfrm>
+                                          <a:off x="1508760" y="2783950"/>
+                                          <a:ext cx="152400" cy="152400"/>
+                                        </a:xfrm>
+                                        <a:custGeom>
+                                          <a:avLst/>
+                                          <a:gdLst/>
+                                          <a:ahLst/>
+                                          <a:cxnLst/>
+                                          <a:rect l="0" t="0" r="0" b="0"/>
+                                          <a:pathLst>
+                                            <a:path w="152400" h="152400">
+                                              <a:moveTo>
+                                                <a:pt x="0" y="0"/>
+                                              </a:moveTo>
+                                              <a:lnTo>
+                                                <a:pt x="152400" y="152400"/>
+                                              </a:lnTo>
+                                            </a:path>
+                                          </a:pathLst>
+                                        </a:custGeom>
+                                        <a:ln w="9525" cap="flat">
+                                          <a:solidFill>
+                                            <a:schemeClr val="tx1"/>
+                                          </a:solidFill>
+                                          <a:round/>
+                                        </a:ln>
+                                      </wps:spPr>
+                                      <wps:style>
+                                        <a:lnRef idx="1">
+                                          <a:srgbClr val="000000"/>
+                                        </a:lnRef>
+                                        <a:fillRef idx="0">
+                                          <a:srgbClr val="000000">
+                                            <a:alpha val="0"/>
+                                          </a:srgbClr>
+                                        </a:fillRef>
+                                        <a:effectRef idx="0">
+                                          <a:scrgbClr r="0" g="0" b="0"/>
+                                        </a:effectRef>
+                                        <a:fontRef idx="none"/>
+                                      </wps:style>
+                                      <wps:bodyPr/>
+                                    </wps:wsp>
+                                  </wpg:grpSp>
+                                  <wps:wsp>
+                                    <wps:cNvPr id="1046655150" name="Text Box 4"/>
+                                    <wps:cNvSpPr txBox="1"/>
+                                    <wps:spPr>
+                                      <a:xfrm>
+                                        <a:off x="44450" y="0"/>
+                                        <a:ext cx="508000" cy="260350"/>
+                                      </a:xfrm>
+                                      <a:prstGeom prst="rect">
+                                        <a:avLst/>
+                                      </a:prstGeom>
+                                      <a:solidFill>
+                                        <a:schemeClr val="lt1"/>
+                                      </a:solidFill>
+                                      <a:ln w="6350">
+                                        <a:noFill/>
+                                      </a:ln>
+                                    </wps:spPr>
+                                    <wps:txbx>
+                                      <w:txbxContent>
+                                        <w:p>
+                                          <w:pPr>
+                                            <w:ind w:firstLine="0"/>
+                                          </w:pPr>
+                                          <w:proofErr w:type="spellStart"/>
+                                          <w:r>
+                                            <w:t>addr</w:t>
+                                          </w:r>
+                                          <w:proofErr w:type="spellEnd"/>
+                                        </w:p>
+                                      </w:txbxContent>
+                                    </wps:txbx>
+                                    <wps:bodyPr rot="0" spcFirstLastPara="0" vertOverflow="overflow" horzOverflow="overflow" vert="horz" wrap="square" lIns="91440" tIns="45720" rIns="91440" bIns="45720" numCol="1" spcCol="0" rtlCol="0" fromWordArt="0" anchor="t" anchorCtr="0" forceAA="0" compatLnSpc="1">
+                                      <a:prstTxWarp prst="textNoShape">
+                                        <a:avLst/>
+                                      </a:prstTxWarp>
+                                      <a:noAutofit/>
+                                    </wps:bodyPr>
+                                  </wps:wsp>
+                                  <wps:wsp>
+                                    <wps:cNvPr id="1190206720" name="Text Box 5"/>
+                                    <wps:cNvSpPr txBox="1"/>
+                                    <wps:spPr>
+                                      <a:xfrm>
+                                        <a:off x="0" y="222250"/>
+                                        <a:ext cx="527050" cy="323850"/>
+                                      </a:xfrm>
+                                      <a:prstGeom prst="rect">
+                                        <a:avLst/>
+                                      </a:prstGeom>
+                                      <a:solidFill>
+                                        <a:schemeClr val="lt1"/>
+                                      </a:solidFill>
+                                      <a:ln w="6350">
+                                        <a:noFill/>
+                                      </a:ln>
+                                    </wps:spPr>
+                                    <wps:txbx>
+                                      <w:txbxContent>
+                                        <w:p>
+                                          <w:pPr>
+                                            <w:ind w:firstLine="0"/>
+                                          </w:pPr>
+                                          <w:proofErr w:type="spellStart"/>
+                                          <w:r>
+                                            <w:t>w_en</w:t>
+                                          </w:r>
+                                          <w:proofErr w:type="spellEnd"/>
+                                        </w:p>
+                                      </w:txbxContent>
+                                    </wps:txbx>
+                                    <wps:bodyPr rot="0" spcFirstLastPara="0" vertOverflow="overflow" horzOverflow="overflow" vert="horz" wrap="square" lIns="91440" tIns="45720" rIns="91440" bIns="45720" numCol="1" spcCol="0" rtlCol="0" fromWordArt="0" anchor="t" anchorCtr="0" forceAA="0" compatLnSpc="1">
+                                      <a:prstTxWarp prst="textNoShape">
+                                        <a:avLst/>
+                                      </a:prstTxWarp>
+                                      <a:noAutofit/>
+                                    </wps:bodyPr>
+                                  </wps:wsp>
+                                </wpg:grpSp>
+                                <wps:wsp>
+                                  <wps:cNvPr id="412716365" name="Text Box 63"/>
+                                  <wps:cNvSpPr txBox="1"/>
+                                  <wps:spPr>
+                                    <a:xfrm>
+                                      <a:off x="488950" y="1282700"/>
+                                      <a:ext cx="552450" cy="317500"/>
+                                    </a:xfrm>
+                                    <a:prstGeom prst="rect">
+                                      <a:avLst/>
+                                    </a:prstGeom>
+                                    <a:solidFill>
+                                      <a:schemeClr val="lt1"/>
+                                    </a:solidFill>
+                                    <a:ln w="6350">
+                                      <a:noFill/>
+                                    </a:ln>
+                                  </wps:spPr>
+                                  <wps:txbx>
+                                    <w:txbxContent>
+                                      <w:p>
+                                        <w:pPr>
+                                          <w:ind w:firstLine="0"/>
+                                        </w:pPr>
+                                        <w:r>
+                                          <w:t>select</w:t>
+                                        </w:r>
+                                      </w:p>
+                                    </w:txbxContent>
+                                  </wps:txbx>
+                                  <wps:bodyPr rot="0" spcFirstLastPara="0" vertOverflow="overflow" horzOverflow="overflow" vert="horz" wrap="square" lIns="91440" tIns="45720" rIns="91440" bIns="45720" numCol="1" spcCol="0" rtlCol="0" fromWordArt="0" anchor="t" anchorCtr="0" forceAA="0" compatLnSpc="1">
+                                    <a:prstTxWarp prst="textNoShape">
+                                      <a:avLst/>
+                                    </a:prstTxWarp>
+                                    <a:noAutofit/>
+                                  </wps:bodyPr>
+                                </wps:wsp>
+                                <wps:wsp>
+                                  <wps:cNvPr id="313381415" name="Text Box 64"/>
+                                  <wps:cNvSpPr txBox="1"/>
+                                  <wps:spPr>
+                                    <a:xfrm>
+                                      <a:off x="50800" y="2032000"/>
+                                      <a:ext cx="1009650" cy="298450"/>
+                                    </a:xfrm>
+                                    <a:prstGeom prst="rect">
+                                      <a:avLst/>
+                                    </a:prstGeom>
+                                    <a:solidFill>
+                                      <a:schemeClr val="lt1"/>
+                                    </a:solidFill>
+                                    <a:ln w="6350">
+                                      <a:noFill/>
+                                    </a:ln>
+                                  </wps:spPr>
+                                  <wps:txbx>
+                                    <w:txbxContent>
+                                      <w:p>
+                                        <w:pPr>
+                                          <w:spacing w:line="240" w:lineRule="auto"/>
+                                          <w:ind w:firstLine="0"/>
+                                        </w:pPr>
+                                        <w:r>
+                                          <w:t>R/W controls</w:t>
+                                        </w:r>
+                                      </w:p>
+                                    </w:txbxContent>
+                                  </wps:txbx>
+                                  <wps:bodyPr rot="0" spcFirstLastPara="0" vertOverflow="overflow" horzOverflow="overflow" vert="horz" wrap="square" lIns="91440" tIns="45720" rIns="91440" bIns="45720" numCol="1" spcCol="0" rtlCol="0" fromWordArt="0" anchor="t" anchorCtr="0" forceAA="0" compatLnSpc="1">
+                                    <a:prstTxWarp prst="textNoShape">
+                                      <a:avLst/>
+                                    </a:prstTxWarp>
+                                    <a:noAutofit/>
+                                  </wps:bodyPr>
+                                </wps:wsp>
+                                <wps:wsp>
+                                  <wps:cNvPr id="925179317" name="Text Box 65"/>
+                                  <wps:cNvSpPr txBox="1"/>
+                                  <wps:spPr>
+                                    <a:xfrm>
+                                      <a:off x="0" y="2889250"/>
+                                      <a:ext cx="1092200" cy="266700"/>
+                                    </a:xfrm>
+                                    <a:prstGeom prst="rect">
+                                      <a:avLst/>
+                                    </a:prstGeom>
+                                    <a:solidFill>
+                                      <a:schemeClr val="lt1"/>
+                                    </a:solidFill>
+                                    <a:ln w="6350">
+                                      <a:noFill/>
+                                    </a:ln>
+                                  </wps:spPr>
+                                  <wps:txbx>
+                                    <w:txbxContent>
+                                      <w:p>
+                                        <w:pPr>
+                                          <w:ind w:firstLine="0"/>
+                                        </w:pPr>
+                                        <w:r>
+                                          <w:t xml:space="preserve">function </w:t>
+                                        </w:r>
+                                        <w:proofErr w:type="gramStart"/>
+                                        <w:r>
+                                          <w:t>select</w:t>
+                                        </w:r>
+                                        <w:proofErr w:type="gramEnd"/>
+                                      </w:p>
+                                    </w:txbxContent>
+                                  </wps:txbx>
+                                  <wps:bodyPr rot="0" spcFirstLastPara="0" vertOverflow="overflow" horzOverflow="overflow" vert="horz" wrap="square" lIns="91440" tIns="45720" rIns="91440" bIns="45720" numCol="1" spcCol="0" rtlCol="0" fromWordArt="0" anchor="t" anchorCtr="0" forceAA="0" compatLnSpc="1">
+                                    <a:prstTxWarp prst="textNoShape">
+                                      <a:avLst/>
+                                    </a:prstTxWarp>
+                                    <a:noAutofit/>
+                                  </wps:bodyPr>
+                                </wps:wsp>
+                              </wpg:grpSp>
+                              <wps:wsp>
+                                <wps:cNvPr id="1505357015" name="Text Box 67"/>
+                                <wps:cNvSpPr txBox="1"/>
+                                <wps:spPr>
+                                  <a:xfrm>
+                                    <a:off x="2394104" y="1104900"/>
+                                    <a:ext cx="825553" cy="558800"/>
+                                  </a:xfrm>
+                                  <a:prstGeom prst="rect">
+                                    <a:avLst/>
+                                  </a:prstGeom>
+                                  <a:noFill/>
+                                  <a:ln w="6350">
+                                    <a:noFill/>
+                                  </a:ln>
+                                </wps:spPr>
+                                <wps:txbx>
+                                  <w:txbxContent>
+                                    <w:p>
+                                      <w:pPr>
+                                        <w:spacing w:line="240" w:lineRule="auto"/>
+                                        <w:ind w:firstLine="0"/>
+                                        <w:jc w:val="center"/>
+                                      </w:pPr>
+                                      <w:r>
+                                        <w:t>16</w:t>
+                                      </w:r>
+                                      <w:r>
+                                        <w:t>-bit 2-1 mux</w:t>
+                                      </w:r>
+                                    </w:p>
+                                  </w:txbxContent>
+                                </wps:txbx>
+                                <wps:bodyPr rot="0" spcFirstLastPara="0" vertOverflow="overflow" horzOverflow="overflow" vert="horz" wrap="square" lIns="91440" tIns="45720" rIns="91440" bIns="45720" numCol="1" spcCol="0" rtlCol="0" fromWordArt="0" anchor="t" anchorCtr="0" forceAA="0" compatLnSpc="1">
+                                  <a:prstTxWarp prst="textNoShape">
+                                    <a:avLst/>
+                                  </a:prstTxWarp>
+                                  <a:noAutofit/>
+                                </wps:bodyPr>
+                              </wps:wsp>
+                            </wpg:grpSp>
+                            <wps:wsp>
+                              <wps:cNvPr id="1175196808" name="Text Box 69"/>
+                              <wps:cNvSpPr txBox="1"/>
+                              <wps:spPr>
+                                <a:xfrm>
+                                  <a:off x="3594100" y="1066800"/>
+                                  <a:ext cx="349250" cy="291298"/>
+                                </a:xfrm>
+                                <a:prstGeom prst="rect">
+                                  <a:avLst/>
+                                </a:prstGeom>
+                                <a:noFill/>
+                                <a:ln w="6350">
+                                  <a:noFill/>
+                                </a:ln>
+                              </wps:spPr>
+                              <wps:txbx>
+                                <w:txbxContent>
+                                  <w:p>
+                                    <w:pPr>
+                                      <w:ind w:firstLine="0"/>
+                                    </w:pPr>
+                                    <w:r>
+                                      <w:t>16</w:t>
+                                    </w:r>
+                                  </w:p>
+                                </w:txbxContent>
+                              </wps:txbx>
+                              <wps:bodyPr rot="0" spcFirstLastPara="0" vertOverflow="overflow" horzOverflow="overflow" vert="horz" wrap="square" lIns="91440" tIns="45720" rIns="91440" bIns="45720" numCol="1" spcCol="0" rtlCol="0" fromWordArt="0" anchor="t" anchorCtr="0" forceAA="0" compatLnSpc="1">
+                                <a:prstTxWarp prst="textNoShape">
+                                  <a:avLst/>
+                                </a:prstTxWarp>
+                                <a:noAutofit/>
+                              </wps:bodyPr>
+                            </wps:wsp>
+                            <wps:wsp>
+                              <wps:cNvPr id="1173970729" name="Text Box 69"/>
+                              <wps:cNvSpPr txBox="1"/>
+                              <wps:spPr>
+                                <a:xfrm>
+                                  <a:off x="2590800" y="577850"/>
+                                  <a:ext cx="361950" cy="273050"/>
+                                </a:xfrm>
+                                <a:prstGeom prst="rect">
+                                  <a:avLst/>
+                                </a:prstGeom>
+                                <a:noFill/>
+                                <a:ln w="6350">
+                                  <a:noFill/>
+                                </a:ln>
+                              </wps:spPr>
+                              <wps:txbx>
+                                <w:txbxContent>
+                                  <w:p>
+                                    <w:pPr>
+                                      <w:ind w:firstLine="0"/>
+                                    </w:pPr>
+                                    <w:r>
+                                      <w:t>16</w:t>
+                                    </w:r>
+                                  </w:p>
+                                </w:txbxContent>
+                              </wps:txbx>
+                              <wps:bodyPr rot="0" spcFirstLastPara="0" vertOverflow="overflow" horzOverflow="overflow" vert="horz" wrap="square" lIns="91440" tIns="45720" rIns="91440" bIns="45720" numCol="1" spcCol="0" rtlCol="0" fromWordArt="0" anchor="t" anchorCtr="0" forceAA="0" compatLnSpc="1">
+                                <a:prstTxWarp prst="textNoShape">
+                                  <a:avLst/>
+                                </a:prstTxWarp>
+                                <a:noAutofit/>
+                              </wps:bodyPr>
+                            </wps:wsp>
+                            <wps:wsp>
+                              <wps:cNvPr id="1304972768" name="Text Box 69"/>
+                              <wps:cNvSpPr txBox="1"/>
+                              <wps:spPr>
+                                <a:xfrm>
+                                  <a:off x="1701800" y="1073150"/>
+                                  <a:ext cx="349250" cy="291298"/>
+                                </a:xfrm>
+                                <a:prstGeom prst="rect">
+                                  <a:avLst/>
+                                </a:prstGeom>
+                                <a:noFill/>
+                                <a:ln w="6350">
+                                  <a:noFill/>
+                                </a:ln>
+                              </wps:spPr>
+                              <wps:txbx>
+                                <w:txbxContent>
+                                  <w:p>
+                                    <w:pPr>
+                                      <w:ind w:firstLine="0"/>
+                                    </w:pPr>
+                                    <w:r>
+                                      <w:t>16</w:t>
+                                    </w:r>
+                                  </w:p>
+                                </w:txbxContent>
+                              </wps:txbx>
+                              <wps:bodyPr rot="0" spcFirstLastPara="0" vertOverflow="overflow" horzOverflow="overflow" vert="horz" wrap="square" lIns="91440" tIns="45720" rIns="91440" bIns="45720" numCol="1" spcCol="0" rtlCol="0" fromWordArt="0" anchor="t" anchorCtr="0" forceAA="0" compatLnSpc="1">
+                                <a:prstTxWarp prst="textNoShape">
+                                  <a:avLst/>
+                                </a:prstTxWarp>
+                                <a:noAutofit/>
+                              </wps:bodyPr>
+                            </wps:wsp>
+                            <wps:wsp>
+                              <wps:cNvPr id="1940928229" name="Text Box 69"/>
+                              <wps:cNvSpPr txBox="1"/>
+                              <wps:spPr>
+                                <a:xfrm>
+                                  <a:off x="2266950" y="2546350"/>
+                                  <a:ext cx="349250" cy="291298"/>
+                                </a:xfrm>
+                                <a:prstGeom prst="rect">
+                                  <a:avLst/>
+                                </a:prstGeom>
+                                <a:noFill/>
+                                <a:ln w="6350">
+                                  <a:noFill/>
+                                </a:ln>
+                              </wps:spPr>
+                              <wps:txbx>
+                                <w:txbxContent>
+                                  <w:p>
+                                    <w:pPr>
+                                      <w:ind w:firstLine="0"/>
+                                    </w:pPr>
+                                    <w:r>
+                                      <w:t>16</w:t>
+                                    </w:r>
+                                  </w:p>
+                                </w:txbxContent>
+                              </wps:txbx>
+                              <wps:bodyPr rot="0" spcFirstLastPara="0" vertOverflow="overflow" horzOverflow="overflow" vert="horz" wrap="square" lIns="91440" tIns="45720" rIns="91440" bIns="45720" numCol="1" spcCol="0" rtlCol="0" fromWordArt="0" anchor="t" anchorCtr="0" forceAA="0" compatLnSpc="1">
+                                <a:prstTxWarp prst="textNoShape">
+                                  <a:avLst/>
+                                </a:prstTxWarp>
+                                <a:noAutofit/>
+                              </wps:bodyPr>
+                            </wps:wsp>
+                            <wps:wsp>
+                              <wps:cNvPr id="1247009979" name="Text Box 69"/>
+                              <wps:cNvSpPr txBox="1"/>
+                              <wps:spPr>
+                                <a:xfrm>
+                                  <a:off x="2997200" y="2559050"/>
+                                  <a:ext cx="349250" cy="291298"/>
+                                </a:xfrm>
+                                <a:prstGeom prst="rect">
+                                  <a:avLst/>
+                                </a:prstGeom>
+                                <a:noFill/>
+                                <a:ln w="6350">
+                                  <a:noFill/>
+                                </a:ln>
+                              </wps:spPr>
+                              <wps:txbx>
+                                <w:txbxContent>
+                                  <w:p>
+                                    <w:pPr>
+                                      <w:ind w:firstLine="0"/>
+                                    </w:pPr>
+                                    <w:r>
+                                      <w:t>16</w:t>
+                                    </w:r>
+                                  </w:p>
+                                </w:txbxContent>
+                              </wps:txbx>
+                              <wps:bodyPr rot="0" spcFirstLastPara="0" vertOverflow="overflow" horzOverflow="overflow" vert="horz" wrap="square" lIns="91440" tIns="45720" rIns="91440" bIns="45720" numCol="1" spcCol="0" rtlCol="0" fromWordArt="0" anchor="t" anchorCtr="0" forceAA="0" compatLnSpc="1">
+                                <a:prstTxWarp prst="textNoShape">
+                                  <a:avLst/>
+                                </a:prstTxWarp>
+                                <a:noAutofit/>
+                              </wps:bodyPr>
+                            </wps:wsp>
+                            <wps:wsp>
+                              <wps:cNvPr id="1722886814" name="Text Box 69"/>
+                              <wps:cNvSpPr txBox="1"/>
+                              <wps:spPr>
+                                <a:xfrm>
+                                  <a:off x="2825750" y="1568450"/>
+                                  <a:ext cx="349250" cy="291298"/>
+                                </a:xfrm>
+                                <a:prstGeom prst="rect">
+                                  <a:avLst/>
+                                </a:prstGeom>
+                                <a:noFill/>
+                                <a:ln w="6350">
+                                  <a:noFill/>
+                                </a:ln>
+                              </wps:spPr>
+                              <wps:txbx>
+                                <w:txbxContent>
+                                  <w:p>
+                                    <w:pPr>
+                                      <w:ind w:firstLine="0"/>
+                                    </w:pPr>
+                                    <w:r>
+                                      <w:t>16</w:t>
+                                    </w:r>
+                                  </w:p>
+                                </w:txbxContent>
+                              </wps:txbx>
+                              <wps:bodyPr rot="0" spcFirstLastPara="0" vertOverflow="overflow" horzOverflow="overflow" vert="horz" wrap="square" lIns="91440" tIns="45720" rIns="91440" bIns="45720" numCol="1" spcCol="0" rtlCol="0" fromWordArt="0" anchor="t" anchorCtr="0" forceAA="0" compatLnSpc="1">
+                                <a:prstTxWarp prst="textNoShape">
+                                  <a:avLst/>
+                                </a:prstTxWarp>
+                                <a:noAutofit/>
+                              </wps:bodyPr>
+                            </wps:wsp>
+                          </wpg:grpSp>
+                          <wps:wsp>
+                            <wps:cNvPr id="2046516820" name="Text Box 70"/>
+                            <wps:cNvSpPr txBox="1"/>
+                            <wps:spPr>
+                              <a:xfrm>
+                                <a:off x="254000" y="3098800"/>
+                                <a:ext cx="838200" cy="311150"/>
+                              </a:xfrm>
+                              <a:prstGeom prst="rect">
+                                <a:avLst/>
+                              </a:prstGeom>
+                              <a:noFill/>
+                              <a:ln w="6350">
+                                <a:noFill/>
+                              </a:ln>
+                            </wps:spPr>
+                            <wps:txbx>
+                              <w:txbxContent>
+                                <w:p>
+                                  <w:pPr>
+                                    <w:ind w:firstLine="0"/>
+                                  </w:pPr>
+                                  <w:r>
+                                    <w:t>ALU flags</w:t>
+                                  </w:r>
+                                </w:p>
+                              </w:txbxContent>
+                            </wps:txbx>
+                            <wps:bodyPr rot="0" spcFirstLastPara="0" vertOverflow="overflow" horzOverflow="overflow" vert="horz" wrap="square" lIns="91440" tIns="45720" rIns="91440" bIns="45720" numCol="1" spcCol="0" rtlCol="0" fromWordArt="0" anchor="t" anchorCtr="0" forceAA="0" compatLnSpc="1">
+                              <a:prstTxWarp prst="textNoShape">
+                                <a:avLst/>
+                              </a:prstTxWarp>
+                              <a:noAutofit/>
+                            </wps:bodyPr>
+                          </wps:wsp>
+                        </wpg:grpSp>
+                      </wpg:grpSp>
+                    </wpg:wgp>
+                  </a:graphicData>
+                </a:graphic>
+              </wp:anchor>
+            </w:drawing>
+          </mc:Choice>
+          <mc:Fallback>
+            <w:pict>
+              <v:group w14:anchorId="1EDF9D4F" id="Group 73" o:spid="_x0000_s1075" style="position:absolute;left:0;text-align:left;margin-left:0;margin-top:36pt;width:310.5pt;height:315.8pt;z-index:251769856;mso-position-horizontal:center;mso-position-horizontal-relative:margin" coordsize="39433,40106" o:gfxdata="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">
+                <v:shape id="Shape 492" o:spid="_x0000_s1076" style="position:absolute;left:10795;top:31877;width:10915;height:800;rotation:180;visibility:visible;mso-wrap-style:square;v-text-anchor:top" coordsize="1371600,76200" o:gfxdata="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" path="m1295400,r76200,38100l1295400,76200r,-33401l,42799,,33274r1295400,l1295400,xe" fillcolor="black" strokecolor="black [3213]" strokeweight="0">
+                  <v:stroke miterlimit="83231f" joinstyle="miter"/>
+                  <v:path arrowok="t" textboxrect="0,0,1371600,76200"/>
+                </v:shape>
+                <v:group id="Group 72" o:spid="_x0000_s1077" style="position:absolute;width:39433;height:40106" coordsize="39433,40106" o:gfxdata="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">
+                  <v:shape id="Text Box 1" o:spid="_x0000_s1078" type="#_x0000_t202" style="position:absolute;top:35623;width:39433;height:4483;visibility:visible;mso-wrap-style:square;v-text-anchor:top" o:gfxdata="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" stroked="f">
+                    <v:textbox style="mso-fit-shape-to-text:t" inset="0,0,0,0">
+                      <w:txbxContent>
+                        <w:p>
+                          <w:pPr>
+                            <w:pStyle w:val="Caption"/>
+                            <w:rPr>
+                              <w:rFonts w:ascii="Times New Roman" w:eastAsia="SimSun" w:hAnsi="Times New Roman" w:cs="Times New Roman"/>
+                              <w:noProof/>
+                            </w:rPr>
+                          </w:pPr>
+                          <w:r>
+                            <w:t xml:space="preserve">Figure </w:t>
+                          </w:r>
+                          <w:fldSimple w:instr=" SEQ Figure \* ARABIC ">
+                            <w:r>
+                              <w:rPr>
+                                <w:noProof/>
+                              </w:rPr>
+                              <w:t>1</w:t>
+                            </w:r>
+                          </w:fldSimple>
+                          <w:r>
+                            <w:t>: Datapath module flowchart depicting Data Memory, source mux, Register file, and ALU</w:t>
+                          </w:r>
+                        </w:p>
+                      </w:txbxContent>
+                    </v:textbox>
+                  </v:shape>
+                  <v:group id="Group 71" o:spid="_x0000_s1079" style="position:absolute;width:39433;height:35433" coordsize="39433,35433" o:gfxdata="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">
+                    <v:group id="Group 70" o:spid="_x0000_s1080" style="position:absolute;width:39433;height:35433" coordsize="39433,35433" o:gfxdata="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">
+                      <v:group id="Group 68" o:spid="_x0000_s1081" style="position:absolute;width:36614;height:35433" coordsize="36616,35433" o:gfxdata="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">
+                        <v:group id="Group 66" o:spid="_x0000_s1082" style="position:absolute;width:36616;height:35433" coordsize="36616,35433" o:gfxdata="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">
+                          <v:group id="Group 62" o:spid="_x0000_s1083" style="position:absolute;left:5842;width:30774;height:35433" coordsize="30774,35433" o:gfxdata="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">
+                            <v:group id="Group 844162489" o:spid="_x0000_s1084" style="position:absolute;left:2159;top:127;width:28615;height:35306" coordorigin="9753" coordsize="27844,33401" o:gfxdata="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">
+                              <v:shape id="Shape 412" o:spid="_x0000_s1085" style="position:absolute;left:27391;top:4921;width:15;height:3571;visibility:visible;mso-wrap-style:square;v-text-anchor:top" coordsize="1524,357124" o:gfxdata="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" path="m,l1524,357124e" filled="f" strokecolor="black [3213]" strokeweight=".83786mm">
+                                <v:stroke miterlimit="83231f" joinstyle="miter"/>
+                                <v:path arrowok="t" textboxrect="0,0,1524,357124"/>
+                              </v:shape>
+                              <v:shape id="Shape 413" o:spid="_x0000_s1086" style="position:absolute;left:21786;top:3079;width:1239;height:1285;visibility:visible;mso-wrap-style:square;v-text-anchor:top" coordsize="123825,128524" o:gfxdata="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" path="m,128524l123825,65024,,e" filled="f" strokecolor="black [3213]" strokeweight=".30869mm">
+                                <v:stroke miterlimit="83231f" joinstyle="miter"/>
+                                <v:path arrowok="t" textboxrect="0,0,123825,128524"/>
+                              </v:shape>
+                              <v:shape id="Shape 414" o:spid="_x0000_s1087" style="position:absolute;left:23374;top:21541;width:1286;height:1287;visibility:visible;mso-wrap-style:square;v-text-anchor:top" coordsize="128651,128651" o:gfxdata="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" path="m,128651l128651,63500,,e" filled="f" strokecolor="black [3213]" strokeweight=".30869mm">
+                                <v:stroke miterlimit="83231f" joinstyle="miter"/>
+                                <v:path arrowok="t" textboxrect="0,0,128651,128651"/>
+                              </v:shape>
+                              <v:shape id="Shape 415" o:spid="_x0000_s1088" style="position:absolute;left:29328;top:6254;width:7588;height:27147;visibility:visible;mso-wrap-style:square;v-text-anchor:top" coordsize="758825,2714625" o:gfxdata="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" path="m187325,242824l187325,,758825,r,2714625l,2714625,,2525649e" filled="f" strokecolor="black [3213]" strokeweight=".83786mm">
+                                <v:stroke miterlimit="83231f" joinstyle="miter"/>
+                                <v:path arrowok="t" textboxrect="0,0,758825,2714625"/>
+                              </v:shape>
+                              <v:shape id="Shape 416" o:spid="_x0000_s1089" style="position:absolute;left:21835;top:5507;width:5556;height:18606;visibility:visible;mso-wrap-style:square;v-text-anchor:top" coordsize="555625,1860550" o:gfxdata="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" path="m273050,r,368300l,368300,,1860550r555625,e" filled="f" strokecolor="black [3213]" strokeweight=".83786mm">
+                                <v:stroke miterlimit="83231f" joinstyle="miter"/>
+                                <v:path arrowok="t" textboxrect="0,0,555625,1860550"/>
+                              </v:shape>
+                              <v:shape id="Shape 417" o:spid="_x0000_s1090" style="position:absolute;left:29216;top:14683;width:16;height:2493;visibility:visible;mso-wrap-style:square;v-text-anchor:top" coordsize="1651,249301" o:gfxdata="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" path="m,l1651,249301e" filled="f" strokecolor="black [3213]" strokeweight=".83786mm">
+                                <v:stroke miterlimit="83231f" joinstyle="miter"/>
+                                <v:path arrowok="t" textboxrect="0,0,1651,249301"/>
+                              </v:shape>
+                              <v:shape id="Shape 418" o:spid="_x0000_s1091" style="position:absolute;left:27391;top:23129;width:15;height:3619;visibility:visible;mso-wrap-style:square;v-text-anchor:top" coordsize="1524,361950" o:gfxdata="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" path="m,l1524,361950e" filled="f" strokecolor="black [3213]" strokeweight=".83786mm">
+                                <v:stroke miterlimit="83231f" joinstyle="miter"/>
+                                <v:path arrowok="t" textboxrect="0,0,1524,361950"/>
+                              </v:shape>
+                              <v:shape id="Shape 419" o:spid="_x0000_s1092" style="position:absolute;left:26993;top:26304;width:794;height:1587;visibility:visible;mso-wrap-style:square;v-text-anchor:top" coordsize="79375,158750" o:gfxdata="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" path="m,l79375,,39751,158750,,xe" fillcolor="black" strokecolor="black [3213]" strokeweight="0">
+                                <v:stroke miterlimit="83231f" joinstyle="miter"/>
+                                <v:path arrowok="t" textboxrect="0,0,79375,158750"/>
+                              </v:shape>
+                              <v:shape id="Shape 420" o:spid="_x0000_s1093" style="position:absolute;left:30708;top:26352;width:794;height:1588;visibility:visible;mso-wrap-style:square;v-text-anchor:top" coordsize="79375,158750" o:gfxdata="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" path="m,l79375,,39751,158750,,xe" fillcolor="black" strokecolor="black [3213]" strokeweight="0">
+                                <v:stroke miterlimit="83231f" joinstyle="miter"/>
+                                <v:path arrowok="t" textboxrect="0,0,79375,158750"/>
+                              </v:shape>
+                              <v:shape id="Shape 421" o:spid="_x0000_s1094" style="position:absolute;left:30852;top:8191;width:793;height:1588;visibility:visible;mso-wrap-style:square;v-text-anchor:top" coordsize="79375,158750" o:gfxdata="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" path="m,l79375,,39624,158750,,xe" fillcolor="black" strokecolor="black [3213]" strokeweight="0">
+                                <v:stroke miterlimit="83231f" joinstyle="miter"/>
+                                <v:path arrowok="t" textboxrect="0,0,79375,158750"/>
+                              </v:shape>
+                              <v:shape id="Shape 422" o:spid="_x0000_s1095" style="position:absolute;left:28820;top:16827;width:793;height:1588;visibility:visible;mso-wrap-style:square;v-text-anchor:top" coordsize="79375,158750" o:gfxdata="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" path="m,l79375,,39624,158750,,xe" fillcolor="black" strokecolor="black [3213]" strokeweight="0">
+                                <v:stroke miterlimit="83231f" joinstyle="miter"/>
+                                <v:path arrowok="t" textboxrect="0,0,79375,158750"/>
+                              </v:shape>
+                              <v:shape id="Shape 423" o:spid="_x0000_s1096" style="position:absolute;left:26993;top:8191;width:794;height:1588;visibility:visible;mso-wrap-style:square;v-text-anchor:top" coordsize="79375,158750" o:gfxdata="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" path="m,l79375,,39751,158750,,xe" fillcolor="black" strokecolor="black [3213]" strokeweight="0">
+                                <v:stroke miterlimit="83231f" joinstyle="miter"/>
+                                <v:path arrowok="t" textboxrect="0,0,79375,158750"/>
+                              </v:shape>
+                              <v:shape id="Shape 424" o:spid="_x0000_s1097" style="position:absolute;left:24168;top:4921;width:793;height:1587;visibility:visible;mso-wrap-style:square;v-text-anchor:top" coordsize="79375,158750" o:gfxdata="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" path="m39751,l79375,158750,,158750,39751,xe" fillcolor="black" strokecolor="black [3213]" strokeweight="0">
+                                <v:stroke miterlimit="83231f" joinstyle="miter"/>
+                                <v:path arrowok="t" textboxrect="0,0,79375,158750"/>
+                              </v:shape>
+                              <v:shape id="Shape 425" o:spid="_x0000_s1098" style="position:absolute;left:31106;top:23129;width:15;height:3619;visibility:visible;mso-wrap-style:square;v-text-anchor:top" coordsize="1524,361950" o:gfxdata="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" path="m,l1524,361950e" filled="f" strokecolor="black [3213]" strokeweight=".83786mm">
+                                <v:stroke miterlimit="83231f" joinstyle="miter"/>
+                                <v:path arrowok="t" textboxrect="0,0,1524,361950"/>
+                              </v:shape>
+                              <v:shape id="Shape 426" o:spid="_x0000_s1099" style="position:absolute;left:26692;top:24716;width:1334;height:1287;visibility:visible;mso-wrap-style:square;v-text-anchor:top" coordsize="133350,128651" o:gfxdata="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" path="m,128651l133350,,,128651xe" strokecolor="black [3213]" strokeweight="0">
+                                <v:stroke miterlimit="83231f" joinstyle="miter"/>
+                                <v:path arrowok="t" textboxrect="0,0,133350,128651"/>
+                              </v:shape>
+                              <v:shape id="Shape 427" o:spid="_x0000_s1100" style="position:absolute;left:26692;top:24716;width:1334;height:1287;visibility:visible;mso-wrap-style:square;v-text-anchor:top" coordsize="133350,128651" o:gfxdata="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" path="m133350,l,128651e" filled="f" strokecolor="black [3213]" strokeweight=".30869mm">
+                                <v:stroke miterlimit="83231f" joinstyle="miter"/>
+                                <v:path arrowok="t" textboxrect="0,0,133350,128651"/>
+                              </v:shape>
+                              <v:shape id="Shape 428" o:spid="_x0000_s1101" style="position:absolute;left:30407;top:24716;width:1349;height:1287;visibility:visible;mso-wrap-style:square;v-text-anchor:top" coordsize="134874,128651" o:gfxdata="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" path="m,128651l134874,,,128651xe" strokecolor="black [3213]" strokeweight="0">
+                                <v:stroke miterlimit="83231f" joinstyle="miter"/>
+                                <v:path arrowok="t" textboxrect="0,0,134874,128651"/>
+                              </v:shape>
+                              <v:shape id="Shape 429" o:spid="_x0000_s1102" style="position:absolute;left:30407;top:24716;width:1349;height:1287;visibility:visible;mso-wrap-style:square;v-text-anchor:top" coordsize="134874,128651" o:gfxdata="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" path="m134874,l,128651e" filled="f" strokecolor="black [3213]" strokeweight=".30869mm">
+                                <v:stroke miterlimit="83231f" joinstyle="miter"/>
+                                <v:path arrowok="t" textboxrect="0,0,134874,128651"/>
+                              </v:shape>
+                              <v:shape id="Shape 430" o:spid="_x0000_s1103" style="position:absolute;left:36264;top:10778;width:1334;height:1287;visibility:visible;mso-wrap-style:square;v-text-anchor:top" coordsize="133350,128651" o:gfxdata="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" path="m,128651l133350,,,128651xe" strokecolor="black [3213]" strokeweight="0">
+                                <v:stroke miterlimit="83231f" joinstyle="miter"/>
+                                <v:path arrowok="t" textboxrect="0,0,133350,128651"/>
+                              </v:shape>
+                              <v:shape id="Shape 431" o:spid="_x0000_s1104" style="position:absolute;left:36264;top:10778;width:1334;height:1287;visibility:visible;mso-wrap-style:square;v-text-anchor:top" coordsize="133350,128651" o:gfxdata="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" path="m133350,l,128651e" filled="f" strokecolor="black [3213]" strokeweight=".30869mm">
+                                <v:stroke miterlimit="83231f" joinstyle="miter"/>
+                                <v:path arrowok="t" textboxrect="0,0,133350,128651"/>
+                              </v:shape>
+                              <v:shape id="Shape 432" o:spid="_x0000_s1105" style="position:absolute;left:21183;top:10778;width:1334;height:1287;visibility:visible;mso-wrap-style:square;v-text-anchor:top" coordsize="133350,128651" o:gfxdata="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" path="m,128651l133350,,,128651xe" strokecolor="black [3213]" strokeweight="0">
+                                <v:stroke miterlimit="83231f" joinstyle="miter"/>
+                                <v:path arrowok="t" textboxrect="0,0,133350,128651"/>
+                              </v:shape>
+                              <v:shape id="Shape 433" o:spid="_x0000_s1106" style="position:absolute;left:21183;top:10778;width:1334;height:1287;visibility:visible;mso-wrap-style:square;v-text-anchor:top" coordsize="133350,128651" o:gfxdata="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" path="m133350,l,128651e" filled="f" strokecolor="black [3213]" strokeweight=".30869mm">
+                                <v:stroke miterlimit="83231f" joinstyle="miter"/>
+                                <v:path arrowok="t" textboxrect="0,0,133350,128651"/>
+                              </v:shape>
+                              <v:shape id="Shape 434" o:spid="_x0000_s1107" style="position:absolute;left:28581;top:15032;width:1286;height:1351;visibility:visible;mso-wrap-style:square;v-text-anchor:top" coordsize="128651,135001" o:gfxdata="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" path="m,135001l128651,,,135001xe" strokecolor="black [3213]" strokeweight="0">
+                                <v:stroke miterlimit="83231f" joinstyle="miter"/>
+                                <v:path arrowok="t" textboxrect="0,0,128651,135001"/>
+                              </v:shape>
+                              <v:shape id="Shape 435" o:spid="_x0000_s1108" style="position:absolute;left:28581;top:15032;width:1286;height:1351;visibility:visible;mso-wrap-style:square;v-text-anchor:top" coordsize="128651,135001" o:gfxdata="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" path="m128651,l,135001e" filled="f" strokecolor="black [3213]" strokeweight=".30869mm">
+                                <v:stroke miterlimit="83231f" joinstyle="miter"/>
+                                <v:path arrowok="t" textboxrect="0,0,128651,135001"/>
+                              </v:shape>
+                              <v:shape id="Shape 436" o:spid="_x0000_s1109" style="position:absolute;left:26739;top:6015;width:1287;height:1287;visibility:visible;mso-wrap-style:square;v-text-anchor:top" coordsize="128651,128651" o:gfxdata="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" path="m,128651l128651,,,128651xe" strokecolor="black [3213]" strokeweight="0">
+                                <v:stroke miterlimit="83231f" joinstyle="miter"/>
+                                <v:path arrowok="t" textboxrect="0,0,128651,128651"/>
+                              </v:shape>
+                              <v:shape id="Shape 437" o:spid="_x0000_s1110" style="position:absolute;left:26739;top:6015;width:1287;height:1287;visibility:visible;mso-wrap-style:square;v-text-anchor:top" coordsize="128651,128651" o:gfxdata="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" path="m128651,l,128651e" filled="f" strokecolor="black [3213]" strokeweight=".30869mm">
+                                <v:stroke miterlimit="83231f" joinstyle="miter"/>
+                                <v:path arrowok="t" textboxrect="0,0,128651,128651"/>
+                              </v:shape>
+                              <v:shape id="Shape 438" o:spid="_x0000_s1111" style="position:absolute;left:21786;width:15130;height:4921;visibility:visible;mso-wrap-style:square;v-text-anchor:top" coordsize="1512951,492125" o:gfxdata="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" path="m,492125r1512951,l1512951,,,,,492125xe" filled="f" strokecolor="#0070c0" strokeweight="1.25pt">
+                                <v:stroke miterlimit="83231f" joinstyle="miter"/>
+                                <v:path arrowok="t" textboxrect="0,0,1512951,492125"/>
+                              </v:shape>
+                              <v:rect id="Rectangle 1288072730" o:spid="_x0000_s1112" style="position:absolute;left:20045;top:1280;width:14795;height:3225;visibility:visible;mso-wrap-style:square;v-text-anchor:top" o:gfxdata="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" filled="f" stroked="f">
+                                <v:textbox inset="0,0,0,0">
+                                  <w:txbxContent>
+                                    <w:p>
+                                      <w:pPr>
+                                        <w:rPr>
+                                          <w:rFonts w:ascii="Times New Roman" w:eastAsia="Times New Roman" w:hAnsi="Times New Roman" w:cs="Times New Roman"/>
+                                          <w:sz w:val="28"/>
+                                        </w:rPr>
+                                      </w:pPr>
+                                      <w:r>
+                                        <w:rPr>
+                                          <w:rFonts w:ascii="Times New Roman" w:eastAsia="Times New Roman" w:hAnsi="Times New Roman" w:cs="Times New Roman"/>
+                                          <w:sz w:val="28"/>
+                                        </w:rPr>
+                                        <w:t>Data Memory</w:t>
+                                      </w:r>
+                                      <w:r>
+                                        <w:rPr>
+                                          <w:rFonts w:ascii="Times New Roman" w:eastAsia="Times New Roman" w:hAnsi="Times New Roman" w:cs="Times New Roman"/>
+                                          <w:sz w:val="28"/>
+                                        </w:rPr>
+                                        <w:t xml:space="preserve"> RAM</w:t>
+                                      </w:r>
+                                      <w:r>
+                                        <w:rPr>
+                                          <w:rFonts w:ascii="Times New Roman" w:eastAsia="Times New Roman" w:hAnsi="Times New Roman" w:cs="Times New Roman"/>
+                                          <w:sz w:val="28"/>
+                                        </w:rPr>
+                                        <w:t xml:space="preserve"> </w:t>
+                                      </w:r>
+                                    </w:p>
+                                  </w:txbxContent>
+                                </v:textbox>
+                              </v:rect>
+                              <v:shape id="Shape 441" o:spid="_x0000_s1113" style="position:absolute;left:25596;top:9826;width:7493;height:4810;visibility:visible;mso-wrap-style:square;v-text-anchor:top" coordsize="749300,481013" o:gfxdata="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" path="m,481013r749300,l749300,,,,,481013xe" filled="f" strokecolor="#0070c0" strokeweight="1.25pt">
+                                <v:stroke miterlimit="83231f" joinstyle="miter"/>
+                                <v:path arrowok="t" textboxrect="0,0,749300,481013"/>
+                              </v:shape>
+                              <v:shape id="Shape 448" o:spid="_x0000_s1114" style="position:absolute;left:23374;top:18509;width:12001;height:4715;visibility:visible;mso-wrap-style:square;v-text-anchor:top" coordsize="1200150,471488" o:gfxdata="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" path="m,471488r1200150,l1200150,,,,,471488xe" filled="f" strokecolor="#0070c0" strokeweight="1.25pt">
+                                <v:stroke miterlimit="83231f" joinstyle="miter"/>
+                                <v:path arrowok="t" textboxrect="0,0,1200150,471488"/>
+                              </v:shape>
+                              <v:rect id="Rectangle 1152089837" o:spid="_x0000_s1115" style="position:absolute;left:24769;top:19716;width:10444;height:3131;visibility:visible;mso-wrap-style:square;v-text-anchor:top" o:gfxdata="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" filled="f" stroked="f">
+                                <v:textbox inset="0,0,0,0">
+                                  <w:txbxContent>
+                                    <w:p>
+                                      <w:pPr>
+                                        <w:ind w:firstLine="0"/>
+                                      </w:pPr>
+                                      <w:r>
+                                        <w:rPr>
+                                          <w:rFonts w:ascii="Times New Roman" w:eastAsia="Times New Roman" w:hAnsi="Times New Roman" w:cs="Times New Roman"/>
+                                          <w:sz w:val="28"/>
+                                        </w:rPr>
+                                        <w:t>Register File</w:t>
+                                      </w:r>
+                                    </w:p>
+                                  </w:txbxContent>
+                                </v:textbox>
+                              </v:rect>
+                              <v:shape id="Shape 450" o:spid="_x0000_s1116" style="position:absolute;left:23374;top:27986;width:12001;height:3525;visibility:visible;mso-wrap-style:square;v-text-anchor:top" coordsize="1200150,352425" o:gfxdata="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" path="m,352425r1200150,l1200150,,,,,352425xe" filled="f" strokecolor="#0070c0" strokeweight="1.25pt">
+                                <v:stroke miterlimit="83231f" joinstyle="miter"/>
+                                <v:path arrowok="t" textboxrect="0,0,1200150,352425"/>
+                              </v:shape>
+                              <v:rect id="Rectangle 1426436975" o:spid="_x0000_s1117" style="position:absolute;left:23025;top:28234;width:13038;height:3482;visibility:visible;mso-wrap-style:square;v-text-anchor:top" o:gfxdata="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" filled="f" stroked="f">
+                                <v:textbox inset="0,0,0,0">
+                                  <w:txbxContent>
+                                    <w:p>
+                                      <w:pPr>
+                                        <w:spacing w:line="240" w:lineRule="auto"/>
+                                        <w:ind w:firstLine="0"/>
+                                        <w:jc w:val="center"/>
+                                      </w:pPr>
+                                      <w:r>
+                                        <w:t>A</w:t>
+                                      </w:r>
+                                      <w:r>
+                                        <w:t xml:space="preserve">rithmetic </w:t>
+                                      </w:r>
+                                      <w:r>
+                                        <w:t>L</w:t>
+                                      </w:r>
+                                      <w:r>
+                                        <w:t>ogic Unit</w:t>
+                                      </w:r>
+                                    </w:p>
+                                  </w:txbxContent>
+                                </v:textbox>
+                              </v:rect>
+                              <v:shape id="Shape 452" o:spid="_x0000_s1118" style="position:absolute;left:26993;top:23764;width:747;height:747;visibility:visible;mso-wrap-style:square;v-text-anchor:top" coordsize="74676,74676" o:gfxdata="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" path="m37338,c57912,,74676,16764,74676,37338v,20574,-16764,37338,-37338,37338c16764,74676,,57912,,37338,,16764,16764,,37338,xe" fillcolor="black" strokecolor="black [3213]" strokeweight="0">
+                                <v:stroke miterlimit="83231f" joinstyle="miter"/>
+                                <v:path arrowok="t" textboxrect="0,0,74676,74676"/>
+                              </v:shape>
+                              <v:shape id="Shape 453" o:spid="_x0000_s1119" style="position:absolute;left:26993;top:23764;width:747;height:747;visibility:visible;mso-wrap-style:square;v-text-anchor:top" coordsize="74676,74676" o:gfxdata="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" path="m,37338c,16764,16764,,37338,,57912,,74676,16764,74676,37338v,20574,-16764,37338,-37338,37338c16764,74676,,57912,,37338xe" filled="f" strokecolor="black [3213]" strokeweight=".30869mm">
+                                <v:stroke miterlimit="83231f" joinstyle="miter"/>
+                                <v:path arrowok="t" textboxrect="0,0,74676,74676"/>
+                              </v:shape>
+                              <v:shape id="Shape 481" o:spid="_x0000_s1120" style="position:absolute;left:13563;top:1047;width:8382;height:762;visibility:visible;mso-wrap-style:square;v-text-anchor:top" coordsize="838200,76200" o:gfxdata="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" path="m762000,r76200,38100l762000,76200r,-33401l,42799,,33274r762000,l762000,xe" fillcolor="black" strokecolor="black [3213]" strokeweight="0">
+                                <v:stroke miterlimit="83231f" joinstyle="miter"/>
+                                <v:path arrowok="t" textboxrect="0,0,838200,76200"/>
+                              </v:shape>
+                              <v:shape id="Shape 483" o:spid="_x0000_s1121" style="position:absolute;left:13563;top:2571;width:8382;height:762;visibility:visible;mso-wrap-style:square;v-text-anchor:top" coordsize="838200,76200" o:gfxdata="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" path="m762000,r76200,38100l762000,76200r,-33401l,42799,,33274r762000,l762000,xe" fillcolor="black" strokecolor="black [3213]" strokeweight="0">
+                                <v:stroke miterlimit="83231f" joinstyle="miter"/>
+                                <v:path arrowok="t" textboxrect="0,0,838200,76200"/>
+                              </v:shape>
+                              <v:shape id="Shape 485" o:spid="_x0000_s1122" style="position:absolute;left:11854;top:13239;width:13716;height:762;visibility:visible;mso-wrap-style:square;v-text-anchor:top" coordsize="1371600,76200" o:gfxdata="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" path="m1295400,r76200,38100l1295400,76200r,-33401l,42799,,33274r1295400,l1295400,xe" fillcolor="black" strokecolor="black [3213]" strokeweight="0">
+                                <v:stroke miterlimit="83231f" joinstyle="miter"/>
+                                <v:path arrowok="t" textboxrect="0,0,1371600,76200"/>
+                              </v:shape>
+                              <v:shape id="Shape 487" o:spid="_x0000_s1123" style="position:absolute;left:9753;top:20097;width:13716;height:762;visibility:visible;mso-wrap-style:square;v-text-anchor:top" coordsize="1371600,76200" o:gfxdata="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" path="m1295400,r76200,38100l1295400,76200r,-33401l,42799,,33274r1295400,l1295400,xe" fillcolor="black" strokecolor="black [3213]" strokeweight="0">
+                                <v:stroke miterlimit="83231f" joinstyle="miter"/>
+                                <v:path arrowok="t" textboxrect="0,0,1371600,76200"/>
+                              </v:shape>
+                              <v:shape id="Shape 490" o:spid="_x0000_s1124" style="position:absolute;left:14325;top:19716;width:1524;height:1524;visibility:visible;mso-wrap-style:square;v-text-anchor:top" coordsize="152400,152400" o:gfxdata="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" path="m,l152400,152400e" filled="f" strokecolor="black [3213]">
+                                <v:path arrowok="t" textboxrect="0,0,152400,152400"/>
+                              </v:shape>
+                              <v:shape id="Shape 491" o:spid="_x0000_s1125" style="position:absolute;left:15087;top:666;width:1524;height:1524;visibility:visible;mso-wrap-style:square;v-text-anchor:top" coordsize="152400,152400" o:gfxdata="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" path="m,l152400,152400e" filled="f" strokecolor="black [3213]">
+                                <v:path arrowok="t" textboxrect="0,0,152400,152400"/>
+                              </v:shape>
+                              <v:shape id="Shape 492" o:spid="_x0000_s1126" style="position:absolute;left:9753;top:28220;width:13716;height:762;visibility:visible;mso-wrap-style:square;v-text-anchor:top" coordsize="1371600,76200" o:gfxdata="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" path="m1295400,r76200,38100l1295400,76200r,-33401l,42799,,33274r1295400,l1295400,xe" fillcolor="black" strokecolor="black [3213]" strokeweight="0">
+                                <v:stroke miterlimit="83231f" joinstyle="miter"/>
+                                <v:path arrowok="t" textboxrect="0,0,1371600,76200"/>
+                              </v:shape>
+                              <v:shape id="Shape 495" o:spid="_x0000_s1127" style="position:absolute;left:15087;top:27839;width:1524;height:1524;visibility:visible;mso-wrap-style:square;v-text-anchor:top" coordsize="152400,152400" o:gfxdata="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" path="m,l152400,152400e" filled="f" strokecolor="black [3213]">
+                                <v:path arrowok="t" textboxrect="0,0,152400,152400"/>
+                              </v:shape>
+                            </v:group>
+                            <v:shape id="Text Box 4" o:spid="_x0000_s1128" type="#_x0000_t202" style="position:absolute;left:444;width:5080;height:2603;visibility:visible;mso-wrap-style:square;v-text-anchor:top" o:gfxdata="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" fillcolor="white [3201]" stroked="f" strokeweight=".5pt">
+                              <v:textbox>
+                                <w:txbxContent>
+                                  <w:p>
+                                    <w:pPr>
+                                      <w:ind w:firstLine="0"/>
+                                    </w:pPr>
+                                    <w:proofErr w:type="spellStart"/>
+                                    <w:r>
+                                      <w:t>addr</w:t>
+                                    </w:r>
+                                    <w:proofErr w:type="spellEnd"/>
+                                  </w:p>
+                                </w:txbxContent>
+                              </v:textbox>
+                            </v:shape>
+                            <v:shape id="Text Box 5" o:spid="_x0000_s1129" type="#_x0000_t202" style="position:absolute;top:2222;width:5270;height:3239;visibility:visible;mso-wrap-style:square;v-text-anchor:top" o:gfxdata="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" fillcolor="white [3201]" stroked="f" strokeweight=".5pt">
+                              <v:textbox>
+                                <w:txbxContent>
+                                  <w:p>
+                                    <w:pPr>
+                                      <w:ind w:firstLine="0"/>
+                                    </w:pPr>
+                                    <w:proofErr w:type="spellStart"/>
+                                    <w:r>
+                                      <w:t>w_en</w:t>
+                                    </w:r>
+                                    <w:proofErr w:type="spellEnd"/>
+                                  </w:p>
+                                </w:txbxContent>
+                              </v:textbox>
+                            </v:shape>
+                          </v:group>
+                          <v:shape id="Text Box 63" o:spid="_x0000_s1130" type="#_x0000_t202" style="position:absolute;left:4889;top:12827;width:5525;height:3175;visibility:visible;mso-wrap-style:square;v-text-anchor:top" o:gfxdata="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" fillcolor="white [3201]" stroked="f" strokeweight=".5pt">
+                            <v:textbox>
+                              <w:txbxContent>
+                                <w:p>
+                                  <w:pPr>
+                                    <w:ind w:firstLine="0"/>
+                                  </w:pPr>
+                                  <w:r>
+                                    <w:t>select</w:t>
+                                  </w:r>
+                                </w:p>
+                              </w:txbxContent>
+                            </v:textbox>
+                          </v:shape>
+                          <v:shape id="Text Box 64" o:spid="_x0000_s1131" type="#_x0000_t202" style="position:absolute;left:508;top:20320;width:10096;height:2984;visibility:visible;mso-wrap-style:square;v-text-anchor:top" o:gfxdata="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" fillcolor="white [3201]" stroked="f" strokeweight=".5pt">
+                            <v:textbox>
+                              <w:txbxContent>
+                                <w:p>
+                                  <w:pPr>
+                                    <w:spacing w:line="240" w:lineRule="auto"/>
+                                    <w:ind w:firstLine="0"/>
+                                  </w:pPr>
+                                  <w:r>
+                                    <w:t>R/W controls</w:t>
+                                  </w:r>
+                                </w:p>
+                              </w:txbxContent>
+                            </v:textbox>
+                          </v:shape>
+                          <v:shape id="Text Box 65" o:spid="_x0000_s1132" type="#_x0000_t202" style="position:absolute;top:28892;width:10922;height:2667;visibility:visible;mso-wrap-style:square;v-text-anchor:top" o:gfxdata="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" fillcolor="white [3201]" stroked="f" strokeweight=".5pt">
+                            <v:textbox>
+                              <w:txbxContent>
+                                <w:p>
+                                  <w:pPr>
+                                    <w:ind w:firstLine="0"/>
+                                  </w:pPr>
+                                  <w:r>
+                                    <w:t xml:space="preserve">function </w:t>
+                                  </w:r>
+                                  <w:proofErr w:type="gramStart"/>
+                                  <w:r>
+                                    <w:t>select</w:t>
+                                  </w:r>
+                                  <w:proofErr w:type="gramEnd"/>
+                                </w:p>
+                              </w:txbxContent>
+                            </v:textbox>
+                          </v:shape>
+                        </v:group>
+                        <v:shape id="Text Box 67" o:spid="_x0000_s1133" type="#_x0000_t202" style="position:absolute;left:23941;top:11049;width:8255;height:5588;visibility:visible;mso-wrap-style:square;v-text-anchor:top" o:gfxdata="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" filled="f" stroked="f" strokeweight=".5pt">
+                          <v:textbox>
+                            <w:txbxContent>
+                              <w:p>
+                                <w:pPr>
+                                  <w:spacing w:line="240" w:lineRule="auto"/>
+                                  <w:ind w:firstLine="0"/>
+                                  <w:jc w:val="center"/>
+                                </w:pPr>
+                                <w:r>
+                                  <w:t>16</w:t>
+                                </w:r>
+                                <w:r>
+                                  <w:t>-bit 2-1 mux</w:t>
+                                </w:r>
+                              </w:p>
+                            </w:txbxContent>
+                          </v:textbox>
+                        </v:shape>
+                      </v:group>
+                      <v:shape id="Text Box 69" o:spid="_x0000_s1134" type="#_x0000_t202" style="position:absolute;left:35941;top:10668;width:3492;height:2912;visibility:visible;mso-wrap-style:square;v-text-anchor:top" o:gfxdata="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" filled="f" stroked="f" strokeweight=".5pt">
+                        <v:textbox>
+                          <w:txbxContent>
+                            <w:p>
+                              <w:pPr>
+                                <w:ind w:firstLine="0"/>
+                              </w:pPr>
+                              <w:r>
+                                <w:t>16</w:t>
+                              </w:r>
+                            </w:p>
+                          </w:txbxContent>
+                        </v:textbox>
+                      </v:shape>
+                      <v:shape id="Text Box 69" o:spid="_x0000_s1135" type="#_x0000_t202" style="position:absolute;left:25908;top:5778;width:3619;height:2731;visibility:visible;mso-wrap-style:square;v-text-anchor:top" o:gfxdata="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" filled="f" stroked="f" strokeweight=".5pt">
+                        <v:textbox>
+                          <w:txbxContent>
+                            <w:p>
+                              <w:pPr>
+                                <w:ind w:firstLine="0"/>
+                              </w:pPr>
+                              <w:r>
+                                <w:t>16</w:t>
+                              </w:r>
+                            </w:p>
+                          </w:txbxContent>
+                        </v:textbox>
+                      </v:shape>
+                      <v:shape id="Text Box 69" o:spid="_x0000_s1136" type="#_x0000_t202" style="position:absolute;left:17018;top:10731;width:3492;height:2913;visibility:visible;mso-wrap-style:square;v-text-anchor:top" o:gfxdata="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" filled="f" stroked="f" strokeweight=".5pt">
+                        <v:textbox>
+                          <w:txbxContent>
+                            <w:p>
+                              <w:pPr>
+                                <w:ind w:firstLine="0"/>
+                              </w:pPr>
+                              <w:r>
+                                <w:t>16</w:t>
+                              </w:r>
+                            </w:p>
+                          </w:txbxContent>
+                        </v:textbox>
+                      </v:shape>
+                      <v:shape id="Text Box 69" o:spid="_x0000_s1137" type="#_x0000_t202" style="position:absolute;left:22669;top:25463;width:3493;height:2913;visibility:visible;mso-wrap-style:square;v-text-anchor:top" o:gfxdata="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" filled="f" stroked="f" strokeweight=".5pt">
+                        <v:textbox>
+                          <w:txbxContent>
+                            <w:p>
+                              <w:pPr>
+                                <w:ind w:firstLine="0"/>
+                              </w:pPr>
+                              <w:r>
+                                <w:t>16</w:t>
+                              </w:r>
+                            </w:p>
+                          </w:txbxContent>
+                        </v:textbox>
+                      </v:shape>
+                      <v:shape id="Text Box 69" o:spid="_x0000_s1138" type="#_x0000_t202" style="position:absolute;left:29972;top:25590;width:3492;height:2913;visibility:visible;mso-wrap-style:square;v-text-anchor:top" o:gfxdata="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" filled="f" stroked="f" strokeweight=".5pt">
+                        <v:textbox>
+                          <w:txbxContent>
+                            <w:p>
+                              <w:pPr>
+                                <w:ind w:firstLine="0"/>
+                              </w:pPr>
+                              <w:r>
+                                <w:t>16</w:t>
+                              </w:r>
+                            </w:p>
+                          </w:txbxContent>
+                        </v:textbox>
+                      </v:shape>
+                      <v:shape id="Text Box 69" o:spid="_x0000_s1139" type="#_x0000_t202" style="position:absolute;left:28257;top:15684;width:3493;height:2913;visibility:visible;mso-wrap-style:square;v-text-anchor:top" o:gfxdata="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" filled="f" stroked="f" strokeweight=".5pt">
+                        <v:textbox>
+                          <w:txbxContent>
+                            <w:p>
+                              <w:pPr>
+                                <w:ind w:firstLine="0"/>
+                              </w:pPr>
+                              <w:r>
+                                <w:t>16</w:t>
+                              </w:r>
+                            </w:p>
+                          </w:txbxContent>
+                        </v:textbox>
+                      </v:shape>
+                    </v:group>
+                    <v:shape id="Text Box 70" o:spid="_x0000_s1140" type="#_x0000_t202" style="position:absolute;left:2540;top:30988;width:8382;height:3111;visibility:visible;mso-wrap-style:square;v-text-anchor:top" o:gfxdata="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" filled="f" stroked="f" strokeweight=".5pt">
+                      <v:textbox>
+                        <w:txbxContent>
+                          <w:p>
+                            <w:pPr>
+                              <w:ind w:firstLine="0"/>
+                            </w:pPr>
+                            <w:r>
+                              <w:t>ALU flags</w:t>
+                            </w:r>
+                          </w:p>
+                        </w:txbxContent>
+                      </v:textbox>
+                    </v:shape>
+                  </v:group>
+                </v:group>
+                <w10:wrap type="topAndBottom" anchorx="margin"/>
+              </v:group>
+            </w:pict>
+          </mc:Fallback>
+        </mc:AlternateContent>
+      </w:r>
+      <w:r>
+        <w:rPr>
+          <w:rFonts w:ascii="Times New Roman" w:eastAsia="SimSun" w:hAnsi="Times New Roman" w:cs="Times New Roman"/>
+          <w:b/>
+          <w:bCs/>
         </w:rPr>
         <w:t>Requirements</w:t>
       </w:r>
@@ -2302,7 +8313,7 @@
         <w:rPr>
           <w:rFonts w:ascii="Times New Roman" w:eastAsia="SimSun" w:hAnsi="Times New Roman" w:cs="Times New Roman"/>
         </w:rPr>
-        <w:t xml:space="preserve"> pictures/figures is always a good idea. When using pictures/figures, please add captions for references.</w:t>
+        <w:t xml:space="preserve"> pictures/figures is always a good idea. When using pictures/figures, please add captions for references</w:t>
       </w:r>
     </w:p>
     <w:p>
@@ -2312,16 +8323,358 @@
         </w:tabs>
         <w:spacing w:line="360" w:lineRule="auto"/>
         <w:ind w:firstLine="0"/>
-        <w:rPr>
-          <w:rFonts w:ascii="Times New Roman" w:eastAsia="SimSun" w:hAnsi="Times New Roman" w:cs="Times New Roman"/>
-        </w:rPr>
-      </w:pPr>
-      <w:r>
-        <w:rPr>
-          <w:rFonts w:ascii="Times New Roman" w:eastAsia="SimSun" w:hAnsi="Times New Roman" w:cs="Times New Roman"/>
-        </w:rPr>
-        <w:t xml:space="preserve">           </w:t>
-      </w:r>
+        <w:jc w:val="both"/>
+        <w:rPr>
+          <w:rFonts w:ascii="Times New Roman" w:eastAsia="SimSun" w:hAnsi="Times New Roman" w:cs="Times New Roman"/>
+        </w:rPr>
+      </w:pPr>
+    </w:p>
+    <w:p>
+      <w:pPr>
+        <w:tabs>
+          <w:tab w:val="left" w:pos="2979"/>
+        </w:tabs>
+        <w:spacing w:line="360" w:lineRule="auto"/>
+        <w:ind w:firstLine="0"/>
+        <w:rPr>
+          <w:rFonts w:ascii="Times New Roman" w:eastAsia="SimSun" w:hAnsi="Times New Roman" w:cs="Times New Roman"/>
+          <w:noProof/>
+        </w:rPr>
+      </w:pPr>
+      <w:r>
+        <w:rPr>
+          <w:rFonts w:ascii="Times New Roman" w:eastAsia="SimSun" w:hAnsi="Times New Roman" w:cs="Times New Roman"/>
+          <w:noProof/>
+        </w:rPr>
+        <w:t xml:space="preserve">        </w:t>
+      </w:r>
+      <w:r>
+        <w:rPr>
+          <w:rFonts w:ascii="Times New Roman" w:eastAsia="SimSun" w:hAnsi="Times New Roman" w:cs="Times New Roman"/>
+          <w:noProof/>
+        </w:rPr>
+        <w:t xml:space="preserve">The Datapath module </w:t>
+      </w:r>
+      <w:r>
+        <w:rPr>
+          <w:rFonts w:ascii="Times New Roman" w:eastAsia="SimSun" w:hAnsi="Times New Roman" w:cs="Times New Roman"/>
+          <w:noProof/>
+        </w:rPr>
+        <w:t xml:space="preserve">is one of the two critical sections of the processor. It </w:t>
+      </w:r>
+      <w:r>
+        <w:rPr>
+          <w:rFonts w:ascii="Times New Roman" w:eastAsia="SimSun" w:hAnsi="Times New Roman" w:cs="Times New Roman"/>
+          <w:noProof/>
+        </w:rPr>
+        <w:t xml:space="preserve">houses the Arithmetic Logic Unit (ALU), the Register File (RF) and the </w:t>
+      </w:r>
+      <w:r>
+        <w:rPr>
+          <w:rFonts w:ascii="Times New Roman" w:eastAsia="SimSun" w:hAnsi="Times New Roman" w:cs="Times New Roman"/>
+          <w:noProof/>
+        </w:rPr>
+        <w:t xml:space="preserve">Data Memory (RAM). </w:t>
+      </w:r>
+      <w:r>
+        <w:rPr>
+          <w:rFonts w:ascii="Times New Roman" w:eastAsia="SimSun" w:hAnsi="Times New Roman" w:cs="Times New Roman"/>
+          <w:noProof/>
+        </w:rPr>
+        <w:t xml:space="preserve">The Data Memory acts as the Random Access Memory (RAM) of the </w:t>
+      </w:r>
+      <w:r>
+        <w:rPr>
+          <w:rFonts w:ascii="Times New Roman" w:eastAsia="SimSun" w:hAnsi="Times New Roman" w:cs="Times New Roman"/>
+          <w:noProof/>
+        </w:rPr>
+        <w:t>processor</w:t>
+      </w:r>
+      <w:r>
+        <w:rPr>
+          <w:rFonts w:ascii="Times New Roman" w:eastAsia="SimSun" w:hAnsi="Times New Roman" w:cs="Times New Roman"/>
+          <w:noProof/>
+        </w:rPr>
+        <w:t xml:space="preserve">, </w:t>
+      </w:r>
+      <w:r>
+        <w:rPr>
+          <w:rFonts w:ascii="Times New Roman" w:eastAsia="SimSun" w:hAnsi="Times New Roman" w:cs="Times New Roman"/>
+          <w:noProof/>
+        </w:rPr>
+        <w:t xml:space="preserve">holding 256 16-bit </w:t>
+      </w:r>
+      <w:r>
+        <w:rPr>
+          <w:rFonts w:ascii="Times New Roman" w:eastAsia="SimSun" w:hAnsi="Times New Roman" w:cs="Times New Roman"/>
+          <w:noProof/>
+        </w:rPr>
+        <w:t xml:space="preserve">addresses. It can be read or written </w:t>
+      </w:r>
+      <w:r>
+        <w:rPr>
+          <w:rFonts w:ascii="Times New Roman" w:eastAsia="SimSun" w:hAnsi="Times New Roman" w:cs="Times New Roman"/>
+          <w:noProof/>
+        </w:rPr>
+        <w:t xml:space="preserve">to synchronously, reading from the RF </w:t>
+      </w:r>
+      <w:r>
+        <w:rPr>
+          <w:rFonts w:ascii="Times New Roman" w:eastAsia="SimSun" w:hAnsi="Times New Roman" w:cs="Times New Roman"/>
+          <w:noProof/>
+        </w:rPr>
+        <w:t>or</w:t>
+      </w:r>
+      <w:r>
+        <w:rPr>
+          <w:rFonts w:ascii="Times New Roman" w:eastAsia="SimSun" w:hAnsi="Times New Roman" w:cs="Times New Roman"/>
+          <w:noProof/>
+        </w:rPr>
+        <w:t xml:space="preserve"> writing </w:t>
+      </w:r>
+      <w:r>
+        <w:rPr>
+          <w:rFonts w:ascii="Times New Roman" w:eastAsia="SimSun" w:hAnsi="Times New Roman" w:cs="Times New Roman"/>
+          <w:noProof/>
+        </w:rPr>
+        <w:t xml:space="preserve">values back to the RF. </w:t>
+      </w:r>
+      <w:r>
+        <w:rPr>
+          <w:rFonts w:ascii="Times New Roman" w:eastAsia="SimSun" w:hAnsi="Times New Roman" w:cs="Times New Roman"/>
+          <w:noProof/>
+        </w:rPr>
+        <w:t xml:space="preserve">The Register File houses 16 16-bit registers, allowing 2 simultaneous synchronous read operations or one synchronous write operation. </w:t>
+      </w:r>
+      <w:r>
+        <w:rPr>
+          <w:rFonts w:ascii="Times New Roman" w:eastAsia="SimSun" w:hAnsi="Times New Roman" w:cs="Times New Roman"/>
+          <w:noProof/>
+        </w:rPr>
+        <w:t xml:space="preserve">Both of the RF’s output ports are wired as inputs to the ALU, with </w:t>
+      </w:r>
+      <w:r>
+        <w:rPr>
+          <w:rFonts w:ascii="Times New Roman" w:eastAsia="SimSun" w:hAnsi="Times New Roman" w:cs="Times New Roman"/>
+          <w:noProof/>
+        </w:rPr>
+        <w:t xml:space="preserve">output A being connected to the data input of the RAM additionally. The RF takes data in from the </w:t>
+      </w:r>
+      <w:r>
+        <w:rPr>
+          <w:rFonts w:ascii="Times New Roman" w:eastAsia="SimSun" w:hAnsi="Times New Roman" w:cs="Times New Roman"/>
+          <w:noProof/>
+        </w:rPr>
+        <w:t xml:space="preserve">the ALU’s output port or the RAM’s output port. </w:t>
+      </w:r>
+      <w:r>
+        <w:rPr>
+          <w:rFonts w:ascii="Times New Roman" w:eastAsia="SimSun" w:hAnsi="Times New Roman" w:cs="Times New Roman"/>
+          <w:noProof/>
+        </w:rPr>
+        <w:t>The ALU</w:t>
+      </w:r>
+      <w:r>
+        <w:rPr>
+          <w:rFonts w:ascii="Times New Roman" w:eastAsia="SimSun" w:hAnsi="Times New Roman" w:cs="Times New Roman"/>
+          <w:noProof/>
+        </w:rPr>
+        <w:t xml:space="preserve"> submodule</w:t>
+      </w:r>
+      <w:r>
+        <w:rPr>
+          <w:rFonts w:ascii="Times New Roman" w:eastAsia="SimSun" w:hAnsi="Times New Roman" w:cs="Times New Roman"/>
+          <w:noProof/>
+        </w:rPr>
+        <w:t xml:space="preserve"> </w:t>
+      </w:r>
+      <w:r>
+        <w:rPr>
+          <w:rFonts w:ascii="Times New Roman" w:eastAsia="SimSun" w:hAnsi="Times New Roman" w:cs="Times New Roman"/>
+          <w:noProof/>
+        </w:rPr>
+        <w:t xml:space="preserve">reads </w:t>
+      </w:r>
+      <w:r>
+        <w:rPr>
+          <w:rFonts w:ascii="Times New Roman" w:eastAsia="SimSun" w:hAnsi="Times New Roman" w:cs="Times New Roman"/>
+          <w:noProof/>
+        </w:rPr>
+        <w:t>data</w:t>
+      </w:r>
+      <w:r>
+        <w:rPr>
+          <w:rFonts w:ascii="Times New Roman" w:eastAsia="SimSun" w:hAnsi="Times New Roman" w:cs="Times New Roman"/>
+          <w:noProof/>
+        </w:rPr>
+        <w:t xml:space="preserve"> from two</w:t>
+      </w:r>
+      <w:r>
+        <w:rPr>
+          <w:rFonts w:ascii="Times New Roman" w:eastAsia="SimSun" w:hAnsi="Times New Roman" w:cs="Times New Roman"/>
+          <w:noProof/>
+        </w:rPr>
+        <w:t xml:space="preserve"> 16-bit</w:t>
+      </w:r>
+      <w:r>
+        <w:rPr>
+          <w:rFonts w:ascii="Times New Roman" w:eastAsia="SimSun" w:hAnsi="Times New Roman" w:cs="Times New Roman"/>
+          <w:noProof/>
+        </w:rPr>
+        <w:t xml:space="preserve"> input </w:t>
+      </w:r>
+      <w:r>
+        <w:rPr>
+          <w:rFonts w:ascii="Times New Roman" w:eastAsia="SimSun" w:hAnsi="Times New Roman" w:cs="Times New Roman"/>
+          <w:noProof/>
+        </w:rPr>
+        <w:t xml:space="preserve">register </w:t>
+      </w:r>
+      <w:r>
+        <w:rPr>
+          <w:rFonts w:ascii="Times New Roman" w:eastAsia="SimSun" w:hAnsi="Times New Roman" w:cs="Times New Roman"/>
+          <w:noProof/>
+        </w:rPr>
+        <w:t>buses and</w:t>
+      </w:r>
+      <w:r>
+        <w:rPr>
+          <w:rFonts w:ascii="Times New Roman" w:eastAsia="SimSun" w:hAnsi="Times New Roman" w:cs="Times New Roman"/>
+          <w:noProof/>
+        </w:rPr>
+        <w:t xml:space="preserve"> asynchronously</w:t>
+      </w:r>
+      <w:r>
+        <w:rPr>
+          <w:rFonts w:ascii="Times New Roman" w:eastAsia="SimSun" w:hAnsi="Times New Roman" w:cs="Times New Roman"/>
+          <w:noProof/>
+        </w:rPr>
+        <w:t xml:space="preserve"> performs one of 8 operations based on the state of the 3-bit </w:t>
+      </w:r>
+      <w:r>
+        <w:rPr>
+          <w:rFonts w:ascii="Times New Roman" w:eastAsia="SimSun" w:hAnsi="Times New Roman" w:cs="Times New Roman"/>
+          <w:noProof/>
+        </w:rPr>
+        <w:t xml:space="preserve">function select bus. </w:t>
+      </w:r>
+      <w:r>
+        <w:rPr>
+          <w:rFonts w:ascii="Times New Roman" w:eastAsia="SimSun" w:hAnsi="Times New Roman" w:cs="Times New Roman"/>
+          <w:noProof/>
+        </w:rPr>
+        <w:t xml:space="preserve">Additionally, it sets three output flags based on </w:t>
+      </w:r>
+      <w:r>
+        <w:rPr>
+          <w:rFonts w:ascii="Times New Roman" w:eastAsia="SimSun" w:hAnsi="Times New Roman" w:cs="Times New Roman"/>
+          <w:noProof/>
+        </w:rPr>
+        <w:lastRenderedPageBreak/>
+        <w:t xml:space="preserve">the result of the oprtation. </w:t>
+      </w:r>
+      <w:r>
+        <w:rPr>
+          <w:rFonts w:ascii="Times New Roman" w:eastAsia="SimSun" w:hAnsi="Times New Roman" w:cs="Times New Roman"/>
+          <w:noProof/>
+        </w:rPr>
+        <w:t>These three modules are augmented by a 16-bit two-to-one mux, which s</w:t>
+      </w:r>
+      <w:r>
+        <w:rPr>
+          <w:rFonts w:ascii="Times New Roman" w:eastAsia="SimSun" w:hAnsi="Times New Roman" w:cs="Times New Roman"/>
+          <w:noProof/>
+        </w:rPr>
+        <w:t xml:space="preserve">elects the input of the </w:t>
+      </w:r>
+      <w:r>
+        <w:rPr>
+          <w:rFonts w:ascii="Times New Roman" w:eastAsia="SimSun" w:hAnsi="Times New Roman" w:cs="Times New Roman"/>
+          <w:noProof/>
+        </w:rPr>
+        <w:t>RF from the ALU output or the RAM output.</w:t>
+      </w:r>
+    </w:p>
+    <w:p>
+      <w:pPr>
+        <w:tabs>
+          <w:tab w:val="left" w:pos="2979"/>
+        </w:tabs>
+        <w:spacing w:line="360" w:lineRule="auto"/>
+        <w:ind w:firstLine="0"/>
+        <w:rPr>
+          <w:rFonts w:ascii="Times New Roman" w:eastAsia="SimSun" w:hAnsi="Times New Roman" w:cs="Times New Roman"/>
+          <w:noProof/>
+        </w:rPr>
+      </w:pPr>
+      <w:r>
+        <w:rPr>
+          <w:rFonts w:ascii="Times New Roman" w:eastAsia="SimSun" w:hAnsi="Times New Roman" w:cs="Times New Roman"/>
+          <w:noProof/>
+        </w:rPr>
+        <w:t xml:space="preserve">        The Datapath module is interfaced with by the following wires. The RAM</w:t>
+      </w:r>
+      <w:r>
+        <w:rPr>
+          <w:rFonts w:ascii="Times New Roman" w:eastAsia="SimSun" w:hAnsi="Times New Roman" w:cs="Times New Roman"/>
+          <w:noProof/>
+        </w:rPr>
+        <w:t xml:space="preserve"> submodule</w:t>
+      </w:r>
+      <w:r>
+        <w:rPr>
+          <w:rFonts w:ascii="Times New Roman" w:eastAsia="SimSun" w:hAnsi="Times New Roman" w:cs="Times New Roman"/>
+          <w:noProof/>
+        </w:rPr>
+        <w:t xml:space="preserve"> exposes an 8-bit data address line, a write enable line, and a global clock input. The control mux exposes its select line, with a logic high selecting the RAM as a source. The RF </w:t>
+      </w:r>
+      <w:r>
+        <w:rPr>
+          <w:rFonts w:ascii="Times New Roman" w:eastAsia="SimSun" w:hAnsi="Times New Roman" w:cs="Times New Roman"/>
+          <w:noProof/>
+        </w:rPr>
+        <w:t xml:space="preserve">submodule </w:t>
+      </w:r>
+      <w:r>
+        <w:rPr>
+          <w:rFonts w:ascii="Times New Roman" w:eastAsia="SimSun" w:hAnsi="Times New Roman" w:cs="Times New Roman"/>
+          <w:noProof/>
+        </w:rPr>
+        <w:t xml:space="preserve">exposes 3 3-bit address select lines: one read and two write. This is joined by a write enable line and clock input. The ALU </w:t>
+      </w:r>
+      <w:r>
+        <w:rPr>
+          <w:rFonts w:ascii="Times New Roman" w:eastAsia="SimSun" w:hAnsi="Times New Roman" w:cs="Times New Roman"/>
+          <w:noProof/>
+        </w:rPr>
+        <w:t xml:space="preserve">submodule </w:t>
+      </w:r>
+      <w:r>
+        <w:rPr>
+          <w:rFonts w:ascii="Times New Roman" w:eastAsia="SimSun" w:hAnsi="Times New Roman" w:cs="Times New Roman"/>
+          <w:noProof/>
+        </w:rPr>
+        <w:t xml:space="preserve">exposes </w:t>
+      </w:r>
+      <w:r>
+        <w:rPr>
+          <w:rFonts w:ascii="Times New Roman" w:eastAsia="SimSun" w:hAnsi="Times New Roman" w:cs="Times New Roman"/>
+          <w:noProof/>
+        </w:rPr>
+        <w:t>a 3-bit function select line, as well as 3 individual flags: Z, N, and V.</w:t>
+      </w:r>
+    </w:p>
+    <w:p>
+      <w:pPr>
+        <w:tabs>
+          <w:tab w:val="left" w:pos="2979"/>
+        </w:tabs>
+        <w:spacing w:line="360" w:lineRule="auto"/>
+        <w:ind w:firstLine="0"/>
+        <w:rPr>
+          <w:rFonts w:ascii="Times New Roman" w:eastAsia="SimSun" w:hAnsi="Times New Roman" w:cs="Times New Roman"/>
+        </w:rPr>
+      </w:pPr>
     </w:p>
     <w:p>
       <w:pPr>
@@ -2415,7 +8768,21 @@
         <w:rPr>
           <w:rFonts w:ascii="Times New Roman" w:eastAsia="SimSun" w:hAnsi="Times New Roman" w:cs="Times New Roman"/>
         </w:rPr>
-        <w:t>. Use pictures/figures is always a good idea. When using pictures/figures, please add captions for references.</w:t>
+        <w:t xml:space="preserve">. </w:t>
+      </w:r>
+      <w:proofErr w:type="gramStart"/>
+      <w:r>
+        <w:rPr>
+          <w:rFonts w:ascii="Times New Roman" w:eastAsia="SimSun" w:hAnsi="Times New Roman" w:cs="Times New Roman"/>
+        </w:rPr>
+        <w:t>Use</w:t>
+      </w:r>
+      <w:proofErr w:type="gramEnd"/>
+      <w:r>
+        <w:rPr>
+          <w:rFonts w:ascii="Times New Roman" w:eastAsia="SimSun" w:hAnsi="Times New Roman" w:cs="Times New Roman"/>
+        </w:rPr>
+        <w:t xml:space="preserve"> pictures/figures is always a good idea. When using pictures/figures, please add captions for references.</w:t>
       </w:r>
     </w:p>
     <w:p>
@@ -3026,6 +9393,7 @@
         <w:rPr>
           <w:rFonts w:ascii="Times New Roman" w:eastAsia="SimSun" w:hAnsi="Times New Roman" w:cs="Times New Roman"/>
         </w:rPr>
+        <w:lastRenderedPageBreak/>
         <w:t xml:space="preserve">           </w:t>
       </w:r>
       <w:r>
@@ -3634,7 +10002,6 @@
         <w:rPr>
           <w:rFonts w:ascii="Times New Roman" w:eastAsia="SimSun" w:hAnsi="Times New Roman" w:cs="Times New Roman"/>
         </w:rPr>
-        <w:lastRenderedPageBreak/>
         <w:t>segments</w:t>
       </w:r>
       <w:r>
@@ -3686,7 +10053,21 @@
         <w:rPr>
           <w:rFonts w:ascii="Times New Roman" w:eastAsia="SimSun" w:hAnsi="Times New Roman" w:cs="Times New Roman"/>
         </w:rPr>
-        <w:t>simulation results by running each testbench.</w:t>
+        <w:t xml:space="preserve">simulation results by running each </w:t>
+      </w:r>
+      <w:proofErr w:type="gramStart"/>
+      <w:r>
+        <w:rPr>
+          <w:rFonts w:ascii="Times New Roman" w:eastAsia="SimSun" w:hAnsi="Times New Roman" w:cs="Times New Roman"/>
+        </w:rPr>
+        <w:t>testbench</w:t>
+      </w:r>
+      <w:proofErr w:type="gramEnd"/>
+      <w:r>
+        <w:rPr>
+          <w:rFonts w:ascii="Times New Roman" w:eastAsia="SimSun" w:hAnsi="Times New Roman" w:cs="Times New Roman"/>
+        </w:rPr>
+        <w:t>.</w:t>
       </w:r>
       <w:r>
         <w:rPr>
@@ -3877,7 +10258,14 @@
         <w:rPr>
           <w:rFonts w:ascii="Times New Roman" w:eastAsia="SimSun" w:hAnsi="Times New Roman" w:cs="Times New Roman"/>
         </w:rPr>
-        <w:t xml:space="preserve"> of the </w:t>
+        <w:t xml:space="preserve"> </w:t>
+      </w:r>
+      <w:r>
+        <w:rPr>
+          <w:rFonts w:ascii="Times New Roman" w:eastAsia="SimSun" w:hAnsi="Times New Roman" w:cs="Times New Roman"/>
+        </w:rPr>
+        <w:lastRenderedPageBreak/>
+        <w:t xml:space="preserve">of the </w:t>
       </w:r>
       <w:proofErr w:type="spellStart"/>
       <w:r>
@@ -4001,8 +10389,16 @@
         <w:rPr>
           <w:rFonts w:ascii="Times New Roman" w:eastAsia="SimSun" w:hAnsi="Times New Roman" w:cs="Times New Roman"/>
         </w:rPr>
-        <w:t xml:space="preserve"> testbench</w:t>
-      </w:r>
+        <w:t xml:space="preserve"> </w:t>
+      </w:r>
+      <w:proofErr w:type="gramStart"/>
+      <w:r>
+        <w:rPr>
+          <w:rFonts w:ascii="Times New Roman" w:eastAsia="SimSun" w:hAnsi="Times New Roman" w:cs="Times New Roman"/>
+        </w:rPr>
+        <w:t>testbench</w:t>
+      </w:r>
+      <w:proofErr w:type="gramEnd"/>
       <w:r>
         <w:rPr>
           <w:rFonts w:ascii="Times New Roman" w:eastAsia="SimSun" w:hAnsi="Times New Roman" w:cs="Times New Roman"/>
@@ -4143,8 +10539,16 @@
         <w:rPr>
           <w:rFonts w:ascii="Times New Roman" w:eastAsia="SimSun" w:hAnsi="Times New Roman" w:cs="Times New Roman"/>
         </w:rPr>
-        <w:t xml:space="preserve"> Datapath testbench</w:t>
-      </w:r>
+        <w:t xml:space="preserve"> Datapath </w:t>
+      </w:r>
+      <w:proofErr w:type="gramStart"/>
+      <w:r>
+        <w:rPr>
+          <w:rFonts w:ascii="Times New Roman" w:eastAsia="SimSun" w:hAnsi="Times New Roman" w:cs="Times New Roman"/>
+        </w:rPr>
+        <w:t>testbench</w:t>
+      </w:r>
+      <w:proofErr w:type="gramEnd"/>
       <w:r>
         <w:rPr>
           <w:rFonts w:ascii="Times New Roman" w:eastAsia="SimSun" w:hAnsi="Times New Roman" w:cs="Times New Roman"/>
@@ -4226,6 +10630,7 @@
         <w:t xml:space="preserve">3.4 </w:t>
       </w:r>
       <w:proofErr w:type="spellStart"/>
+      <w:proofErr w:type="gramStart"/>
       <w:r>
         <w:rPr>
           <w:rFonts w:ascii="Times New Roman" w:eastAsia="SimSun" w:hAnsi="Times New Roman" w:cs="Times New Roman"/>
@@ -4235,6 +10640,7 @@
         <w:t>testProcessor</w:t>
       </w:r>
       <w:proofErr w:type="spellEnd"/>
+      <w:proofErr w:type="gramEnd"/>
     </w:p>
     <w:p>
       <w:pPr>
@@ -4275,8 +10681,16 @@
         <w:rPr>
           <w:rFonts w:ascii="Times New Roman" w:eastAsia="SimSun" w:hAnsi="Times New Roman" w:cs="Times New Roman"/>
         </w:rPr>
-        <w:t>rocessor testbench</w:t>
-      </w:r>
+        <w:t xml:space="preserve">rocessor </w:t>
+      </w:r>
+      <w:proofErr w:type="gramStart"/>
+      <w:r>
+        <w:rPr>
+          <w:rFonts w:ascii="Times New Roman" w:eastAsia="SimSun" w:hAnsi="Times New Roman" w:cs="Times New Roman"/>
+        </w:rPr>
+        <w:t>testbench</w:t>
+      </w:r>
+      <w:proofErr w:type="gramEnd"/>
       <w:r>
         <w:rPr>
           <w:rFonts w:ascii="Times New Roman" w:eastAsia="SimSun" w:hAnsi="Times New Roman" w:cs="Times New Roman"/>
@@ -4434,14 +10848,7 @@
         <w:rPr>
           <w:rFonts w:ascii="Times New Roman" w:eastAsia="SimSun" w:hAnsi="Times New Roman" w:cs="Times New Roman"/>
         </w:rPr>
-        <w:t xml:space="preserve"> warning messages, or error messages during Quartus compilation, how </w:t>
-      </w:r>
-      <w:r>
-        <w:rPr>
-          <w:rFonts w:ascii="Times New Roman" w:eastAsia="SimSun" w:hAnsi="Times New Roman" w:cs="Times New Roman"/>
-        </w:rPr>
-        <w:lastRenderedPageBreak/>
-        <w:t xml:space="preserve">your group solved the problem and removed those warning/error </w:t>
+        <w:t xml:space="preserve"> warning messages, or error messages during Quartus compilation, how your group solved the problem and removed those warning/error </w:t>
       </w:r>
       <w:r>
         <w:rPr>
@@ -4600,6 +11007,7 @@
           <w:b/>
           <w:bCs/>
         </w:rPr>
+        <w:lastRenderedPageBreak/>
         <w:t xml:space="preserve">          </w:t>
       </w:r>
       <w:r>
@@ -4609,7 +11017,15 @@
         <w:t>of</w:t>
       </w:r>
       <w:r>
-        <w:t xml:space="preserve"> your learning from the course project, learning of course subjects, as well as learning from the teamwork experience. </w:t>
+        <w:t xml:space="preserve"> your learning from the course project, learning of course subjects, as well as learning from </w:t>
+      </w:r>
+      <w:proofErr w:type="gramStart"/>
+      <w:r>
+        <w:t>the teamwork</w:t>
+      </w:r>
+      <w:proofErr w:type="gramEnd"/>
+      <w:r>
+        <w:t xml:space="preserve"> experience. </w:t>
       </w:r>
     </w:p>
     <w:p>
@@ -4762,13 +11178,27 @@
         <w:rPr>
           <w:rFonts w:ascii="Times New Roman" w:eastAsia="SimSun" w:hAnsi="Times New Roman" w:cs="Times New Roman"/>
         </w:rPr>
-        <w:t xml:space="preserve">If you and/or your group has some extra information/work to share, please put it in this section. As an example, if you tried the extra </w:t>
+        <w:t xml:space="preserve">If you and/or your group </w:t>
       </w:r>
       <w:proofErr w:type="gramStart"/>
       <w:r>
         <w:rPr>
           <w:rFonts w:ascii="Times New Roman" w:eastAsia="SimSun" w:hAnsi="Times New Roman" w:cs="Times New Roman"/>
         </w:rPr>
+        <w:t>has</w:t>
+      </w:r>
+      <w:proofErr w:type="gramEnd"/>
+      <w:r>
+        <w:rPr>
+          <w:rFonts w:ascii="Times New Roman" w:eastAsia="SimSun" w:hAnsi="Times New Roman" w:cs="Times New Roman"/>
+        </w:rPr>
+        <w:t xml:space="preserve"> some extra information/work to share, please put it in this section. As an example, if you tried the extra </w:t>
+      </w:r>
+      <w:proofErr w:type="gramStart"/>
+      <w:r>
+        <w:rPr>
+          <w:rFonts w:ascii="Times New Roman" w:eastAsia="SimSun" w:hAnsi="Times New Roman" w:cs="Times New Roman"/>
+        </w:rPr>
         <w:t>credits</w:t>
       </w:r>
       <w:proofErr w:type="gramEnd"/>
@@ -4776,7 +11206,21 @@
         <w:rPr>
           <w:rFonts w:ascii="Times New Roman" w:eastAsia="SimSun" w:hAnsi="Times New Roman" w:cs="Times New Roman"/>
         </w:rPr>
-        <w:t xml:space="preserve"> part, you can have description and discussion on those contents here.</w:t>
+        <w:t xml:space="preserve"> part, you </w:t>
+      </w:r>
+      <w:proofErr w:type="gramStart"/>
+      <w:r>
+        <w:rPr>
+          <w:rFonts w:ascii="Times New Roman" w:eastAsia="SimSun" w:hAnsi="Times New Roman" w:cs="Times New Roman"/>
+        </w:rPr>
+        <w:t>can</w:t>
+      </w:r>
+      <w:proofErr w:type="gramEnd"/>
+      <w:r>
+        <w:rPr>
+          <w:rFonts w:ascii="Times New Roman" w:eastAsia="SimSun" w:hAnsi="Times New Roman" w:cs="Times New Roman"/>
+        </w:rPr>
+        <w:t xml:space="preserve"> have description and discussion on those contents here.</w:t>
       </w:r>
     </w:p>
     <w:sectPr>
@@ -6910,7 +13354,6 @@
   <w:style w:type="character" w:default="1" w:styleId="DefaultParagraphFont">
     <w:name w:val="Default Paragraph Font"/>
     <w:uiPriority w:val="1"/>
-    <w:semiHidden/>
     <w:unhideWhenUsed/>
   </w:style>
   <w:style w:type="table" w:default="1" w:styleId="TableNormal">
@@ -8884,10 +15327,22 @@
 </CoverPageProperties>
 </file>
 
+<file path=customXml/item2.xml><?xml version="1.0" encoding="utf-8"?>
+<b:Sources xmlns:b="http://schemas.openxmlformats.org/officeDocument/2006/bibliography" xmlns="http://schemas.openxmlformats.org/officeDocument/2006/bibliography" SelectedStyle="\APASixthEditionOfficeOnline.xsl" StyleName="APA" Version="6"/>
+</file>
+
 <file path=customXml/itemProps1.xml><?xml version="1.0" encoding="utf-8"?>
 <ds:datastoreItem xmlns:ds="http://schemas.openxmlformats.org/officeDocument/2006/customXml" ds:itemID="{55AF091B-3C7A-41E3-B477-F2FDAA23CFDA}">
   <ds:schemaRefs>
     <ds:schemaRef ds:uri="http://schemas.microsoft.com/office/2006/coverPageProps"/>
   </ds:schemaRefs>
 </ds:datastoreItem>
+</file>
+
+<file path=customXml/itemProps2.xml><?xml version="1.0" encoding="utf-8"?>
+<ds:datastoreItem xmlns:ds="http://schemas.openxmlformats.org/officeDocument/2006/customXml" ds:itemID="{7A7A744C-770B-49C4-8C97-90E5E395E5FB}">
+  <ds:schemaRefs>
+    <ds:schemaRef ds:uri="http://schemas.openxmlformats.org/officeDocument/2006/bibliography"/>
+  </ds:schemaRefs>
+</ds:datastoreItem>
 </file>
--- a/Project_template.docx
+++ b/Project_template.docx
@@ -1701,12 +1701,24 @@
         <w:rPr>
           <w:rFonts w:ascii="Times New Roman" w:eastAsia="Times New Roman" w:hAnsi="Times New Roman" w:cs="Times New Roman"/>
         </w:rPr>
-        <w:t xml:space="preserve">. After instantiation, the RAM and ROM should be preloaded with test instructions/data. The processor is then to be routed into a top-level module Project.sv, which maps processor I/O to physical I/O. A </w:t>
+        <w:t xml:space="preserve">. After instantiation, the RAM and ROM should be preloaded with test instructions/data. The processor is then to be routed into a top-level module Project.sv, which maps processor </w:t>
       </w:r>
       <w:r>
         <w:rPr>
           <w:rFonts w:ascii="Times New Roman" w:eastAsia="Times New Roman" w:hAnsi="Times New Roman" w:cs="Times New Roman"/>
         </w:rPr>
+        <w:t>output wires</w:t>
+      </w:r>
+      <w:r>
+        <w:rPr>
+          <w:rFonts w:ascii="Times New Roman" w:eastAsia="Times New Roman" w:hAnsi="Times New Roman" w:cs="Times New Roman"/>
+        </w:rPr>
+        <w:t xml:space="preserve"> to physical I/O. A </w:t>
+      </w:r>
+      <w:r>
+        <w:rPr>
+          <w:rFonts w:ascii="Times New Roman" w:eastAsia="Times New Roman" w:hAnsi="Times New Roman" w:cs="Times New Roman"/>
+        </w:rPr>
         <w:t xml:space="preserve">provided </w:t>
       </w:r>
       <w:proofErr w:type="spellStart"/>
@@ -1721,21 +1733,13 @@
         <w:rPr>
           <w:rFonts w:ascii="Times New Roman" w:eastAsia="Times New Roman" w:hAnsi="Times New Roman" w:cs="Times New Roman"/>
         </w:rPr>
-        <w:t xml:space="preserve"> </w:t>
-      </w:r>
-      <w:proofErr w:type="gramStart"/>
+        <w:t xml:space="preserve"> testbench is then run on the processor, to ensure it all works.</w:t>
+      </w:r>
       <w:r>
         <w:rPr>
           <w:rFonts w:ascii="Times New Roman" w:eastAsia="Times New Roman" w:hAnsi="Times New Roman" w:cs="Times New Roman"/>
         </w:rPr>
-        <w:t>testbench</w:t>
-      </w:r>
-      <w:proofErr w:type="gramEnd"/>
-      <w:r>
-        <w:rPr>
-          <w:rFonts w:ascii="Times New Roman" w:eastAsia="Times New Roman" w:hAnsi="Times New Roman" w:cs="Times New Roman"/>
-        </w:rPr>
-        <w:t xml:space="preserve"> is then run on the processor, to ensure it all works.</w:t>
+        <w:t xml:space="preserve"> After basic functionality is achieved, two more instructions can be added for extra credit: JNZ (Jump-Not-Zero) and JLT (Jump-Less-Than).</w:t>
       </w:r>
     </w:p>
     <w:p>
@@ -3962,13 +3966,8 @@
                                     <w:ind w:firstLine="0"/>
                                   </w:pPr>
                                   <w:r>
-                                    <w:t xml:space="preserve">function </w:t>
+                                    <w:t>function select</w:t>
                                   </w:r>
-                                  <w:proofErr w:type="gramStart"/>
-                                  <w:r>
-                                    <w:t>select</w:t>
-                                  </w:r>
-                                  <w:proofErr w:type="gramEnd"/>
                                 </w:p>
                               </w:txbxContent>
                             </wps:txbx>
@@ -4393,13 +4392,8 @@
                               <w:ind w:firstLine="0"/>
                             </w:pPr>
                             <w:r>
-                              <w:t xml:space="preserve">function </w:t>
+                              <w:t>function select</w:t>
                             </w:r>
-                            <w:proofErr w:type="gramStart"/>
-                            <w:r>
-                              <w:t>select</w:t>
-                            </w:r>
-                            <w:proofErr w:type="gramEnd"/>
                           </w:p>
                         </w:txbxContent>
                       </v:textbox>
@@ -4526,40 +4520,20 @@
         <w:rPr>
           <w:rFonts w:ascii="Times New Roman" w:eastAsia="SimSun" w:hAnsi="Times New Roman" w:cs="Times New Roman"/>
         </w:rPr>
+        <w:lastRenderedPageBreak/>
         <w:t xml:space="preserve">        </w:t>
       </w:r>
       <w:r>
         <w:rPr>
           <w:rFonts w:ascii="Times New Roman" w:eastAsia="SimSun" w:hAnsi="Times New Roman" w:cs="Times New Roman"/>
         </w:rPr>
-        <w:t xml:space="preserve">The Controller was designed around a central Finite State Machine (FSM) submodule, connected to an Instruction Register (IR), Program Counter (PC) and Instruction Memory (ROM). </w:t>
-      </w:r>
-      <w:r>
-        <w:rPr>
-          <w:rFonts w:ascii="Times New Roman" w:eastAsia="SimSun" w:hAnsi="Times New Roman" w:cs="Times New Roman"/>
-        </w:rPr>
-        <w:lastRenderedPageBreak/>
-        <w:t xml:space="preserve">The ROM stores up to 256 16-bit instructions, which the PC incrementally reads to the IR through an internal bus connection. </w:t>
-      </w:r>
-      <w:r>
-        <w:rPr>
-          <w:rFonts w:ascii="Times New Roman" w:eastAsia="SimSun" w:hAnsi="Times New Roman" w:cs="Times New Roman"/>
-        </w:rPr>
-        <w:t xml:space="preserve">The PC submodule holds an 8-bit address value, which the FSM module can clear, increment by one word, or overwrite entirely. The instruction at the current PC address is held in </w:t>
-      </w:r>
-      <w:proofErr w:type="gramStart"/>
-      <w:r>
-        <w:rPr>
-          <w:rFonts w:ascii="Times New Roman" w:eastAsia="SimSun" w:hAnsi="Times New Roman" w:cs="Times New Roman"/>
-        </w:rPr>
-        <w:t>the IR</w:t>
-      </w:r>
-      <w:proofErr w:type="gramEnd"/>
-      <w:r>
-        <w:rPr>
-          <w:rFonts w:ascii="Times New Roman" w:eastAsia="SimSun" w:hAnsi="Times New Roman" w:cs="Times New Roman"/>
-        </w:rPr>
-        <w:t xml:space="preserve">, which can then be accessed into the FSM by a 16-bit bus. The FSM is the heart of the controller, reading and decoding the instructions into commands for the </w:t>
+        <w:t xml:space="preserve">The Controller was designed around a central Finite State Machine (FSM) submodule, connected to an Instruction Register (IR), Program Counter (PC) and Instruction Memory (ROM). The ROM stores up to 256 16-bit instructions, which the PC incrementally reads to the IR through an internal bus connection. </w:t>
+      </w:r>
+      <w:r>
+        <w:rPr>
+          <w:rFonts w:ascii="Times New Roman" w:eastAsia="SimSun" w:hAnsi="Times New Roman" w:cs="Times New Roman"/>
+        </w:rPr>
+        <w:t xml:space="preserve">The PC submodule holds an 8-bit address value, which the FSM module can clear, increment by one word, or overwrite entirely. The instruction at the current PC address is held in the IR, which can then be accessed into the FSM by a 16-bit bus. The FSM is the heart of the controller, reading and decoding the instructions into commands for the </w:t>
       </w:r>
       <w:proofErr w:type="spellStart"/>
       <w:r>
@@ -7489,13 +7463,8 @@
                                             <w:ind w:firstLine="0"/>
                                           </w:pPr>
                                           <w:r>
-                                            <w:t xml:space="preserve">function </w:t>
+                                            <w:t>function select</w:t>
                                           </w:r>
-                                          <w:proofErr w:type="gramStart"/>
-                                          <w:r>
-                                            <w:t>select</w:t>
-                                          </w:r>
-                                          <w:proofErr w:type="gramEnd"/>
                                         </w:p>
                                       </w:txbxContent>
                                     </wps:txbx>
@@ -8205,13 +8174,8 @@
                                       <w:ind w:firstLine="0"/>
                                     </w:pPr>
                                     <w:r>
-                                      <w:t xml:space="preserve">function </w:t>
+                                      <w:t>function select</w:t>
                                     </w:r>
-                                    <w:proofErr w:type="gramStart"/>
-                                    <w:r>
-                                      <w:t>select</w:t>
-                                    </w:r>
-                                    <w:proofErr w:type="gramEnd"/>
                                   </w:p>
                                 </w:txbxContent>
                               </v:textbox>
@@ -8778,54 +8742,41 @@
         <w:rPr>
           <w:rFonts w:ascii="Times New Roman" w:eastAsia="SimSun" w:hAnsi="Times New Roman" w:cs="Times New Roman"/>
         </w:rPr>
-        <w:t xml:space="preserve">           </w:t>
-      </w:r>
-      <w:r>
-        <w:rPr>
-          <w:rFonts w:ascii="Times New Roman" w:eastAsia="SimSun" w:hAnsi="Times New Roman" w:cs="Times New Roman"/>
-        </w:rPr>
-        <w:t xml:space="preserve">Briefly describe the </w:t>
-      </w:r>
-      <w:r>
-        <w:rPr>
-          <w:rFonts w:ascii="Times New Roman" w:eastAsia="SimSun" w:hAnsi="Times New Roman" w:cs="Times New Roman"/>
-        </w:rPr>
-        <w:t>design</w:t>
-      </w:r>
-      <w:r>
-        <w:rPr>
-          <w:rFonts w:ascii="Times New Roman" w:eastAsia="SimSun" w:hAnsi="Times New Roman" w:cs="Times New Roman"/>
-        </w:rPr>
-        <w:t xml:space="preserve"> requirements for the module </w:t>
-      </w:r>
-      <w:r>
-        <w:rPr>
-          <w:rFonts w:ascii="Courier New" w:eastAsia="SimSun" w:hAnsi="Courier New" w:cs="Courier New"/>
-          <w:b/>
-          <w:bCs/>
-          <w:color w:val="FF0000"/>
-        </w:rPr>
-        <w:t>Processor</w:t>
-      </w:r>
-      <w:r>
-        <w:rPr>
-          <w:rFonts w:ascii="Times New Roman" w:eastAsia="SimSun" w:hAnsi="Times New Roman" w:cs="Times New Roman"/>
-        </w:rPr>
-        <w:t xml:space="preserve">. </w:t>
-      </w:r>
-      <w:proofErr w:type="gramStart"/>
-      <w:r>
-        <w:rPr>
-          <w:rFonts w:ascii="Times New Roman" w:eastAsia="SimSun" w:hAnsi="Times New Roman" w:cs="Times New Roman"/>
-        </w:rPr>
-        <w:t>Use</w:t>
-      </w:r>
-      <w:proofErr w:type="gramEnd"/>
-      <w:r>
-        <w:rPr>
-          <w:rFonts w:ascii="Times New Roman" w:eastAsia="SimSun" w:hAnsi="Times New Roman" w:cs="Times New Roman"/>
-        </w:rPr>
-        <w:t xml:space="preserve"> pictures/figures is always a good idea. When using pictures/figures, please add captions for references.</w:t>
+        <w:t xml:space="preserve">        The Processor Module ties the Controller and Datapath together, and exposes several wires used in the top-level module Project.sv.</w:t>
+      </w:r>
+      <w:r>
+        <w:rPr>
+          <w:rFonts w:ascii="Times New Roman" w:eastAsia="SimSun" w:hAnsi="Times New Roman" w:cs="Times New Roman"/>
+        </w:rPr>
+        <w:t xml:space="preserve"> The Module outputs the PC, IR, ALU outputs, as well as the current State and </w:t>
+      </w:r>
+      <w:proofErr w:type="spellStart"/>
+      <w:r>
+        <w:rPr>
+          <w:rFonts w:ascii="Times New Roman" w:eastAsia="SimSun" w:hAnsi="Times New Roman" w:cs="Times New Roman"/>
+        </w:rPr>
+        <w:t>NextState</w:t>
+      </w:r>
+      <w:proofErr w:type="spellEnd"/>
+      <w:r>
+        <w:rPr>
+          <w:rFonts w:ascii="Times New Roman" w:eastAsia="SimSun" w:hAnsi="Times New Roman" w:cs="Times New Roman"/>
+        </w:rPr>
+        <w:t xml:space="preserve"> values of the FSM. It includes a </w:t>
+      </w:r>
+      <w:proofErr w:type="spellStart"/>
+      <w:r>
+        <w:rPr>
+          <w:rFonts w:ascii="Times New Roman" w:eastAsia="SimSun" w:hAnsi="Times New Roman" w:cs="Times New Roman"/>
+        </w:rPr>
+        <w:t>ResetN</w:t>
+      </w:r>
+      <w:proofErr w:type="spellEnd"/>
+      <w:r>
+        <w:rPr>
+          <w:rFonts w:ascii="Times New Roman" w:eastAsia="SimSun" w:hAnsi="Times New Roman" w:cs="Times New Roman"/>
+        </w:rPr>
+        <w:t xml:space="preserve"> input line to return the processor back to its start conditions. </w:t>
       </w:r>
     </w:p>
     <w:p>
@@ -8843,32 +8794,13 @@
       <w:r>
         <w:rPr>
           <w:rFonts w:ascii="Times New Roman" w:eastAsia="SimSun" w:hAnsi="Times New Roman" w:cs="Times New Roman"/>
-        </w:rPr>
-        <w:t xml:space="preserve">        The Processor Module ties the Controller and Datapath together, and exposes several wires used in the top-level module Project.sv.</w:t>
-      </w:r>
-    </w:p>
-    <w:p>
-      <w:pPr>
-        <w:tabs>
-          <w:tab w:val="left" w:pos="2979"/>
-        </w:tabs>
-        <w:spacing w:line="360" w:lineRule="auto"/>
-        <w:ind w:firstLine="0"/>
-        <w:jc w:val="both"/>
-        <w:rPr>
-          <w:rFonts w:ascii="Times New Roman" w:eastAsia="SimSun" w:hAnsi="Times New Roman" w:cs="Times New Roman"/>
-        </w:rPr>
-      </w:pPr>
-      <w:r>
-        <w:rPr>
-          <w:rFonts w:ascii="Times New Roman" w:eastAsia="SimSun" w:hAnsi="Times New Roman" w:cs="Times New Roman"/>
           <w:noProof/>
         </w:rPr>
         <w:lastRenderedPageBreak/>
         <mc:AlternateContent>
           <mc:Choice Requires="wpg">
             <w:drawing>
-              <wp:anchor distT="0" distB="0" distL="114300" distR="114300" simplePos="0" relativeHeight="251848704" behindDoc="0" locked="0" layoutInCell="1" allowOverlap="1" wp14:anchorId="49E4AE02" wp14:editId="2FEA202B">
+              <wp:anchor distT="0" distB="0" distL="114300" distR="114300" simplePos="0" relativeHeight="251848704" behindDoc="0" locked="0" layoutInCell="1" allowOverlap="1" wp14:anchorId="49E4AE02" wp14:editId="2AF8109B">
                 <wp:simplePos x="0" y="0"/>
                 <wp:positionH relativeFrom="column">
                   <wp:posOffset>26428</wp:posOffset>
@@ -8920,10 +8852,10 @@
                             <wpg:cNvGrpSpPr/>
                             <wpg:grpSpPr>
                               <a:xfrm>
-                                <a:off x="3341334" y="216708"/>
-                                <a:ext cx="2772567" cy="3529330"/>
-                                <a:chOff x="1170097" y="12700"/>
-                                <a:chExt cx="2773253" cy="3530600"/>
+                                <a:off x="3341110" y="216708"/>
+                                <a:ext cx="2772791" cy="3529330"/>
+                                <a:chOff x="1169873" y="12700"/>
+                                <a:chExt cx="2773477" cy="3530600"/>
                               </a:xfrm>
                             </wpg:grpSpPr>
                             <wps:wsp>
@@ -8998,10 +8930,10 @@
                               <wpg:cNvGrpSpPr/>
                               <wpg:grpSpPr>
                                 <a:xfrm>
-                                  <a:off x="1170097" y="12700"/>
-                                  <a:ext cx="2773253" cy="3530600"/>
-                                  <a:chOff x="1170097" y="12700"/>
-                                  <a:chExt cx="2773253" cy="3530600"/>
+                                  <a:off x="1169873" y="12700"/>
+                                  <a:ext cx="2773477" cy="3530600"/>
+                                  <a:chOff x="1169873" y="12700"/>
+                                  <a:chExt cx="2773477" cy="3530600"/>
                                 </a:xfrm>
                               </wpg:grpSpPr>
                               <wpg:grpSp>
@@ -9009,10 +8941,10 @@
                                 <wpg:cNvGrpSpPr/>
                                 <wpg:grpSpPr>
                                   <a:xfrm>
-                                    <a:off x="1170097" y="12700"/>
-                                    <a:ext cx="2491313" cy="3530600"/>
-                                    <a:chOff x="1170172" y="12700"/>
-                                    <a:chExt cx="2491473" cy="3530600"/>
+                                    <a:off x="1169873" y="12700"/>
+                                    <a:ext cx="2491537" cy="3530600"/>
+                                    <a:chOff x="1169948" y="12700"/>
+                                    <a:chExt cx="2491697" cy="3530600"/>
                                   </a:xfrm>
                                 </wpg:grpSpPr>
                                 <wpg:grpSp>
@@ -9020,10 +8952,10 @@
                                   <wpg:cNvGrpSpPr/>
                                   <wpg:grpSpPr>
                                     <a:xfrm>
-                                      <a:off x="1170172" y="12700"/>
-                                      <a:ext cx="2491473" cy="3530600"/>
-                                      <a:chOff x="1335465" y="0"/>
-                                      <a:chExt cx="2424370" cy="3340100"/>
+                                      <a:off x="1169948" y="12700"/>
+                                      <a:ext cx="2491697" cy="3530600"/>
+                                      <a:chOff x="1335247" y="0"/>
+                                      <a:chExt cx="2424588" cy="3340100"/>
                                     </a:xfrm>
                                   </wpg:grpSpPr>
                                   <wps:wsp>
@@ -11190,8 +11122,8 @@
                                     <wps:cNvSpPr/>
                                     <wps:spPr>
                                       <a:xfrm>
-                                        <a:off x="1335465" y="2822048"/>
-                                        <a:ext cx="1011420" cy="69196"/>
+                                        <a:off x="1335247" y="2822048"/>
+                                        <a:ext cx="987259" cy="74343"/>
                                       </a:xfrm>
                                       <a:custGeom>
                                         <a:avLst/>
@@ -13056,17 +12988,17 @@
           </mc:Choice>
           <mc:Fallback>
             <w:pict>
-              <v:group w14:anchorId="49E4AE02" id="Group 109" o:spid="_x0000_s1146" style="position:absolute;left:0;text-align:left;margin-left:2.1pt;margin-top:0;width:490.7pt;height:322.3pt;z-index:251848704" coordsize="62316,40932" o:gfxdata="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">
+              <v:group w14:anchorId="49E4AE02" id="Group 109" o:spid="_x0000_s1146" style="position:absolute;left:0;text-align:left;margin-left:2.1pt;margin-top:0;width:490.7pt;height:322.3pt;z-index:251848704" coordsize="62316,40932" o:gfxdata="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">
                 <v:group id="Group 107" o:spid="_x0000_s1147" style="position:absolute;left:845;width:61138;height:40932" coordsize="61137,40932" o:gfxdata="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">
                   <v:group id="Group 106" o:spid="_x0000_s1148" style="position:absolute;width:61137;height:37458" coordsize="61139,37460" o:gfxdata="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">
-                    <v:group id="Group 73" o:spid="_x0000_s1149" style="position:absolute;left:33413;top:2167;width:27726;height:35293" coordorigin="11700,127" coordsize="27732,35306" o:gfxdata="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">
+                    <v:group id="Group 73" o:spid="_x0000_s1149" style="position:absolute;left:33411;top:2167;width:27728;height:35293" coordorigin="11698,127" coordsize="27734,35306" o:gfxdata="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">
                       <v:shape id="Shape 492" o:spid="_x0000_s1150" style="position:absolute;left:11915;top:31876;width:10179;height:1086;rotation:180;visibility:visible;mso-wrap-style:square;v-text-anchor:top" coordsize="1371600,76200" o:gfxdata="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" path="m1295400,r76200,38100l1295400,76200r,-33401l,42799,,33274r1295400,l1295400,xe" fillcolor="black" strokecolor="black [3213]" strokeweight="0">
                         <v:stroke miterlimit="83231f" joinstyle="miter"/>
                         <v:path arrowok="t" textboxrect="0,0,1371600,76200"/>
                       </v:shape>
-                      <v:group id="Group 70" o:spid="_x0000_s1151" style="position:absolute;left:11700;top:127;width:27733;height:35306" coordorigin="11700,127" coordsize="27732,35306" o:gfxdata="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">
-                        <v:group id="Group 68" o:spid="_x0000_s1152" style="position:absolute;left:11700;top:127;width:24914;height:35306" coordorigin="11701,127" coordsize="24914,35306" o:gfxdata="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">
-                          <v:group id="Group 333592162" o:spid="_x0000_s1153" style="position:absolute;left:11701;top:127;width:24915;height:35306" coordorigin="13354" coordsize="24243,33401" o:gfxdata="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">
+                      <v:group id="Group 70" o:spid="_x0000_s1151" style="position:absolute;left:11698;top:127;width:27735;height:35306" coordorigin="11698,127" coordsize="27734,35306" o:gfxdata="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">
+                        <v:group id="Group 68" o:spid="_x0000_s1152" style="position:absolute;left:11698;top:127;width:24916;height:35306" coordorigin="11699,127" coordsize="24916,35306" o:gfxdata="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">
+                          <v:group id="Group 333592162" o:spid="_x0000_s1153" style="position:absolute;left:11699;top:127;width:24917;height:35306" coordorigin="13352" coordsize="24245,33401" o:gfxdata="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">
                             <v:shape id="Shape 412" o:spid="_x0000_s1154" style="position:absolute;left:27391;top:4921;width:15;height:3571;visibility:visible;mso-wrap-style:square;v-text-anchor:top" coordsize="1524,357124" o:gfxdata="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" path="m,l1524,357124e" filled="f" strokecolor="black [3213]" strokeweight=".83786mm">
                               <v:stroke miterlimit="83231f" joinstyle="miter"/>
                               <v:path arrowok="t" textboxrect="0,0,1524,357124"/>
@@ -13286,7 +13218,7 @@
                             <v:shape id="Shape 491" o:spid="_x0000_s1194" style="position:absolute;left:16733;top:666;width:1524;height:1524;visibility:visible;mso-wrap-style:square;v-text-anchor:top" coordsize="152400,152400" o:gfxdata="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" path="m,l152400,152400e" filled="f" strokecolor="black [3213]">
                               <v:path arrowok="t" textboxrect="0,0,152400,152400"/>
                             </v:shape>
-                            <v:shape id="Shape 492" o:spid="_x0000_s1195" style="position:absolute;left:13354;top:28220;width:10114;height:692;visibility:visible;mso-wrap-style:square;v-text-anchor:top" coordsize="1371600,76200" o:gfxdata="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" path="m1295400,r76200,38100l1295400,76200r,-33401l,42799,,33274r1295400,l1295400,xe" fillcolor="black" strokecolor="black [3213]" strokeweight="0">
+                            <v:shape id="Shape 492" o:spid="_x0000_s1195" style="position:absolute;left:13352;top:28220;width:9873;height:743;visibility:visible;mso-wrap-style:square;v-text-anchor:top" coordsize="1371600,76200" o:gfxdata="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" path="m1295400,r76200,38100l1295400,76200r,-33401l,42799,,33274r1295400,l1295400,xe" fillcolor="black" strokecolor="black [3213]" strokeweight="0">
                               <v:stroke miterlimit="83231f" joinstyle="miter"/>
                               <v:path arrowok="t" textboxrect="0,0,1371600,76200"/>
                             </v:shape>
@@ -13886,177 +13818,50 @@
         </w:tabs>
         <w:spacing w:line="360" w:lineRule="auto"/>
         <w:ind w:firstLine="0"/>
-        <w:rPr>
-          <w:rFonts w:ascii="Times New Roman" w:eastAsia="SimSun" w:hAnsi="Times New Roman" w:cs="Times New Roman"/>
-          <w:b/>
-          <w:bCs/>
-          <w:sz w:val="28"/>
-          <w:szCs w:val="28"/>
-        </w:rPr>
-      </w:pPr>
-      <w:r>
-        <w:rPr>
-          <w:rFonts w:ascii="Times New Roman" w:eastAsia="SimSun" w:hAnsi="Times New Roman" w:cs="Times New Roman"/>
-          <w:b/>
-          <w:bCs/>
-          <w:sz w:val="28"/>
-          <w:szCs w:val="28"/>
-        </w:rPr>
-        <w:t>2. Design</w:t>
-      </w:r>
-    </w:p>
-    <w:p>
-      <w:pPr>
-        <w:tabs>
-          <w:tab w:val="left" w:pos="2979"/>
-        </w:tabs>
-        <w:spacing w:line="360" w:lineRule="auto"/>
-        <w:ind w:firstLine="0"/>
-        <w:rPr>
-          <w:rFonts w:ascii="Times New Roman" w:eastAsia="SimSun" w:hAnsi="Times New Roman" w:cs="Times New Roman"/>
-        </w:rPr>
-      </w:pPr>
-      <w:r>
-        <w:rPr>
-          <w:rFonts w:ascii="Times New Roman" w:eastAsia="SimSun" w:hAnsi="Times New Roman" w:cs="Times New Roman"/>
-        </w:rPr>
-        <w:t xml:space="preserve">          </w:t>
-      </w:r>
-      <w:r>
-        <w:rPr>
-          <w:rFonts w:ascii="Times New Roman" w:eastAsia="SimSun" w:hAnsi="Times New Roman" w:cs="Times New Roman"/>
-        </w:rPr>
-        <w:t>D</w:t>
-      </w:r>
-      <w:r>
-        <w:rPr>
-          <w:rFonts w:ascii="Times New Roman" w:eastAsia="SimSun" w:hAnsi="Times New Roman" w:cs="Times New Roman"/>
-        </w:rPr>
-        <w:t xml:space="preserve">escribe </w:t>
-      </w:r>
-      <w:r>
-        <w:rPr>
-          <w:rFonts w:ascii="Times New Roman" w:eastAsia="SimSun" w:hAnsi="Times New Roman" w:cs="Times New Roman"/>
-        </w:rPr>
-        <w:t xml:space="preserve">in </w:t>
-      </w:r>
-      <w:r>
-        <w:rPr>
-          <w:rFonts w:ascii="Times New Roman" w:eastAsia="SimSun" w:hAnsi="Times New Roman" w:cs="Times New Roman"/>
-        </w:rPr>
-        <w:t>detail</w:t>
-      </w:r>
-      <w:r>
-        <w:rPr>
-          <w:rFonts w:ascii="Times New Roman" w:eastAsia="SimSun" w:hAnsi="Times New Roman" w:cs="Times New Roman"/>
-        </w:rPr>
-        <w:t xml:space="preserve"> the project</w:t>
-      </w:r>
-      <w:r>
-        <w:rPr>
-          <w:rFonts w:ascii="Times New Roman" w:eastAsia="SimSun" w:hAnsi="Times New Roman" w:cs="Times New Roman"/>
-        </w:rPr>
-        <w:t xml:space="preserve"> modules’</w:t>
-      </w:r>
-      <w:r>
-        <w:rPr>
-          <w:rFonts w:ascii="Times New Roman" w:eastAsia="SimSun" w:hAnsi="Times New Roman" w:cs="Times New Roman"/>
-        </w:rPr>
-        <w:t xml:space="preserve"> design procedure</w:t>
-      </w:r>
-      <w:r>
-        <w:rPr>
-          <w:rFonts w:ascii="Times New Roman" w:eastAsia="SimSun" w:hAnsi="Times New Roman" w:cs="Times New Roman"/>
-        </w:rPr>
-        <w:t xml:space="preserve">. </w:t>
-      </w:r>
-      <w:r>
-        <w:rPr>
-          <w:rFonts w:ascii="Times New Roman" w:eastAsia="SimSun" w:hAnsi="Times New Roman" w:cs="Times New Roman"/>
-        </w:rPr>
-        <w:t>Using</w:t>
-      </w:r>
-      <w:r>
-        <w:rPr>
-          <w:rFonts w:ascii="Times New Roman" w:eastAsia="SimSun" w:hAnsi="Times New Roman" w:cs="Times New Roman"/>
-        </w:rPr>
-        <w:t xml:space="preserve"> pictures/figures is always a good idea. When using pictures/figures, ple</w:t>
-      </w:r>
-      <w:r>
-        <w:rPr>
-          <w:rFonts w:ascii="Times New Roman" w:eastAsia="SimSun" w:hAnsi="Times New Roman" w:cs="Times New Roman"/>
-        </w:rPr>
-        <w:t>ase add captions for references</w:t>
-      </w:r>
-      <w:r>
-        <w:rPr>
-          <w:rFonts w:ascii="Times New Roman" w:eastAsia="SimSun" w:hAnsi="Times New Roman" w:cs="Times New Roman"/>
-        </w:rPr>
-        <w:t>.</w:t>
-      </w:r>
-      <w:r>
-        <w:rPr>
-          <w:rFonts w:ascii="Times New Roman" w:eastAsia="SimSun" w:hAnsi="Times New Roman" w:cs="Times New Roman"/>
-        </w:rPr>
-        <w:tab/>
-      </w:r>
-    </w:p>
-    <w:p>
-      <w:pPr>
-        <w:tabs>
-          <w:tab w:val="left" w:pos="2979"/>
-        </w:tabs>
-        <w:spacing w:line="360" w:lineRule="auto"/>
-        <w:ind w:firstLine="0"/>
-        <w:rPr>
-          <w:rFonts w:ascii="Times New Roman" w:eastAsia="SimSun" w:hAnsi="Times New Roman" w:cs="Times New Roman"/>
-        </w:rPr>
-      </w:pPr>
-    </w:p>
-    <w:p>
-      <w:pPr>
-        <w:tabs>
-          <w:tab w:val="left" w:pos="2979"/>
-        </w:tabs>
-        <w:spacing w:line="360" w:lineRule="auto"/>
-        <w:ind w:firstLine="0"/>
-        <w:rPr>
-          <w:rFonts w:ascii="Times New Roman" w:eastAsia="SimSun" w:hAnsi="Times New Roman" w:cs="Times New Roman"/>
-          <w:b/>
-          <w:bCs/>
-        </w:rPr>
-      </w:pPr>
-      <w:r>
-        <w:rPr>
-          <w:rFonts w:ascii="Times New Roman" w:eastAsia="SimSun" w:hAnsi="Times New Roman" w:cs="Times New Roman"/>
-          <w:b/>
-          <w:bCs/>
-        </w:rPr>
-        <w:t>2.</w:t>
-      </w:r>
-      <w:r>
-        <w:rPr>
-          <w:rFonts w:ascii="Times New Roman" w:eastAsia="SimSun" w:hAnsi="Times New Roman" w:cs="Times New Roman"/>
-          <w:b/>
-          <w:bCs/>
-        </w:rPr>
-        <w:t>1</w:t>
-      </w:r>
-      <w:r>
-        <w:rPr>
-          <w:rFonts w:ascii="Times New Roman" w:eastAsia="SimSun" w:hAnsi="Times New Roman" w:cs="Times New Roman"/>
-          <w:b/>
-          <w:bCs/>
-        </w:rPr>
-        <w:t xml:space="preserve"> Controller</w:t>
-      </w:r>
-      <w:r>
-        <w:rPr>
-          <w:rFonts w:ascii="Times New Roman" w:eastAsia="SimSun" w:hAnsi="Times New Roman" w:cs="Times New Roman"/>
-          <w:b/>
-          <w:bCs/>
-        </w:rPr>
-        <w:t>.sv</w:t>
+        <w:jc w:val="both"/>
+        <w:rPr>
+          <w:rFonts w:ascii="Times New Roman" w:eastAsia="SimSun" w:hAnsi="Times New Roman" w:cs="Times New Roman"/>
+        </w:rPr>
+      </w:pPr>
+      <w:r>
+        <w:rPr>
+          <w:rFonts w:ascii="Times New Roman" w:eastAsia="SimSun" w:hAnsi="Times New Roman" w:cs="Times New Roman"/>
+        </w:rPr>
+        <w:t xml:space="preserve"> The Project top-level file instantiates the Processor and all of its submodules to be connected to physical I/O. this is assisted by a </w:t>
+      </w:r>
+      <w:proofErr w:type="spellStart"/>
+      <w:r>
+        <w:rPr>
+          <w:rFonts w:ascii="Times New Roman" w:eastAsia="SimSun" w:hAnsi="Times New Roman" w:cs="Times New Roman"/>
+        </w:rPr>
+        <w:t>Keyfilter</w:t>
+      </w:r>
+      <w:proofErr w:type="spellEnd"/>
+      <w:r>
+        <w:rPr>
+          <w:rFonts w:ascii="Times New Roman" w:eastAsia="SimSun" w:hAnsi="Times New Roman" w:cs="Times New Roman"/>
+        </w:rPr>
+        <w:t xml:space="preserve"> and Decoder submodule. The </w:t>
+      </w:r>
+      <w:proofErr w:type="spellStart"/>
+      <w:r>
+        <w:rPr>
+          <w:rFonts w:ascii="Times New Roman" w:eastAsia="SimSun" w:hAnsi="Times New Roman" w:cs="Times New Roman"/>
+        </w:rPr>
+        <w:t>Keyfilter</w:t>
+      </w:r>
+      <w:proofErr w:type="spellEnd"/>
+      <w:r>
+        <w:rPr>
+          <w:rFonts w:ascii="Times New Roman" w:eastAsia="SimSun" w:hAnsi="Times New Roman" w:cs="Times New Roman"/>
+        </w:rPr>
+        <w:t xml:space="preserve"> module acts as a limiter for the I/O, preventing more than 10 button presses per second from entering the processor. This is primarily done to mitigate button debounce, not user input. The Decoder module converts 4-bit hex values into 7-bit bus outputs that will depict the specified hex digit onto a 7-segment display. The processor is </w:t>
+      </w:r>
+      <w:r>
+        <w:rPr>
+          <w:rFonts w:ascii="Times New Roman" w:eastAsia="SimSun" w:hAnsi="Times New Roman" w:cs="Times New Roman"/>
+        </w:rPr>
+        <w:t>mapped to hardware on the DE-10 board, using the following structure:</w:t>
       </w:r>
     </w:p>
     <w:p>
@@ -14071,62 +13876,92 @@
           <w:rFonts w:ascii="Times New Roman" w:eastAsia="SimSun" w:hAnsi="Times New Roman" w:cs="Times New Roman"/>
         </w:rPr>
       </w:pPr>
-      <w:r>
-        <w:rPr>
-          <w:rFonts w:ascii="Times New Roman" w:eastAsia="SimSun" w:hAnsi="Times New Roman" w:cs="Times New Roman"/>
-        </w:rPr>
-        <w:t xml:space="preserve">           </w:t>
-      </w:r>
-      <w:r>
-        <w:rPr>
-          <w:rFonts w:ascii="Times New Roman" w:eastAsia="SimSun" w:hAnsi="Times New Roman" w:cs="Times New Roman"/>
-        </w:rPr>
-        <w:t xml:space="preserve">Describe in </w:t>
-      </w:r>
-      <w:r>
-        <w:rPr>
-          <w:rFonts w:ascii="Times New Roman" w:eastAsia="SimSun" w:hAnsi="Times New Roman" w:cs="Times New Roman"/>
-        </w:rPr>
-        <w:t>detail</w:t>
-      </w:r>
-      <w:r>
-        <w:rPr>
-          <w:rFonts w:ascii="Times New Roman" w:eastAsia="SimSun" w:hAnsi="Times New Roman" w:cs="Times New Roman"/>
-        </w:rPr>
-        <w:t xml:space="preserve"> the</w:t>
-      </w:r>
-      <w:r>
-        <w:rPr>
-          <w:rFonts w:ascii="Times New Roman" w:eastAsia="SimSun" w:hAnsi="Times New Roman" w:cs="Times New Roman"/>
-        </w:rPr>
-        <w:t xml:space="preserve"> design o</w:t>
-      </w:r>
-      <w:r>
-        <w:rPr>
-          <w:rFonts w:ascii="Times New Roman" w:eastAsia="SimSun" w:hAnsi="Times New Roman" w:cs="Times New Roman"/>
-        </w:rPr>
-        <w:t>f the</w:t>
-      </w:r>
-      <w:r>
-        <w:rPr>
-          <w:rFonts w:ascii="Times New Roman" w:eastAsia="SimSun" w:hAnsi="Times New Roman" w:cs="Times New Roman"/>
-        </w:rPr>
-        <w:t xml:space="preserve"> </w:t>
-      </w:r>
-      <w:r>
-        <w:rPr>
-          <w:rFonts w:ascii="Courier New" w:eastAsia="SimSun" w:hAnsi="Courier New" w:cs="Courier New"/>
+    </w:p>
+    <w:p>
+      <w:pPr>
+        <w:tabs>
+          <w:tab w:val="left" w:pos="2979"/>
+        </w:tabs>
+        <w:spacing w:line="360" w:lineRule="auto"/>
+        <w:ind w:firstLine="0"/>
+        <w:rPr>
+          <w:rFonts w:ascii="Times New Roman" w:eastAsia="SimSun" w:hAnsi="Times New Roman" w:cs="Times New Roman"/>
           <w:b/>
           <w:bCs/>
-          <w:color w:val="FF0000"/>
-        </w:rPr>
-        <w:t>Controller</w:t>
-      </w:r>
-      <w:r>
-        <w:rPr>
-          <w:rFonts w:ascii="Times New Roman" w:eastAsia="SimSun" w:hAnsi="Times New Roman" w:cs="Times New Roman"/>
-        </w:rPr>
-        <w:t xml:space="preserve"> module</w:t>
+          <w:sz w:val="28"/>
+          <w:szCs w:val="28"/>
+        </w:rPr>
+      </w:pPr>
+      <w:r>
+        <w:rPr>
+          <w:rFonts w:ascii="Times New Roman" w:eastAsia="SimSun" w:hAnsi="Times New Roman" w:cs="Times New Roman"/>
+          <w:b/>
+          <w:bCs/>
+          <w:sz w:val="28"/>
+          <w:szCs w:val="28"/>
+        </w:rPr>
+        <w:t>2. Design</w:t>
+      </w:r>
+    </w:p>
+    <w:p>
+      <w:pPr>
+        <w:tabs>
+          <w:tab w:val="left" w:pos="2979"/>
+        </w:tabs>
+        <w:spacing w:line="360" w:lineRule="auto"/>
+        <w:ind w:firstLine="0"/>
+        <w:rPr>
+          <w:rFonts w:ascii="Times New Roman" w:eastAsia="SimSun" w:hAnsi="Times New Roman" w:cs="Times New Roman"/>
+        </w:rPr>
+      </w:pPr>
+      <w:r>
+        <w:rPr>
+          <w:rFonts w:ascii="Times New Roman" w:eastAsia="SimSun" w:hAnsi="Times New Roman" w:cs="Times New Roman"/>
+        </w:rPr>
+        <w:lastRenderedPageBreak/>
+        <w:t xml:space="preserve">          </w:t>
+      </w:r>
+      <w:r>
+        <w:rPr>
+          <w:rFonts w:ascii="Times New Roman" w:eastAsia="SimSun" w:hAnsi="Times New Roman" w:cs="Times New Roman"/>
+        </w:rPr>
+        <w:t>D</w:t>
+      </w:r>
+      <w:r>
+        <w:rPr>
+          <w:rFonts w:ascii="Times New Roman" w:eastAsia="SimSun" w:hAnsi="Times New Roman" w:cs="Times New Roman"/>
+        </w:rPr>
+        <w:t xml:space="preserve">escribe </w:t>
+      </w:r>
+      <w:r>
+        <w:rPr>
+          <w:rFonts w:ascii="Times New Roman" w:eastAsia="SimSun" w:hAnsi="Times New Roman" w:cs="Times New Roman"/>
+        </w:rPr>
+        <w:t xml:space="preserve">in </w:t>
+      </w:r>
+      <w:r>
+        <w:rPr>
+          <w:rFonts w:ascii="Times New Roman" w:eastAsia="SimSun" w:hAnsi="Times New Roman" w:cs="Times New Roman"/>
+        </w:rPr>
+        <w:t>detail</w:t>
+      </w:r>
+      <w:r>
+        <w:rPr>
+          <w:rFonts w:ascii="Times New Roman" w:eastAsia="SimSun" w:hAnsi="Times New Roman" w:cs="Times New Roman"/>
+        </w:rPr>
+        <w:t xml:space="preserve"> the project</w:t>
+      </w:r>
+      <w:r>
+        <w:rPr>
+          <w:rFonts w:ascii="Times New Roman" w:eastAsia="SimSun" w:hAnsi="Times New Roman" w:cs="Times New Roman"/>
+        </w:rPr>
+        <w:t xml:space="preserve"> modules’</w:t>
+      </w:r>
+      <w:r>
+        <w:rPr>
+          <w:rFonts w:ascii="Times New Roman" w:eastAsia="SimSun" w:hAnsi="Times New Roman" w:cs="Times New Roman"/>
+        </w:rPr>
+        <w:t xml:space="preserve"> design procedure</w:t>
       </w:r>
       <w:r>
         <w:rPr>
@@ -14144,34 +13979,83 @@
         <w:rPr>
           <w:rFonts w:ascii="Times New Roman" w:eastAsia="SimSun" w:hAnsi="Times New Roman" w:cs="Times New Roman"/>
         </w:rPr>
-        <w:t xml:space="preserve"> pictures/figures is always a good idea. When using pictures/figures, please add captions for references. If you think certain </w:t>
-      </w:r>
-      <w:r>
-        <w:rPr>
-          <w:rFonts w:ascii="Times New Roman" w:eastAsia="SimSun" w:hAnsi="Times New Roman" w:cs="Times New Roman"/>
-        </w:rPr>
-        <w:lastRenderedPageBreak/>
-        <w:t>segments</w:t>
-      </w:r>
-      <w:r>
-        <w:rPr>
-          <w:rFonts w:ascii="Times New Roman" w:eastAsia="SimSun" w:hAnsi="Times New Roman" w:cs="Times New Roman"/>
-        </w:rPr>
-        <w:t xml:space="preserve"> of the </w:t>
-      </w:r>
-      <w:proofErr w:type="spellStart"/>
-      <w:r>
-        <w:rPr>
-          <w:rFonts w:ascii="Times New Roman" w:eastAsia="SimSun" w:hAnsi="Times New Roman" w:cs="Times New Roman"/>
-        </w:rPr>
-        <w:t>SystemVerilog</w:t>
-      </w:r>
-      <w:proofErr w:type="spellEnd"/>
-      <w:r>
-        <w:rPr>
-          <w:rFonts w:ascii="Times New Roman" w:eastAsia="SimSun" w:hAnsi="Times New Roman" w:cs="Times New Roman"/>
-        </w:rPr>
-        <w:t xml:space="preserve"> codes can reflect your design idea, you can add them here for discussion too (and don’t forget to add captions).</w:t>
+        <w:t xml:space="preserve"> pictures/figures is always a good idea. When using pictures/figures, ple</w:t>
+      </w:r>
+      <w:r>
+        <w:rPr>
+          <w:rFonts w:ascii="Times New Roman" w:eastAsia="SimSun" w:hAnsi="Times New Roman" w:cs="Times New Roman"/>
+        </w:rPr>
+        <w:t>ase add captions for references</w:t>
+      </w:r>
+      <w:r>
+        <w:rPr>
+          <w:rFonts w:ascii="Times New Roman" w:eastAsia="SimSun" w:hAnsi="Times New Roman" w:cs="Times New Roman"/>
+        </w:rPr>
+        <w:t>.</w:t>
+      </w:r>
+      <w:r>
+        <w:rPr>
+          <w:rFonts w:ascii="Times New Roman" w:eastAsia="SimSun" w:hAnsi="Times New Roman" w:cs="Times New Roman"/>
+        </w:rPr>
+        <w:tab/>
+      </w:r>
+    </w:p>
+    <w:p>
+      <w:pPr>
+        <w:tabs>
+          <w:tab w:val="left" w:pos="2979"/>
+        </w:tabs>
+        <w:spacing w:line="360" w:lineRule="auto"/>
+        <w:ind w:firstLine="0"/>
+        <w:rPr>
+          <w:rFonts w:ascii="Times New Roman" w:eastAsia="SimSun" w:hAnsi="Times New Roman" w:cs="Times New Roman"/>
+        </w:rPr>
+      </w:pPr>
+    </w:p>
+    <w:p>
+      <w:pPr>
+        <w:tabs>
+          <w:tab w:val="left" w:pos="2979"/>
+        </w:tabs>
+        <w:spacing w:line="360" w:lineRule="auto"/>
+        <w:ind w:firstLine="0"/>
+        <w:rPr>
+          <w:rFonts w:ascii="Times New Roman" w:eastAsia="SimSun" w:hAnsi="Times New Roman" w:cs="Times New Roman"/>
+          <w:b/>
+          <w:bCs/>
+        </w:rPr>
+      </w:pPr>
+      <w:r>
+        <w:rPr>
+          <w:rFonts w:ascii="Times New Roman" w:eastAsia="SimSun" w:hAnsi="Times New Roman" w:cs="Times New Roman"/>
+          <w:b/>
+          <w:bCs/>
+        </w:rPr>
+        <w:t>2.</w:t>
+      </w:r>
+      <w:r>
+        <w:rPr>
+          <w:rFonts w:ascii="Times New Roman" w:eastAsia="SimSun" w:hAnsi="Times New Roman" w:cs="Times New Roman"/>
+          <w:b/>
+          <w:bCs/>
+        </w:rPr>
+        <w:t>1</w:t>
+      </w:r>
+      <w:r>
+        <w:rPr>
+          <w:rFonts w:ascii="Times New Roman" w:eastAsia="SimSun" w:hAnsi="Times New Roman" w:cs="Times New Roman"/>
+          <w:b/>
+          <w:bCs/>
+        </w:rPr>
+        <w:t xml:space="preserve"> Controller</w:t>
+      </w:r>
+      <w:r>
+        <w:rPr>
+          <w:rFonts w:ascii="Times New Roman" w:eastAsia="SimSun" w:hAnsi="Times New Roman" w:cs="Times New Roman"/>
+          <w:b/>
+          <w:bCs/>
+        </w:rPr>
+        <w:t>.sv</w:t>
       </w:r>
     </w:p>
     <w:p>
@@ -14186,61 +14070,106 @@
           <w:rFonts w:ascii="Times New Roman" w:eastAsia="SimSun" w:hAnsi="Times New Roman" w:cs="Times New Roman"/>
         </w:rPr>
       </w:pPr>
-    </w:p>
-    <w:p>
-      <w:pPr>
-        <w:tabs>
-          <w:tab w:val="left" w:pos="2979"/>
-        </w:tabs>
-        <w:spacing w:line="360" w:lineRule="auto"/>
-        <w:ind w:firstLine="0"/>
-        <w:rPr>
-          <w:rFonts w:ascii="Times New Roman" w:eastAsia="SimSun" w:hAnsi="Times New Roman" w:cs="Times New Roman"/>
+      <w:r>
+        <w:rPr>
+          <w:rFonts w:ascii="Times New Roman" w:eastAsia="SimSun" w:hAnsi="Times New Roman" w:cs="Times New Roman"/>
+        </w:rPr>
+        <w:t xml:space="preserve">           </w:t>
+      </w:r>
+      <w:r>
+        <w:rPr>
+          <w:rFonts w:ascii="Times New Roman" w:eastAsia="SimSun" w:hAnsi="Times New Roman" w:cs="Times New Roman"/>
+        </w:rPr>
+        <w:t xml:space="preserve">Describe in </w:t>
+      </w:r>
+      <w:r>
+        <w:rPr>
+          <w:rFonts w:ascii="Times New Roman" w:eastAsia="SimSun" w:hAnsi="Times New Roman" w:cs="Times New Roman"/>
+        </w:rPr>
+        <w:t>detail</w:t>
+      </w:r>
+      <w:r>
+        <w:rPr>
+          <w:rFonts w:ascii="Times New Roman" w:eastAsia="SimSun" w:hAnsi="Times New Roman" w:cs="Times New Roman"/>
+        </w:rPr>
+        <w:t xml:space="preserve"> the</w:t>
+      </w:r>
+      <w:r>
+        <w:rPr>
+          <w:rFonts w:ascii="Times New Roman" w:eastAsia="SimSun" w:hAnsi="Times New Roman" w:cs="Times New Roman"/>
+        </w:rPr>
+        <w:t xml:space="preserve"> design o</w:t>
+      </w:r>
+      <w:r>
+        <w:rPr>
+          <w:rFonts w:ascii="Times New Roman" w:eastAsia="SimSun" w:hAnsi="Times New Roman" w:cs="Times New Roman"/>
+        </w:rPr>
+        <w:t>f the</w:t>
+      </w:r>
+      <w:r>
+        <w:rPr>
+          <w:rFonts w:ascii="Times New Roman" w:eastAsia="SimSun" w:hAnsi="Times New Roman" w:cs="Times New Roman"/>
+        </w:rPr>
+        <w:t xml:space="preserve"> </w:t>
+      </w:r>
+      <w:r>
+        <w:rPr>
+          <w:rFonts w:ascii="Courier New" w:eastAsia="SimSun" w:hAnsi="Courier New" w:cs="Courier New"/>
           <w:b/>
           <w:bCs/>
-          <w:sz w:val="28"/>
-          <w:szCs w:val="28"/>
-        </w:rPr>
-      </w:pPr>
-      <w:r>
-        <w:rPr>
-          <w:rFonts w:ascii="Times New Roman" w:eastAsia="SimSun" w:hAnsi="Times New Roman" w:cs="Times New Roman"/>
-          <w:b/>
-          <w:bCs/>
-          <w:sz w:val="28"/>
-          <w:szCs w:val="28"/>
-        </w:rPr>
-        <w:t>2.</w:t>
-      </w:r>
-      <w:r>
-        <w:rPr>
-          <w:rFonts w:ascii="Times New Roman" w:eastAsia="SimSun" w:hAnsi="Times New Roman" w:cs="Times New Roman"/>
-          <w:b/>
-          <w:bCs/>
-          <w:sz w:val="28"/>
-          <w:szCs w:val="28"/>
-        </w:rPr>
-        <w:t>2</w:t>
-      </w:r>
-      <w:r>
-        <w:rPr>
-          <w:rFonts w:ascii="Times New Roman" w:eastAsia="SimSun" w:hAnsi="Times New Roman" w:cs="Times New Roman"/>
-          <w:b/>
-          <w:bCs/>
-          <w:sz w:val="28"/>
-          <w:szCs w:val="28"/>
-        </w:rPr>
-        <w:t xml:space="preserve"> </w:t>
-      </w:r>
-      <w:r>
-        <w:rPr>
-          <w:rFonts w:ascii="Times New Roman" w:eastAsia="SimSun" w:hAnsi="Times New Roman" w:cs="Times New Roman"/>
-          <w:b/>
-          <w:bCs/>
-          <w:sz w:val="28"/>
-          <w:szCs w:val="28"/>
-        </w:rPr>
-        <w:t>Datapath.sv</w:t>
+          <w:color w:val="FF0000"/>
+        </w:rPr>
+        <w:t>Controller</w:t>
+      </w:r>
+      <w:r>
+        <w:rPr>
+          <w:rFonts w:ascii="Times New Roman" w:eastAsia="SimSun" w:hAnsi="Times New Roman" w:cs="Times New Roman"/>
+        </w:rPr>
+        <w:t xml:space="preserve"> module</w:t>
+      </w:r>
+      <w:r>
+        <w:rPr>
+          <w:rFonts w:ascii="Times New Roman" w:eastAsia="SimSun" w:hAnsi="Times New Roman" w:cs="Times New Roman"/>
+        </w:rPr>
+        <w:t xml:space="preserve">. </w:t>
+      </w:r>
+      <w:r>
+        <w:rPr>
+          <w:rFonts w:ascii="Times New Roman" w:eastAsia="SimSun" w:hAnsi="Times New Roman" w:cs="Times New Roman"/>
+        </w:rPr>
+        <w:t>Using</w:t>
+      </w:r>
+      <w:r>
+        <w:rPr>
+          <w:rFonts w:ascii="Times New Roman" w:eastAsia="SimSun" w:hAnsi="Times New Roman" w:cs="Times New Roman"/>
+        </w:rPr>
+        <w:t xml:space="preserve"> pictures/figures is always a good idea. When using pictures/figures, please add captions for references. If you think certain </w:t>
+      </w:r>
+      <w:r>
+        <w:rPr>
+          <w:rFonts w:ascii="Times New Roman" w:eastAsia="SimSun" w:hAnsi="Times New Roman" w:cs="Times New Roman"/>
+        </w:rPr>
+        <w:t>segments</w:t>
+      </w:r>
+      <w:r>
+        <w:rPr>
+          <w:rFonts w:ascii="Times New Roman" w:eastAsia="SimSun" w:hAnsi="Times New Roman" w:cs="Times New Roman"/>
+        </w:rPr>
+        <w:t xml:space="preserve"> of the </w:t>
+      </w:r>
+      <w:proofErr w:type="spellStart"/>
+      <w:r>
+        <w:rPr>
+          <w:rFonts w:ascii="Times New Roman" w:eastAsia="SimSun" w:hAnsi="Times New Roman" w:cs="Times New Roman"/>
+        </w:rPr>
+        <w:t>SystemVerilog</w:t>
+      </w:r>
+      <w:proofErr w:type="spellEnd"/>
+      <w:r>
+        <w:rPr>
+          <w:rFonts w:ascii="Times New Roman" w:eastAsia="SimSun" w:hAnsi="Times New Roman" w:cs="Times New Roman"/>
+        </w:rPr>
+        <w:t xml:space="preserve"> codes can reflect your design idea, you can add them here for discussion too (and don’t forget to add captions).</w:t>
       </w:r>
     </w:p>
     <w:p>
@@ -14255,101 +14184,6 @@
           <w:rFonts w:ascii="Times New Roman" w:eastAsia="SimSun" w:hAnsi="Times New Roman" w:cs="Times New Roman"/>
         </w:rPr>
       </w:pPr>
-      <w:r>
-        <w:rPr>
-          <w:rFonts w:ascii="Times New Roman" w:eastAsia="SimSun" w:hAnsi="Times New Roman" w:cs="Times New Roman"/>
-        </w:rPr>
-        <w:t xml:space="preserve">           </w:t>
-      </w:r>
-      <w:r>
-        <w:rPr>
-          <w:rFonts w:ascii="Times New Roman" w:eastAsia="SimSun" w:hAnsi="Times New Roman" w:cs="Times New Roman"/>
-        </w:rPr>
-        <w:t xml:space="preserve">Describe in </w:t>
-      </w:r>
-      <w:r>
-        <w:rPr>
-          <w:rFonts w:ascii="Times New Roman" w:eastAsia="SimSun" w:hAnsi="Times New Roman" w:cs="Times New Roman"/>
-        </w:rPr>
-        <w:t>detail</w:t>
-      </w:r>
-      <w:r>
-        <w:rPr>
-          <w:rFonts w:ascii="Times New Roman" w:eastAsia="SimSun" w:hAnsi="Times New Roman" w:cs="Times New Roman"/>
-        </w:rPr>
-        <w:t xml:space="preserve"> the design of</w:t>
-      </w:r>
-      <w:r>
-        <w:rPr>
-          <w:rFonts w:ascii="Times New Roman" w:eastAsia="SimSun" w:hAnsi="Times New Roman" w:cs="Times New Roman"/>
-        </w:rPr>
-        <w:t xml:space="preserve"> the</w:t>
-      </w:r>
-      <w:r>
-        <w:rPr>
-          <w:rFonts w:ascii="Times New Roman" w:eastAsia="SimSun" w:hAnsi="Times New Roman" w:cs="Times New Roman"/>
-        </w:rPr>
-        <w:t xml:space="preserve"> </w:t>
-      </w:r>
-      <w:r>
-        <w:rPr>
-          <w:rFonts w:ascii="Courier New" w:eastAsia="SimSun" w:hAnsi="Courier New" w:cs="Courier New"/>
-          <w:b/>
-          <w:bCs/>
-          <w:color w:val="FF0000"/>
-        </w:rPr>
-        <w:t>Datapath</w:t>
-      </w:r>
-      <w:r>
-        <w:rPr>
-          <w:rFonts w:ascii="Times New Roman" w:eastAsia="SimSun" w:hAnsi="Times New Roman" w:cs="Times New Roman"/>
-        </w:rPr>
-        <w:t xml:space="preserve"> module</w:t>
-      </w:r>
-      <w:r>
-        <w:rPr>
-          <w:rFonts w:ascii="Times New Roman" w:eastAsia="SimSun" w:hAnsi="Times New Roman" w:cs="Times New Roman"/>
-        </w:rPr>
-        <w:t xml:space="preserve">. </w:t>
-      </w:r>
-      <w:r>
-        <w:rPr>
-          <w:rFonts w:ascii="Times New Roman" w:eastAsia="SimSun" w:hAnsi="Times New Roman" w:cs="Times New Roman"/>
-        </w:rPr>
-        <w:t>Using</w:t>
-      </w:r>
-      <w:r>
-        <w:rPr>
-          <w:rFonts w:ascii="Times New Roman" w:eastAsia="SimSun" w:hAnsi="Times New Roman" w:cs="Times New Roman"/>
-        </w:rPr>
-        <w:t xml:space="preserve"> pictures/figures is always a good idea. When using pictures/figures, please add captions for references. If you think certain </w:t>
-      </w:r>
-      <w:r>
-        <w:rPr>
-          <w:rFonts w:ascii="Times New Roman" w:eastAsia="SimSun" w:hAnsi="Times New Roman" w:cs="Times New Roman"/>
-        </w:rPr>
-        <w:t>segments</w:t>
-      </w:r>
-      <w:r>
-        <w:rPr>
-          <w:rFonts w:ascii="Times New Roman" w:eastAsia="SimSun" w:hAnsi="Times New Roman" w:cs="Times New Roman"/>
-        </w:rPr>
-        <w:t xml:space="preserve"> of the </w:t>
-      </w:r>
-      <w:proofErr w:type="spellStart"/>
-      <w:r>
-        <w:rPr>
-          <w:rFonts w:ascii="Times New Roman" w:eastAsia="SimSun" w:hAnsi="Times New Roman" w:cs="Times New Roman"/>
-        </w:rPr>
-        <w:t>SystemVerilog</w:t>
-      </w:r>
-      <w:proofErr w:type="spellEnd"/>
-      <w:r>
-        <w:rPr>
-          <w:rFonts w:ascii="Times New Roman" w:eastAsia="SimSun" w:hAnsi="Times New Roman" w:cs="Times New Roman"/>
-        </w:rPr>
-        <w:t xml:space="preserve"> codes can reflect your design idea, you can add them here for discussion too (and don’t forget to add captions).</w:t>
-      </w:r>
     </w:p>
     <w:p>
       <w:pPr>
@@ -14366,14 +14200,7 @@
           <w:szCs w:val="28"/>
         </w:rPr>
       </w:pPr>
-    </w:p>
-    <w:p>
-      <w:pPr>
-        <w:tabs>
-          <w:tab w:val="left" w:pos="2979"/>
-        </w:tabs>
-        <w:spacing w:line="360" w:lineRule="auto"/>
-        <w:ind w:firstLine="0"/>
+      <w:r>
         <w:rPr>
           <w:rFonts w:ascii="Times New Roman" w:eastAsia="SimSun" w:hAnsi="Times New Roman" w:cs="Times New Roman"/>
           <w:b/>
@@ -14381,7 +14208,8 @@
           <w:sz w:val="28"/>
           <w:szCs w:val="28"/>
         </w:rPr>
-      </w:pPr>
+        <w:t>2.</w:t>
+      </w:r>
       <w:r>
         <w:rPr>
           <w:rFonts w:ascii="Times New Roman" w:eastAsia="SimSun" w:hAnsi="Times New Roman" w:cs="Times New Roman"/>
@@ -14390,7 +14218,7 @@
           <w:sz w:val="28"/>
           <w:szCs w:val="28"/>
         </w:rPr>
-        <w:t>2.</w:t>
+        <w:t>2</w:t>
       </w:r>
       <w:r>
         <w:rPr>
@@ -14400,7 +14228,7 @@
           <w:sz w:val="28"/>
           <w:szCs w:val="28"/>
         </w:rPr>
-        <w:t>3</w:t>
+        <w:t xml:space="preserve"> </w:t>
       </w:r>
       <w:r>
         <w:rPr>
@@ -14410,7 +14238,7 @@
           <w:sz w:val="28"/>
           <w:szCs w:val="28"/>
         </w:rPr>
-        <w:t xml:space="preserve"> Processor.sv</w:t>
+        <w:t>Datapath.sv</w:t>
       </w:r>
     </w:p>
     <w:p>
@@ -14425,14 +14253,12 @@
           <w:rFonts w:ascii="Times New Roman" w:eastAsia="SimSun" w:hAnsi="Times New Roman" w:cs="Times New Roman"/>
         </w:rPr>
       </w:pPr>
-      <w:bookmarkStart w:id="0" w:name="_Hlk42606986"/>
       <w:r>
         <w:rPr>
           <w:rFonts w:ascii="Times New Roman" w:eastAsia="SimSun" w:hAnsi="Times New Roman" w:cs="Times New Roman"/>
         </w:rPr>
         <w:t xml:space="preserve">           </w:t>
       </w:r>
-      <w:bookmarkEnd w:id="0"/>
       <w:r>
         <w:rPr>
           <w:rFonts w:ascii="Times New Roman" w:eastAsia="SimSun" w:hAnsi="Times New Roman" w:cs="Times New Roman"/>
@@ -14449,13 +14275,19 @@
         <w:rPr>
           <w:rFonts w:ascii="Times New Roman" w:eastAsia="SimSun" w:hAnsi="Times New Roman" w:cs="Times New Roman"/>
         </w:rPr>
-        <w:t xml:space="preserve"> the design of </w:t>
-      </w:r>
-      <w:r>
-        <w:rPr>
-          <w:rFonts w:ascii="Times New Roman" w:eastAsia="SimSun" w:hAnsi="Times New Roman" w:cs="Times New Roman"/>
-        </w:rPr>
-        <w:t xml:space="preserve">the </w:t>
+        <w:t xml:space="preserve"> the design of</w:t>
+      </w:r>
+      <w:r>
+        <w:rPr>
+          <w:rFonts w:ascii="Times New Roman" w:eastAsia="SimSun" w:hAnsi="Times New Roman" w:cs="Times New Roman"/>
+        </w:rPr>
+        <w:t xml:space="preserve"> the</w:t>
+      </w:r>
+      <w:r>
+        <w:rPr>
+          <w:rFonts w:ascii="Times New Roman" w:eastAsia="SimSun" w:hAnsi="Times New Roman" w:cs="Times New Roman"/>
+        </w:rPr>
+        <w:t xml:space="preserve"> </w:t>
       </w:r>
       <w:r>
         <w:rPr>
@@ -14464,7 +14296,7 @@
           <w:bCs/>
           <w:color w:val="FF0000"/>
         </w:rPr>
-        <w:t>Processor</w:t>
+        <w:t>Datapath</w:t>
       </w:r>
       <w:r>
         <w:rPr>
@@ -14524,6 +14356,13 @@
         </w:tabs>
         <w:spacing w:line="360" w:lineRule="auto"/>
         <w:ind w:firstLine="0"/>
+        <w:rPr>
+          <w:rFonts w:ascii="Times New Roman" w:eastAsia="SimSun" w:hAnsi="Times New Roman" w:cs="Times New Roman"/>
+          <w:b/>
+          <w:bCs/>
+          <w:sz w:val="28"/>
+          <w:szCs w:val="28"/>
+        </w:rPr>
       </w:pPr>
     </w:p>
     <w:p>
@@ -14534,18 +14373,18 @@
         <w:spacing w:line="360" w:lineRule="auto"/>
         <w:ind w:firstLine="0"/>
         <w:rPr>
+          <w:rFonts w:ascii="Times New Roman" w:eastAsia="SimSun" w:hAnsi="Times New Roman" w:cs="Times New Roman"/>
           <w:b/>
           <w:bCs/>
-          <w:noProof/>
           <w:sz w:val="28"/>
           <w:szCs w:val="28"/>
         </w:rPr>
       </w:pPr>
       <w:r>
         <w:rPr>
+          <w:rFonts w:ascii="Times New Roman" w:eastAsia="SimSun" w:hAnsi="Times New Roman" w:cs="Times New Roman"/>
           <w:b/>
           <w:bCs/>
-          <w:noProof/>
           <w:sz w:val="28"/>
           <w:szCs w:val="28"/>
         </w:rPr>
@@ -14553,53 +14392,23 @@
       </w:r>
       <w:r>
         <w:rPr>
+          <w:rFonts w:ascii="Times New Roman" w:eastAsia="SimSun" w:hAnsi="Times New Roman" w:cs="Times New Roman"/>
           <w:b/>
           <w:bCs/>
-          <w:noProof/>
           <w:sz w:val="28"/>
           <w:szCs w:val="28"/>
         </w:rPr>
-        <w:t>4</w:t>
-      </w:r>
-      <w:r>
-        <w:rPr>
+        <w:t>3</w:t>
+      </w:r>
+      <w:r>
+        <w:rPr>
+          <w:rFonts w:ascii="Times New Roman" w:eastAsia="SimSun" w:hAnsi="Times New Roman" w:cs="Times New Roman"/>
           <w:b/>
           <w:bCs/>
-          <w:noProof/>
           <w:sz w:val="28"/>
           <w:szCs w:val="28"/>
         </w:rPr>
-        <w:t xml:space="preserve"> </w:t>
-      </w:r>
-      <w:r>
-        <w:rPr>
-          <w:b/>
-          <w:bCs/>
-          <w:noProof/>
-          <w:sz w:val="28"/>
-          <w:szCs w:val="28"/>
-        </w:rPr>
-        <w:t>Pr</w:t>
-      </w:r>
-      <w:r>
-        <w:rPr>
-          <w:b/>
-          <w:bCs/>
-          <w:noProof/>
-          <w:sz w:val="28"/>
-          <w:szCs w:val="28"/>
-        </w:rPr>
-        <w:t>oject</w:t>
-      </w:r>
-      <w:r>
-        <w:rPr>
-          <w:b/>
-          <w:bCs/>
-          <w:noProof/>
-          <w:sz w:val="28"/>
-          <w:szCs w:val="28"/>
-        </w:rPr>
-        <w:t>.sv</w:t>
+        <w:t xml:space="preserve"> Processor.sv</w:t>
       </w:r>
     </w:p>
     <w:p>
@@ -14612,20 +14421,16 @@
         <w:jc w:val="both"/>
         <w:rPr>
           <w:rFonts w:ascii="Times New Roman" w:eastAsia="SimSun" w:hAnsi="Times New Roman" w:cs="Times New Roman"/>
-          <w:b/>
-          <w:bCs/>
-          <w:sz w:val="28"/>
-          <w:szCs w:val="28"/>
-        </w:rPr>
-      </w:pPr>
-      <w:bookmarkStart w:id="1" w:name="_Hlk42608795"/>
+        </w:rPr>
+      </w:pPr>
+      <w:bookmarkStart w:id="0" w:name="_Hlk42606986"/>
       <w:r>
         <w:rPr>
           <w:rFonts w:ascii="Times New Roman" w:eastAsia="SimSun" w:hAnsi="Times New Roman" w:cs="Times New Roman"/>
         </w:rPr>
         <w:t xml:space="preserve">           </w:t>
       </w:r>
-      <w:bookmarkEnd w:id="1"/>
+      <w:bookmarkEnd w:id="0"/>
       <w:r>
         <w:rPr>
           <w:rFonts w:ascii="Times New Roman" w:eastAsia="SimSun" w:hAnsi="Times New Roman" w:cs="Times New Roman"/>
@@ -14649,20 +14454,6 @@
           <w:rFonts w:ascii="Times New Roman" w:eastAsia="SimSun" w:hAnsi="Times New Roman" w:cs="Times New Roman"/>
         </w:rPr>
         <w:t xml:space="preserve">the </w:t>
-      </w:r>
-      <w:proofErr w:type="gramStart"/>
-      <w:r>
-        <w:rPr>
-          <w:rFonts w:ascii="Times New Roman" w:eastAsia="SimSun" w:hAnsi="Times New Roman" w:cs="Times New Roman"/>
-        </w:rPr>
-        <w:t>top level</w:t>
-      </w:r>
-      <w:proofErr w:type="gramEnd"/>
-      <w:r>
-        <w:rPr>
-          <w:rFonts w:ascii="Times New Roman" w:eastAsia="SimSun" w:hAnsi="Times New Roman" w:cs="Times New Roman"/>
-        </w:rPr>
-        <w:t xml:space="preserve"> </w:t>
       </w:r>
       <w:r>
         <w:rPr>
@@ -14671,7 +14462,7 @@
           <w:bCs/>
           <w:color w:val="FF0000"/>
         </w:rPr>
-        <w:t>Project</w:t>
+        <w:t>Processor</w:t>
       </w:r>
       <w:r>
         <w:rPr>
@@ -14684,12 +14475,6 @@
           <w:rFonts w:ascii="Times New Roman" w:eastAsia="SimSun" w:hAnsi="Times New Roman" w:cs="Times New Roman"/>
         </w:rPr>
         <w:t xml:space="preserve">. </w:t>
-      </w:r>
-      <w:r>
-        <w:rPr>
-          <w:rFonts w:ascii="Times New Roman" w:eastAsia="SimSun" w:hAnsi="Times New Roman" w:cs="Times New Roman"/>
-        </w:rPr>
-        <w:t xml:space="preserve">Discuss the usage of submodules including Button Synchronizer, Key Filter, etc. </w:t>
       </w:r>
       <w:r>
         <w:rPr>
@@ -14737,13 +14522,6 @@
         </w:tabs>
         <w:spacing w:line="360" w:lineRule="auto"/>
         <w:ind w:firstLine="0"/>
-        <w:rPr>
-          <w:rFonts w:ascii="Times New Roman" w:eastAsia="SimSun" w:hAnsi="Times New Roman" w:cs="Times New Roman"/>
-          <w:b/>
-          <w:bCs/>
-          <w:sz w:val="28"/>
-          <w:szCs w:val="28"/>
-        </w:rPr>
       </w:pPr>
     </w:p>
     <w:p>
@@ -14754,48 +14532,72 @@
         <w:spacing w:line="360" w:lineRule="auto"/>
         <w:ind w:firstLine="0"/>
         <w:rPr>
-          <w:rFonts w:ascii="Times New Roman" w:eastAsia="SimSun" w:hAnsi="Times New Roman" w:cs="Times New Roman"/>
           <w:b/>
           <w:bCs/>
+          <w:noProof/>
           <w:sz w:val="28"/>
           <w:szCs w:val="28"/>
         </w:rPr>
       </w:pPr>
-    </w:p>
-    <w:p>
-      <w:pPr>
-        <w:tabs>
-          <w:tab w:val="left" w:pos="2979"/>
-        </w:tabs>
-        <w:spacing w:line="360" w:lineRule="auto"/>
-        <w:ind w:firstLine="0"/>
-        <w:rPr>
-          <w:rFonts w:ascii="Times New Roman" w:eastAsia="SimSun" w:hAnsi="Times New Roman" w:cs="Times New Roman"/>
+      <w:r>
+        <w:rPr>
           <w:b/>
           <w:bCs/>
+          <w:noProof/>
           <w:sz w:val="28"/>
           <w:szCs w:val="28"/>
         </w:rPr>
-      </w:pPr>
-      <w:r>
-        <w:rPr>
-          <w:rFonts w:ascii="Times New Roman" w:eastAsia="SimSun" w:hAnsi="Times New Roman" w:cs="Times New Roman"/>
+        <w:t>2.</w:t>
+      </w:r>
+      <w:r>
+        <w:rPr>
           <w:b/>
           <w:bCs/>
+          <w:noProof/>
           <w:sz w:val="28"/>
           <w:szCs w:val="28"/>
         </w:rPr>
-        <w:t>3. Test Procedures</w:t>
-      </w:r>
-      <w:r>
-        <w:rPr>
-          <w:rFonts w:ascii="Times New Roman" w:eastAsia="SimSun" w:hAnsi="Times New Roman" w:cs="Times New Roman"/>
+        <w:t>4</w:t>
+      </w:r>
+      <w:r>
+        <w:rPr>
           <w:b/>
           <w:bCs/>
+          <w:noProof/>
           <w:sz w:val="28"/>
           <w:szCs w:val="28"/>
         </w:rPr>
-        <w:t xml:space="preserve"> and Results</w:t>
+        <w:t xml:space="preserve"> </w:t>
+      </w:r>
+      <w:r>
+        <w:rPr>
+          <w:b/>
+          <w:bCs/>
+          <w:noProof/>
+          <w:sz w:val="28"/>
+          <w:szCs w:val="28"/>
+        </w:rPr>
+        <w:t>Pr</w:t>
+      </w:r>
+      <w:r>
+        <w:rPr>
+          <w:b/>
+          <w:bCs/>
+          <w:noProof/>
+          <w:sz w:val="28"/>
+          <w:szCs w:val="28"/>
+        </w:rPr>
+        <w:t>oject</w:t>
+      </w:r>
+      <w:r>
+        <w:rPr>
+          <w:b/>
+          <w:bCs/>
+          <w:noProof/>
+          <w:sz w:val="28"/>
+          <w:szCs w:val="28"/>
+        </w:rPr>
+        <w:t>.sv</w:t>
       </w:r>
     </w:p>
     <w:p>
@@ -14806,15 +14608,22 @@
         <w:spacing w:line="360" w:lineRule="auto"/>
         <w:ind w:firstLine="0"/>
         <w:jc w:val="both"/>
-      </w:pPr>
-      <w:r>
         <w:rPr>
           <w:rFonts w:ascii="Times New Roman" w:eastAsia="SimSun" w:hAnsi="Times New Roman" w:cs="Times New Roman"/>
           <w:b/>
           <w:bCs/>
-        </w:rPr>
-        <w:t xml:space="preserve">          </w:t>
-      </w:r>
+          <w:sz w:val="28"/>
+          <w:szCs w:val="28"/>
+        </w:rPr>
+      </w:pPr>
+      <w:bookmarkStart w:id="1" w:name="_Hlk42608795"/>
+      <w:r>
+        <w:rPr>
+          <w:rFonts w:ascii="Times New Roman" w:eastAsia="SimSun" w:hAnsi="Times New Roman" w:cs="Times New Roman"/>
+        </w:rPr>
+        <w:t xml:space="preserve">           </w:t>
+      </w:r>
+      <w:bookmarkEnd w:id="1"/>
       <w:r>
         <w:rPr>
           <w:rFonts w:ascii="Times New Roman" w:eastAsia="SimSun" w:hAnsi="Times New Roman" w:cs="Times New Roman"/>
@@ -14831,19 +14640,34 @@
         <w:rPr>
           <w:rFonts w:ascii="Times New Roman" w:eastAsia="SimSun" w:hAnsi="Times New Roman" w:cs="Times New Roman"/>
         </w:rPr>
-        <w:t xml:space="preserve"> the </w:t>
-      </w:r>
-      <w:r>
-        <w:rPr>
-          <w:rFonts w:ascii="Times New Roman" w:eastAsia="SimSun" w:hAnsi="Times New Roman" w:cs="Times New Roman"/>
-        </w:rPr>
-        <w:t xml:space="preserve">testbench </w:t>
-      </w:r>
-      <w:r>
-        <w:rPr>
-          <w:rFonts w:ascii="Times New Roman" w:eastAsia="SimSun" w:hAnsi="Times New Roman" w:cs="Times New Roman"/>
-        </w:rPr>
-        <w:t>design of each module</w:t>
+        <w:t xml:space="preserve"> the design of </w:t>
+      </w:r>
+      <w:r>
+        <w:rPr>
+          <w:rFonts w:ascii="Times New Roman" w:eastAsia="SimSun" w:hAnsi="Times New Roman" w:cs="Times New Roman"/>
+        </w:rPr>
+        <w:t xml:space="preserve">the </w:t>
+      </w:r>
+      <w:r>
+        <w:rPr>
+          <w:rFonts w:ascii="Times New Roman" w:eastAsia="SimSun" w:hAnsi="Times New Roman" w:cs="Times New Roman"/>
+        </w:rPr>
+        <w:t xml:space="preserve">top level </w:t>
+      </w:r>
+      <w:r>
+        <w:rPr>
+          <w:rFonts w:ascii="Courier New" w:eastAsia="SimSun" w:hAnsi="Courier New" w:cs="Courier New"/>
+          <w:b/>
+          <w:bCs/>
+          <w:color w:val="FF0000"/>
+        </w:rPr>
+        <w:t>Project</w:t>
+      </w:r>
+      <w:r>
+        <w:rPr>
+          <w:rFonts w:ascii="Times New Roman" w:eastAsia="SimSun" w:hAnsi="Times New Roman" w:cs="Times New Roman"/>
+        </w:rPr>
+        <w:t xml:space="preserve"> module</w:t>
       </w:r>
       <w:r>
         <w:rPr>
@@ -14855,6 +14679,12 @@
         <w:rPr>
           <w:rFonts w:ascii="Times New Roman" w:eastAsia="SimSun" w:hAnsi="Times New Roman" w:cs="Times New Roman"/>
         </w:rPr>
+        <w:t xml:space="preserve">Discuss the usage of submodules including Button Synchronizer, Key Filter, etc. </w:t>
+      </w:r>
+      <w:r>
+        <w:rPr>
+          <w:rFonts w:ascii="Times New Roman" w:eastAsia="SimSun" w:hAnsi="Times New Roman" w:cs="Times New Roman"/>
+        </w:rPr>
         <w:t>Using</w:t>
       </w:r>
       <w:r>
@@ -14889,8 +14719,73 @@
         </w:rPr>
         <w:t xml:space="preserve"> codes can reflect your design idea, you can add them here for discussion too (and don’t forget to add captions).</w:t>
       </w:r>
-      <w:r>
-        <w:t xml:space="preserve"> </w:t>
+    </w:p>
+    <w:p>
+      <w:pPr>
+        <w:tabs>
+          <w:tab w:val="left" w:pos="2979"/>
+        </w:tabs>
+        <w:spacing w:line="360" w:lineRule="auto"/>
+        <w:ind w:firstLine="0"/>
+        <w:rPr>
+          <w:rFonts w:ascii="Times New Roman" w:eastAsia="SimSun" w:hAnsi="Times New Roman" w:cs="Times New Roman"/>
+          <w:b/>
+          <w:bCs/>
+          <w:sz w:val="28"/>
+          <w:szCs w:val="28"/>
+        </w:rPr>
+      </w:pPr>
+    </w:p>
+    <w:p>
+      <w:pPr>
+        <w:tabs>
+          <w:tab w:val="left" w:pos="2979"/>
+        </w:tabs>
+        <w:spacing w:line="360" w:lineRule="auto"/>
+        <w:ind w:firstLine="0"/>
+        <w:rPr>
+          <w:rFonts w:ascii="Times New Roman" w:eastAsia="SimSun" w:hAnsi="Times New Roman" w:cs="Times New Roman"/>
+          <w:b/>
+          <w:bCs/>
+          <w:sz w:val="28"/>
+          <w:szCs w:val="28"/>
+        </w:rPr>
+      </w:pPr>
+    </w:p>
+    <w:p>
+      <w:pPr>
+        <w:tabs>
+          <w:tab w:val="left" w:pos="2979"/>
+        </w:tabs>
+        <w:spacing w:line="360" w:lineRule="auto"/>
+        <w:ind w:firstLine="0"/>
+        <w:rPr>
+          <w:rFonts w:ascii="Times New Roman" w:eastAsia="SimSun" w:hAnsi="Times New Roman" w:cs="Times New Roman"/>
+          <w:b/>
+          <w:bCs/>
+          <w:sz w:val="28"/>
+          <w:szCs w:val="28"/>
+        </w:rPr>
+      </w:pPr>
+      <w:r>
+        <w:rPr>
+          <w:rFonts w:ascii="Times New Roman" w:eastAsia="SimSun" w:hAnsi="Times New Roman" w:cs="Times New Roman"/>
+          <w:b/>
+          <w:bCs/>
+          <w:sz w:val="28"/>
+          <w:szCs w:val="28"/>
+        </w:rPr>
+        <w:t>3. Test Procedures</w:t>
+      </w:r>
+      <w:r>
+        <w:rPr>
+          <w:rFonts w:ascii="Times New Roman" w:eastAsia="SimSun" w:hAnsi="Times New Roman" w:cs="Times New Roman"/>
+          <w:b/>
+          <w:bCs/>
+          <w:sz w:val="28"/>
+          <w:szCs w:val="28"/>
+        </w:rPr>
+        <w:t xml:space="preserve"> and Results</w:t>
       </w:r>
     </w:p>
     <w:p>
@@ -14901,152 +14796,93 @@
         <w:spacing w:line="360" w:lineRule="auto"/>
         <w:ind w:firstLine="0"/>
         <w:jc w:val="both"/>
-        <w:rPr>
-          <w:rFonts w:ascii="Times New Roman" w:eastAsia="SimSun" w:hAnsi="Times New Roman" w:cs="Times New Roman"/>
-        </w:rPr>
-      </w:pPr>
-      <w:r>
-        <w:t xml:space="preserve">          </w:t>
-      </w:r>
-      <w:r>
-        <w:rPr>
-          <w:rFonts w:ascii="Times New Roman" w:eastAsia="SimSun" w:hAnsi="Times New Roman" w:cs="Times New Roman"/>
-        </w:rPr>
-        <w:t xml:space="preserve">Also please include the </w:t>
-      </w:r>
-      <w:r>
-        <w:rPr>
-          <w:rFonts w:ascii="Times New Roman" w:eastAsia="SimSun" w:hAnsi="Times New Roman" w:cs="Times New Roman"/>
-        </w:rPr>
-        <w:t xml:space="preserve">simulation results by running each </w:t>
-      </w:r>
-      <w:proofErr w:type="gramStart"/>
-      <w:r>
-        <w:rPr>
-          <w:rFonts w:ascii="Times New Roman" w:eastAsia="SimSun" w:hAnsi="Times New Roman" w:cs="Times New Roman"/>
-        </w:rPr>
-        <w:t>testbench</w:t>
-      </w:r>
-      <w:proofErr w:type="gramEnd"/>
-      <w:r>
-        <w:rPr>
-          <w:rFonts w:ascii="Times New Roman" w:eastAsia="SimSun" w:hAnsi="Times New Roman" w:cs="Times New Roman"/>
-        </w:rPr>
-        <w:t>.</w:t>
-      </w:r>
-      <w:r>
-        <w:rPr>
-          <w:rFonts w:ascii="Times New Roman" w:eastAsia="SimSun" w:hAnsi="Times New Roman" w:cs="Times New Roman"/>
-        </w:rPr>
-        <w:t xml:space="preserve"> Comment properly on </w:t>
-      </w:r>
-      <w:r>
-        <w:rPr>
-          <w:rFonts w:ascii="Times New Roman" w:eastAsia="SimSun" w:hAnsi="Times New Roman" w:cs="Times New Roman"/>
-        </w:rPr>
-        <w:t xml:space="preserve">whether </w:t>
-      </w:r>
-      <w:r>
-        <w:rPr>
-          <w:rFonts w:ascii="Times New Roman" w:eastAsia="SimSun" w:hAnsi="Times New Roman" w:cs="Times New Roman"/>
-        </w:rPr>
-        <w:t xml:space="preserve">the testing </w:t>
-      </w:r>
-      <w:r>
-        <w:rPr>
-          <w:rFonts w:ascii="Times New Roman" w:eastAsia="SimSun" w:hAnsi="Times New Roman" w:cs="Times New Roman"/>
-        </w:rPr>
-        <w:t>results</w:t>
-      </w:r>
-      <w:r>
-        <w:rPr>
-          <w:rFonts w:ascii="Times New Roman" w:eastAsia="SimSun" w:hAnsi="Times New Roman" w:cs="Times New Roman"/>
-        </w:rPr>
-        <w:t xml:space="preserve"> meet the design requirements presented in </w:t>
-      </w:r>
+      </w:pPr>
       <w:r>
         <w:rPr>
           <w:rFonts w:ascii="Times New Roman" w:eastAsia="SimSun" w:hAnsi="Times New Roman" w:cs="Times New Roman"/>
           <w:b/>
           <w:bCs/>
         </w:rPr>
-        <w:t>Section 1</w:t>
-      </w:r>
-      <w:r>
-        <w:rPr>
-          <w:rFonts w:ascii="Times New Roman" w:eastAsia="SimSun" w:hAnsi="Times New Roman" w:cs="Times New Roman"/>
-          <w:b/>
-          <w:bCs/>
-        </w:rPr>
-        <w:t>:</w:t>
-      </w:r>
-      <w:r>
-        <w:rPr>
-          <w:rFonts w:ascii="Times New Roman" w:eastAsia="SimSun" w:hAnsi="Times New Roman" w:cs="Times New Roman"/>
-          <w:b/>
-          <w:bCs/>
-        </w:rPr>
-        <w:t xml:space="preserve"> Requirements</w:t>
-      </w:r>
-      <w:r>
-        <w:rPr>
-          <w:rFonts w:ascii="Times New Roman" w:eastAsia="SimSun" w:hAnsi="Times New Roman" w:cs="Times New Roman"/>
-        </w:rPr>
-        <w:t>.</w:t>
-      </w:r>
-    </w:p>
-    <w:p>
-      <w:pPr>
-        <w:tabs>
-          <w:tab w:val="left" w:pos="2979"/>
-        </w:tabs>
-        <w:spacing w:line="360" w:lineRule="auto"/>
-        <w:ind w:firstLine="0"/>
-        <w:rPr>
-          <w:rFonts w:ascii="Times New Roman" w:eastAsia="SimSun" w:hAnsi="Times New Roman" w:cs="Times New Roman"/>
-        </w:rPr>
-      </w:pPr>
-    </w:p>
-    <w:p>
-      <w:pPr>
-        <w:tabs>
-          <w:tab w:val="left" w:pos="2979"/>
-        </w:tabs>
-        <w:spacing w:line="360" w:lineRule="auto"/>
-        <w:ind w:firstLine="0"/>
-        <w:rPr>
-          <w:rFonts w:ascii="Times New Roman" w:eastAsia="SimSun" w:hAnsi="Times New Roman" w:cs="Times New Roman"/>
-          <w:b/>
-          <w:bCs/>
-        </w:rPr>
-      </w:pPr>
-      <w:r>
-        <w:rPr>
-          <w:rFonts w:ascii="Times New Roman" w:eastAsia="SimSun" w:hAnsi="Times New Roman" w:cs="Times New Roman"/>
-          <w:b/>
-          <w:bCs/>
-        </w:rPr>
-        <w:t xml:space="preserve">3.1 </w:t>
+        <w:lastRenderedPageBreak/>
+        <w:t xml:space="preserve">          </w:t>
+      </w:r>
+      <w:r>
+        <w:rPr>
+          <w:rFonts w:ascii="Times New Roman" w:eastAsia="SimSun" w:hAnsi="Times New Roman" w:cs="Times New Roman"/>
+        </w:rPr>
+        <w:t xml:space="preserve">Describe in </w:t>
+      </w:r>
+      <w:r>
+        <w:rPr>
+          <w:rFonts w:ascii="Times New Roman" w:eastAsia="SimSun" w:hAnsi="Times New Roman" w:cs="Times New Roman"/>
+        </w:rPr>
+        <w:t>detail</w:t>
+      </w:r>
+      <w:r>
+        <w:rPr>
+          <w:rFonts w:ascii="Times New Roman" w:eastAsia="SimSun" w:hAnsi="Times New Roman" w:cs="Times New Roman"/>
+        </w:rPr>
+        <w:t xml:space="preserve"> the </w:t>
+      </w:r>
+      <w:r>
+        <w:rPr>
+          <w:rFonts w:ascii="Times New Roman" w:eastAsia="SimSun" w:hAnsi="Times New Roman" w:cs="Times New Roman"/>
+        </w:rPr>
+        <w:t xml:space="preserve">testbench </w:t>
+      </w:r>
+      <w:r>
+        <w:rPr>
+          <w:rFonts w:ascii="Times New Roman" w:eastAsia="SimSun" w:hAnsi="Times New Roman" w:cs="Times New Roman"/>
+        </w:rPr>
+        <w:t>design of each module</w:t>
+      </w:r>
+      <w:r>
+        <w:rPr>
+          <w:rFonts w:ascii="Times New Roman" w:eastAsia="SimSun" w:hAnsi="Times New Roman" w:cs="Times New Roman"/>
+        </w:rPr>
+        <w:t xml:space="preserve">. </w:t>
+      </w:r>
+      <w:r>
+        <w:rPr>
+          <w:rFonts w:ascii="Times New Roman" w:eastAsia="SimSun" w:hAnsi="Times New Roman" w:cs="Times New Roman"/>
+        </w:rPr>
+        <w:t>Using</w:t>
+      </w:r>
+      <w:r>
+        <w:rPr>
+          <w:rFonts w:ascii="Times New Roman" w:eastAsia="SimSun" w:hAnsi="Times New Roman" w:cs="Times New Roman"/>
+        </w:rPr>
+        <w:t xml:space="preserve"> pictures/figures is always a good idea. When using pictures/figures, please add captions for references. If you think certain </w:t>
+      </w:r>
+      <w:r>
+        <w:rPr>
+          <w:rFonts w:ascii="Times New Roman" w:eastAsia="SimSun" w:hAnsi="Times New Roman" w:cs="Times New Roman"/>
+        </w:rPr>
+        <w:t>segments</w:t>
+      </w:r>
+      <w:r>
+        <w:rPr>
+          <w:rFonts w:ascii="Times New Roman" w:eastAsia="SimSun" w:hAnsi="Times New Roman" w:cs="Times New Roman"/>
+        </w:rPr>
+        <w:t xml:space="preserve"> of the </w:t>
       </w:r>
       <w:proofErr w:type="spellStart"/>
       <w:r>
         <w:rPr>
           <w:rFonts w:ascii="Times New Roman" w:eastAsia="SimSun" w:hAnsi="Times New Roman" w:cs="Times New Roman"/>
-          <w:b/>
-          <w:bCs/>
-        </w:rPr>
-        <w:t>FSM</w:t>
-      </w:r>
-      <w:r>
-        <w:rPr>
-          <w:rFonts w:ascii="Times New Roman" w:eastAsia="SimSun" w:hAnsi="Times New Roman" w:cs="Times New Roman"/>
-          <w:b/>
-          <w:bCs/>
-        </w:rPr>
-        <w:t>_tb</w:t>
-      </w:r>
-      <w:bookmarkStart w:id="2" w:name="_Hlk42611767"/>
+        </w:rPr>
+        <w:t>SystemVerilog</w:t>
+      </w:r>
       <w:proofErr w:type="spellEnd"/>
+      <w:r>
+        <w:rPr>
+          <w:rFonts w:ascii="Times New Roman" w:eastAsia="SimSun" w:hAnsi="Times New Roman" w:cs="Times New Roman"/>
+        </w:rPr>
+        <w:t xml:space="preserve"> codes can reflect your design idea, you can add them here for discussion too (and don’t forget to add captions).</w:t>
+      </w:r>
+      <w:r>
+        <w:t xml:space="preserve"> </w:t>
+      </w:r>
     </w:p>
     <w:p>
       <w:pPr>
@@ -15061,83 +14897,79 @@
         </w:rPr>
       </w:pPr>
       <w:r>
+        <w:t xml:space="preserve">          </w:t>
+      </w:r>
+      <w:r>
+        <w:rPr>
+          <w:rFonts w:ascii="Times New Roman" w:eastAsia="SimSun" w:hAnsi="Times New Roman" w:cs="Times New Roman"/>
+        </w:rPr>
+        <w:t xml:space="preserve">Also please include the </w:t>
+      </w:r>
+      <w:r>
+        <w:rPr>
+          <w:rFonts w:ascii="Times New Roman" w:eastAsia="SimSun" w:hAnsi="Times New Roman" w:cs="Times New Roman"/>
+        </w:rPr>
+        <w:t>simulation results by running each testbench.</w:t>
+      </w:r>
+      <w:r>
+        <w:rPr>
+          <w:rFonts w:ascii="Times New Roman" w:eastAsia="SimSun" w:hAnsi="Times New Roman" w:cs="Times New Roman"/>
+        </w:rPr>
+        <w:t xml:space="preserve"> Comment properly on </w:t>
+      </w:r>
+      <w:r>
+        <w:rPr>
+          <w:rFonts w:ascii="Times New Roman" w:eastAsia="SimSun" w:hAnsi="Times New Roman" w:cs="Times New Roman"/>
+        </w:rPr>
+        <w:t xml:space="preserve">whether </w:t>
+      </w:r>
+      <w:r>
+        <w:rPr>
+          <w:rFonts w:ascii="Times New Roman" w:eastAsia="SimSun" w:hAnsi="Times New Roman" w:cs="Times New Roman"/>
+        </w:rPr>
+        <w:t xml:space="preserve">the testing </w:t>
+      </w:r>
+      <w:r>
+        <w:rPr>
+          <w:rFonts w:ascii="Times New Roman" w:eastAsia="SimSun" w:hAnsi="Times New Roman" w:cs="Times New Roman"/>
+        </w:rPr>
+        <w:t>results</w:t>
+      </w:r>
+      <w:r>
+        <w:rPr>
+          <w:rFonts w:ascii="Times New Roman" w:eastAsia="SimSun" w:hAnsi="Times New Roman" w:cs="Times New Roman"/>
+        </w:rPr>
+        <w:t xml:space="preserve"> meet the design requirements presented in </w:t>
+      </w:r>
+      <w:r>
         <w:rPr>
           <w:rFonts w:ascii="Times New Roman" w:eastAsia="SimSun" w:hAnsi="Times New Roman" w:cs="Times New Roman"/>
           <w:b/>
           <w:bCs/>
         </w:rPr>
-        <w:t xml:space="preserve"> </w:t>
-      </w:r>
-      <w:bookmarkEnd w:id="2"/>
+        <w:t>Section 1</w:t>
+      </w:r>
       <w:r>
         <w:rPr>
           <w:rFonts w:ascii="Times New Roman" w:eastAsia="SimSun" w:hAnsi="Times New Roman" w:cs="Times New Roman"/>
           <w:b/>
           <w:bCs/>
         </w:rPr>
-        <w:t xml:space="preserve">          </w:t>
-      </w:r>
-      <w:r>
-        <w:rPr>
-          <w:rFonts w:ascii="Times New Roman" w:eastAsia="SimSun" w:hAnsi="Times New Roman" w:cs="Times New Roman"/>
-        </w:rPr>
-        <w:t xml:space="preserve">Describe in </w:t>
-      </w:r>
-      <w:r>
-        <w:rPr>
-          <w:rFonts w:ascii="Times New Roman" w:eastAsia="SimSun" w:hAnsi="Times New Roman" w:cs="Times New Roman"/>
-        </w:rPr>
-        <w:t>detail</w:t>
-      </w:r>
-      <w:r>
-        <w:rPr>
-          <w:rFonts w:ascii="Times New Roman" w:eastAsia="SimSun" w:hAnsi="Times New Roman" w:cs="Times New Roman"/>
-        </w:rPr>
-        <w:t xml:space="preserve"> the design of FSM testbench</w:t>
-      </w:r>
-      <w:r>
-        <w:rPr>
-          <w:rFonts w:ascii="Times New Roman" w:eastAsia="SimSun" w:hAnsi="Times New Roman" w:cs="Times New Roman"/>
-        </w:rPr>
-        <w:t xml:space="preserve">. </w:t>
-      </w:r>
-      <w:r>
-        <w:rPr>
-          <w:rFonts w:ascii="Times New Roman" w:eastAsia="SimSun" w:hAnsi="Times New Roman" w:cs="Times New Roman"/>
-        </w:rPr>
-        <w:t>Using</w:t>
-      </w:r>
-      <w:r>
-        <w:rPr>
-          <w:rFonts w:ascii="Times New Roman" w:eastAsia="SimSun" w:hAnsi="Times New Roman" w:cs="Times New Roman"/>
-        </w:rPr>
-        <w:t xml:space="preserve"> pictures/figures is always a good idea. When using pictures/figures, please add captions for references. If you think certain </w:t>
-      </w:r>
-      <w:r>
-        <w:rPr>
-          <w:rFonts w:ascii="Times New Roman" w:eastAsia="SimSun" w:hAnsi="Times New Roman" w:cs="Times New Roman"/>
-        </w:rPr>
-        <w:t>segments</w:t>
-      </w:r>
-      <w:r>
-        <w:rPr>
-          <w:rFonts w:ascii="Times New Roman" w:eastAsia="SimSun" w:hAnsi="Times New Roman" w:cs="Times New Roman"/>
-        </w:rPr>
-        <w:t xml:space="preserve"> of the </w:t>
-      </w:r>
-      <w:proofErr w:type="spellStart"/>
-      <w:r>
-        <w:rPr>
-          <w:rFonts w:ascii="Times New Roman" w:eastAsia="SimSun" w:hAnsi="Times New Roman" w:cs="Times New Roman"/>
-        </w:rPr>
-        <w:t>SystemVerilog</w:t>
-      </w:r>
-      <w:proofErr w:type="spellEnd"/>
-      <w:r>
-        <w:rPr>
-          <w:rFonts w:ascii="Times New Roman" w:eastAsia="SimSun" w:hAnsi="Times New Roman" w:cs="Times New Roman"/>
-        </w:rPr>
-        <w:t xml:space="preserve"> codes can reflect your design idea, you can add them here for discussion too (and don’t forget to add captions).</w:t>
+        <w:t>:</w:t>
+      </w:r>
+      <w:r>
+        <w:rPr>
+          <w:rFonts w:ascii="Times New Roman" w:eastAsia="SimSun" w:hAnsi="Times New Roman" w:cs="Times New Roman"/>
+          <w:b/>
+          <w:bCs/>
+        </w:rPr>
+        <w:t xml:space="preserve"> Requirements</w:t>
+      </w:r>
+      <w:r>
+        <w:rPr>
+          <w:rFonts w:ascii="Times New Roman" w:eastAsia="SimSun" w:hAnsi="Times New Roman" w:cs="Times New Roman"/>
+        </w:rPr>
+        <w:t>.</w:t>
       </w:r>
     </w:p>
     <w:p>
@@ -15147,6 +14979,9 @@
         </w:tabs>
         <w:spacing w:line="360" w:lineRule="auto"/>
         <w:ind w:firstLine="0"/>
+        <w:rPr>
+          <w:rFonts w:ascii="Times New Roman" w:eastAsia="SimSun" w:hAnsi="Times New Roman" w:cs="Times New Roman"/>
+        </w:rPr>
       </w:pPr>
     </w:p>
     <w:p>
@@ -15168,7 +15003,7 @@
           <w:b/>
           <w:bCs/>
         </w:rPr>
-        <w:t xml:space="preserve">3.2 </w:t>
+        <w:t xml:space="preserve">3.1 </w:t>
       </w:r>
       <w:proofErr w:type="spellStart"/>
       <w:r>
@@ -15177,7 +15012,7 @@
           <w:b/>
           <w:bCs/>
         </w:rPr>
-        <w:t>Controller_</w:t>
+        <w:t>FSM</w:t>
       </w:r>
       <w:r>
         <w:rPr>
@@ -15185,8 +15020,9 @@
           <w:b/>
           <w:bCs/>
         </w:rPr>
-        <w:t>tb</w:t>
-      </w:r>
+        <w:t>_tb</w:t>
+      </w:r>
+      <w:bookmarkStart w:id="2" w:name="_Hlk42611767"/>
       <w:proofErr w:type="spellEnd"/>
     </w:p>
     <w:p>
@@ -15199,108 +15035,136 @@
         <w:jc w:val="both"/>
         <w:rPr>
           <w:rFonts w:ascii="Times New Roman" w:eastAsia="SimSun" w:hAnsi="Times New Roman" w:cs="Times New Roman"/>
+        </w:rPr>
+      </w:pPr>
+      <w:r>
+        <w:rPr>
+          <w:rFonts w:ascii="Times New Roman" w:eastAsia="SimSun" w:hAnsi="Times New Roman" w:cs="Times New Roman"/>
           <w:b/>
           <w:bCs/>
         </w:rPr>
-      </w:pPr>
+        <w:t xml:space="preserve"> </w:t>
+      </w:r>
+      <w:bookmarkEnd w:id="2"/>
       <w:r>
         <w:rPr>
           <w:rFonts w:ascii="Times New Roman" w:eastAsia="SimSun" w:hAnsi="Times New Roman" w:cs="Times New Roman"/>
           <w:b/>
           <w:bCs/>
         </w:rPr>
-        <w:t xml:space="preserve">       </w:t>
-      </w:r>
-      <w:r>
+        <w:t xml:space="preserve">          </w:t>
+      </w:r>
+      <w:r>
+        <w:rPr>
+          <w:rFonts w:ascii="Times New Roman" w:eastAsia="SimSun" w:hAnsi="Times New Roman" w:cs="Times New Roman"/>
+        </w:rPr>
+        <w:t xml:space="preserve">Describe in </w:t>
+      </w:r>
+      <w:r>
+        <w:rPr>
+          <w:rFonts w:ascii="Times New Roman" w:eastAsia="SimSun" w:hAnsi="Times New Roman" w:cs="Times New Roman"/>
+        </w:rPr>
+        <w:t>detail</w:t>
+      </w:r>
+      <w:r>
+        <w:rPr>
+          <w:rFonts w:ascii="Times New Roman" w:eastAsia="SimSun" w:hAnsi="Times New Roman" w:cs="Times New Roman"/>
+        </w:rPr>
+        <w:t xml:space="preserve"> the design of FSM testbench</w:t>
+      </w:r>
+      <w:r>
+        <w:rPr>
+          <w:rFonts w:ascii="Times New Roman" w:eastAsia="SimSun" w:hAnsi="Times New Roman" w:cs="Times New Roman"/>
+        </w:rPr>
+        <w:t xml:space="preserve">. </w:t>
+      </w:r>
+      <w:r>
+        <w:rPr>
+          <w:rFonts w:ascii="Times New Roman" w:eastAsia="SimSun" w:hAnsi="Times New Roman" w:cs="Times New Roman"/>
+        </w:rPr>
+        <w:t>Using</w:t>
+      </w:r>
+      <w:r>
+        <w:rPr>
+          <w:rFonts w:ascii="Times New Roman" w:eastAsia="SimSun" w:hAnsi="Times New Roman" w:cs="Times New Roman"/>
+        </w:rPr>
+        <w:t xml:space="preserve"> pictures/figures is always a good idea. When using pictures/figures, please add captions for references. If you think certain </w:t>
+      </w:r>
+      <w:r>
+        <w:rPr>
+          <w:rFonts w:ascii="Times New Roman" w:eastAsia="SimSun" w:hAnsi="Times New Roman" w:cs="Times New Roman"/>
+        </w:rPr>
+        <w:t>segments</w:t>
+      </w:r>
+      <w:r>
+        <w:rPr>
+          <w:rFonts w:ascii="Times New Roman" w:eastAsia="SimSun" w:hAnsi="Times New Roman" w:cs="Times New Roman"/>
+        </w:rPr>
+        <w:t xml:space="preserve"> of the </w:t>
+      </w:r>
+      <w:proofErr w:type="spellStart"/>
+      <w:r>
+        <w:rPr>
+          <w:rFonts w:ascii="Times New Roman" w:eastAsia="SimSun" w:hAnsi="Times New Roman" w:cs="Times New Roman"/>
+        </w:rPr>
+        <w:t>SystemVerilog</w:t>
+      </w:r>
+      <w:proofErr w:type="spellEnd"/>
+      <w:r>
+        <w:rPr>
+          <w:rFonts w:ascii="Times New Roman" w:eastAsia="SimSun" w:hAnsi="Times New Roman" w:cs="Times New Roman"/>
+        </w:rPr>
+        <w:t xml:space="preserve"> codes can reflect your design idea, you can add them here for discussion too (and don’t forget to add captions).</w:t>
+      </w:r>
+    </w:p>
+    <w:p>
+      <w:pPr>
+        <w:tabs>
+          <w:tab w:val="left" w:pos="2979"/>
+        </w:tabs>
+        <w:spacing w:line="360" w:lineRule="auto"/>
+        <w:ind w:firstLine="0"/>
+      </w:pPr>
+    </w:p>
+    <w:p>
+      <w:pPr>
+        <w:tabs>
+          <w:tab w:val="left" w:pos="2979"/>
+        </w:tabs>
+        <w:spacing w:line="360" w:lineRule="auto"/>
+        <w:ind w:firstLine="0"/>
         <w:rPr>
           <w:rFonts w:ascii="Times New Roman" w:eastAsia="SimSun" w:hAnsi="Times New Roman" w:cs="Times New Roman"/>
           <w:b/>
           <w:bCs/>
         </w:rPr>
-        <w:t xml:space="preserve"> </w:t>
-      </w:r>
-      <w:r>
-        <w:rPr>
-          <w:rFonts w:ascii="Times New Roman" w:eastAsia="SimSun" w:hAnsi="Times New Roman" w:cs="Times New Roman"/>
-        </w:rPr>
-        <w:t xml:space="preserve">Describe in </w:t>
-      </w:r>
-      <w:r>
-        <w:rPr>
-          <w:rFonts w:ascii="Times New Roman" w:eastAsia="SimSun" w:hAnsi="Times New Roman" w:cs="Times New Roman"/>
-        </w:rPr>
-        <w:t>detail</w:t>
-      </w:r>
-      <w:r>
-        <w:rPr>
-          <w:rFonts w:ascii="Times New Roman" w:eastAsia="SimSun" w:hAnsi="Times New Roman" w:cs="Times New Roman"/>
-        </w:rPr>
-        <w:t xml:space="preserve"> the design of </w:t>
-      </w:r>
-      <w:r>
-        <w:rPr>
-          <w:rFonts w:ascii="Times New Roman" w:eastAsia="SimSun" w:hAnsi="Times New Roman" w:cs="Times New Roman"/>
-        </w:rPr>
-        <w:t>the Controller</w:t>
-      </w:r>
-      <w:r>
-        <w:rPr>
-          <w:rFonts w:ascii="Times New Roman" w:eastAsia="SimSun" w:hAnsi="Times New Roman" w:cs="Times New Roman"/>
-        </w:rPr>
-        <w:t xml:space="preserve"> </w:t>
-      </w:r>
-      <w:proofErr w:type="gramStart"/>
-      <w:r>
-        <w:rPr>
-          <w:rFonts w:ascii="Times New Roman" w:eastAsia="SimSun" w:hAnsi="Times New Roman" w:cs="Times New Roman"/>
-        </w:rPr>
-        <w:t>testbench</w:t>
-      </w:r>
-      <w:proofErr w:type="gramEnd"/>
-      <w:r>
-        <w:rPr>
-          <w:rFonts w:ascii="Times New Roman" w:eastAsia="SimSun" w:hAnsi="Times New Roman" w:cs="Times New Roman"/>
-        </w:rPr>
-        <w:t xml:space="preserve">. </w:t>
-      </w:r>
-      <w:r>
-        <w:rPr>
-          <w:rFonts w:ascii="Times New Roman" w:eastAsia="SimSun" w:hAnsi="Times New Roman" w:cs="Times New Roman"/>
-        </w:rPr>
-        <w:t>Using</w:t>
-      </w:r>
-      <w:r>
-        <w:rPr>
-          <w:rFonts w:ascii="Times New Roman" w:eastAsia="SimSun" w:hAnsi="Times New Roman" w:cs="Times New Roman"/>
-        </w:rPr>
-        <w:t xml:space="preserve"> pictures/figures is always a good idea. When using pictures/figures, please add captions for references. If you think certain </w:t>
-      </w:r>
-      <w:r>
-        <w:rPr>
-          <w:rFonts w:ascii="Times New Roman" w:eastAsia="SimSun" w:hAnsi="Times New Roman" w:cs="Times New Roman"/>
-        </w:rPr>
-        <w:t>segments</w:t>
-      </w:r>
-      <w:r>
-        <w:rPr>
-          <w:rFonts w:ascii="Times New Roman" w:eastAsia="SimSun" w:hAnsi="Times New Roman" w:cs="Times New Roman"/>
-        </w:rPr>
-        <w:t xml:space="preserve"> of the </w:t>
+      </w:pPr>
+      <w:r>
+        <w:rPr>
+          <w:rFonts w:ascii="Times New Roman" w:eastAsia="SimSun" w:hAnsi="Times New Roman" w:cs="Times New Roman"/>
+          <w:b/>
+          <w:bCs/>
+        </w:rPr>
+        <w:t xml:space="preserve">3.2 </w:t>
       </w:r>
       <w:proofErr w:type="spellStart"/>
       <w:r>
         <w:rPr>
           <w:rFonts w:ascii="Times New Roman" w:eastAsia="SimSun" w:hAnsi="Times New Roman" w:cs="Times New Roman"/>
-        </w:rPr>
-        <w:t>SystemVerilog</w:t>
+          <w:b/>
+          <w:bCs/>
+        </w:rPr>
+        <w:t>Controller_</w:t>
+      </w:r>
+      <w:r>
+        <w:rPr>
+          <w:rFonts w:ascii="Times New Roman" w:eastAsia="SimSun" w:hAnsi="Times New Roman" w:cs="Times New Roman"/>
+          <w:b/>
+          <w:bCs/>
+        </w:rPr>
+        <w:t>tb</w:t>
       </w:r>
       <w:proofErr w:type="spellEnd"/>
-      <w:r>
-        <w:rPr>
-          <w:rFonts w:ascii="Times New Roman" w:eastAsia="SimSun" w:hAnsi="Times New Roman" w:cs="Times New Roman"/>
-        </w:rPr>
-        <w:t xml:space="preserve"> codes can reflect your design idea, you can add them here for discussion too (and don’t forget to add captions).</w:t>
-      </w:r>
     </w:p>
     <w:p>
       <w:pPr>
@@ -15316,38 +15180,96 @@
           <w:bCs/>
         </w:rPr>
       </w:pPr>
-    </w:p>
-    <w:p>
-      <w:pPr>
-        <w:tabs>
-          <w:tab w:val="left" w:pos="2979"/>
-        </w:tabs>
-        <w:spacing w:line="360" w:lineRule="auto"/>
-        <w:ind w:firstLine="0"/>
+      <w:r>
         <w:rPr>
           <w:rFonts w:ascii="Times New Roman" w:eastAsia="SimSun" w:hAnsi="Times New Roman" w:cs="Times New Roman"/>
           <w:b/>
           <w:bCs/>
         </w:rPr>
-      </w:pPr>
+        <w:t xml:space="preserve">       </w:t>
+      </w:r>
       <w:r>
         <w:rPr>
           <w:rFonts w:ascii="Times New Roman" w:eastAsia="SimSun" w:hAnsi="Times New Roman" w:cs="Times New Roman"/>
           <w:b/>
           <w:bCs/>
         </w:rPr>
-        <w:t xml:space="preserve">3.3 </w:t>
+        <w:t xml:space="preserve"> </w:t>
+      </w:r>
+      <w:r>
+        <w:rPr>
+          <w:rFonts w:ascii="Times New Roman" w:eastAsia="SimSun" w:hAnsi="Times New Roman" w:cs="Times New Roman"/>
+        </w:rPr>
+        <w:t xml:space="preserve">Describe in </w:t>
+      </w:r>
+      <w:r>
+        <w:rPr>
+          <w:rFonts w:ascii="Times New Roman" w:eastAsia="SimSun" w:hAnsi="Times New Roman" w:cs="Times New Roman"/>
+        </w:rPr>
+        <w:t>detail</w:t>
+      </w:r>
+      <w:r>
+        <w:rPr>
+          <w:rFonts w:ascii="Times New Roman" w:eastAsia="SimSun" w:hAnsi="Times New Roman" w:cs="Times New Roman"/>
+        </w:rPr>
+        <w:t xml:space="preserve"> the design of </w:t>
+      </w:r>
+      <w:r>
+        <w:rPr>
+          <w:rFonts w:ascii="Times New Roman" w:eastAsia="SimSun" w:hAnsi="Times New Roman" w:cs="Times New Roman"/>
+        </w:rPr>
+        <w:t>the Controller</w:t>
+      </w:r>
+      <w:r>
+        <w:rPr>
+          <w:rFonts w:ascii="Times New Roman" w:eastAsia="SimSun" w:hAnsi="Times New Roman" w:cs="Times New Roman"/>
+        </w:rPr>
+        <w:t xml:space="preserve"> testbench</w:t>
+      </w:r>
+      <w:r>
+        <w:rPr>
+          <w:rFonts w:ascii="Times New Roman" w:eastAsia="SimSun" w:hAnsi="Times New Roman" w:cs="Times New Roman"/>
+        </w:rPr>
+        <w:t xml:space="preserve">. </w:t>
+      </w:r>
+      <w:r>
+        <w:rPr>
+          <w:rFonts w:ascii="Times New Roman" w:eastAsia="SimSun" w:hAnsi="Times New Roman" w:cs="Times New Roman"/>
+        </w:rPr>
+        <w:t>Using</w:t>
+      </w:r>
+      <w:r>
+        <w:rPr>
+          <w:rFonts w:ascii="Times New Roman" w:eastAsia="SimSun" w:hAnsi="Times New Roman" w:cs="Times New Roman"/>
+        </w:rPr>
+        <w:t xml:space="preserve"> pictures/figures is always a good idea. When using pictures/figures, please add captions for references. If you think certain </w:t>
+      </w:r>
+      <w:r>
+        <w:rPr>
+          <w:rFonts w:ascii="Times New Roman" w:eastAsia="SimSun" w:hAnsi="Times New Roman" w:cs="Times New Roman"/>
+        </w:rPr>
+        <w:t>segments</w:t>
+      </w:r>
+      <w:r>
+        <w:rPr>
+          <w:rFonts w:ascii="Times New Roman" w:eastAsia="SimSun" w:hAnsi="Times New Roman" w:cs="Times New Roman"/>
+        </w:rPr>
+        <w:t xml:space="preserve"> of the </w:t>
       </w:r>
       <w:proofErr w:type="spellStart"/>
       <w:r>
         <w:rPr>
           <w:rFonts w:ascii="Times New Roman" w:eastAsia="SimSun" w:hAnsi="Times New Roman" w:cs="Times New Roman"/>
-          <w:b/>
-          <w:bCs/>
-        </w:rPr>
-        <w:t>Datapath_tb</w:t>
+        </w:rPr>
+        <w:t>SystemVerilog</w:t>
       </w:r>
       <w:proofErr w:type="spellEnd"/>
+      <w:r>
+        <w:rPr>
+          <w:rFonts w:ascii="Times New Roman" w:eastAsia="SimSun" w:hAnsi="Times New Roman" w:cs="Times New Roman"/>
+        </w:rPr>
+        <w:t xml:space="preserve"> codes can reflect your design idea, you can add them here for discussion too (and don’t forget to add captions).</w:t>
+      </w:r>
     </w:p>
     <w:p>
       <w:pPr>
@@ -15363,94 +15285,6 @@
           <w:bCs/>
         </w:rPr>
       </w:pPr>
-      <w:r>
-        <w:rPr>
-          <w:rFonts w:ascii="Times New Roman" w:eastAsia="SimSun" w:hAnsi="Times New Roman" w:cs="Times New Roman"/>
-        </w:rPr>
-        <w:t xml:space="preserve">         </w:t>
-      </w:r>
-      <w:r>
-        <w:rPr>
-          <w:rFonts w:ascii="Times New Roman" w:eastAsia="SimSun" w:hAnsi="Times New Roman" w:cs="Times New Roman"/>
-        </w:rPr>
-        <w:t xml:space="preserve">Describe in </w:t>
-      </w:r>
-      <w:r>
-        <w:rPr>
-          <w:rFonts w:ascii="Times New Roman" w:eastAsia="SimSun" w:hAnsi="Times New Roman" w:cs="Times New Roman"/>
-        </w:rPr>
-        <w:t>detail</w:t>
-      </w:r>
-      <w:r>
-        <w:rPr>
-          <w:rFonts w:ascii="Times New Roman" w:eastAsia="SimSun" w:hAnsi="Times New Roman" w:cs="Times New Roman"/>
-        </w:rPr>
-        <w:t xml:space="preserve"> the design of</w:t>
-      </w:r>
-      <w:r>
-        <w:rPr>
-          <w:rFonts w:ascii="Times New Roman" w:eastAsia="SimSun" w:hAnsi="Times New Roman" w:cs="Times New Roman"/>
-        </w:rPr>
-        <w:t xml:space="preserve"> the</w:t>
-      </w:r>
-      <w:r>
-        <w:rPr>
-          <w:rFonts w:ascii="Times New Roman" w:eastAsia="SimSun" w:hAnsi="Times New Roman" w:cs="Times New Roman"/>
-        </w:rPr>
-        <w:t xml:space="preserve"> Datapath </w:t>
-      </w:r>
-      <w:proofErr w:type="gramStart"/>
-      <w:r>
-        <w:rPr>
-          <w:rFonts w:ascii="Times New Roman" w:eastAsia="SimSun" w:hAnsi="Times New Roman" w:cs="Times New Roman"/>
-        </w:rPr>
-        <w:t>testbench</w:t>
-      </w:r>
-      <w:proofErr w:type="gramEnd"/>
-      <w:r>
-        <w:rPr>
-          <w:rFonts w:ascii="Times New Roman" w:eastAsia="SimSun" w:hAnsi="Times New Roman" w:cs="Times New Roman"/>
-        </w:rPr>
-        <w:t xml:space="preserve">. </w:t>
-      </w:r>
-      <w:r>
-        <w:rPr>
-          <w:rFonts w:ascii="Times New Roman" w:eastAsia="SimSun" w:hAnsi="Times New Roman" w:cs="Times New Roman"/>
-        </w:rPr>
-        <w:t>Using</w:t>
-      </w:r>
-      <w:r>
-        <w:rPr>
-          <w:rFonts w:ascii="Times New Roman" w:eastAsia="SimSun" w:hAnsi="Times New Roman" w:cs="Times New Roman"/>
-        </w:rPr>
-        <w:t xml:space="preserve"> pictures/figures is always a good idea. When using pictures/figures, please add captions for references. If you think certain </w:t>
-      </w:r>
-      <w:r>
-        <w:rPr>
-          <w:rFonts w:ascii="Times New Roman" w:eastAsia="SimSun" w:hAnsi="Times New Roman" w:cs="Times New Roman"/>
-        </w:rPr>
-        <w:t>segments</w:t>
-      </w:r>
-      <w:r>
-        <w:rPr>
-          <w:rFonts w:ascii="Times New Roman" w:eastAsia="SimSun" w:hAnsi="Times New Roman" w:cs="Times New Roman"/>
-        </w:rPr>
-        <w:t xml:space="preserve"> of the </w:t>
-      </w:r>
-      <w:proofErr w:type="spellStart"/>
-      <w:r>
-        <w:rPr>
-          <w:rFonts w:ascii="Times New Roman" w:eastAsia="SimSun" w:hAnsi="Times New Roman" w:cs="Times New Roman"/>
-        </w:rPr>
-        <w:t>SystemVerilog</w:t>
-      </w:r>
-      <w:proofErr w:type="spellEnd"/>
-      <w:r>
-        <w:rPr>
-          <w:rFonts w:ascii="Times New Roman" w:eastAsia="SimSun" w:hAnsi="Times New Roman" w:cs="Times New Roman"/>
-        </w:rPr>
-        <w:t xml:space="preserve"> codes can reflect your design idea, you can add them here for discussion too (and don’t forget to add captions).</w:t>
-      </w:r>
     </w:p>
     <w:p>
       <w:pPr>
@@ -15465,40 +15299,24 @@
           <w:bCs/>
         </w:rPr>
       </w:pPr>
-    </w:p>
-    <w:p>
-      <w:pPr>
-        <w:tabs>
-          <w:tab w:val="left" w:pos="2979"/>
-        </w:tabs>
-        <w:spacing w:line="360" w:lineRule="auto"/>
-        <w:ind w:firstLine="0"/>
+      <w:r>
         <w:rPr>
           <w:rFonts w:ascii="Times New Roman" w:eastAsia="SimSun" w:hAnsi="Times New Roman" w:cs="Times New Roman"/>
           <w:b/>
           <w:bCs/>
         </w:rPr>
-      </w:pPr>
+        <w:t xml:space="preserve">3.3 </w:t>
+      </w:r>
+      <w:proofErr w:type="spellStart"/>
       <w:r>
         <w:rPr>
           <w:rFonts w:ascii="Times New Roman" w:eastAsia="SimSun" w:hAnsi="Times New Roman" w:cs="Times New Roman"/>
           <w:b/>
           <w:bCs/>
         </w:rPr>
-        <w:t xml:space="preserve">3.4 </w:t>
-      </w:r>
-      <w:proofErr w:type="spellStart"/>
-      <w:proofErr w:type="gramStart"/>
-      <w:r>
-        <w:rPr>
-          <w:rFonts w:ascii="Times New Roman" w:eastAsia="SimSun" w:hAnsi="Times New Roman" w:cs="Times New Roman"/>
-          <w:b/>
-          <w:bCs/>
-        </w:rPr>
-        <w:t>testProcessor</w:t>
+        <w:t>Datapath_tb</w:t>
       </w:r>
       <w:proofErr w:type="spellEnd"/>
-      <w:proofErr w:type="gramEnd"/>
     </w:p>
     <w:p>
       <w:pPr>
@@ -15508,19 +15326,160 @@
         <w:spacing w:line="360" w:lineRule="auto"/>
         <w:ind w:firstLine="0"/>
         <w:jc w:val="both"/>
-      </w:pPr>
-      <w:r>
         <w:rPr>
           <w:rFonts w:ascii="Times New Roman" w:eastAsia="SimSun" w:hAnsi="Times New Roman" w:cs="Times New Roman"/>
           <w:b/>
           <w:bCs/>
         </w:rPr>
+      </w:pPr>
+      <w:r>
+        <w:rPr>
+          <w:rFonts w:ascii="Times New Roman" w:eastAsia="SimSun" w:hAnsi="Times New Roman" w:cs="Times New Roman"/>
+        </w:rPr>
         <w:t xml:space="preserve">         </w:t>
       </w:r>
       <w:r>
         <w:rPr>
           <w:rFonts w:ascii="Times New Roman" w:eastAsia="SimSun" w:hAnsi="Times New Roman" w:cs="Times New Roman"/>
         </w:rPr>
+        <w:t xml:space="preserve">Describe in </w:t>
+      </w:r>
+      <w:r>
+        <w:rPr>
+          <w:rFonts w:ascii="Times New Roman" w:eastAsia="SimSun" w:hAnsi="Times New Roman" w:cs="Times New Roman"/>
+        </w:rPr>
+        <w:t>detail</w:t>
+      </w:r>
+      <w:r>
+        <w:rPr>
+          <w:rFonts w:ascii="Times New Roman" w:eastAsia="SimSun" w:hAnsi="Times New Roman" w:cs="Times New Roman"/>
+        </w:rPr>
+        <w:t xml:space="preserve"> the design of</w:t>
+      </w:r>
+      <w:r>
+        <w:rPr>
+          <w:rFonts w:ascii="Times New Roman" w:eastAsia="SimSun" w:hAnsi="Times New Roman" w:cs="Times New Roman"/>
+        </w:rPr>
+        <w:t xml:space="preserve"> the</w:t>
+      </w:r>
+      <w:r>
+        <w:rPr>
+          <w:rFonts w:ascii="Times New Roman" w:eastAsia="SimSun" w:hAnsi="Times New Roman" w:cs="Times New Roman"/>
+        </w:rPr>
+        <w:t xml:space="preserve"> Datapath testbench</w:t>
+      </w:r>
+      <w:r>
+        <w:rPr>
+          <w:rFonts w:ascii="Times New Roman" w:eastAsia="SimSun" w:hAnsi="Times New Roman" w:cs="Times New Roman"/>
+        </w:rPr>
+        <w:t xml:space="preserve">. </w:t>
+      </w:r>
+      <w:r>
+        <w:rPr>
+          <w:rFonts w:ascii="Times New Roman" w:eastAsia="SimSun" w:hAnsi="Times New Roman" w:cs="Times New Roman"/>
+        </w:rPr>
+        <w:t>Using</w:t>
+      </w:r>
+      <w:r>
+        <w:rPr>
+          <w:rFonts w:ascii="Times New Roman" w:eastAsia="SimSun" w:hAnsi="Times New Roman" w:cs="Times New Roman"/>
+        </w:rPr>
+        <w:t xml:space="preserve"> pictures/figures is always a good idea. When using pictures/figures, please add captions for references. If you think certain </w:t>
+      </w:r>
+      <w:r>
+        <w:rPr>
+          <w:rFonts w:ascii="Times New Roman" w:eastAsia="SimSun" w:hAnsi="Times New Roman" w:cs="Times New Roman"/>
+        </w:rPr>
+        <w:t>segments</w:t>
+      </w:r>
+      <w:r>
+        <w:rPr>
+          <w:rFonts w:ascii="Times New Roman" w:eastAsia="SimSun" w:hAnsi="Times New Roman" w:cs="Times New Roman"/>
+        </w:rPr>
+        <w:t xml:space="preserve"> of the </w:t>
+      </w:r>
+      <w:proofErr w:type="spellStart"/>
+      <w:r>
+        <w:rPr>
+          <w:rFonts w:ascii="Times New Roman" w:eastAsia="SimSun" w:hAnsi="Times New Roman" w:cs="Times New Roman"/>
+        </w:rPr>
+        <w:t>SystemVerilog</w:t>
+      </w:r>
+      <w:proofErr w:type="spellEnd"/>
+      <w:r>
+        <w:rPr>
+          <w:rFonts w:ascii="Times New Roman" w:eastAsia="SimSun" w:hAnsi="Times New Roman" w:cs="Times New Roman"/>
+        </w:rPr>
+        <w:t xml:space="preserve"> codes can reflect your design idea, you can add them here for discussion too (and don’t forget to add captions).</w:t>
+      </w:r>
+    </w:p>
+    <w:p>
+      <w:pPr>
+        <w:tabs>
+          <w:tab w:val="left" w:pos="2979"/>
+        </w:tabs>
+        <w:spacing w:line="360" w:lineRule="auto"/>
+        <w:ind w:firstLine="0"/>
+        <w:rPr>
+          <w:rFonts w:ascii="Times New Roman" w:eastAsia="SimSun" w:hAnsi="Times New Roman" w:cs="Times New Roman"/>
+          <w:b/>
+          <w:bCs/>
+        </w:rPr>
+      </w:pPr>
+    </w:p>
+    <w:p>
+      <w:pPr>
+        <w:tabs>
+          <w:tab w:val="left" w:pos="2979"/>
+        </w:tabs>
+        <w:spacing w:line="360" w:lineRule="auto"/>
+        <w:ind w:firstLine="0"/>
+        <w:rPr>
+          <w:rFonts w:ascii="Times New Roman" w:eastAsia="SimSun" w:hAnsi="Times New Roman" w:cs="Times New Roman"/>
+          <w:b/>
+          <w:bCs/>
+        </w:rPr>
+      </w:pPr>
+      <w:r>
+        <w:rPr>
+          <w:rFonts w:ascii="Times New Roman" w:eastAsia="SimSun" w:hAnsi="Times New Roman" w:cs="Times New Roman"/>
+          <w:b/>
+          <w:bCs/>
+        </w:rPr>
+        <w:t xml:space="preserve">3.4 </w:t>
+      </w:r>
+      <w:proofErr w:type="spellStart"/>
+      <w:r>
+        <w:rPr>
+          <w:rFonts w:ascii="Times New Roman" w:eastAsia="SimSun" w:hAnsi="Times New Roman" w:cs="Times New Roman"/>
+          <w:b/>
+          <w:bCs/>
+        </w:rPr>
+        <w:t>testProcessor</w:t>
+      </w:r>
+      <w:proofErr w:type="spellEnd"/>
+    </w:p>
+    <w:p>
+      <w:pPr>
+        <w:tabs>
+          <w:tab w:val="left" w:pos="2979"/>
+        </w:tabs>
+        <w:spacing w:line="360" w:lineRule="auto"/>
+        <w:ind w:firstLine="0"/>
+        <w:jc w:val="both"/>
+      </w:pPr>
+      <w:r>
+        <w:rPr>
+          <w:rFonts w:ascii="Times New Roman" w:eastAsia="SimSun" w:hAnsi="Times New Roman" w:cs="Times New Roman"/>
+          <w:b/>
+          <w:bCs/>
+        </w:rPr>
+        <w:t xml:space="preserve">         </w:t>
+      </w:r>
+      <w:r>
+        <w:rPr>
+          <w:rFonts w:ascii="Times New Roman" w:eastAsia="SimSun" w:hAnsi="Times New Roman" w:cs="Times New Roman"/>
+        </w:rPr>
         <w:t>The</w:t>
       </w:r>
       <w:r>
@@ -15539,16 +15498,8 @@
         <w:rPr>
           <w:rFonts w:ascii="Times New Roman" w:eastAsia="SimSun" w:hAnsi="Times New Roman" w:cs="Times New Roman"/>
         </w:rPr>
-        <w:t xml:space="preserve">rocessor </w:t>
-      </w:r>
-      <w:proofErr w:type="gramStart"/>
-      <w:r>
-        <w:rPr>
-          <w:rFonts w:ascii="Times New Roman" w:eastAsia="SimSun" w:hAnsi="Times New Roman" w:cs="Times New Roman"/>
-        </w:rPr>
-        <w:t>testbench</w:t>
-      </w:r>
-      <w:proofErr w:type="gramEnd"/>
+        <w:t>rocessor testbench</w:t>
+      </w:r>
       <w:r>
         <w:rPr>
           <w:rFonts w:ascii="Times New Roman" w:eastAsia="SimSun" w:hAnsi="Times New Roman" w:cs="Times New Roman"/>
@@ -15664,6 +15615,7 @@
         <w:rPr>
           <w:rFonts w:ascii="Times New Roman" w:eastAsia="SimSun" w:hAnsi="Times New Roman" w:cs="Times New Roman"/>
         </w:rPr>
+        <w:lastRenderedPageBreak/>
         <w:t xml:space="preserve">          </w:t>
       </w:r>
       <w:r>
@@ -15755,7 +15707,6 @@
         <w:rPr>
           <w:rFonts w:ascii="Times New Roman" w:eastAsia="SimSun" w:hAnsi="Times New Roman" w:cs="Times New Roman"/>
         </w:rPr>
-        <w:lastRenderedPageBreak/>
         <w:t xml:space="preserve">          </w:t>
       </w:r>
       <w:r>
@@ -15875,15 +15826,7 @@
         <w:t>of</w:t>
       </w:r>
       <w:r>
-        <w:t xml:space="preserve"> your learning from the course project, learning of course subjects, as well as learning from </w:t>
-      </w:r>
-      <w:proofErr w:type="gramStart"/>
-      <w:r>
-        <w:t>the teamwork</w:t>
-      </w:r>
-      <w:proofErr w:type="gramEnd"/>
-      <w:r>
-        <w:t xml:space="preserve"> experience. </w:t>
+        <w:t xml:space="preserve"> your learning from the course project, learning of course subjects, as well as learning from the teamwork experience. </w:t>
       </w:r>
     </w:p>
     <w:p>
@@ -16036,49 +15979,7 @@
         <w:rPr>
           <w:rFonts w:ascii="Times New Roman" w:eastAsia="SimSun" w:hAnsi="Times New Roman" w:cs="Times New Roman"/>
         </w:rPr>
-        <w:t xml:space="preserve">If you and/or your group </w:t>
-      </w:r>
-      <w:proofErr w:type="gramStart"/>
-      <w:r>
-        <w:rPr>
-          <w:rFonts w:ascii="Times New Roman" w:eastAsia="SimSun" w:hAnsi="Times New Roman" w:cs="Times New Roman"/>
-        </w:rPr>
-        <w:t>has</w:t>
-      </w:r>
-      <w:proofErr w:type="gramEnd"/>
-      <w:r>
-        <w:rPr>
-          <w:rFonts w:ascii="Times New Roman" w:eastAsia="SimSun" w:hAnsi="Times New Roman" w:cs="Times New Roman"/>
-        </w:rPr>
-        <w:t xml:space="preserve"> some extra information/work to share, please put it in this section. As an example, if you tried the extra </w:t>
-      </w:r>
-      <w:proofErr w:type="gramStart"/>
-      <w:r>
-        <w:rPr>
-          <w:rFonts w:ascii="Times New Roman" w:eastAsia="SimSun" w:hAnsi="Times New Roman" w:cs="Times New Roman"/>
-        </w:rPr>
-        <w:t>credits</w:t>
-      </w:r>
-      <w:proofErr w:type="gramEnd"/>
-      <w:r>
-        <w:rPr>
-          <w:rFonts w:ascii="Times New Roman" w:eastAsia="SimSun" w:hAnsi="Times New Roman" w:cs="Times New Roman"/>
-        </w:rPr>
-        <w:t xml:space="preserve"> part, you </w:t>
-      </w:r>
-      <w:proofErr w:type="gramStart"/>
-      <w:r>
-        <w:rPr>
-          <w:rFonts w:ascii="Times New Roman" w:eastAsia="SimSun" w:hAnsi="Times New Roman" w:cs="Times New Roman"/>
-        </w:rPr>
-        <w:t>can</w:t>
-      </w:r>
-      <w:proofErr w:type="gramEnd"/>
-      <w:r>
-        <w:rPr>
-          <w:rFonts w:ascii="Times New Roman" w:eastAsia="SimSun" w:hAnsi="Times New Roman" w:cs="Times New Roman"/>
-        </w:rPr>
-        <w:t xml:space="preserve"> have description and discussion on those contents here.</w:t>
+        <w:t>If you and/or your group has some extra information/work to share, please put it in this section. As an example, if you tried the extra credits part, you can have description and discussion on those contents here.</w:t>
       </w:r>
     </w:p>
     <w:sectPr>
